--- a/report/Отчет_Филадельфов_09-535_2_сем.docx
+++ b/report/Отчет_Филадельфов_09-535_2_сем.docx
@@ -1033,7 +1033,7 @@
               <w:rFonts w:cs="Times New Roman"/>
               <w:noProof/>
             </w:rPr>
-            <w:t xml:space="preserve">14</w:t>
+            <w:t xml:space="preserve">15</w:t>
           </w:r>
         </w:p>
         <w:p>
@@ -1075,7 +1075,7 @@
               <w:rFonts w:cs="Times New Roman"/>
               <w:noProof/>
             </w:rPr>
-            <w:t xml:space="preserve">21</w:t>
+            <w:t xml:space="preserve">22</w:t>
           </w:r>
         </w:p>
         <w:p>
@@ -1117,7 +1117,7 @@
               <w:rFonts w:cs="Times New Roman"/>
               <w:noProof/>
             </w:rPr>
-            <w:t xml:space="preserve">24</w:t>
+            <w:t xml:space="preserve">25</w:t>
           </w:r>
         </w:p>
         <w:p>
@@ -1159,7 +1159,7 @@
               <w:rFonts w:cs="Times New Roman"/>
               <w:noProof/>
             </w:rPr>
-            <w:t xml:space="preserve">27</w:t>
+            <w:t xml:space="preserve">28</w:t>
           </w:r>
         </w:p>
       </w:sdtContent>
@@ -4367,7 +4367,7 @@
           <w:sz w:val="28"/>
           <w:szCs w:val="28"/>
         </w:rPr>
-        <w:t xml:space="preserve">Всего проведено восемь серий экспериментов (таблица 4). Вычисления выполнялись на сервере с двумя процессорами Intel Xeon E5-2698 v4 (80 потоков), 64 ГБ памяти и графическим ускорителем NVIDIA Tesla V100: до 130 процессов обучения работали параллельно, суммарное время обучения моделей составило около 364 процессорных часов.</w:t>
+        <w:t xml:space="preserve">Всего проведено восемь серий экспериментов (таблица 4) — 6550 обучений. Вместе с первыми сериями, в которых использовался исходный энкодер π·tanh (раздел 4.2), на сервере обучена 8961 модель. Вычисления выполнялись на сервере с двумя процессорами Intel Xeon E5-2698 v4 (80 потоков), 64 ГБ памяти и графическим ускорителем NVIDIA Tesla V100: до 130 процессов обучения работали параллельно, суммарное время обучения моделей составило около 364 процессорных часов.</w:t>
       </w:r>
     </w:p>
     <w:p>
@@ -5223,6 +5223,120 @@
     </w:tbl>
     <w:p>
       <w:pPr>
+        <w:snapToGrid w:val="0"/>
+        <w:spacing w:line="360" w:lineRule="auto"/>
+        <w:ind w:firstLine="709"/>
+        <w:jc w:val="both"/>
+        <w:rPr>
+          <w:rFonts w:ascii="Times New Roman" w:eastAsia="Times New Roman" w:hAnsi="Times New Roman" w:cs="Times New Roman"/>
+          <w:sz w:val="28"/>
+          <w:szCs w:val="28"/>
+        </w:rPr>
+      </w:pPr>
+      <w:r>
+        <w:rPr>
+          <w:rFonts w:ascii="Times New Roman" w:eastAsia="Times New Roman" w:hAnsi="Times New Roman" w:cs="Times New Roman"/>
+          <w:sz w:val="28"/>
+          <w:szCs w:val="28"/>
+        </w:rPr>
+        <w:t xml:space="preserve">Для прозрачности все результаты опубликованы на сайте проекта https://tests.16vpn.uk [26] (рисунок 4). Сайт статический: во время расчётов модуль export_site раз в минуту собирал сводные данные из файлов результатов и журнала загрузки сервера и передавал их на внешний веб-сервер, поэтому ход экспериментов можно было наблюдать в реальном времени, а после завершения сайт хранит итоговые данные.</w:t>
+      </w:r>
+    </w:p>
+    <w:p>
+      <w:pPr>
+        <w:snapToGrid w:val="0"/>
+        <w:spacing w:line="360" w:lineRule="auto"/>
+        <w:ind w:firstLine="709"/>
+        <w:jc w:val="both"/>
+        <w:rPr>
+          <w:rFonts w:ascii="Times New Roman" w:eastAsia="Times New Roman" w:hAnsi="Times New Roman" w:cs="Times New Roman"/>
+          <w:sz w:val="28"/>
+          <w:szCs w:val="28"/>
+        </w:rPr>
+      </w:pPr>
+      <w:r>
+        <w:rPr>
+          <w:rFonts w:ascii="Times New Roman" w:eastAsia="Times New Roman" w:hAnsi="Times New Roman" w:cs="Times New Roman"/>
+          <w:sz w:val="28"/>
+          <w:szCs w:val="28"/>
+        </w:rPr>
+        <w:t xml:space="preserve">На вкладке «Результаты» для каждой серии экспериментов и замеров скорости приведены интерактивные графики и таблицы: средние значения, стандартные отклонения и результаты теста Уилкоксона; переключатель энкодера позволяет сравнить варианты гибридной модели. Отдельные вкладки описывают устройство библиотеки, эффект насыщения энкодера (раздел 4.2) и загрузку процессоров и графического ускорителя на протяжении всего прогона.</w:t>
+      </w:r>
+    </w:p>
+    <w:p>
+      <w:pPr>
+        <w:keepNext/>
+        <w:snapToGrid w:val="0"/>
+        <w:spacing w:line="360" w:lineRule="auto"/>
+        <w:jc w:val="center"/>
+        <w:rPr>
+          <w:rFonts w:ascii="Times New Roman" w:eastAsia="Times New Roman" w:hAnsi="Times New Roman" w:cs="Times New Roman"/>
+          <w:color w:val="000000"/>
+          <w:sz w:val="28"/>
+          <w:szCs w:val="28"/>
+        </w:rPr>
+      </w:pPr>
+      <w:r>
+        <w:drawing>
+          <wp:inline xmlns:a="http://schemas.openxmlformats.org/drawingml/2006/main" xmlns:pic="http://schemas.openxmlformats.org/drawingml/2006/picture">
+            <wp:extent cx="5220000" cy="3947899"/>
+            <wp:docPr id="4" name="Picture 4"/>
+            <wp:cNvGraphicFramePr>
+              <a:graphicFrameLocks noChangeAspect="1"/>
+            </wp:cNvGraphicFramePr>
+            <a:graphic>
+              <a:graphicData uri="http://schemas.openxmlformats.org/drawingml/2006/picture">
+                <pic:pic>
+                  <pic:nvPicPr>
+                    <pic:cNvPr id="0" name="fig_site.png"/>
+                    <pic:cNvPicPr/>
+                  </pic:nvPicPr>
+                  <pic:blipFill>
+                    <a:blip r:embed="rId26"/>
+                    <a:stretch>
+                      <a:fillRect/>
+                    </a:stretch>
+                  </pic:blipFill>
+                  <pic:spPr>
+                    <a:xfrm>
+                      <a:off x="0" y="0"/>
+                      <a:ext cx="5220000" cy="3947899"/>
+                    </a:xfrm>
+                    <a:prstGeom prst="rect"/>
+                  </pic:spPr>
+                </pic:pic>
+              </a:graphicData>
+            </a:graphic>
+          </wp:inline>
+        </w:drawing>
+      </w:r>
+    </w:p>
+    <w:p>
+      <w:pPr>
+        <w:snapToGrid w:val="0"/>
+        <w:spacing w:line="360" w:lineRule="auto"/>
+        <w:ind w:firstLine="709"/>
+        <w:mirrorIndents/>
+        <w:jc w:val="center"/>
+        <w:rPr>
+          <w:rFonts w:ascii="Times New Roman" w:eastAsia="Times New Roman" w:hAnsi="Times New Roman" w:cs="Times New Roman"/>
+          <w:color w:val="000000"/>
+          <w:sz w:val="28"/>
+          <w:szCs w:val="28"/>
+        </w:rPr>
+      </w:pPr>
+      <w:r>
+        <w:rPr>
+          <w:rFonts w:ascii="Times New Roman" w:eastAsia="Times New Roman" w:hAnsi="Times New Roman" w:cs="Times New Roman"/>
+          <w:color w:val="000000"/>
+          <w:sz w:val="28"/>
+          <w:szCs w:val="28"/>
+        </w:rPr>
+        <w:t xml:space="preserve">Рисунок 4 – Вкладка «Результаты» на сайте проекта</w:t>
+      </w:r>
+    </w:p>
+    <w:p>
+      <w:pPr>
         <w:rPr>
           <w:rFonts w:ascii="Times New Roman" w:hAnsi="Times New Roman" w:cs="Times New Roman"/>
           <w:b/>
@@ -5314,7 +5428,7 @@
           <w:sz w:val="28"/>
           <w:szCs w:val="28"/>
         </w:rPr>
-        <w:t xml:space="preserve">Результаты на табличных данных приведены в таблице 5 и на рисунке 4. Гибридная модель значимо точнее чистой квантовой сети на наборах Breast Cancer (+8,2 п. п.), Iris (+5,7 п. п.) и Wine (+8,1 п. п.; во всех случаях p ≤ 0,004): классический энкодер снимает ограничение чистой квантовой модели, у которой число признаков не может превышать число кубитов.</w:t>
+        <w:t xml:space="preserve">Результаты на табличных данных приведены в таблице 5 и на рисунке 5. Гибридная модель значимо точнее чистой квантовой сети на наборах Breast Cancer (+8,2 п. п.), Iris (+5,7 п. п.) и Wine (+8,1 п. п.; во всех случаях p ≤ 0,004): классический энкодер снимает ограничение чистой квантовой модели, у которой число признаков не может превышать число кубитов.</w:t>
       </w:r>
     </w:p>
     <w:p>
@@ -6682,7 +6796,7 @@
         <w:drawing>
           <wp:inline xmlns:a="http://schemas.openxmlformats.org/drawingml/2006/main" xmlns:pic="http://schemas.openxmlformats.org/drawingml/2006/picture">
             <wp:extent cx="5760000" cy="2264416"/>
-            <wp:docPr id="4" name="Picture 4"/>
+            <wp:docPr id="5" name="Picture 5"/>
             <wp:cNvGraphicFramePr>
               <a:graphicFrameLocks noChangeAspect="1"/>
             </wp:cNvGraphicFramePr>
@@ -6694,7 +6808,7 @@
                     <pic:cNvPicPr/>
                   </pic:nvPicPr>
                   <pic:blipFill>
-                    <a:blip r:embed="rId26"/>
+                    <a:blip r:embed="rId27"/>
                     <a:stretch>
                       <a:fillRect/>
                     </a:stretch>
@@ -6734,7 +6848,7 @@
           <w:sz w:val="28"/>
           <w:szCs w:val="28"/>
         </w:rPr>
-        <w:t xml:space="preserve">Рисунок 4 – Accuracy пяти моделей на табличных данных (среднее ± стандартное отклонение)</w:t>
+        <w:t xml:space="preserve">Рисунок 5 – Accuracy пяти моделей на табличных данных (среднее ± стандартное отклонение)</w:t>
       </w:r>
     </w:p>
     <w:p>
@@ -6799,7 +6913,7 @@
           <w:sz w:val="28"/>
           <w:szCs w:val="28"/>
         </w:rPr>
-        <w:t xml:space="preserve">В первой версии гибридной модели энкодер отображал признаки в углы вентилей функцией π·tanh. На изображениях (512 признаков) такая модель обучалась до уровня случайного угадывания: accuracy 13,8 % на MNIST и 11,7 % на Fashion-MNIST, а на PneumoniaMNIST модель предсказывала только один класс (рисунок 5). Анализ показал, что оптимизатор быстро увеличивает веса энкодера, функция tanh насыщается и углы стремятся к ±π. Но состояния RY(π)|0⟩ и RY(−π)|0⟩ различаются лишь глобальной фазой и неразличимы при измерении, поэтому информация о входе теряется. Модель bottleneck с тем же энкодером от насыщения почти не страдает, так как знак сигнала для неё сохраняется.</w:t>
+        <w:t xml:space="preserve">В первой версии гибридной модели энкодер отображал признаки в углы вентилей функцией π·tanh. На изображениях (512 признаков) такая модель обучалась до уровня случайного угадывания: accuracy 13,8 % на MNIST и 11,7 % на Fashion-MNIST, а на PneumoniaMNIST модель предсказывала только один класс (рисунок 6). Анализ показал, что оптимизатор быстро увеличивает веса энкодера, функция tanh насыщается и углы стремятся к ±π. Но состояния RY(π)|0⟩ и RY(−π)|0⟩ различаются лишь глобальной фазой и неразличимы при измерении, поэтому информация о входе теряется. Модель bottleneck с тем же энкодером от насыщения почти не страдает, так как знак сигнала для неё сохраняется.</w:t>
       </w:r>
     </w:p>
     <w:p>
@@ -6819,7 +6933,7 @@
         <w:drawing>
           <wp:inline xmlns:a="http://schemas.openxmlformats.org/drawingml/2006/main" xmlns:pic="http://schemas.openxmlformats.org/drawingml/2006/picture">
             <wp:extent cx="5760000" cy="2153815"/>
-            <wp:docPr id="5" name="Picture 5"/>
+            <wp:docPr id="6" name="Picture 6"/>
             <wp:cNvGraphicFramePr>
               <a:graphicFrameLocks noChangeAspect="1"/>
             </wp:cNvGraphicFramePr>
@@ -6831,7 +6945,7 @@
                     <pic:cNvPicPr/>
                   </pic:nvPicPr>
                   <pic:blipFill>
-                    <a:blip r:embed="rId27"/>
+                    <a:blip r:embed="rId28"/>
                     <a:stretch>
                       <a:fillRect/>
                     </a:stretch>
@@ -6871,7 +6985,7 @@
           <w:sz w:val="28"/>
           <w:szCs w:val="28"/>
         </w:rPr>
-        <w:t xml:space="preserve">Рисунок 5 – Accuracy гибридной модели при разных вариантах энкодера (обучающая выборка от 1000 объектов)</w:t>
+        <w:t xml:space="preserve">Рисунок 6 – Accuracy гибридной модели при разных вариантах энкодера (обучающая выборка от 1000 объектов)</w:t>
       </w:r>
     </w:p>
     <w:p>
@@ -6936,7 +7050,7 @@
           <w:sz w:val="28"/>
           <w:szCs w:val="28"/>
         </w:rPr>
-        <w:t xml:space="preserve">Зависимость качества от размера обучающей выборки для головы на 4 кубитах показана на рисунке 6, основные значения — в таблице 6. Гибридная модель значимо превосходит чистую квантовую сеть на MNIST, Fashion-MNIST и PneumoniaMNIST при большинстве размеров выборки (до +33 п. п. на MNIST), но уступает классическим моделям, особенно при малом числе примеров. Гипотеза о преимуществе квантовой головы при малых выборках в данной постановке не подтвердилась.</w:t>
+        <w:t xml:space="preserve">Зависимость качества от размера обучающей выборки для головы на 4 кубитах показана на рисунке 7, основные значения — в таблице 6. Гибридная модель значимо превосходит чистую квантовую сеть на MNIST, Fashion-MNIST и PneumoniaMNIST при большинстве размеров выборки (до +33 п. п. на MNIST), но уступает классическим моделям, особенно при малом числе примеров. Гипотеза о преимуществе квантовой головы при малых выборках в данной постановке не подтвердилась.</w:t>
       </w:r>
     </w:p>
     <w:p>
@@ -6956,7 +7070,7 @@
         <w:drawing>
           <wp:inline xmlns:a="http://schemas.openxmlformats.org/drawingml/2006/main" xmlns:pic="http://schemas.openxmlformats.org/drawingml/2006/picture">
             <wp:extent cx="5220000" cy="4142743"/>
-            <wp:docPr id="6" name="Picture 6"/>
+            <wp:docPr id="7" name="Picture 7"/>
             <wp:cNvGraphicFramePr>
               <a:graphicFrameLocks noChangeAspect="1"/>
             </wp:cNvGraphicFramePr>
@@ -6968,7 +7082,7 @@
                     <pic:cNvPicPr/>
                   </pic:nvPicPr>
                   <pic:blipFill>
-                    <a:blip r:embed="rId28"/>
+                    <a:blip r:embed="rId29"/>
                     <a:stretch>
                       <a:fillRect/>
                     </a:stretch>
@@ -7008,7 +7122,7 @@
           <w:sz w:val="28"/>
           <w:szCs w:val="28"/>
         </w:rPr>
-        <w:t xml:space="preserve">Рисунок 6 – Accuracy моделей на изображениях в зависимости от размера обучающей выборки (4 кубита)</w:t>
+        <w:t xml:space="preserve">Рисунок 7 – Accuracy моделей на изображениях в зависимости от размера обучающей выборки (4 кубита)</w:t>
       </w:r>
     </w:p>
     <w:p>
@@ -9069,7 +9183,7 @@
           <w:sz w:val="28"/>
           <w:szCs w:val="28"/>
         </w:rPr>
-        <w:t xml:space="preserve">Результаты по сетке «число кубитов × глубина» приведены на рисунке 7. Точность гибридной модели почти не зависит от параметров схемы (0,95–0,96 в среднем по наборам), тогда как чистая квантовая сеть чувствительна к глубине: при одном слое её точность 0,88–0,89, при четырёх — 0,92–0,95. Время обучения растёт экспоненциально с числом кубитов: эпоха гибридной модели занимает 0,26 с для 2 кубитов и 11,2 с для 12 кубитов.</w:t>
+        <w:t xml:space="preserve">Результаты по сетке «число кубитов × глубина» приведены на рисунке 8. Точность гибридной модели почти не зависит от параметров схемы (0,95–0,96 в среднем по наборам), тогда как чистая квантовая сеть чувствительна к глубине: при одном слое её точность 0,88–0,89, при четырёх — 0,92–0,95. Время обучения растёт экспоненциально с числом кубитов: эпоха гибридной модели занимает 0,26 с для 2 кубитов и 11,2 с для 12 кубитов.</w:t>
       </w:r>
     </w:p>
     <w:p>
@@ -9089,7 +9203,7 @@
         <w:drawing>
           <wp:inline xmlns:a="http://schemas.openxmlformats.org/drawingml/2006/main" xmlns:pic="http://schemas.openxmlformats.org/drawingml/2006/picture">
             <wp:extent cx="5760000" cy="3007880"/>
-            <wp:docPr id="7" name="Picture 7"/>
+            <wp:docPr id="8" name="Picture 8"/>
             <wp:cNvGraphicFramePr>
               <a:graphicFrameLocks noChangeAspect="1"/>
             </wp:cNvGraphicFramePr>
@@ -9101,7 +9215,7 @@
                     <pic:cNvPicPr/>
                   </pic:nvPicPr>
                   <pic:blipFill>
-                    <a:blip r:embed="rId29"/>
+                    <a:blip r:embed="rId30"/>
                     <a:stretch>
                       <a:fillRect/>
                     </a:stretch>
@@ -9141,7 +9255,7 @@
           <w:sz w:val="28"/>
           <w:szCs w:val="28"/>
         </w:rPr>
-        <w:t xml:space="preserve">Рисунок 7 – Accuracy квантовой и гибридной моделей в зависимости от числа кубитов и числа слоёв</w:t>
+        <w:t xml:space="preserve">Рисунок 8 – Accuracy квантовой и гибридной моделей в зависимости от числа кубитов и числа слоёв</w:t>
       </w:r>
     </w:p>
     <w:p>
@@ -9840,7 +9954,7 @@
           <w:sz w:val="28"/>
           <w:szCs w:val="28"/>
         </w:rPr>
-        <w:t xml:space="preserve">Дисперсия производной функции стоимости по параметру схемы при случайной инициализации оценивалась по 1000 наборам параметров для схем до 20 кубитов (рисунок 8). Для глобальной функции стоимости ⟨Z₀…Zₙ₋₁⟩ дисперсия убывает экспоненциально: при 20 слоях она падает с 0,13 для 2 кубитов до 4,4·10⁻⁷ для 20 кубитов, то есть примерно в 300 000 раз, что подтверждает эффект barren plateaus [16]. Для локальной функции ⟨Z₀Z₁⟩ в hardware-efficient анзаце дисперсия стабилизируется на уровне около 10⁻², что согласуется с теорией [17]; для strongly entangling анзаца затухание наблюдается и для локальной функции.</w:t>
+        <w:t xml:space="preserve">Дисперсия производной функции стоимости по параметру схемы при случайной инициализации оценивалась по 1000 наборам параметров для схем до 20 кубитов (рисунок 9). Для глобальной функции стоимости ⟨Z₀…Zₙ₋₁⟩ дисперсия убывает экспоненциально: при 20 слоях она падает с 0,13 для 2 кубитов до 4,4·10⁻⁷ для 20 кубитов, то есть примерно в 300 000 раз, что подтверждает эффект barren plateaus [16]. Для локальной функции ⟨Z₀Z₁⟩ в hardware-efficient анзаце дисперсия стабилизируется на уровне около 10⁻², что согласуется с теорией [17]; для strongly entangling анзаца затухание наблюдается и для локальной функции.</w:t>
       </w:r>
     </w:p>
     <w:p>
@@ -9860,7 +9974,7 @@
         <w:drawing>
           <wp:inline xmlns:a="http://schemas.openxmlformats.org/drawingml/2006/main" xmlns:pic="http://schemas.openxmlformats.org/drawingml/2006/picture">
             <wp:extent cx="5760000" cy="2199466"/>
-            <wp:docPr id="8" name="Picture 8"/>
+            <wp:docPr id="9" name="Picture 9"/>
             <wp:cNvGraphicFramePr>
               <a:graphicFrameLocks noChangeAspect="1"/>
             </wp:cNvGraphicFramePr>
@@ -9872,7 +9986,7 @@
                     <pic:cNvPicPr/>
                   </pic:nvPicPr>
                   <pic:blipFill>
-                    <a:blip r:embed="rId30"/>
+                    <a:blip r:embed="rId31"/>
                     <a:stretch>
                       <a:fillRect/>
                     </a:stretch>
@@ -9912,7 +10026,7 @@
           <w:sz w:val="28"/>
           <w:szCs w:val="28"/>
         </w:rPr>
-        <w:t xml:space="preserve">Рисунок 8 – Дисперсия градиента при разных стратегиях инициализации (HEA, 20 слоёв)</w:t>
+        <w:t xml:space="preserve">Рисунок 9 – Дисперсия градиента при разных стратегиях инициализации (HEA, 20 слоёв)</w:t>
       </w:r>
     </w:p>
     <w:p>
@@ -10076,7 +10190,7 @@
           <w:sz w:val="28"/>
           <w:szCs w:val="28"/>
         </w:rPr>
-        <w:t xml:space="preserve">Проведено восемь серий экспериментов — 6550 обучений моделей и 336 точек исследования градиентов. Гибридная модель значимо точнее чистой квантовой сети, устойчива к архитектуре схемы и числу измерений, но не превосходит классические модели равного размера. Гипотеза о преимуществе квантовой головы при малых выборках не подтвердилась; наименьший разрыв с классическими моделями наблюдается на медицинских изображениях. Выявлен эффект насыщения энкодера, при котором квантовый слой перестаёт передавать информацию о входе, и предложен способ его устранения. Подтверждён эффект barren plateaus до 20 кубитов и показано, что инициализация, близкая к тождественной, сохраняет градиенты локальной функции стоимости.</w:t>
+        <w:t xml:space="preserve">Проведено восемь серий экспериментов — 6550 обучений моделей и 336 точек исследования градиентов. Гибридная модель значимо точнее чистой квантовой сети, устойчива к архитектуре схемы и числу измерений, но не превосходит классические модели равного размера. Гипотеза о преимуществе квантовой головы при малых выборках не подтвердилась; наименьший разрыв с классическими моделями наблюдается на медицинских изображениях. Выявлен эффект насыщения энкодера, при котором квантовый слой перестаёт передавать информацию о входе, и предложен способ его устранения. Подтверждён эффект barren plateaus до 20 кубитов и показано, что инициализация, близкая к тождественной, сохраняет градиенты локальной функции стоимости. Все результаты с интерактивными графиками и журналом загрузки сервера опубликованы на сайте проекта.</w:t>
       </w:r>
     </w:p>
     <w:p>
@@ -11531,6 +11645,31 @@
           <w:szCs w:val="28"/>
         </w:rPr>
         <w:t xml:space="preserve">LeCun, Y. Gradient-based learning applied to document recognition / Y. LeCun, L. Bottou, Y. Bengio, P. Haffner // Proceedings of the IEEE. — 1998. — Vol. 86, № 11. — P. 2278–2324.</w:t>
+      </w:r>
+    </w:p>
+    <w:p>
+      <w:pPr>
+        <w:numPr>
+          <w:ilvl w:val="0"/>
+          <w:numId w:val="8"/>
+        </w:numPr>
+        <w:snapToGrid w:val="0"/>
+        <w:spacing w:line="360" w:lineRule="auto"/>
+        <w:ind w:left="0" w:firstLine="0"/>
+        <w:jc w:val="both"/>
+        <w:rPr>
+          <w:rFonts w:ascii="Times New Roman" w:eastAsia="Times New Roman" w:hAnsi="Times New Roman" w:cs="Times New Roman"/>
+          <w:sz w:val="28"/>
+          <w:szCs w:val="28"/>
+        </w:rPr>
+      </w:pPr>
+      <w:r>
+        <w:rPr>
+          <w:rFonts w:ascii="Times New Roman" w:eastAsia="Times New Roman" w:hAnsi="Times New Roman" w:cs="Times New Roman"/>
+          <w:sz w:val="28"/>
+          <w:szCs w:val="28"/>
+        </w:rPr>
+        <w:t xml:space="preserve">Qubik: гибридные квантово-классические нейронные сети [Электронный ресурс] : сайт проекта / Т. Г. Филадельфов. — URL: https://tests.16vpn.uk (дата обращения: 22.09.2026).</w:t>
       </w:r>
     </w:p>
     <w:p>

--- a/report/Отчет_Филадельфов_09-535_2_сем.docx
+++ b/report/Отчет_Филадельфов_09-535_2_сем.docx
@@ -4367,7 +4367,7 @@
           <w:sz w:val="28"/>
           <w:szCs w:val="28"/>
         </w:rPr>
-        <w:t xml:space="preserve">Всего проведено восемь серий экспериментов (таблица 4) — 6550 обучений. Вместе с первыми сериями, в которых использовался исходный энкодер π·tanh (раздел 4.2), на сервере обучена 8961 модель. Вычисления выполнялись на сервере с двумя процессорами Intel Xeon E5-2698 v4 (80 потоков), 64 ГБ памяти и графическим ускорителем NVIDIA Tesla V100: до 130 процессов обучения работали параллельно, суммарное время обучения моделей составило около 364 процессорных часов.</w:t>
+        <w:t xml:space="preserve">Всего проведено восемь серий экспериментов (таблица 4) — 6550 обучений. Вместе с первыми сериями, в которых использовался исходный энкодер π·tanh (раздел 4.2), на сервере обучена 8601 модель. Вычисления выполнялись на сервере с двумя процессорами Intel Xeon E5-2698 v4 (80 потоков), 64 ГБ памяти и графическим ускорителем NVIDIA Tesla V100: до 130 процессов обучения работали параллельно, суммарное время обучения моделей составило около 280 процессорных часов.</w:t>
       </w:r>
     </w:p>
     <w:p>

--- a/report/Отчет_Филадельфов_09-535_2_сем.docx
+++ b/report/Отчет_Филадельфов_09-535_2_сем.docx
@@ -935,7 +935,7 @@
               <w:rFonts w:cs="Times New Roman"/>
               <w:noProof/>
             </w:rPr>
-            <w:t xml:space="preserve">2. Квантовые и гибридные нейронные сети в PennyLane</w:t>
+            <w:t xml:space="preserve">2. Квантовая и гибридная модели в PennyLane</w:t>
           </w:r>
           <w:r>
             <w:rPr>
@@ -991,7 +991,7 @@
               <w:rFonts w:cs="Times New Roman"/>
               <w:noProof/>
             </w:rPr>
-            <w:t xml:space="preserve">8</w:t>
+            <w:t xml:space="preserve">7</w:t>
           </w:r>
         </w:p>
         <w:p>
@@ -1033,7 +1033,7 @@
               <w:rFonts w:cs="Times New Roman"/>
               <w:noProof/>
             </w:rPr>
-            <w:t xml:space="preserve">10</w:t>
+            <w:t xml:space="preserve">9</w:t>
           </w:r>
         </w:p>
         <w:p>
@@ -1075,7 +1075,7 @@
               <w:rFonts w:cs="Times New Roman"/>
               <w:noProof/>
             </w:rPr>
-            <w:t xml:space="preserve">15</w:t>
+            <w:t xml:space="preserve">13</w:t>
           </w:r>
         </w:p>
         <w:p>
@@ -1117,7 +1117,7 @@
               <w:rFonts w:cs="Times New Roman"/>
               <w:noProof/>
             </w:rPr>
-            <w:t xml:space="preserve">17</w:t>
+            <w:t xml:space="preserve">15</w:t>
           </w:r>
         </w:p>
         <w:p>
@@ -1145,7 +1145,7 @@
               <w:rFonts w:cs="Times New Roman"/>
               <w:noProof/>
             </w:rPr>
-            <w:t xml:space="preserve">ПРИЛОЖЕНИЕ</w:t>
+            <w:t xml:space="preserve">ПРИЛОЖЕНИЯ</w:t>
           </w:r>
           <w:r>
             <w:rPr>
@@ -1159,7 +1159,7 @@
               <w:rFonts w:cs="Times New Roman"/>
               <w:noProof/>
             </w:rPr>
-            <w:t xml:space="preserve">19</w:t>
+            <w:t xml:space="preserve">17</w:t>
           </w:r>
         </w:p>
       </w:sdtContent>
@@ -1220,7 +1220,7 @@
           <w:sz w:val="28"/>
           <w:szCs w:val="28"/>
         </w:rPr>
-        <w:t xml:space="preserve">Тема работы связана с разработкой библиотеки для работы с квантовыми гибридными нейронными сетями. В первом семестре был выполнен анализ предметной области и существующих программных инструментов. Во втором семестре работа перешла в практическую плоскость: необходимо было разобраться, как устроены и обучаются классические нейросетевые модели, которые служат точкой отсчёта для любых сравнений, и на практике проверить, как ведут себя квантовая и гибридная модели, построенные средствами библиотеки PennyLane [13].</w:t>
+        <w:t xml:space="preserve">Тема работы связана с разработкой библиотеки для работы с квантовыми гибридными нейронными сетями. В первом семестре был выполнен анализ предметной области и существующих программных инструментов. Во втором семестре работа перешла в практическую плоскость. Основное внимание было уделено классическим нейронным сетям — они служат точкой отсчёта для любого сравнения, — а также практической проверке квантовой и гибридной моделей, построенных средствами библиотеки PennyLane [15].</w:t>
       </w:r>
     </w:p>
     <w:p>
@@ -1241,28 +1241,7 @@
           <w:sz w:val="28"/>
           <w:szCs w:val="28"/>
         </w:rPr>
-        <w:t xml:space="preserve">Цель работы — исследовать классические нейросетевые модели классификации и сравнить их с квантовой и гибридной моделями PennyLane по качеству и времени обучения. Для достижения цели решались следующие задачи: изучить устройство и методы обучения многослойного перцептрона; исследовать влияние архитектуры сети, скорости обучения и функции активации на качество классификации; изучить принципы построения параметризованных квантовых схем и их интеграции с PyTorch; реализовать программу для обучения и сравнения моделей; провести эксперименты на пяти наборах данных с многократными запусками и проанализировать результаты.</w:t>
-      </w:r>
-    </w:p>
-    <w:p>
-      <w:pPr>
-        <w:snapToGrid w:val="0"/>
-        <w:spacing w:line="360" w:lineRule="auto"/>
-        <w:ind w:firstLine="709"/>
-        <w:jc w:val="both"/>
-        <w:rPr>
-          <w:rFonts w:ascii="Times New Roman" w:eastAsia="Times New Roman" w:hAnsi="Times New Roman" w:cs="Times New Roman"/>
-          <w:sz w:val="28"/>
-          <w:szCs w:val="28"/>
-        </w:rPr>
-      </w:pPr>
-      <w:r>
-        <w:rPr>
-          <w:rFonts w:ascii="Times New Roman" w:eastAsia="Times New Roman" w:hAnsi="Times New Roman" w:cs="Times New Roman"/>
-          <w:sz w:val="28"/>
-          <w:szCs w:val="28"/>
-        </w:rPr>
-        <w:t xml:space="preserve">Результаты этого этапа определяют направление дальнейшей работы над магистерской диссертацией: они показывают, где проходит граница возможностей существующих инструментов и какие требования должна учитывать собственная библиотека.</w:t>
+        <w:t xml:space="preserve">Цель работы — исследовать классические нейросетевые модели классификации и сравнить их с квантовой и гибридной моделями PennyLane. Для достижения цели решались следующие задачи: изучить устройство и методы обучения многослойного перцептрона; исследовать влияние архитектуры, скорости обучения и функции активации на качество классификации; исследовать переобучение и способы регуляризации; изучить принципы построения гибридных моделей в PennyLane; реализовать программу для обучения и сравнения моделей и провести эксперименты на пяти наборах данных с многократными запусками.</w:t>
       </w:r>
     </w:p>
     <w:p>
@@ -1317,7 +1296,7 @@
           <w:sz w:val="28"/>
           <w:szCs w:val="28"/>
         </w:rPr>
-        <w:t xml:space="preserve">Многослойный перцептрон (MLP) — последовательность полносвязных слоёв. Каждый слой вычисляет линейное преобразование входного вектора с обучаемыми весами и смещениями, после чего применяется нелинейная функция активации [1, 2]. Без нелинейности несколько слоёв сводились бы к одному линейному преобразованию. В работе рассматриваются две функции активации: ReLU, max(0, x), стандартная для скрытых слоёв, и гиперболический тангенс tanh, ограничивающий выход интервалом (−1, 1).</w:t>
+        <w:t xml:space="preserve">Многослойный перцептрон (MLP) — последовательность полносвязных слоёв [1, 2]. Слой преобразует входной вектор x в вектор h = f(Wx + b), где W — матрица весов, b — вектор смещений, f — нелинейная функция активации, применяемая поэлементно. Без нелинейности несколько слоёв сводились бы к одному линейному преобразованию. В работе рассматриваются функции ReLU, f(z) = max(0, z), — стандартная для скрытых слоёв, и гиперболический тангенс tanh, ограничивающий выход интервалом (−1, 1).</w:t>
       </w:r>
     </w:p>
     <w:p>
@@ -1338,7 +1317,7 @@
           <w:sz w:val="28"/>
           <w:szCs w:val="28"/>
         </w:rPr>
-        <w:t xml:space="preserve">Последний слой выдаёт по одному числу на класс. Функция потерь — перекрёстная энтропия между распределением, полученным из этих чисел функцией softmax, и истинной меткой. Обучение состоит в минимизации потерь градиентными методами: градиенты по всем параметрам вычисляются методом обратного распространения ошибки, который в PyTorch реализован механизмом автоматического дифференцирования autograd [12]. Для обновления параметров используется оптимизатор Adam [10], подбирающий величину шага для каждого параметра по оценкам первого и второго моментов градиента. Данные подаются пакетами по 32 объекта, один проход по обучающей выборке называется эпохой.</w:t>
+        <w:t xml:space="preserve">Последний слой выдаёт по одному числу zₖ на каждый из K классов. Функция softmax переводит их в вероятности pₖ = exp(zₖ) / Σⱼ exp(zⱼ), а функцией потерь служит перекрёстная энтропия L = −ln p_y, где y — истинный класс. Обучение — минимизация средних потерь по обучающей выборке градиентным методом: параметры θ сдвигаются в направлении антиградиента, θ ← θ − η∇L, где η — скорость обучения. Градиенты по всем параметрам вычисляются методом обратного распространения ошибки, то есть последовательным применением правила дифференцирования сложной функции от выхода сети к входу [1, 2]. В PyTorch это выполняет механизм автоматического дифференцирования autograd [14].</w:t>
       </w:r>
     </w:p>
     <w:p>
@@ -1359,7 +1338,7 @@
           <w:sz w:val="28"/>
           <w:szCs w:val="28"/>
         </w:rPr>
-        <w:t xml:space="preserve">Чтобы модель не переобучалась, выборка делится на обучающую, валидационную и тестовую части. Параметры обучаются на первой, по второй выбирается момент остановки: если потери на валидации не уменьшаются заданное число эпох подряд, обучение прекращается и восстанавливаются веса с наилучшей валидацией (ранняя остановка) [2, 3]. Тестовая часть используется только для итоговой оценки. Признаки предварительно стандартизуются: приводятся к нулевому среднему и единичной дисперсии, причём параметры стандартизации вычисляются только по обучающей части [4].</w:t>
+        <w:t xml:space="preserve">Для обновления параметров используется оптимизатор Adam [10]. Он хранит скользящие средние градиента и его квадрата и за счёт этого подбирает величину шага отдельно для каждого параметра, что делает обучение менее чувствительным к выбору скорости обучения. Градиент на каждом шаге оценивается по пакету из 32 объектов, один проход по всей обучающей выборке называется эпохой.</w:t>
       </w:r>
     </w:p>
     <w:p>
@@ -1380,7 +1359,7 @@
           <w:sz w:val="28"/>
           <w:szCs w:val="28"/>
         </w:rPr>
-        <w:t xml:space="preserve">Качество классификации оценивается четырьмя метриками [4, 5]. Accuracy — доля верных ответов. Precision класса — доля верных среди объектов, отнесённых моделью к этому классу, recall — доля найденных объектов класса, F1-score — их гармоническое среднее. Для многоклассовых задач precision, recall и F1 усредняются по классам с равными весами (macro-усреднение), поэтому ошибки на редких классах не маскируются частыми.</w:t>
+        <w:t xml:space="preserve">Главная опасность при обучении — переобучение: модель с большим числом параметров запоминает обучающие примеры, включая шум, и хуже работает на новых данных [2, 3]. Признак переобучения — разрыв между точностью на обучающей и на тестовой выборке. Поэтому выборка делится на три части: обучающую, валидационную и тестовую. Параметры подбираются на обучающей части, валидационная используется для контроля обучения, а тестовая — только для итоговой оценки. Признаки предварительно стандартизуются, причём среднее и дисперсия вычисляются только по обучающей части [4].</w:t>
       </w:r>
     </w:p>
     <w:p>
@@ -1401,7 +1380,28 @@
           <w:sz w:val="28"/>
           <w:szCs w:val="28"/>
         </w:rPr>
-        <w:t xml:space="preserve">Качество перцептрона зависит от гиперпараметров: числа и ширины скрытых слоёв, скорости обучения, функции активации [3, 6]. Слишком маленькая сеть не способна описать нелинейную границу классов, слишком большая на малых данных склонна к переобучению. Слишком малая скорость обучения замедляет сходимость, слишком большая делает её неустойчивой. Эти зависимости исследуются в разделе 4.1.</w:t>
+        <w:t xml:space="preserve">В работе рассматриваются два способа регуляризации. Ранняя остановка прекращает обучение, если потери на валидационной выборке не уменьшаются заданное число эпох подряд, и восстанавливает веса с наилучшей валидацией [12]. L2-регуляризация (weight decay) добавляет к функции потерь штраф λ‖θ‖², который удерживает веса вблизи нуля и делает функцию, реализуемую сетью, более гладкой [11].</w:t>
+      </w:r>
+    </w:p>
+    <w:p>
+      <w:pPr>
+        <w:snapToGrid w:val="0"/>
+        <w:spacing w:line="360" w:lineRule="auto"/>
+        <w:ind w:firstLine="709"/>
+        <w:jc w:val="both"/>
+        <w:rPr>
+          <w:rFonts w:ascii="Times New Roman" w:eastAsia="Times New Roman" w:hAnsi="Times New Roman" w:cs="Times New Roman"/>
+          <w:sz w:val="28"/>
+          <w:szCs w:val="28"/>
+        </w:rPr>
+      </w:pPr>
+      <w:r>
+        <w:rPr>
+          <w:rFonts w:ascii="Times New Roman" w:eastAsia="Times New Roman" w:hAnsi="Times New Roman" w:cs="Times New Roman"/>
+          <w:sz w:val="28"/>
+          <w:szCs w:val="28"/>
+        </w:rPr>
+        <w:t xml:space="preserve">Качество классификации оценивается четырьмя метриками [4, 5]. Accuracy — доля верных ответов. Precision класса — доля верных среди объектов, отнесённых моделью к этому классу, recall — доля найденных объектов класса, F1-score — их гармоническое среднее. Для многоклассовых задач precision, recall и F1 усредняются по классам с равными весами (macro-усреднение). Влияние архитектуры сети, скорости обучения, функции активации и регуляризации на эти метрики [3, 6] исследуется в разделах 4.1–4.3.</w:t>
       </w:r>
     </w:p>
     <w:p>
@@ -1435,7 +1435,7 @@
           <w:sz w:val="28"/>
           <w:szCs w:val="28"/>
         </w:rPr>
-        <w:t xml:space="preserve">Квантовые и гибридные нейронные сети в PennyLane</w:t>
+        <w:t xml:space="preserve">Квантовая и гибридная модели в PennyLane</w:t>
       </w:r>
     </w:p>
     <w:p>
@@ -1456,7 +1456,7 @@
           <w:sz w:val="28"/>
           <w:szCs w:val="28"/>
         </w:rPr>
-        <w:t xml:space="preserve">Состояние кубита описывается двумя комплексными амплитудами α и β: |ψ⟩ = α|0⟩ + β|1⟩, |α|² + |β|² = 1. При измерении кубит принимает значение 0 с вероятностью |α|² и 1 с вероятностью |β|² [8, 9]. Выходом квантовой схемы в работе служит среднее значение наблюдаемой Z для каждого кубита: ⟨Z⟩ = P(0) − P(1), число от −1 до 1. Состояние n кубитов описывается 2ⁿ амплитудами, поэтому моделирование схем на классическом компьютере требует экспоненциально растущих ресурсов.</w:t>
+        <w:t xml:space="preserve">Состояние кубита описывается двумя амплитудами: |ψ⟩ = α|0⟩ + β|1⟩, |α|² + |β|² = 1; при измерении он даёт 0 с вероятностью |α|² и 1 с вероятностью |β|² [8, 9]. Выходом квантовой схемы служит среднее значение ⟨Z⟩ = P(0) − P(1) для каждого кубита. Схема состоит из вращений кубитов на заданные углы и вентилей CNOT, связывающих кубиты между собой. Если часть углов задаётся входными данными, а часть обучается, схема становится обучаемой функцией [16]. Современные квантовые устройства невелики и зашумлены [18], а моделирование схем на обычном компьютере требует ресурсов, экспоненциально растущих с числом кубитов.</w:t>
       </w:r>
     </w:p>
     <w:p>
@@ -1477,49 +1477,7 @@
           <w:sz w:val="28"/>
           <w:szCs w:val="28"/>
         </w:rPr>
-        <w:t xml:space="preserve">Квантовая схема строится из вентилей. Вращения RX(θ), RY(θ), RZ(θ) поворачивают состояние кубита на угол θ, двухкубитный вентиль CNOT инвертирует целевой кубит, если управляющий находится в состоянии 1, и создаёт запутанность между кубитами. Если часть углов вращения задаётся входными данными, а часть является обучаемыми параметрами, схема становится обучаемой функцией — параметризованной, или вариационной, квантовой схемой [14, 17].</w:t>
-      </w:r>
-    </w:p>
-    <w:p>
-      <w:pPr>
-        <w:snapToGrid w:val="0"/>
-        <w:spacing w:line="360" w:lineRule="auto"/>
-        <w:ind w:firstLine="709"/>
-        <w:jc w:val="both"/>
-        <w:rPr>
-          <w:rFonts w:ascii="Times New Roman" w:eastAsia="Times New Roman" w:hAnsi="Times New Roman" w:cs="Times New Roman"/>
-          <w:sz w:val="28"/>
-          <w:szCs w:val="28"/>
-        </w:rPr>
-      </w:pPr>
-      <w:r>
-        <w:rPr>
-          <w:rFonts w:ascii="Times New Roman" w:eastAsia="Times New Roman" w:hAnsi="Times New Roman" w:cs="Times New Roman"/>
-          <w:sz w:val="28"/>
-          <w:szCs w:val="28"/>
-        </w:rPr>
-        <w:t xml:space="preserve">В библиотеке PennyLane [13] схема описывается функцией Python — квантовым узлом (QNode), который исполняется на симуляторе default.qubit. В работе используются два стандартных шаблона. AngleEmbedding кодирует признаки в углы вращений RY, по одному признаку на кубит. StronglyEntanglingLayers — вариационный слой: произвольное вращение Rot (три обучаемых угла) на каждом кубите и кольцо вентилей CNOT; слой повторяется L раз. Обёртка qml.qnn.TorchLayer превращает узел в обычный модуль PyTorch, так что квантовую схему можно вставить в нейронную сеть как слой, а её параметры обучаются тем же оптимизатором. Градиенты по параметрам схемы в симуляторе вычисляются обратным распространением, а на реальном квантовом устройстве — по правилу сдвига параметра, требующему двух дополнительных запусков схемы на каждый параметр [15].</w:t>
-      </w:r>
-    </w:p>
-    <w:p>
-      <w:pPr>
-        <w:snapToGrid w:val="0"/>
-        <w:spacing w:line="360" w:lineRule="auto"/>
-        <w:ind w:firstLine="709"/>
-        <w:jc w:val="both"/>
-        <w:rPr>
-          <w:rFonts w:ascii="Times New Roman" w:eastAsia="Times New Roman" w:hAnsi="Times New Roman" w:cs="Times New Roman"/>
-          <w:sz w:val="28"/>
-          <w:szCs w:val="28"/>
-        </w:rPr>
-      </w:pPr>
-      <w:r>
-        <w:rPr>
-          <w:rFonts w:ascii="Times New Roman" w:eastAsia="Times New Roman" w:hAnsi="Times New Roman" w:cs="Times New Roman"/>
-          <w:sz w:val="28"/>
-          <w:szCs w:val="28"/>
-        </w:rPr>
-        <w:t xml:space="preserve">На основе этих средств построены две модели (рисунок 1). Квантовая нейронная сеть (Quantum QNN) получает признаки, сжатые методом главных компонент до числа кубитов, кодирует их в схему на 4 кубитах с двумя вариационными слоями и линейно отображает четыре значения ⟨Z⟩ в классы. Гибридная модель (Hybrid QNN) содержит классический энкодер — линейный слой, отображающий все признаки в четыре числа, которые функцией (π/2)·tanh переводятся в углы кодирования, — ту же квантовую схему и выходной линейный слой, как в работе [16]. Энкодер обучается вместе со схемой, поэтому гибридная модель не ограничена требованием, чтобы число признаков совпадало с числом кубитов.</w:t>
+        <w:t xml:space="preserve">В PennyLane [15] используются стандартные шаблоны: AngleEmbedding кодирует признаки в углы вращений, по одному на кубит; StronglyEntanglingLayers — обучаемый слой вращений и вентилей CNOT; обёртка qml.qnn.TorchLayer превращает схему в модуль PyTorch. На их основе построены две модели с четырьмя кубитами и двумя слоями. Квантовая сеть (Quantum QNN) подаёт признаки в схему напрямую, а четыре значения ⟨Z⟩ линейно отображает в классы. Гибридная модель (Hybrid QNN, рисунок 1) содержит классический энкодер — линейный слой и функцию (π/2)·tanh, переводящие признаки в четыре угла, — ту же схему и выходной слой [17].</w:t>
       </w:r>
     </w:p>
     <w:p>
@@ -1538,7 +1496,7 @@
       <w:r>
         <w:drawing>
           <wp:inline xmlns:a="http://schemas.openxmlformats.org/drawingml/2006/main" xmlns:pic="http://schemas.openxmlformats.org/drawingml/2006/picture">
-            <wp:extent cx="5400000" cy="1944000"/>
+            <wp:extent cx="4860000" cy="1749600"/>
             <wp:docPr id="1" name="Picture 1"/>
             <wp:cNvGraphicFramePr>
               <a:graphicFrameLocks noChangeAspect="1"/>
@@ -1559,7 +1517,7 @@
                   <pic:spPr>
                     <a:xfrm>
                       <a:off x="0" y="0"/>
-                      <a:ext cx="5400000" cy="1944000"/>
+                      <a:ext cx="4860000" cy="1749600"/>
                     </a:xfrm>
                     <a:prstGeom prst="rect"/>
                   </pic:spPr>
@@ -1646,7 +1604,7 @@
           <w:sz w:val="28"/>
           <w:szCs w:val="28"/>
         </w:rPr>
-        <w:t xml:space="preserve">Программа написана на Python с использованием PyTorch [12], PennyLane [13] и Scikit-Learn [11]. Этапы работы вынесены в отдельные модули (таблица 1), общая схема показана на рисунке 2. Все модели обучаются одной и той же процедурой, поэтому различия в результатах связаны с архитектурой модели, а не с условиями запуска.</w:t>
+        <w:t xml:space="preserve">Программа написана на Python с использованием PyTorch [14], PennyLane [15] и Scikit-Learn [13]. Этапы работы вынесены в отдельные модули (таблица 1), общая схема показана на рисунке 2. Все модели обучаются одной и той же процедурой, поэтому различия в результатах связаны с моделью, а не с условиями запуска.</w:t>
       </w:r>
     </w:p>
     <w:p>
@@ -1875,7 +1833,7 @@
                 <w:sz w:val="28"/>
                 <w:szCs w:val="28"/>
               </w:rPr>
-              <w:t xml:space="preserve">Обучение с ранней остановкой, расчёт accuracy, precision, recall, F1-score</w:t>
+              <w:t xml:space="preserve">Обучение с ранней остановкой и регуляризацией, расчёт accuracy, precision, recall, F1-score</w:t>
             </w:r>
           </w:p>
         </w:tc>
@@ -1936,7 +1894,7 @@
                 <w:sz w:val="28"/>
                 <w:szCs w:val="28"/>
               </w:rPr>
-              <w:t xml:space="preserve">Модели MLP, Quantum QNN и Hybrid QNN, описание серий экспериментов, параллельный запуск, сохранение результатов</w:t>
+              <w:t xml:space="preserve">Модели MLP, Quantum QNN и Hybrid QNN, серии экспериментов, параллельный запуск, сохранение результатов</w:t>
             </w:r>
           </w:p>
         </w:tc>
@@ -2019,7 +1977,7 @@
       <w:r>
         <w:drawing>
           <wp:inline xmlns:a="http://schemas.openxmlformats.org/drawingml/2006/main" xmlns:pic="http://schemas.openxmlformats.org/drawingml/2006/picture">
-            <wp:extent cx="5400000" cy="1782000"/>
+            <wp:extent cx="5220000" cy="1722600"/>
             <wp:docPr id="2" name="Picture 2"/>
             <wp:cNvGraphicFramePr>
               <a:graphicFrameLocks noChangeAspect="1"/>
@@ -2040,7 +1998,7 @@
                   <pic:spPr>
                     <a:xfrm>
                       <a:off x="0" y="0"/>
-                      <a:ext cx="5400000" cy="1782000"/>
+                      <a:ext cx="5220000" cy="1722600"/>
                     </a:xfrm>
                     <a:prstGeom prst="rect"/>
                   </pic:spPr>
@@ -2093,7 +2051,7 @@
           <w:sz w:val="28"/>
           <w:szCs w:val="28"/>
         </w:rPr>
-        <w:t xml:space="preserve">Эксперименты проводились на пяти табличных наборах данных (таблица 2). Iris, Wine и Breast Cancer встроены в Scikit-Learn [11]; Moons и Circles — синтетические двумерные задачи, для решения которых нужна нелинейная граница между классами.</w:t>
+        <w:t xml:space="preserve">Эксперименты проводились на пяти табличных наборах данных (таблица 2). Iris, Wine и Breast Cancer встроены в Scikit-Learn [13]; Moons и Circles — синтетические двумерные задачи, для которых нужна нелинейная граница между классами.</w:t>
       </w:r>
     </w:p>
     <w:p>
@@ -3040,7 +2998,7 @@
           <w:sz w:val="28"/>
           <w:szCs w:val="28"/>
         </w:rPr>
-        <w:t xml:space="preserve">Данные делились стратифицированно на обучающую, валидационную и тестовую выборки в пропорции 60/20/20. Для Quantum QNN признаки Wine и Breast Cancer сжимались методом главных компонент до четырёх; у Iris признаков ровно четыре, а два признака Moons и Circles кодируются на первые два кубита. Обучение: Adam со скоростью 0,01, пакет 32 объекта, до 300 эпох с ранней остановкой после 30 эпох без улучшения валидационных потерь.</w:t>
+        <w:t xml:space="preserve">Данные делились стратифицированно на обучающую, валидационную и тестовую выборки в пропорции 60/20/20. Для Quantum QNN признаки Wine и Breast Cancer сжимались методом главных компонент до четырёх. Обучение: Adam со скоростью 0,01, пакет 32 объекта, до 300 эпох с ранней остановкой после 30 эпох без улучшения валидационных потерь, если в серии не указано иное.</w:t>
       </w:r>
     </w:p>
     <w:p>
@@ -3061,7 +3019,7 @@
           <w:sz w:val="28"/>
           <w:szCs w:val="28"/>
         </w:rPr>
-        <w:t xml:space="preserve">Первый вариант эксперимента, выполненный в середине семестра, содержал по одному запуску каждой модели с фиксированным числом эпох. Результаты такого сравнения оказались неустойчивыми: смена случайного разбиения меняла порядок моделей. Поэтому методика была расширена: каждая конфигурация запускается с десятью значениями seed (0–9), который задаёт и разбиение данных, и начальные веса модели, а модели сравниваются на одинаковых seed парным критерием Уилкоксона на уровне значимости 0,05 [7]. Всего проведено четыре серии экспериментов (таблица 3). Запуски выполнялись параллельно в 11 процессах на ноутбуке с процессором Intel Core i7-9750H.</w:t>
+        <w:t xml:space="preserve">Первый вариант эксперимента, выполненный в середине семестра, содержал по одному запуску каждой модели с фиксированным числом эпох, и его результаты оказались неустойчивыми: смена случайного разбиения меняла порядок моделей. Поэтому каждая конфигурация запускалась с десятью значениями seed (0–9), который задаёт и разбиение данных, и начальные веса, а модели сравнивались на одинаковых seed парным критерием Уилкоксона на уровне значимости 0,05 [7]. Проведено четыре серии экспериментов (таблица 3); запуски выполнялись параллельно в 11 процессах на ноутбуке с процессором Intel Core i7-9750H.</w:t>
       </w:r>
     </w:p>
     <w:p>
@@ -3408,7 +3366,7 @@
                 <w:sz w:val="28"/>
                 <w:szCs w:val="28"/>
               </w:rPr>
-              <w:t xml:space="preserve">Сравнение с PennyLane</w:t>
+              <w:t xml:space="preserve">Регуляризация</w:t>
             </w:r>
           </w:p>
         </w:tc>
@@ -3436,7 +3394,7 @@
                 <w:sz w:val="28"/>
                 <w:szCs w:val="28"/>
               </w:rPr>
-              <w:t xml:space="preserve">MLP 32–16, MLP равного размера, Hybrid QNN, Quantum QNN × 5 наборов</w:t>
+              <w:t xml:space="preserve">ранняя остановка × weight decay 0 / 0,001 / 0,01 × 5 наборов</w:t>
             </w:r>
           </w:p>
         </w:tc>
@@ -3464,7 +3422,7 @@
                 <w:sz w:val="28"/>
                 <w:szCs w:val="28"/>
               </w:rPr>
-              <w:t xml:space="preserve">200</w:t>
+              <w:t xml:space="preserve">300</w:t>
             </w:r>
           </w:p>
         </w:tc>
@@ -3497,7 +3455,7 @@
                 <w:sz w:val="28"/>
                 <w:szCs w:val="28"/>
               </w:rPr>
-              <w:t xml:space="preserve">Время обучения</w:t>
+              <w:t xml:space="preserve">Сравнение с PennyLane</w:t>
             </w:r>
           </w:p>
         </w:tc>
@@ -3525,7 +3483,7 @@
                 <w:sz w:val="28"/>
                 <w:szCs w:val="28"/>
               </w:rPr>
-              <w:t xml:space="preserve">Hybrid QNN на 2–10 кубитах и MLP, 20 эпох</w:t>
+              <w:t xml:space="preserve">MLP 32–16, MLP равного размера, Hybrid QNN, Quantum QNN × 5 наборов</w:t>
             </w:r>
           </w:p>
         </w:tc>
@@ -3553,7 +3511,7 @@
                 <w:sz w:val="28"/>
                 <w:szCs w:val="28"/>
               </w:rPr>
-              <w:t xml:space="preserve">18</w:t>
+              <w:t xml:space="preserve">200</w:t>
             </w:r>
           </w:p>
         </w:tc>
@@ -3634,7 +3592,7 @@
           <w:sz w:val="28"/>
           <w:szCs w:val="28"/>
         </w:rPr>
-        <w:t xml:space="preserve">В первой серии исследовалось влияние архитектуры перцептрона: от одного скрытого слоя из 8 нейронов (266 параметров на Breast Cancer) до трёх слоёв 64–32–16 (4626 параметров). Результаты приведены в таблице 4 и на рисунке 3.</w:t>
+        <w:t xml:space="preserve">В первой серии исследовалось влияние архитектуры перцептрона: от одного скрытого слоя из 8 нейронов (266 параметров на Breast Cancer) до трёх слоёв 64–32–16 (4626 параметров). Результаты приведены в таблице 4.</w:t>
       </w:r>
     </w:p>
     <w:p>
@@ -5695,78 +5653,6 @@
     </w:tbl>
     <w:p>
       <w:pPr>
-        <w:keepNext/>
-        <w:snapToGrid w:val="0"/>
-        <w:spacing w:line="360" w:lineRule="auto"/>
-        <w:jc w:val="center"/>
-        <w:rPr>
-          <w:rFonts w:ascii="Times New Roman" w:eastAsia="Times New Roman" w:hAnsi="Times New Roman" w:cs="Times New Roman"/>
-          <w:color w:val="000000"/>
-          <w:sz w:val="28"/>
-          <w:szCs w:val="28"/>
-        </w:rPr>
-      </w:pPr>
-      <w:r>
-        <w:drawing>
-          <wp:inline xmlns:a="http://schemas.openxmlformats.org/drawingml/2006/main" xmlns:pic="http://schemas.openxmlformats.org/drawingml/2006/picture">
-            <wp:extent cx="5220000" cy="2145240"/>
-            <wp:docPr id="3" name="Picture 3"/>
-            <wp:cNvGraphicFramePr>
-              <a:graphicFrameLocks noChangeAspect="1"/>
-            </wp:cNvGraphicFramePr>
-            <a:graphic>
-              <a:graphicData uri="http://schemas.openxmlformats.org/drawingml/2006/picture">
-                <pic:pic>
-                  <pic:nvPicPr>
-                    <pic:cNvPr id="0" name="fig_arch.png"/>
-                    <pic:cNvPicPr/>
-                  </pic:nvPicPr>
-                  <pic:blipFill>
-                    <a:blip r:embed="rId25"/>
-                    <a:stretch>
-                      <a:fillRect/>
-                    </a:stretch>
-                  </pic:blipFill>
-                  <pic:spPr>
-                    <a:xfrm>
-                      <a:off x="0" y="0"/>
-                      <a:ext cx="5220000" cy="2145240"/>
-                    </a:xfrm>
-                    <a:prstGeom prst="rect"/>
-                  </pic:spPr>
-                </pic:pic>
-              </a:graphicData>
-            </a:graphic>
-          </wp:inline>
-        </w:drawing>
-      </w:r>
-    </w:p>
-    <w:p>
-      <w:pPr>
-        <w:snapToGrid w:val="0"/>
-        <w:spacing w:line="360" w:lineRule="auto"/>
-        <w:ind w:firstLine="709"/>
-        <w:mirrorIndents/>
-        <w:jc w:val="center"/>
-        <w:rPr>
-          <w:rFonts w:ascii="Times New Roman" w:eastAsia="Times New Roman" w:hAnsi="Times New Roman" w:cs="Times New Roman"/>
-          <w:color w:val="000000"/>
-          <w:sz w:val="28"/>
-          <w:szCs w:val="28"/>
-        </w:rPr>
-      </w:pPr>
-      <w:r>
-        <w:rPr>
-          <w:rFonts w:ascii="Times New Roman" w:eastAsia="Times New Roman" w:hAnsi="Times New Roman" w:cs="Times New Roman"/>
-          <w:color w:val="000000"/>
-          <w:sz w:val="28"/>
-          <w:szCs w:val="28"/>
-        </w:rPr>
-        <w:t xml:space="preserve">Рисунок 3 – Accuracy перцептрона при разной архитектуре скрытых слоёв</w:t>
-      </w:r>
-    </w:p>
-    <w:p>
-      <w:pPr>
         <w:snapToGrid w:val="0"/>
         <w:spacing w:line="360" w:lineRule="auto"/>
         <w:ind w:firstLine="709"/>
@@ -7906,7 +7792,7 @@
           <w:szCs w:val="28"/>
           <w:b/>
         </w:rPr>
-        <w:t xml:space="preserve">4.3 Сравнение с квантовой и гибридной моделями PennyLane</w:t>
+        <w:t xml:space="preserve">4.3 Переобучение и регуляризация</w:t>
       </w:r>
     </w:p>
     <w:p>
@@ -7927,7 +7813,7 @@
           <w:sz w:val="28"/>
           <w:szCs w:val="28"/>
         </w:rPr>
-        <w:t xml:space="preserve">В третьей серии перцептроны сравнивались с моделями PennyLane (таблица 6, рисунок 4). Кроме перцептрона 32–16 в сравнение включён перцептрон равного размера — с одним скрытым слоем, ширина которого подобрана так, чтобы число параметров совпадало с гибридной моделью (например, 59 параметров на Iris). Это позволяет отделить влияние архитектуры от влияния размера модели.</w:t>
+        <w:t xml:space="preserve">В третьей серии исследовалось переобучение самой крупной сети 64–32–16. Она обучалась 300 эпох без ранней остановки и с ней, с разной силой L2-регуляризации (таблица 6). Для каждого варианта измерялась точность на обучающей и на тестовой выборке; их разность показывает степень переобучения.</w:t>
       </w:r>
     </w:p>
     <w:p>
@@ -7951,7 +7837,1636 @@
           <w:sz w:val="28"/>
           <w:szCs w:val="28"/>
         </w:rPr>
-        <w:t xml:space="preserve">Таблица 6 – Сравнение моделей (среднее по 10 запускам)</w:t>
+        <w:t xml:space="preserve">Таблица 6 – Переобучение перцептрона 64–32–16 (среднее по 5 наборам и 10 запускам)</w:t>
+      </w:r>
+    </w:p>
+    <w:tbl>
+      <w:tblPr>
+        <w:tblW w:w="9353" w:type="dxa"/>
+        <w:tblCellSpacing w:w="0" w:type="dxa"/>
+        <w:tblBorders>
+          <w:top w:val="single" w:sz="4" w:space="0" w:color="auto"/>
+          <w:left w:val="single" w:sz="4" w:space="0" w:color="auto"/>
+          <w:bottom w:val="single" w:sz="4" w:space="0" w:color="auto"/>
+          <w:right w:val="single" w:sz="4" w:space="0" w:color="auto"/>
+          <w:insideH w:val="single" w:sz="4" w:space="0" w:color="auto"/>
+          <w:insideV w:val="single" w:sz="4" w:space="0" w:color="auto"/>
+        </w:tblBorders>
+        <w:tblCellMar>
+          <w:left w:w="85" w:type="dxa"/>
+          <w:right w:w="85" w:type="dxa"/>
+        </w:tblCellMar>
+        <w:tblLook w:val="04A0" w:firstRow="1" w:lastRow="0" w:firstColumn="1" w:lastColumn="0" w:noHBand="0" w:noVBand="1"/>
+      </w:tblPr>
+      <w:tblGrid>
+        <w:gridCol w:w="1927"/>
+        <w:gridCol w:w="1474"/>
+        <w:gridCol w:w="1474"/>
+        <w:gridCol w:w="1474"/>
+        <w:gridCol w:w="1587"/>
+        <w:gridCol w:w="1417"/>
+      </w:tblGrid>
+      <w:tr>
+        <w:trPr>
+          <w:cantSplit/>
+          <w:tblCellSpacing w:w="0" w:type="dxa"/>
+          <w:tblHeader/>
+        </w:trPr>
+        <w:tc>
+          <w:tcPr>
+            <w:tcW w:w="1927" w:type="dxa"/>
+            <w:tcMar>
+              <w:top w:w="15" w:type="dxa"/>
+              <w:left w:w="15" w:type="dxa"/>
+              <w:bottom w:w="15" w:type="dxa"/>
+              <w:right w:w="15" w:type="dxa"/>
+            </w:tcMar>
+            <w:vAlign w:val="center"/>
+            <w:hideMark/>
+          </w:tcPr>
+          <w:p>
+            <w:pPr>
+              <w:snapToGrid w:val="0"/>
+              <w:spacing w:before="0" w:after="0" w:line="240" w:lineRule="auto"/>
+              <w:jc w:val="center"/>
+              <w:rPr>
+                <w:rFonts w:ascii="Times New Roman" w:eastAsia="Times New Roman" w:hAnsi="Times New Roman" w:cs="Times New Roman"/>
+                <w:color w:val="000000"/>
+                <w:sz w:val="28"/>
+                <w:szCs w:val="28"/>
+              </w:rPr>
+            </w:pPr>
+            <w:r>
+              <w:rPr>
+                <w:rFonts w:ascii="Times New Roman" w:eastAsia="Times New Roman" w:hAnsi="Times New Roman" w:cs="Times New Roman"/>
+                <w:color w:val="000000"/>
+                <w:sz w:val="28"/>
+                <w:szCs w:val="28"/>
+              </w:rPr>
+              <w:t xml:space="preserve">Ранняя остановка</w:t>
+            </w:r>
+          </w:p>
+        </w:tc>
+        <w:tc>
+          <w:tcPr>
+            <w:tcW w:w="1474" w:type="dxa"/>
+            <w:tcMar>
+              <w:top w:w="15" w:type="dxa"/>
+              <w:left w:w="15" w:type="dxa"/>
+              <w:bottom w:w="15" w:type="dxa"/>
+              <w:right w:w="15" w:type="dxa"/>
+            </w:tcMar>
+            <w:vAlign w:val="center"/>
+            <w:hideMark/>
+          </w:tcPr>
+          <w:p>
+            <w:pPr>
+              <w:snapToGrid w:val="0"/>
+              <w:spacing w:before="0" w:after="0" w:line="240" w:lineRule="auto"/>
+              <w:jc w:val="center"/>
+              <w:rPr>
+                <w:rFonts w:ascii="Times New Roman" w:eastAsia="Times New Roman" w:hAnsi="Times New Roman" w:cs="Times New Roman"/>
+                <w:color w:val="000000"/>
+                <w:sz w:val="28"/>
+                <w:szCs w:val="28"/>
+              </w:rPr>
+            </w:pPr>
+            <w:r>
+              <w:rPr>
+                <w:rFonts w:ascii="Times New Roman" w:eastAsia="Times New Roman" w:hAnsi="Times New Roman" w:cs="Times New Roman"/>
+                <w:color w:val="000000"/>
+                <w:sz w:val="28"/>
+                <w:szCs w:val="28"/>
+              </w:rPr>
+              <w:t xml:space="preserve">Weight decay</w:t>
+            </w:r>
+          </w:p>
+        </w:tc>
+        <w:tc>
+          <w:tcPr>
+            <w:tcW w:w="1474" w:type="dxa"/>
+            <w:tcMar>
+              <w:top w:w="15" w:type="dxa"/>
+              <w:left w:w="15" w:type="dxa"/>
+              <w:bottom w:w="15" w:type="dxa"/>
+              <w:right w:w="15" w:type="dxa"/>
+            </w:tcMar>
+            <w:vAlign w:val="center"/>
+            <w:hideMark/>
+          </w:tcPr>
+          <w:p>
+            <w:pPr>
+              <w:snapToGrid w:val="0"/>
+              <w:spacing w:before="0" w:after="0" w:line="240" w:lineRule="auto"/>
+              <w:jc w:val="center"/>
+              <w:rPr>
+                <w:rFonts w:ascii="Times New Roman" w:eastAsia="Times New Roman" w:hAnsi="Times New Roman" w:cs="Times New Roman"/>
+                <w:color w:val="000000"/>
+                <w:sz w:val="28"/>
+                <w:szCs w:val="28"/>
+              </w:rPr>
+            </w:pPr>
+            <w:r>
+              <w:rPr>
+                <w:rFonts w:ascii="Times New Roman" w:eastAsia="Times New Roman" w:hAnsi="Times New Roman" w:cs="Times New Roman"/>
+                <w:color w:val="000000"/>
+                <w:sz w:val="28"/>
+                <w:szCs w:val="28"/>
+              </w:rPr>
+              <w:t xml:space="preserve">Accuracy (обуч.)</w:t>
+            </w:r>
+          </w:p>
+        </w:tc>
+        <w:tc>
+          <w:tcPr>
+            <w:tcW w:w="1474" w:type="dxa"/>
+            <w:tcMar>
+              <w:top w:w="15" w:type="dxa"/>
+              <w:left w:w="15" w:type="dxa"/>
+              <w:bottom w:w="15" w:type="dxa"/>
+              <w:right w:w="15" w:type="dxa"/>
+            </w:tcMar>
+            <w:vAlign w:val="center"/>
+            <w:hideMark/>
+          </w:tcPr>
+          <w:p>
+            <w:pPr>
+              <w:snapToGrid w:val="0"/>
+              <w:spacing w:before="0" w:after="0" w:line="240" w:lineRule="auto"/>
+              <w:jc w:val="center"/>
+              <w:rPr>
+                <w:rFonts w:ascii="Times New Roman" w:eastAsia="Times New Roman" w:hAnsi="Times New Roman" w:cs="Times New Roman"/>
+                <w:color w:val="000000"/>
+                <w:sz w:val="28"/>
+                <w:szCs w:val="28"/>
+              </w:rPr>
+            </w:pPr>
+            <w:r>
+              <w:rPr>
+                <w:rFonts w:ascii="Times New Roman" w:eastAsia="Times New Roman" w:hAnsi="Times New Roman" w:cs="Times New Roman"/>
+                <w:color w:val="000000"/>
+                <w:sz w:val="28"/>
+                <w:szCs w:val="28"/>
+              </w:rPr>
+              <w:t xml:space="preserve">Accuracy (тест)</w:t>
+            </w:r>
+          </w:p>
+        </w:tc>
+        <w:tc>
+          <w:tcPr>
+            <w:tcW w:w="1587" w:type="dxa"/>
+            <w:tcMar>
+              <w:top w:w="15" w:type="dxa"/>
+              <w:left w:w="15" w:type="dxa"/>
+              <w:bottom w:w="15" w:type="dxa"/>
+              <w:right w:w="15" w:type="dxa"/>
+            </w:tcMar>
+            <w:vAlign w:val="center"/>
+            <w:hideMark/>
+          </w:tcPr>
+          <w:p>
+            <w:pPr>
+              <w:snapToGrid w:val="0"/>
+              <w:spacing w:before="0" w:after="0" w:line="240" w:lineRule="auto"/>
+              <w:jc w:val="center"/>
+              <w:rPr>
+                <w:rFonts w:ascii="Times New Roman" w:eastAsia="Times New Roman" w:hAnsi="Times New Roman" w:cs="Times New Roman"/>
+                <w:color w:val="000000"/>
+                <w:sz w:val="28"/>
+                <w:szCs w:val="28"/>
+              </w:rPr>
+            </w:pPr>
+            <w:r>
+              <w:rPr>
+                <w:rFonts w:ascii="Times New Roman" w:eastAsia="Times New Roman" w:hAnsi="Times New Roman" w:cs="Times New Roman"/>
+                <w:color w:val="000000"/>
+                <w:sz w:val="28"/>
+                <w:szCs w:val="28"/>
+              </w:rPr>
+              <w:t xml:space="preserve">Разрыв, п. п.</w:t>
+            </w:r>
+          </w:p>
+        </w:tc>
+        <w:tc>
+          <w:tcPr>
+            <w:tcW w:w="1417" w:type="dxa"/>
+            <w:tcMar>
+              <w:top w:w="15" w:type="dxa"/>
+              <w:left w:w="15" w:type="dxa"/>
+              <w:bottom w:w="15" w:type="dxa"/>
+              <w:right w:w="15" w:type="dxa"/>
+            </w:tcMar>
+            <w:vAlign w:val="center"/>
+            <w:hideMark/>
+          </w:tcPr>
+          <w:p>
+            <w:pPr>
+              <w:snapToGrid w:val="0"/>
+              <w:spacing w:before="0" w:after="0" w:line="240" w:lineRule="auto"/>
+              <w:jc w:val="center"/>
+              <w:rPr>
+                <w:rFonts w:ascii="Times New Roman" w:eastAsia="Times New Roman" w:hAnsi="Times New Roman" w:cs="Times New Roman"/>
+                <w:color w:val="000000"/>
+                <w:sz w:val="28"/>
+                <w:szCs w:val="28"/>
+              </w:rPr>
+            </w:pPr>
+            <w:r>
+              <w:rPr>
+                <w:rFonts w:ascii="Times New Roman" w:eastAsia="Times New Roman" w:hAnsi="Times New Roman" w:cs="Times New Roman"/>
+                <w:color w:val="000000"/>
+                <w:sz w:val="28"/>
+                <w:szCs w:val="28"/>
+              </w:rPr>
+              <w:t xml:space="preserve">Эпох</w:t>
+            </w:r>
+          </w:p>
+        </w:tc>
+      </w:tr>
+      <w:tr>
+        <w:trPr>
+          <w:cantSplit/>
+          <w:tblCellSpacing w:w="0" w:type="dxa"/>
+        </w:trPr>
+        <w:tc>
+          <w:tcPr>
+            <w:tcW w:w="1927" w:type="dxa"/>
+            <w:tcMar>
+              <w:top w:w="15" w:type="dxa"/>
+              <w:left w:w="15" w:type="dxa"/>
+              <w:bottom w:w="15" w:type="dxa"/>
+              <w:right w:w="15" w:type="dxa"/>
+            </w:tcMar>
+            <w:vAlign w:val="center"/>
+            <w:hideMark/>
+          </w:tcPr>
+          <w:p>
+            <w:pPr>
+              <w:snapToGrid w:val="0"/>
+              <w:spacing w:before="0" w:after="0" w:line="240" w:lineRule="auto"/>
+              <w:jc w:val="left"/>
+              <w:rPr>
+                <w:rFonts w:ascii="Times New Roman" w:eastAsia="Times New Roman" w:hAnsi="Times New Roman" w:cs="Times New Roman"/>
+                <w:color w:val="000000"/>
+                <w:sz w:val="28"/>
+                <w:szCs w:val="28"/>
+              </w:rPr>
+            </w:pPr>
+            <w:r>
+              <w:rPr>
+                <w:rFonts w:ascii="Times New Roman" w:eastAsia="Times New Roman" w:hAnsi="Times New Roman" w:cs="Times New Roman"/>
+                <w:color w:val="000000"/>
+                <w:sz w:val="28"/>
+                <w:szCs w:val="28"/>
+              </w:rPr>
+              <w:t xml:space="preserve">нет</w:t>
+            </w:r>
+          </w:p>
+        </w:tc>
+        <w:tc>
+          <w:tcPr>
+            <w:tcW w:w="1474" w:type="dxa"/>
+            <w:tcMar>
+              <w:top w:w="15" w:type="dxa"/>
+              <w:left w:w="15" w:type="dxa"/>
+              <w:bottom w:w="15" w:type="dxa"/>
+              <w:right w:w="15" w:type="dxa"/>
+            </w:tcMar>
+            <w:vAlign w:val="center"/>
+            <w:hideMark/>
+          </w:tcPr>
+          <w:p>
+            <w:pPr>
+              <w:snapToGrid w:val="0"/>
+              <w:spacing w:before="0" w:after="0" w:line="240" w:lineRule="auto"/>
+              <w:jc w:val="left"/>
+              <w:rPr>
+                <w:rFonts w:ascii="Times New Roman" w:eastAsia="Times New Roman" w:hAnsi="Times New Roman" w:cs="Times New Roman"/>
+                <w:color w:val="000000"/>
+                <w:sz w:val="28"/>
+                <w:szCs w:val="28"/>
+              </w:rPr>
+            </w:pPr>
+            <w:r>
+              <w:rPr>
+                <w:rFonts w:ascii="Times New Roman" w:eastAsia="Times New Roman" w:hAnsi="Times New Roman" w:cs="Times New Roman"/>
+                <w:color w:val="000000"/>
+                <w:sz w:val="28"/>
+                <w:szCs w:val="28"/>
+              </w:rPr>
+              <w:t xml:space="preserve">0</w:t>
+            </w:r>
+          </w:p>
+        </w:tc>
+        <w:tc>
+          <w:tcPr>
+            <w:tcW w:w="1474" w:type="dxa"/>
+            <w:tcMar>
+              <w:top w:w="15" w:type="dxa"/>
+              <w:left w:w="15" w:type="dxa"/>
+              <w:bottom w:w="15" w:type="dxa"/>
+              <w:right w:w="15" w:type="dxa"/>
+            </w:tcMar>
+            <w:vAlign w:val="center"/>
+            <w:hideMark/>
+          </w:tcPr>
+          <w:p>
+            <w:pPr>
+              <w:snapToGrid w:val="0"/>
+              <w:spacing w:before="0" w:after="0" w:line="240" w:lineRule="auto"/>
+              <w:jc w:val="center"/>
+              <w:rPr>
+                <w:rFonts w:ascii="Times New Roman" w:eastAsia="Times New Roman" w:hAnsi="Times New Roman" w:cs="Times New Roman"/>
+                <w:color w:val="000000"/>
+                <w:sz w:val="28"/>
+                <w:szCs w:val="28"/>
+              </w:rPr>
+            </w:pPr>
+            <w:r>
+              <w:rPr>
+                <w:rFonts w:ascii="Times New Roman" w:eastAsia="Times New Roman" w:hAnsi="Times New Roman" w:cs="Times New Roman"/>
+                <w:color w:val="000000"/>
+                <w:sz w:val="28"/>
+                <w:szCs w:val="28"/>
+              </w:rPr>
+              <w:t xml:space="preserve">0,996</w:t>
+            </w:r>
+          </w:p>
+        </w:tc>
+        <w:tc>
+          <w:tcPr>
+            <w:tcW w:w="1474" w:type="dxa"/>
+            <w:tcMar>
+              <w:top w:w="15" w:type="dxa"/>
+              <w:left w:w="15" w:type="dxa"/>
+              <w:bottom w:w="15" w:type="dxa"/>
+              <w:right w:w="15" w:type="dxa"/>
+            </w:tcMar>
+            <w:vAlign w:val="center"/>
+            <w:hideMark/>
+          </w:tcPr>
+          <w:p>
+            <w:pPr>
+              <w:snapToGrid w:val="0"/>
+              <w:spacing w:before="0" w:after="0" w:line="240" w:lineRule="auto"/>
+              <w:jc w:val="center"/>
+              <w:rPr>
+                <w:rFonts w:ascii="Times New Roman" w:eastAsia="Times New Roman" w:hAnsi="Times New Roman" w:cs="Times New Roman"/>
+                <w:color w:val="000000"/>
+                <w:sz w:val="28"/>
+                <w:szCs w:val="28"/>
+              </w:rPr>
+            </w:pPr>
+            <w:r>
+              <w:rPr>
+                <w:rFonts w:ascii="Times New Roman" w:eastAsia="Times New Roman" w:hAnsi="Times New Roman" w:cs="Times New Roman"/>
+                <w:color w:val="000000"/>
+                <w:sz w:val="28"/>
+                <w:szCs w:val="28"/>
+              </w:rPr>
+              <w:t xml:space="preserve">0,966</w:t>
+            </w:r>
+          </w:p>
+        </w:tc>
+        <w:tc>
+          <w:tcPr>
+            <w:tcW w:w="1587" w:type="dxa"/>
+            <w:tcMar>
+              <w:top w:w="15" w:type="dxa"/>
+              <w:left w:w="15" w:type="dxa"/>
+              <w:bottom w:w="15" w:type="dxa"/>
+              <w:right w:w="15" w:type="dxa"/>
+            </w:tcMar>
+            <w:vAlign w:val="center"/>
+            <w:hideMark/>
+          </w:tcPr>
+          <w:p>
+            <w:pPr>
+              <w:snapToGrid w:val="0"/>
+              <w:spacing w:before="0" w:after="0" w:line="240" w:lineRule="auto"/>
+              <w:jc w:val="center"/>
+              <w:rPr>
+                <w:rFonts w:ascii="Times New Roman" w:eastAsia="Times New Roman" w:hAnsi="Times New Roman" w:cs="Times New Roman"/>
+                <w:color w:val="000000"/>
+                <w:sz w:val="28"/>
+                <w:szCs w:val="28"/>
+              </w:rPr>
+            </w:pPr>
+            <w:r>
+              <w:rPr>
+                <w:rFonts w:ascii="Times New Roman" w:eastAsia="Times New Roman" w:hAnsi="Times New Roman" w:cs="Times New Roman"/>
+                <w:color w:val="000000"/>
+                <w:sz w:val="28"/>
+                <w:szCs w:val="28"/>
+              </w:rPr>
+              <w:t xml:space="preserve">3,0</w:t>
+            </w:r>
+          </w:p>
+        </w:tc>
+        <w:tc>
+          <w:tcPr>
+            <w:tcW w:w="1417" w:type="dxa"/>
+            <w:tcMar>
+              <w:top w:w="15" w:type="dxa"/>
+              <w:left w:w="15" w:type="dxa"/>
+              <w:bottom w:w="15" w:type="dxa"/>
+              <w:right w:w="15" w:type="dxa"/>
+            </w:tcMar>
+            <w:vAlign w:val="center"/>
+            <w:hideMark/>
+          </w:tcPr>
+          <w:p>
+            <w:pPr>
+              <w:snapToGrid w:val="0"/>
+              <w:spacing w:before="0" w:after="0" w:line="240" w:lineRule="auto"/>
+              <w:jc w:val="center"/>
+              <w:rPr>
+                <w:rFonts w:ascii="Times New Roman" w:eastAsia="Times New Roman" w:hAnsi="Times New Roman" w:cs="Times New Roman"/>
+                <w:color w:val="000000"/>
+                <w:sz w:val="28"/>
+                <w:szCs w:val="28"/>
+              </w:rPr>
+            </w:pPr>
+            <w:r>
+              <w:rPr>
+                <w:rFonts w:ascii="Times New Roman" w:eastAsia="Times New Roman" w:hAnsi="Times New Roman" w:cs="Times New Roman"/>
+                <w:color w:val="000000"/>
+                <w:sz w:val="28"/>
+                <w:szCs w:val="28"/>
+              </w:rPr>
+              <w:t xml:space="preserve">300</w:t>
+            </w:r>
+          </w:p>
+        </w:tc>
+      </w:tr>
+      <w:tr>
+        <w:trPr>
+          <w:cantSplit/>
+          <w:tblCellSpacing w:w="0" w:type="dxa"/>
+        </w:trPr>
+        <w:tc>
+          <w:tcPr>
+            <w:tcW w:w="1927" w:type="dxa"/>
+            <w:tcMar>
+              <w:top w:w="15" w:type="dxa"/>
+              <w:left w:w="15" w:type="dxa"/>
+              <w:bottom w:w="15" w:type="dxa"/>
+              <w:right w:w="15" w:type="dxa"/>
+            </w:tcMar>
+            <w:vAlign w:val="center"/>
+            <w:hideMark/>
+          </w:tcPr>
+          <w:p>
+            <w:pPr>
+              <w:snapToGrid w:val="0"/>
+              <w:spacing w:before="0" w:after="0" w:line="240" w:lineRule="auto"/>
+              <w:jc w:val="left"/>
+              <w:rPr>
+                <w:rFonts w:ascii="Times New Roman" w:eastAsia="Times New Roman" w:hAnsi="Times New Roman" w:cs="Times New Roman"/>
+                <w:color w:val="000000"/>
+                <w:sz w:val="28"/>
+                <w:szCs w:val="28"/>
+              </w:rPr>
+            </w:pPr>
+            <w:r>
+              <w:rPr>
+                <w:rFonts w:ascii="Times New Roman" w:eastAsia="Times New Roman" w:hAnsi="Times New Roman" w:cs="Times New Roman"/>
+                <w:color w:val="000000"/>
+                <w:sz w:val="28"/>
+                <w:szCs w:val="28"/>
+              </w:rPr>
+              <w:t xml:space="preserve">нет</w:t>
+            </w:r>
+          </w:p>
+        </w:tc>
+        <w:tc>
+          <w:tcPr>
+            <w:tcW w:w="1474" w:type="dxa"/>
+            <w:tcMar>
+              <w:top w:w="15" w:type="dxa"/>
+              <w:left w:w="15" w:type="dxa"/>
+              <w:bottom w:w="15" w:type="dxa"/>
+              <w:right w:w="15" w:type="dxa"/>
+            </w:tcMar>
+            <w:vAlign w:val="center"/>
+            <w:hideMark/>
+          </w:tcPr>
+          <w:p>
+            <w:pPr>
+              <w:snapToGrid w:val="0"/>
+              <w:spacing w:before="0" w:after="0" w:line="240" w:lineRule="auto"/>
+              <w:jc w:val="left"/>
+              <w:rPr>
+                <w:rFonts w:ascii="Times New Roman" w:eastAsia="Times New Roman" w:hAnsi="Times New Roman" w:cs="Times New Roman"/>
+                <w:color w:val="000000"/>
+                <w:sz w:val="28"/>
+                <w:szCs w:val="28"/>
+              </w:rPr>
+            </w:pPr>
+            <w:r>
+              <w:rPr>
+                <w:rFonts w:ascii="Times New Roman" w:eastAsia="Times New Roman" w:hAnsi="Times New Roman" w:cs="Times New Roman"/>
+                <w:color w:val="000000"/>
+                <w:sz w:val="28"/>
+                <w:szCs w:val="28"/>
+              </w:rPr>
+              <w:t xml:space="preserve">0,001</w:t>
+            </w:r>
+          </w:p>
+        </w:tc>
+        <w:tc>
+          <w:tcPr>
+            <w:tcW w:w="1474" w:type="dxa"/>
+            <w:tcMar>
+              <w:top w:w="15" w:type="dxa"/>
+              <w:left w:w="15" w:type="dxa"/>
+              <w:bottom w:w="15" w:type="dxa"/>
+              <w:right w:w="15" w:type="dxa"/>
+            </w:tcMar>
+            <w:vAlign w:val="center"/>
+            <w:hideMark/>
+          </w:tcPr>
+          <w:p>
+            <w:pPr>
+              <w:snapToGrid w:val="0"/>
+              <w:spacing w:before="0" w:after="0" w:line="240" w:lineRule="auto"/>
+              <w:jc w:val="center"/>
+              <w:rPr>
+                <w:rFonts w:ascii="Times New Roman" w:eastAsia="Times New Roman" w:hAnsi="Times New Roman" w:cs="Times New Roman"/>
+                <w:color w:val="000000"/>
+                <w:sz w:val="28"/>
+                <w:szCs w:val="28"/>
+              </w:rPr>
+            </w:pPr>
+            <w:r>
+              <w:rPr>
+                <w:rFonts w:ascii="Times New Roman" w:eastAsia="Times New Roman" w:hAnsi="Times New Roman" w:cs="Times New Roman"/>
+                <w:color w:val="000000"/>
+                <w:sz w:val="28"/>
+                <w:szCs w:val="28"/>
+              </w:rPr>
+              <w:t xml:space="preserve">0,993</w:t>
+            </w:r>
+          </w:p>
+        </w:tc>
+        <w:tc>
+          <w:tcPr>
+            <w:tcW w:w="1474" w:type="dxa"/>
+            <w:tcMar>
+              <w:top w:w="15" w:type="dxa"/>
+              <w:left w:w="15" w:type="dxa"/>
+              <w:bottom w:w="15" w:type="dxa"/>
+              <w:right w:w="15" w:type="dxa"/>
+            </w:tcMar>
+            <w:vAlign w:val="center"/>
+            <w:hideMark/>
+          </w:tcPr>
+          <w:p>
+            <w:pPr>
+              <w:snapToGrid w:val="0"/>
+              <w:spacing w:before="0" w:after="0" w:line="240" w:lineRule="auto"/>
+              <w:jc w:val="center"/>
+              <w:rPr>
+                <w:rFonts w:ascii="Times New Roman" w:eastAsia="Times New Roman" w:hAnsi="Times New Roman" w:cs="Times New Roman"/>
+                <w:color w:val="000000"/>
+                <w:sz w:val="28"/>
+                <w:szCs w:val="28"/>
+              </w:rPr>
+            </w:pPr>
+            <w:r>
+              <w:rPr>
+                <w:rFonts w:ascii="Times New Roman" w:eastAsia="Times New Roman" w:hAnsi="Times New Roman" w:cs="Times New Roman"/>
+                <w:color w:val="000000"/>
+                <w:sz w:val="28"/>
+                <w:szCs w:val="28"/>
+              </w:rPr>
+              <w:t xml:space="preserve">0,963</w:t>
+            </w:r>
+          </w:p>
+        </w:tc>
+        <w:tc>
+          <w:tcPr>
+            <w:tcW w:w="1587" w:type="dxa"/>
+            <w:tcMar>
+              <w:top w:w="15" w:type="dxa"/>
+              <w:left w:w="15" w:type="dxa"/>
+              <w:bottom w:w="15" w:type="dxa"/>
+              <w:right w:w="15" w:type="dxa"/>
+            </w:tcMar>
+            <w:vAlign w:val="center"/>
+            <w:hideMark/>
+          </w:tcPr>
+          <w:p>
+            <w:pPr>
+              <w:snapToGrid w:val="0"/>
+              <w:spacing w:before="0" w:after="0" w:line="240" w:lineRule="auto"/>
+              <w:jc w:val="center"/>
+              <w:rPr>
+                <w:rFonts w:ascii="Times New Roman" w:eastAsia="Times New Roman" w:hAnsi="Times New Roman" w:cs="Times New Roman"/>
+                <w:color w:val="000000"/>
+                <w:sz w:val="28"/>
+                <w:szCs w:val="28"/>
+              </w:rPr>
+            </w:pPr>
+            <w:r>
+              <w:rPr>
+                <w:rFonts w:ascii="Times New Roman" w:eastAsia="Times New Roman" w:hAnsi="Times New Roman" w:cs="Times New Roman"/>
+                <w:color w:val="000000"/>
+                <w:sz w:val="28"/>
+                <w:szCs w:val="28"/>
+              </w:rPr>
+              <w:t xml:space="preserve">3,0</w:t>
+            </w:r>
+          </w:p>
+        </w:tc>
+        <w:tc>
+          <w:tcPr>
+            <w:tcW w:w="1417" w:type="dxa"/>
+            <w:tcMar>
+              <w:top w:w="15" w:type="dxa"/>
+              <w:left w:w="15" w:type="dxa"/>
+              <w:bottom w:w="15" w:type="dxa"/>
+              <w:right w:w="15" w:type="dxa"/>
+            </w:tcMar>
+            <w:vAlign w:val="center"/>
+            <w:hideMark/>
+          </w:tcPr>
+          <w:p>
+            <w:pPr>
+              <w:snapToGrid w:val="0"/>
+              <w:spacing w:before="0" w:after="0" w:line="240" w:lineRule="auto"/>
+              <w:jc w:val="center"/>
+              <w:rPr>
+                <w:rFonts w:ascii="Times New Roman" w:eastAsia="Times New Roman" w:hAnsi="Times New Roman" w:cs="Times New Roman"/>
+                <w:color w:val="000000"/>
+                <w:sz w:val="28"/>
+                <w:szCs w:val="28"/>
+              </w:rPr>
+            </w:pPr>
+            <w:r>
+              <w:rPr>
+                <w:rFonts w:ascii="Times New Roman" w:eastAsia="Times New Roman" w:hAnsi="Times New Roman" w:cs="Times New Roman"/>
+                <w:color w:val="000000"/>
+                <w:sz w:val="28"/>
+                <w:szCs w:val="28"/>
+              </w:rPr>
+              <w:t xml:space="preserve">300</w:t>
+            </w:r>
+          </w:p>
+        </w:tc>
+      </w:tr>
+      <w:tr>
+        <w:trPr>
+          <w:cantSplit/>
+          <w:tblCellSpacing w:w="0" w:type="dxa"/>
+        </w:trPr>
+        <w:tc>
+          <w:tcPr>
+            <w:tcW w:w="1927" w:type="dxa"/>
+            <w:tcMar>
+              <w:top w:w="15" w:type="dxa"/>
+              <w:left w:w="15" w:type="dxa"/>
+              <w:bottom w:w="15" w:type="dxa"/>
+              <w:right w:w="15" w:type="dxa"/>
+            </w:tcMar>
+            <w:vAlign w:val="center"/>
+            <w:hideMark/>
+          </w:tcPr>
+          <w:p>
+            <w:pPr>
+              <w:snapToGrid w:val="0"/>
+              <w:spacing w:before="0" w:after="0" w:line="240" w:lineRule="auto"/>
+              <w:jc w:val="left"/>
+              <w:rPr>
+                <w:rFonts w:ascii="Times New Roman" w:eastAsia="Times New Roman" w:hAnsi="Times New Roman" w:cs="Times New Roman"/>
+                <w:color w:val="000000"/>
+                <w:sz w:val="28"/>
+                <w:szCs w:val="28"/>
+              </w:rPr>
+            </w:pPr>
+            <w:r>
+              <w:rPr>
+                <w:rFonts w:ascii="Times New Roman" w:eastAsia="Times New Roman" w:hAnsi="Times New Roman" w:cs="Times New Roman"/>
+                <w:color w:val="000000"/>
+                <w:sz w:val="28"/>
+                <w:szCs w:val="28"/>
+              </w:rPr>
+              <w:t xml:space="preserve">нет</w:t>
+            </w:r>
+          </w:p>
+        </w:tc>
+        <w:tc>
+          <w:tcPr>
+            <w:tcW w:w="1474" w:type="dxa"/>
+            <w:tcMar>
+              <w:top w:w="15" w:type="dxa"/>
+              <w:left w:w="15" w:type="dxa"/>
+              <w:bottom w:w="15" w:type="dxa"/>
+              <w:right w:w="15" w:type="dxa"/>
+            </w:tcMar>
+            <w:vAlign w:val="center"/>
+            <w:hideMark/>
+          </w:tcPr>
+          <w:p>
+            <w:pPr>
+              <w:snapToGrid w:val="0"/>
+              <w:spacing w:before="0" w:after="0" w:line="240" w:lineRule="auto"/>
+              <w:jc w:val="left"/>
+              <w:rPr>
+                <w:rFonts w:ascii="Times New Roman" w:eastAsia="Times New Roman" w:hAnsi="Times New Roman" w:cs="Times New Roman"/>
+                <w:color w:val="000000"/>
+                <w:sz w:val="28"/>
+                <w:szCs w:val="28"/>
+              </w:rPr>
+            </w:pPr>
+            <w:r>
+              <w:rPr>
+                <w:rFonts w:ascii="Times New Roman" w:eastAsia="Times New Roman" w:hAnsi="Times New Roman" w:cs="Times New Roman"/>
+                <w:color w:val="000000"/>
+                <w:sz w:val="28"/>
+                <w:szCs w:val="28"/>
+              </w:rPr>
+              <w:t xml:space="preserve">0,01</w:t>
+            </w:r>
+          </w:p>
+        </w:tc>
+        <w:tc>
+          <w:tcPr>
+            <w:tcW w:w="1474" w:type="dxa"/>
+            <w:tcMar>
+              <w:top w:w="15" w:type="dxa"/>
+              <w:left w:w="15" w:type="dxa"/>
+              <w:bottom w:w="15" w:type="dxa"/>
+              <w:right w:w="15" w:type="dxa"/>
+            </w:tcMar>
+            <w:vAlign w:val="center"/>
+            <w:hideMark/>
+          </w:tcPr>
+          <w:p>
+            <w:pPr>
+              <w:snapToGrid w:val="0"/>
+              <w:spacing w:before="0" w:after="0" w:line="240" w:lineRule="auto"/>
+              <w:jc w:val="center"/>
+              <w:rPr>
+                <w:rFonts w:ascii="Times New Roman" w:eastAsia="Times New Roman" w:hAnsi="Times New Roman" w:cs="Times New Roman"/>
+                <w:color w:val="000000"/>
+                <w:sz w:val="28"/>
+                <w:szCs w:val="28"/>
+              </w:rPr>
+            </w:pPr>
+            <w:r>
+              <w:rPr>
+                <w:rFonts w:ascii="Times New Roman" w:eastAsia="Times New Roman" w:hAnsi="Times New Roman" w:cs="Times New Roman"/>
+                <w:color w:val="000000"/>
+                <w:sz w:val="28"/>
+                <w:szCs w:val="28"/>
+              </w:rPr>
+              <w:t xml:space="preserve">0,985</w:t>
+            </w:r>
+          </w:p>
+        </w:tc>
+        <w:tc>
+          <w:tcPr>
+            <w:tcW w:w="1474" w:type="dxa"/>
+            <w:tcMar>
+              <w:top w:w="15" w:type="dxa"/>
+              <w:left w:w="15" w:type="dxa"/>
+              <w:bottom w:w="15" w:type="dxa"/>
+              <w:right w:w="15" w:type="dxa"/>
+            </w:tcMar>
+            <w:vAlign w:val="center"/>
+            <w:hideMark/>
+          </w:tcPr>
+          <w:p>
+            <w:pPr>
+              <w:snapToGrid w:val="0"/>
+              <w:spacing w:before="0" w:after="0" w:line="240" w:lineRule="auto"/>
+              <w:jc w:val="center"/>
+              <w:rPr>
+                <w:rFonts w:ascii="Times New Roman" w:eastAsia="Times New Roman" w:hAnsi="Times New Roman" w:cs="Times New Roman"/>
+                <w:color w:val="000000"/>
+                <w:sz w:val="28"/>
+                <w:szCs w:val="28"/>
+              </w:rPr>
+            </w:pPr>
+            <w:r>
+              <w:rPr>
+                <w:rFonts w:ascii="Times New Roman" w:eastAsia="Times New Roman" w:hAnsi="Times New Roman" w:cs="Times New Roman"/>
+                <w:color w:val="000000"/>
+                <w:sz w:val="28"/>
+                <w:szCs w:val="28"/>
+              </w:rPr>
+              <w:t xml:space="preserve">0,966</w:t>
+            </w:r>
+          </w:p>
+        </w:tc>
+        <w:tc>
+          <w:tcPr>
+            <w:tcW w:w="1587" w:type="dxa"/>
+            <w:tcMar>
+              <w:top w:w="15" w:type="dxa"/>
+              <w:left w:w="15" w:type="dxa"/>
+              <w:bottom w:w="15" w:type="dxa"/>
+              <w:right w:w="15" w:type="dxa"/>
+            </w:tcMar>
+            <w:vAlign w:val="center"/>
+            <w:hideMark/>
+          </w:tcPr>
+          <w:p>
+            <w:pPr>
+              <w:snapToGrid w:val="0"/>
+              <w:spacing w:before="0" w:after="0" w:line="240" w:lineRule="auto"/>
+              <w:jc w:val="center"/>
+              <w:rPr>
+                <w:rFonts w:ascii="Times New Roman" w:eastAsia="Times New Roman" w:hAnsi="Times New Roman" w:cs="Times New Roman"/>
+                <w:color w:val="000000"/>
+                <w:sz w:val="28"/>
+                <w:szCs w:val="28"/>
+              </w:rPr>
+            </w:pPr>
+            <w:r>
+              <w:rPr>
+                <w:rFonts w:ascii="Times New Roman" w:eastAsia="Times New Roman" w:hAnsi="Times New Roman" w:cs="Times New Roman"/>
+                <w:color w:val="000000"/>
+                <w:sz w:val="28"/>
+                <w:szCs w:val="28"/>
+              </w:rPr>
+              <w:t xml:space="preserve">1,9</w:t>
+            </w:r>
+          </w:p>
+        </w:tc>
+        <w:tc>
+          <w:tcPr>
+            <w:tcW w:w="1417" w:type="dxa"/>
+            <w:tcMar>
+              <w:top w:w="15" w:type="dxa"/>
+              <w:left w:w="15" w:type="dxa"/>
+              <w:bottom w:w="15" w:type="dxa"/>
+              <w:right w:w="15" w:type="dxa"/>
+            </w:tcMar>
+            <w:vAlign w:val="center"/>
+            <w:hideMark/>
+          </w:tcPr>
+          <w:p>
+            <w:pPr>
+              <w:snapToGrid w:val="0"/>
+              <w:spacing w:before="0" w:after="0" w:line="240" w:lineRule="auto"/>
+              <w:jc w:val="center"/>
+              <w:rPr>
+                <w:rFonts w:ascii="Times New Roman" w:eastAsia="Times New Roman" w:hAnsi="Times New Roman" w:cs="Times New Roman"/>
+                <w:color w:val="000000"/>
+                <w:sz w:val="28"/>
+                <w:szCs w:val="28"/>
+              </w:rPr>
+            </w:pPr>
+            <w:r>
+              <w:rPr>
+                <w:rFonts w:ascii="Times New Roman" w:eastAsia="Times New Roman" w:hAnsi="Times New Roman" w:cs="Times New Roman"/>
+                <w:color w:val="000000"/>
+                <w:sz w:val="28"/>
+                <w:szCs w:val="28"/>
+              </w:rPr>
+              <w:t xml:space="preserve">300</w:t>
+            </w:r>
+          </w:p>
+        </w:tc>
+      </w:tr>
+      <w:tr>
+        <w:trPr>
+          <w:cantSplit/>
+          <w:tblCellSpacing w:w="0" w:type="dxa"/>
+        </w:trPr>
+        <w:tc>
+          <w:tcPr>
+            <w:tcW w:w="1927" w:type="dxa"/>
+            <w:tcMar>
+              <w:top w:w="15" w:type="dxa"/>
+              <w:left w:w="15" w:type="dxa"/>
+              <w:bottom w:w="15" w:type="dxa"/>
+              <w:right w:w="15" w:type="dxa"/>
+            </w:tcMar>
+            <w:vAlign w:val="center"/>
+            <w:hideMark/>
+          </w:tcPr>
+          <w:p>
+            <w:pPr>
+              <w:snapToGrid w:val="0"/>
+              <w:spacing w:before="0" w:after="0" w:line="240" w:lineRule="auto"/>
+              <w:jc w:val="left"/>
+              <w:rPr>
+                <w:rFonts w:ascii="Times New Roman" w:eastAsia="Times New Roman" w:hAnsi="Times New Roman" w:cs="Times New Roman"/>
+                <w:color w:val="000000"/>
+                <w:sz w:val="28"/>
+                <w:szCs w:val="28"/>
+              </w:rPr>
+            </w:pPr>
+            <w:r>
+              <w:rPr>
+                <w:rFonts w:ascii="Times New Roman" w:eastAsia="Times New Roman" w:hAnsi="Times New Roman" w:cs="Times New Roman"/>
+                <w:color w:val="000000"/>
+                <w:sz w:val="28"/>
+                <w:szCs w:val="28"/>
+              </w:rPr>
+              <w:t xml:space="preserve">да</w:t>
+            </w:r>
+          </w:p>
+        </w:tc>
+        <w:tc>
+          <w:tcPr>
+            <w:tcW w:w="1474" w:type="dxa"/>
+            <w:tcMar>
+              <w:top w:w="15" w:type="dxa"/>
+              <w:left w:w="15" w:type="dxa"/>
+              <w:bottom w:w="15" w:type="dxa"/>
+              <w:right w:w="15" w:type="dxa"/>
+            </w:tcMar>
+            <w:vAlign w:val="center"/>
+            <w:hideMark/>
+          </w:tcPr>
+          <w:p>
+            <w:pPr>
+              <w:snapToGrid w:val="0"/>
+              <w:spacing w:before="0" w:after="0" w:line="240" w:lineRule="auto"/>
+              <w:jc w:val="left"/>
+              <w:rPr>
+                <w:rFonts w:ascii="Times New Roman" w:eastAsia="Times New Roman" w:hAnsi="Times New Roman" w:cs="Times New Roman"/>
+                <w:color w:val="000000"/>
+                <w:sz w:val="28"/>
+                <w:szCs w:val="28"/>
+              </w:rPr>
+            </w:pPr>
+            <w:r>
+              <w:rPr>
+                <w:rFonts w:ascii="Times New Roman" w:eastAsia="Times New Roman" w:hAnsi="Times New Roman" w:cs="Times New Roman"/>
+                <w:color w:val="000000"/>
+                <w:sz w:val="28"/>
+                <w:szCs w:val="28"/>
+              </w:rPr>
+              <w:t xml:space="preserve">0</w:t>
+            </w:r>
+          </w:p>
+        </w:tc>
+        <w:tc>
+          <w:tcPr>
+            <w:tcW w:w="1474" w:type="dxa"/>
+            <w:tcMar>
+              <w:top w:w="15" w:type="dxa"/>
+              <w:left w:w="15" w:type="dxa"/>
+              <w:bottom w:w="15" w:type="dxa"/>
+              <w:right w:w="15" w:type="dxa"/>
+            </w:tcMar>
+            <w:vAlign w:val="center"/>
+            <w:hideMark/>
+          </w:tcPr>
+          <w:p>
+            <w:pPr>
+              <w:snapToGrid w:val="0"/>
+              <w:spacing w:before="0" w:after="0" w:line="240" w:lineRule="auto"/>
+              <w:jc w:val="center"/>
+              <w:rPr>
+                <w:rFonts w:ascii="Times New Roman" w:eastAsia="Times New Roman" w:hAnsi="Times New Roman" w:cs="Times New Roman"/>
+                <w:color w:val="000000"/>
+                <w:sz w:val="28"/>
+                <w:szCs w:val="28"/>
+              </w:rPr>
+            </w:pPr>
+            <w:r>
+              <w:rPr>
+                <w:rFonts w:ascii="Times New Roman" w:eastAsia="Times New Roman" w:hAnsi="Times New Roman" w:cs="Times New Roman"/>
+                <w:color w:val="000000"/>
+                <w:sz w:val="28"/>
+                <w:szCs w:val="28"/>
+              </w:rPr>
+              <w:t xml:space="preserve">0,985</w:t>
+            </w:r>
+          </w:p>
+        </w:tc>
+        <w:tc>
+          <w:tcPr>
+            <w:tcW w:w="1474" w:type="dxa"/>
+            <w:tcMar>
+              <w:top w:w="15" w:type="dxa"/>
+              <w:left w:w="15" w:type="dxa"/>
+              <w:bottom w:w="15" w:type="dxa"/>
+              <w:right w:w="15" w:type="dxa"/>
+            </w:tcMar>
+            <w:vAlign w:val="center"/>
+            <w:hideMark/>
+          </w:tcPr>
+          <w:p>
+            <w:pPr>
+              <w:snapToGrid w:val="0"/>
+              <w:spacing w:before="0" w:after="0" w:line="240" w:lineRule="auto"/>
+              <w:jc w:val="center"/>
+              <w:rPr>
+                <w:rFonts w:ascii="Times New Roman" w:eastAsia="Times New Roman" w:hAnsi="Times New Roman" w:cs="Times New Roman"/>
+                <w:color w:val="000000"/>
+                <w:sz w:val="28"/>
+                <w:szCs w:val="28"/>
+              </w:rPr>
+            </w:pPr>
+            <w:r>
+              <w:rPr>
+                <w:rFonts w:ascii="Times New Roman" w:eastAsia="Times New Roman" w:hAnsi="Times New Roman" w:cs="Times New Roman"/>
+                <w:color w:val="000000"/>
+                <w:sz w:val="28"/>
+                <w:szCs w:val="28"/>
+              </w:rPr>
+              <w:t xml:space="preserve">0,969</w:t>
+            </w:r>
+          </w:p>
+        </w:tc>
+        <w:tc>
+          <w:tcPr>
+            <w:tcW w:w="1587" w:type="dxa"/>
+            <w:tcMar>
+              <w:top w:w="15" w:type="dxa"/>
+              <w:left w:w="15" w:type="dxa"/>
+              <w:bottom w:w="15" w:type="dxa"/>
+              <w:right w:w="15" w:type="dxa"/>
+            </w:tcMar>
+            <w:vAlign w:val="center"/>
+            <w:hideMark/>
+          </w:tcPr>
+          <w:p>
+            <w:pPr>
+              <w:snapToGrid w:val="0"/>
+              <w:spacing w:before="0" w:after="0" w:line="240" w:lineRule="auto"/>
+              <w:jc w:val="center"/>
+              <w:rPr>
+                <w:rFonts w:ascii="Times New Roman" w:eastAsia="Times New Roman" w:hAnsi="Times New Roman" w:cs="Times New Roman"/>
+                <w:color w:val="000000"/>
+                <w:sz w:val="28"/>
+                <w:szCs w:val="28"/>
+              </w:rPr>
+            </w:pPr>
+            <w:r>
+              <w:rPr>
+                <w:rFonts w:ascii="Times New Roman" w:eastAsia="Times New Roman" w:hAnsi="Times New Roman" w:cs="Times New Roman"/>
+                <w:color w:val="000000"/>
+                <w:sz w:val="28"/>
+                <w:szCs w:val="28"/>
+              </w:rPr>
+              <w:t xml:space="preserve">1,6</w:t>
+            </w:r>
+          </w:p>
+        </w:tc>
+        <w:tc>
+          <w:tcPr>
+            <w:tcW w:w="1417" w:type="dxa"/>
+            <w:tcMar>
+              <w:top w:w="15" w:type="dxa"/>
+              <w:left w:w="15" w:type="dxa"/>
+              <w:bottom w:w="15" w:type="dxa"/>
+              <w:right w:w="15" w:type="dxa"/>
+            </w:tcMar>
+            <w:vAlign w:val="center"/>
+            <w:hideMark/>
+          </w:tcPr>
+          <w:p>
+            <w:pPr>
+              <w:snapToGrid w:val="0"/>
+              <w:spacing w:before="0" w:after="0" w:line="240" w:lineRule="auto"/>
+              <w:jc w:val="center"/>
+              <w:rPr>
+                <w:rFonts w:ascii="Times New Roman" w:eastAsia="Times New Roman" w:hAnsi="Times New Roman" w:cs="Times New Roman"/>
+                <w:color w:val="000000"/>
+                <w:sz w:val="28"/>
+                <w:szCs w:val="28"/>
+              </w:rPr>
+            </w:pPr>
+            <w:r>
+              <w:rPr>
+                <w:rFonts w:ascii="Times New Roman" w:eastAsia="Times New Roman" w:hAnsi="Times New Roman" w:cs="Times New Roman"/>
+                <w:color w:val="000000"/>
+                <w:sz w:val="28"/>
+                <w:szCs w:val="28"/>
+              </w:rPr>
+              <w:t xml:space="preserve">60</w:t>
+            </w:r>
+          </w:p>
+        </w:tc>
+      </w:tr>
+      <w:tr>
+        <w:trPr>
+          <w:cantSplit/>
+          <w:tblCellSpacing w:w="0" w:type="dxa"/>
+        </w:trPr>
+        <w:tc>
+          <w:tcPr>
+            <w:tcW w:w="1927" w:type="dxa"/>
+            <w:tcMar>
+              <w:top w:w="15" w:type="dxa"/>
+              <w:left w:w="15" w:type="dxa"/>
+              <w:bottom w:w="15" w:type="dxa"/>
+              <w:right w:w="15" w:type="dxa"/>
+            </w:tcMar>
+            <w:vAlign w:val="center"/>
+            <w:hideMark/>
+          </w:tcPr>
+          <w:p>
+            <w:pPr>
+              <w:snapToGrid w:val="0"/>
+              <w:spacing w:before="0" w:after="0" w:line="240" w:lineRule="auto"/>
+              <w:jc w:val="left"/>
+              <w:rPr>
+                <w:rFonts w:ascii="Times New Roman" w:eastAsia="Times New Roman" w:hAnsi="Times New Roman" w:cs="Times New Roman"/>
+                <w:color w:val="000000"/>
+                <w:sz w:val="28"/>
+                <w:szCs w:val="28"/>
+              </w:rPr>
+            </w:pPr>
+            <w:r>
+              <w:rPr>
+                <w:rFonts w:ascii="Times New Roman" w:eastAsia="Times New Roman" w:hAnsi="Times New Roman" w:cs="Times New Roman"/>
+                <w:color w:val="000000"/>
+                <w:sz w:val="28"/>
+                <w:szCs w:val="28"/>
+              </w:rPr>
+              <w:t xml:space="preserve">да</w:t>
+            </w:r>
+          </w:p>
+        </w:tc>
+        <w:tc>
+          <w:tcPr>
+            <w:tcW w:w="1474" w:type="dxa"/>
+            <w:tcMar>
+              <w:top w:w="15" w:type="dxa"/>
+              <w:left w:w="15" w:type="dxa"/>
+              <w:bottom w:w="15" w:type="dxa"/>
+              <w:right w:w="15" w:type="dxa"/>
+            </w:tcMar>
+            <w:vAlign w:val="center"/>
+            <w:hideMark/>
+          </w:tcPr>
+          <w:p>
+            <w:pPr>
+              <w:snapToGrid w:val="0"/>
+              <w:spacing w:before="0" w:after="0" w:line="240" w:lineRule="auto"/>
+              <w:jc w:val="left"/>
+              <w:rPr>
+                <w:rFonts w:ascii="Times New Roman" w:eastAsia="Times New Roman" w:hAnsi="Times New Roman" w:cs="Times New Roman"/>
+                <w:color w:val="000000"/>
+                <w:sz w:val="28"/>
+                <w:szCs w:val="28"/>
+              </w:rPr>
+            </w:pPr>
+            <w:r>
+              <w:rPr>
+                <w:rFonts w:ascii="Times New Roman" w:eastAsia="Times New Roman" w:hAnsi="Times New Roman" w:cs="Times New Roman"/>
+                <w:color w:val="000000"/>
+                <w:sz w:val="28"/>
+                <w:szCs w:val="28"/>
+              </w:rPr>
+              <w:t xml:space="preserve">0,001</w:t>
+            </w:r>
+          </w:p>
+        </w:tc>
+        <w:tc>
+          <w:tcPr>
+            <w:tcW w:w="1474" w:type="dxa"/>
+            <w:tcMar>
+              <w:top w:w="15" w:type="dxa"/>
+              <w:left w:w="15" w:type="dxa"/>
+              <w:bottom w:w="15" w:type="dxa"/>
+              <w:right w:w="15" w:type="dxa"/>
+            </w:tcMar>
+            <w:vAlign w:val="center"/>
+            <w:hideMark/>
+          </w:tcPr>
+          <w:p>
+            <w:pPr>
+              <w:snapToGrid w:val="0"/>
+              <w:spacing w:before="0" w:after="0" w:line="240" w:lineRule="auto"/>
+              <w:jc w:val="center"/>
+              <w:rPr>
+                <w:rFonts w:ascii="Times New Roman" w:eastAsia="Times New Roman" w:hAnsi="Times New Roman" w:cs="Times New Roman"/>
+                <w:color w:val="000000"/>
+                <w:sz w:val="28"/>
+                <w:szCs w:val="28"/>
+              </w:rPr>
+            </w:pPr>
+            <w:r>
+              <w:rPr>
+                <w:rFonts w:ascii="Times New Roman" w:eastAsia="Times New Roman" w:hAnsi="Times New Roman" w:cs="Times New Roman"/>
+                <w:color w:val="000000"/>
+                <w:sz w:val="28"/>
+                <w:szCs w:val="28"/>
+              </w:rPr>
+              <w:t xml:space="preserve">0,985</w:t>
+            </w:r>
+          </w:p>
+        </w:tc>
+        <w:tc>
+          <w:tcPr>
+            <w:tcW w:w="1474" w:type="dxa"/>
+            <w:tcMar>
+              <w:top w:w="15" w:type="dxa"/>
+              <w:left w:w="15" w:type="dxa"/>
+              <w:bottom w:w="15" w:type="dxa"/>
+              <w:right w:w="15" w:type="dxa"/>
+            </w:tcMar>
+            <w:vAlign w:val="center"/>
+            <w:hideMark/>
+          </w:tcPr>
+          <w:p>
+            <w:pPr>
+              <w:snapToGrid w:val="0"/>
+              <w:spacing w:before="0" w:after="0" w:line="240" w:lineRule="auto"/>
+              <w:jc w:val="center"/>
+              <w:rPr>
+                <w:rFonts w:ascii="Times New Roman" w:eastAsia="Times New Roman" w:hAnsi="Times New Roman" w:cs="Times New Roman"/>
+                <w:color w:val="000000"/>
+                <w:sz w:val="28"/>
+                <w:szCs w:val="28"/>
+              </w:rPr>
+            </w:pPr>
+            <w:r>
+              <w:rPr>
+                <w:rFonts w:ascii="Times New Roman" w:eastAsia="Times New Roman" w:hAnsi="Times New Roman" w:cs="Times New Roman"/>
+                <w:color w:val="000000"/>
+                <w:sz w:val="28"/>
+                <w:szCs w:val="28"/>
+              </w:rPr>
+              <w:t xml:space="preserve">0,967</w:t>
+            </w:r>
+          </w:p>
+        </w:tc>
+        <w:tc>
+          <w:tcPr>
+            <w:tcW w:w="1587" w:type="dxa"/>
+            <w:tcMar>
+              <w:top w:w="15" w:type="dxa"/>
+              <w:left w:w="15" w:type="dxa"/>
+              <w:bottom w:w="15" w:type="dxa"/>
+              <w:right w:w="15" w:type="dxa"/>
+            </w:tcMar>
+            <w:vAlign w:val="center"/>
+            <w:hideMark/>
+          </w:tcPr>
+          <w:p>
+            <w:pPr>
+              <w:snapToGrid w:val="0"/>
+              <w:spacing w:before="0" w:after="0" w:line="240" w:lineRule="auto"/>
+              <w:jc w:val="center"/>
+              <w:rPr>
+                <w:rFonts w:ascii="Times New Roman" w:eastAsia="Times New Roman" w:hAnsi="Times New Roman" w:cs="Times New Roman"/>
+                <w:color w:val="000000"/>
+                <w:sz w:val="28"/>
+                <w:szCs w:val="28"/>
+              </w:rPr>
+            </w:pPr>
+            <w:r>
+              <w:rPr>
+                <w:rFonts w:ascii="Times New Roman" w:eastAsia="Times New Roman" w:hAnsi="Times New Roman" w:cs="Times New Roman"/>
+                <w:color w:val="000000"/>
+                <w:sz w:val="28"/>
+                <w:szCs w:val="28"/>
+              </w:rPr>
+              <w:t xml:space="preserve">1,8</w:t>
+            </w:r>
+          </w:p>
+        </w:tc>
+        <w:tc>
+          <w:tcPr>
+            <w:tcW w:w="1417" w:type="dxa"/>
+            <w:tcMar>
+              <w:top w:w="15" w:type="dxa"/>
+              <w:left w:w="15" w:type="dxa"/>
+              <w:bottom w:w="15" w:type="dxa"/>
+              <w:right w:w="15" w:type="dxa"/>
+            </w:tcMar>
+            <w:vAlign w:val="center"/>
+            <w:hideMark/>
+          </w:tcPr>
+          <w:p>
+            <w:pPr>
+              <w:snapToGrid w:val="0"/>
+              <w:spacing w:before="0" w:after="0" w:line="240" w:lineRule="auto"/>
+              <w:jc w:val="center"/>
+              <w:rPr>
+                <w:rFonts w:ascii="Times New Roman" w:eastAsia="Times New Roman" w:hAnsi="Times New Roman" w:cs="Times New Roman"/>
+                <w:color w:val="000000"/>
+                <w:sz w:val="28"/>
+                <w:szCs w:val="28"/>
+              </w:rPr>
+            </w:pPr>
+            <w:r>
+              <w:rPr>
+                <w:rFonts w:ascii="Times New Roman" w:eastAsia="Times New Roman" w:hAnsi="Times New Roman" w:cs="Times New Roman"/>
+                <w:color w:val="000000"/>
+                <w:sz w:val="28"/>
+                <w:szCs w:val="28"/>
+              </w:rPr>
+              <w:t xml:space="preserve">53</w:t>
+            </w:r>
+          </w:p>
+        </w:tc>
+      </w:tr>
+      <w:tr>
+        <w:trPr>
+          <w:cantSplit/>
+          <w:tblCellSpacing w:w="0" w:type="dxa"/>
+        </w:trPr>
+        <w:tc>
+          <w:tcPr>
+            <w:tcW w:w="1927" w:type="dxa"/>
+            <w:tcMar>
+              <w:top w:w="15" w:type="dxa"/>
+              <w:left w:w="15" w:type="dxa"/>
+              <w:bottom w:w="15" w:type="dxa"/>
+              <w:right w:w="15" w:type="dxa"/>
+            </w:tcMar>
+            <w:vAlign w:val="center"/>
+            <w:hideMark/>
+          </w:tcPr>
+          <w:p>
+            <w:pPr>
+              <w:snapToGrid w:val="0"/>
+              <w:spacing w:before="0" w:after="0" w:line="240" w:lineRule="auto"/>
+              <w:jc w:val="left"/>
+              <w:rPr>
+                <w:rFonts w:ascii="Times New Roman" w:eastAsia="Times New Roman" w:hAnsi="Times New Roman" w:cs="Times New Roman"/>
+                <w:color w:val="000000"/>
+                <w:sz w:val="28"/>
+                <w:szCs w:val="28"/>
+              </w:rPr>
+            </w:pPr>
+            <w:r>
+              <w:rPr>
+                <w:rFonts w:ascii="Times New Roman" w:eastAsia="Times New Roman" w:hAnsi="Times New Roman" w:cs="Times New Roman"/>
+                <w:color w:val="000000"/>
+                <w:sz w:val="28"/>
+                <w:szCs w:val="28"/>
+              </w:rPr>
+              <w:t xml:space="preserve">да</w:t>
+            </w:r>
+          </w:p>
+        </w:tc>
+        <w:tc>
+          <w:tcPr>
+            <w:tcW w:w="1474" w:type="dxa"/>
+            <w:tcMar>
+              <w:top w:w="15" w:type="dxa"/>
+              <w:left w:w="15" w:type="dxa"/>
+              <w:bottom w:w="15" w:type="dxa"/>
+              <w:right w:w="15" w:type="dxa"/>
+            </w:tcMar>
+            <w:vAlign w:val="center"/>
+            <w:hideMark/>
+          </w:tcPr>
+          <w:p>
+            <w:pPr>
+              <w:snapToGrid w:val="0"/>
+              <w:spacing w:before="0" w:after="0" w:line="240" w:lineRule="auto"/>
+              <w:jc w:val="left"/>
+              <w:rPr>
+                <w:rFonts w:ascii="Times New Roman" w:eastAsia="Times New Roman" w:hAnsi="Times New Roman" w:cs="Times New Roman"/>
+                <w:color w:val="000000"/>
+                <w:sz w:val="28"/>
+                <w:szCs w:val="28"/>
+              </w:rPr>
+            </w:pPr>
+            <w:r>
+              <w:rPr>
+                <w:rFonts w:ascii="Times New Roman" w:eastAsia="Times New Roman" w:hAnsi="Times New Roman" w:cs="Times New Roman"/>
+                <w:color w:val="000000"/>
+                <w:sz w:val="28"/>
+                <w:szCs w:val="28"/>
+              </w:rPr>
+              <w:t xml:space="preserve">0,01</w:t>
+            </w:r>
+          </w:p>
+        </w:tc>
+        <w:tc>
+          <w:tcPr>
+            <w:tcW w:w="1474" w:type="dxa"/>
+            <w:tcMar>
+              <w:top w:w="15" w:type="dxa"/>
+              <w:left w:w="15" w:type="dxa"/>
+              <w:bottom w:w="15" w:type="dxa"/>
+              <w:right w:w="15" w:type="dxa"/>
+            </w:tcMar>
+            <w:vAlign w:val="center"/>
+            <w:hideMark/>
+          </w:tcPr>
+          <w:p>
+            <w:pPr>
+              <w:snapToGrid w:val="0"/>
+              <w:spacing w:before="0" w:after="0" w:line="240" w:lineRule="auto"/>
+              <w:jc w:val="center"/>
+              <w:rPr>
+                <w:rFonts w:ascii="Times New Roman" w:eastAsia="Times New Roman" w:hAnsi="Times New Roman" w:cs="Times New Roman"/>
+                <w:color w:val="000000"/>
+                <w:sz w:val="28"/>
+                <w:szCs w:val="28"/>
+              </w:rPr>
+            </w:pPr>
+            <w:r>
+              <w:rPr>
+                <w:rFonts w:ascii="Times New Roman" w:eastAsia="Times New Roman" w:hAnsi="Times New Roman" w:cs="Times New Roman"/>
+                <w:color w:val="000000"/>
+                <w:sz w:val="28"/>
+                <w:szCs w:val="28"/>
+              </w:rPr>
+              <w:t xml:space="preserve">0,981</w:t>
+            </w:r>
+          </w:p>
+        </w:tc>
+        <w:tc>
+          <w:tcPr>
+            <w:tcW w:w="1474" w:type="dxa"/>
+            <w:tcMar>
+              <w:top w:w="15" w:type="dxa"/>
+              <w:left w:w="15" w:type="dxa"/>
+              <w:bottom w:w="15" w:type="dxa"/>
+              <w:right w:w="15" w:type="dxa"/>
+            </w:tcMar>
+            <w:vAlign w:val="center"/>
+            <w:hideMark/>
+          </w:tcPr>
+          <w:p>
+            <w:pPr>
+              <w:snapToGrid w:val="0"/>
+              <w:spacing w:before="0" w:after="0" w:line="240" w:lineRule="auto"/>
+              <w:jc w:val="center"/>
+              <w:rPr>
+                <w:rFonts w:ascii="Times New Roman" w:eastAsia="Times New Roman" w:hAnsi="Times New Roman" w:cs="Times New Roman"/>
+                <w:color w:val="000000"/>
+                <w:sz w:val="28"/>
+                <w:szCs w:val="28"/>
+              </w:rPr>
+            </w:pPr>
+            <w:r>
+              <w:rPr>
+                <w:rFonts w:ascii="Times New Roman" w:eastAsia="Times New Roman" w:hAnsi="Times New Roman" w:cs="Times New Roman"/>
+                <w:color w:val="000000"/>
+                <w:sz w:val="28"/>
+                <w:szCs w:val="28"/>
+              </w:rPr>
+              <w:t xml:space="preserve">0,969</w:t>
+            </w:r>
+          </w:p>
+        </w:tc>
+        <w:tc>
+          <w:tcPr>
+            <w:tcW w:w="1587" w:type="dxa"/>
+            <w:tcMar>
+              <w:top w:w="15" w:type="dxa"/>
+              <w:left w:w="15" w:type="dxa"/>
+              <w:bottom w:w="15" w:type="dxa"/>
+              <w:right w:w="15" w:type="dxa"/>
+            </w:tcMar>
+            <w:vAlign w:val="center"/>
+            <w:hideMark/>
+          </w:tcPr>
+          <w:p>
+            <w:pPr>
+              <w:snapToGrid w:val="0"/>
+              <w:spacing w:before="0" w:after="0" w:line="240" w:lineRule="auto"/>
+              <w:jc w:val="center"/>
+              <w:rPr>
+                <w:rFonts w:ascii="Times New Roman" w:eastAsia="Times New Roman" w:hAnsi="Times New Roman" w:cs="Times New Roman"/>
+                <w:color w:val="000000"/>
+                <w:sz w:val="28"/>
+                <w:szCs w:val="28"/>
+              </w:rPr>
+            </w:pPr>
+            <w:r>
+              <w:rPr>
+                <w:rFonts w:ascii="Times New Roman" w:eastAsia="Times New Roman" w:hAnsi="Times New Roman" w:cs="Times New Roman"/>
+                <w:color w:val="000000"/>
+                <w:sz w:val="28"/>
+                <w:szCs w:val="28"/>
+              </w:rPr>
+              <w:t xml:space="preserve">1,2</w:t>
+            </w:r>
+          </w:p>
+        </w:tc>
+        <w:tc>
+          <w:tcPr>
+            <w:tcW w:w="1417" w:type="dxa"/>
+            <w:tcMar>
+              <w:top w:w="15" w:type="dxa"/>
+              <w:left w:w="15" w:type="dxa"/>
+              <w:bottom w:w="15" w:type="dxa"/>
+              <w:right w:w="15" w:type="dxa"/>
+            </w:tcMar>
+            <w:vAlign w:val="center"/>
+            <w:hideMark/>
+          </w:tcPr>
+          <w:p>
+            <w:pPr>
+              <w:snapToGrid w:val="0"/>
+              <w:spacing w:before="0" w:after="0" w:line="240" w:lineRule="auto"/>
+              <w:jc w:val="center"/>
+              <w:rPr>
+                <w:rFonts w:ascii="Times New Roman" w:eastAsia="Times New Roman" w:hAnsi="Times New Roman" w:cs="Times New Roman"/>
+                <w:color w:val="000000"/>
+                <w:sz w:val="28"/>
+                <w:szCs w:val="28"/>
+              </w:rPr>
+            </w:pPr>
+            <w:r>
+              <w:rPr>
+                <w:rFonts w:ascii="Times New Roman" w:eastAsia="Times New Roman" w:hAnsi="Times New Roman" w:cs="Times New Roman"/>
+                <w:color w:val="000000"/>
+                <w:sz w:val="28"/>
+                <w:szCs w:val="28"/>
+              </w:rPr>
+              <w:t xml:space="preserve">60</w:t>
+            </w:r>
+          </w:p>
+        </w:tc>
+      </w:tr>
+    </w:tbl>
+    <w:p>
+      <w:pPr>
+        <w:snapToGrid w:val="0"/>
+        <w:spacing w:line="360" w:lineRule="auto"/>
+        <w:ind w:firstLine="709"/>
+        <w:jc w:val="both"/>
+        <w:rPr>
+          <w:rFonts w:ascii="Times New Roman" w:eastAsia="Times New Roman" w:hAnsi="Times New Roman" w:cs="Times New Roman"/>
+          <w:sz w:val="28"/>
+          <w:szCs w:val="28"/>
+        </w:rPr>
+      </w:pPr>
+      <w:r>
+        <w:rPr>
+          <w:rFonts w:ascii="Times New Roman" w:eastAsia="Times New Roman" w:hAnsi="Times New Roman" w:cs="Times New Roman"/>
+          <w:sz w:val="28"/>
+          <w:szCs w:val="28"/>
+        </w:rPr>
+        <w:t xml:space="preserve">Без регуляризации сеть почти полностью запоминает обучающую выборку: точность на ней 0,996, а на тесте 0,966, разрыв 3,0 п. п. Ранняя остановка сокращает разрыв почти вдвое, до 1,6 п. п., немного повышает точность на тесте (0,969) и сокращает обучение в 5 раз: в среднем 60 эпох вместо 300. Сильнее всего она помогает на зашумлённом наборе Moons (0,938 против 0,924). Weight decay 0,01 уменьшает разрыв до 1,9 п. п. без ранней остановки и до 1,2 п. п. вместе с ней, тогда как значение 0,001 практически не действует. Точность на тесте при этом меняется мало: на небольших табличных наборах переобучение заметно по обучающей выборке, но слабо сказывается на качестве. Ранняя остановка оказалась самым полезным способом регуляризации — она одновременно защищает от переобучения и экономит время.</w:t>
+      </w:r>
+    </w:p>
+    <w:p>
+      <w:pPr>
+        <w:keepNext/>
+        <w:snapToGrid w:val="0"/>
+        <w:spacing w:line="360" w:lineRule="auto"/>
+        <w:ind w:firstLine="709"/>
+        <w:jc w:val="both"/>
+        <w:rPr>
+          <w:rFonts w:ascii="Times New Roman" w:eastAsia="Times New Roman" w:hAnsi="Times New Roman" w:cs="Times New Roman"/>
+          <w:sz w:val="28"/>
+          <w:szCs w:val="28"/>
+        </w:rPr>
+      </w:pPr>
+      <w:r>
+        <w:rPr>
+          <w:rFonts w:ascii="Times New Roman" w:eastAsia="Times New Roman" w:hAnsi="Times New Roman" w:cs="Times New Roman"/>
+          <w:sz w:val="28"/>
+          <w:szCs w:val="28"/>
+          <w:b/>
+        </w:rPr>
+        <w:t xml:space="preserve">4.4 Сравнение с квантовой и гибридной моделями PennyLane</w:t>
+      </w:r>
+    </w:p>
+    <w:p>
+      <w:pPr>
+        <w:snapToGrid w:val="0"/>
+        <w:spacing w:line="360" w:lineRule="auto"/>
+        <w:ind w:firstLine="709"/>
+        <w:jc w:val="both"/>
+        <w:rPr>
+          <w:rFonts w:ascii="Times New Roman" w:eastAsia="Times New Roman" w:hAnsi="Times New Roman" w:cs="Times New Roman"/>
+          <w:sz w:val="28"/>
+          <w:szCs w:val="28"/>
+        </w:rPr>
+      </w:pPr>
+      <w:r>
+        <w:rPr>
+          <w:rFonts w:ascii="Times New Roman" w:eastAsia="Times New Roman" w:hAnsi="Times New Roman" w:cs="Times New Roman"/>
+          <w:sz w:val="28"/>
+          <w:szCs w:val="28"/>
+        </w:rPr>
+        <w:t xml:space="preserve">В четвёртой серии перцептроны сравнивались с моделями PennyLane (таблица 7, рисунок 3). Кроме перцептрона 32–16 в сравнение включён перцептрон равного размера — с одним скрытым слоем, ширина которого подобрана так, чтобы число параметров совпадало с гибридной моделью (например, 59 параметров на Iris). Это позволяет отделить влияние архитектуры от влияния размера модели.</w:t>
+      </w:r>
+    </w:p>
+    <w:p>
+      <w:pPr>
+        <w:keepNext/>
+        <w:snapToGrid w:val="0"/>
+        <w:spacing w:line="360" w:lineRule="auto"/>
+        <w:mirrorIndents/>
+        <w:jc w:val="both"/>
+        <w:rPr>
+          <w:rFonts w:ascii="Times New Roman" w:eastAsia="Times New Roman" w:hAnsi="Times New Roman" w:cs="Times New Roman"/>
+          <w:color w:val="000000"/>
+          <w:sz w:val="28"/>
+          <w:szCs w:val="28"/>
+        </w:rPr>
+      </w:pPr>
+      <w:r>
+        <w:rPr>
+          <w:rFonts w:ascii="Times New Roman" w:eastAsia="Times New Roman" w:hAnsi="Times New Roman" w:cs="Times New Roman"/>
+          <w:color w:val="000000"/>
+          <w:sz w:val="28"/>
+          <w:szCs w:val="28"/>
+        </w:rPr>
+        <w:t xml:space="preserve">Таблица 7 – Сравнение моделей (среднее по 10 запускам)</w:t>
       </w:r>
     </w:p>
     <w:tbl>
@@ -12535,7 +14050,7 @@
         <w:drawing>
           <wp:inline xmlns:a="http://schemas.openxmlformats.org/drawingml/2006/main" xmlns:pic="http://schemas.openxmlformats.org/drawingml/2006/picture">
             <wp:extent cx="4500000" cy="1849345"/>
-            <wp:docPr id="4" name="Picture 4"/>
+            <wp:docPr id="3" name="Picture 3"/>
             <wp:cNvGraphicFramePr>
               <a:graphicFrameLocks noChangeAspect="1"/>
             </wp:cNvGraphicFramePr>
@@ -12547,7 +14062,7 @@
                     <pic:cNvPicPr/>
                   </pic:nvPicPr>
                   <pic:blipFill>
-                    <a:blip r:embed="rId26"/>
+                    <a:blip r:embed="rId25"/>
                     <a:stretch>
                       <a:fillRect/>
                     </a:stretch>
@@ -12587,7 +14102,7 @@
           <w:sz w:val="28"/>
           <w:szCs w:val="28"/>
         </w:rPr>
-        <w:t xml:space="preserve">Рисунок 4 – Accuracy классических моделей и моделей PennyLane (среднее ± стандартное отклонение)</w:t>
+        <w:t xml:space="preserve">Рисунок 3 – Accuracy классических моделей и моделей PennyLane (среднее ± стандартное отклонение)</w:t>
       </w:r>
     </w:p>
     <w:p>
@@ -12608,7 +14123,7 @@
           <w:sz w:val="28"/>
           <w:szCs w:val="28"/>
         </w:rPr>
-        <w:t xml:space="preserve">Гибридная модель показала качество на уровне перцептронов: на Iris и Breast Cancer немного выше (0,970 и 0,982 против 0,957 и 0,976 у перцептрона 32–16), на Wine и Moons немного ниже (0,967 и 0,905 против 0,981 и 0,930). Ни одно из этих различий не является статистически значимым: по критерию Уилкоксона p от 0,062 до 0,75 как для перцептрона 32–16, так и для перцептрона равного размера.</w:t>
+        <w:t xml:space="preserve">Гибридная модель показала качество на уровне перцептронов: на Iris и Breast Cancer немного выше (0,970 и 0,982 против 0,957 и 0,976 у перцептрона 32–16), на Wine и Moons немного ниже (0,967 и 0,905 против 0,981 и 0,930). Ни одно из этих различий не является статистически значимым (по критерию Уилкоксона p от 0,062 до 0,75). Квантовая модель без энкодера значимо уступает гибридной на Iris, Wine и Breast Cancer — на 4,3–8,7 п. п. (p = 0,002 для Breast Cancer): признаки подаются в углы напрямую, а для Wine и Breast Cancer ещё и сжимаются до четырёх, и часть информации теряется. На двумерных Moons и Circles квантовая модель работает на уровне гибридной.</w:t>
       </w:r>
     </w:p>
     <w:p>
@@ -12629,165 +14144,7 @@
           <w:sz w:val="28"/>
           <w:szCs w:val="28"/>
         </w:rPr>
-        <w:t xml:space="preserve">Чисто квантовая модель значимо уступает гибридной на Iris (на 4,3 п. п., p = 0,039), Wine (на 6,9 п. п., p = 0,016) и Breast Cancer (на 8,7 п. п., p = 0,002). У неё нет обучаемого энкодера: признаки подаются в углы вращений напрямую, а для Wine и Breast Cancer ещё и сжимаются методом главных компонент до четырёх, при этом часть информации теряется. Энкодер гибридной модели сам обучается выбирать нужную комбинацию признаков. На двумерных Moons и Circles сжатие не требуется, и квантовая модель работает на уровне гибридной, а на Circles — на уровне перцептрона (0,995).</w:t>
-      </w:r>
-    </w:p>
-    <w:p>
-      <w:pPr>
-        <w:keepNext/>
-        <w:snapToGrid w:val="0"/>
-        <w:spacing w:line="360" w:lineRule="auto"/>
-        <w:ind w:firstLine="709"/>
-        <w:jc w:val="both"/>
-        <w:rPr>
-          <w:rFonts w:ascii="Times New Roman" w:eastAsia="Times New Roman" w:hAnsi="Times New Roman" w:cs="Times New Roman"/>
-          <w:sz w:val="28"/>
-          <w:szCs w:val="28"/>
-        </w:rPr>
-      </w:pPr>
-      <w:r>
-        <w:rPr>
-          <w:rFonts w:ascii="Times New Roman" w:eastAsia="Times New Roman" w:hAnsi="Times New Roman" w:cs="Times New Roman"/>
-          <w:sz w:val="28"/>
-          <w:szCs w:val="28"/>
-          <w:b/>
-        </w:rPr>
-        <w:t xml:space="preserve">4.4 Время обучения</w:t>
-      </w:r>
-    </w:p>
-    <w:p>
-      <w:pPr>
-        <w:snapToGrid w:val="0"/>
-        <w:spacing w:line="360" w:lineRule="auto"/>
-        <w:ind w:firstLine="709"/>
-        <w:jc w:val="both"/>
-        <w:rPr>
-          <w:rFonts w:ascii="Times New Roman" w:eastAsia="Times New Roman" w:hAnsi="Times New Roman" w:cs="Times New Roman"/>
-          <w:sz w:val="28"/>
-          <w:szCs w:val="28"/>
-        </w:rPr>
-      </w:pPr>
-      <w:r>
-        <w:rPr>
-          <w:rFonts w:ascii="Times New Roman" w:eastAsia="Times New Roman" w:hAnsi="Times New Roman" w:cs="Times New Roman"/>
-          <w:sz w:val="28"/>
-          <w:szCs w:val="28"/>
-        </w:rPr>
-        <w:t xml:space="preserve">Цена квантовой части — время обучения. Эпоха Hybrid QNN длится от 184 до 611 мс против 8–28 мс у перцептрона 32–16, то есть примерно в 21 раз дольше. Полное обучение одной модели занимает 33–112 с против 1–3 с, в 25–50 раз дольше, так как гибридная модель к тому же обучается больше эпох. Причина — моделирование квантовой схемы на классическом компьютере.</w:t>
-      </w:r>
-    </w:p>
-    <w:p>
-      <w:pPr>
-        <w:snapToGrid w:val="0"/>
-        <w:spacing w:line="360" w:lineRule="auto"/>
-        <w:ind w:firstLine="709"/>
-        <w:jc w:val="both"/>
-        <w:rPr>
-          <w:rFonts w:ascii="Times New Roman" w:eastAsia="Times New Roman" w:hAnsi="Times New Roman" w:cs="Times New Roman"/>
-          <w:sz w:val="28"/>
-          <w:szCs w:val="28"/>
-        </w:rPr>
-      </w:pPr>
-      <w:r>
-        <w:rPr>
-          <w:rFonts w:ascii="Times New Roman" w:eastAsia="Times New Roman" w:hAnsi="Times New Roman" w:cs="Times New Roman"/>
-          <w:sz w:val="28"/>
-          <w:szCs w:val="28"/>
-        </w:rPr>
-        <w:t xml:space="preserve">В серии с разным числом кубитов (рисунок 5) время эпохи на Breast Cancer растёт с 0,31 с на двух кубитах до 1,89 с на десяти, что в 64 раза больше, чем у перцептрона (0,029 с). В этом диапазоне рост близок к линейному: вектор состояния ещё мал (не более 1024 амплитуд), и основное время уходит на накладные расходы. При дальнейшем увеличении числа кубитов начнёт сказываться экспоненциальный рост размера состояния. На реальном квантовом устройстве градиенты вычисляются по правилу сдвига параметра, которое требует двух дополнительных запусков схемы на каждый параметр [15], поэтому время обучения будет ещё больше.</w:t>
-      </w:r>
-    </w:p>
-    <w:p>
-      <w:pPr>
-        <w:keepNext/>
-        <w:snapToGrid w:val="0"/>
-        <w:spacing w:line="360" w:lineRule="auto"/>
-        <w:jc w:val="center"/>
-        <w:rPr>
-          <w:rFonts w:ascii="Times New Roman" w:eastAsia="Times New Roman" w:hAnsi="Times New Roman" w:cs="Times New Roman"/>
-          <w:color w:val="000000"/>
-          <w:sz w:val="28"/>
-          <w:szCs w:val="28"/>
-        </w:rPr>
-      </w:pPr>
-      <w:r>
-        <w:drawing>
-          <wp:inline xmlns:a="http://schemas.openxmlformats.org/drawingml/2006/main" xmlns:pic="http://schemas.openxmlformats.org/drawingml/2006/picture">
-            <wp:extent cx="3780000" cy="1885333"/>
-            <wp:docPr id="5" name="Picture 5"/>
-            <wp:cNvGraphicFramePr>
-              <a:graphicFrameLocks noChangeAspect="1"/>
-            </wp:cNvGraphicFramePr>
-            <a:graphic>
-              <a:graphicData uri="http://schemas.openxmlformats.org/drawingml/2006/picture">
-                <pic:pic>
-                  <pic:nvPicPr>
-                    <pic:cNvPr id="0" name="fig_time.png"/>
-                    <pic:cNvPicPr/>
-                  </pic:nvPicPr>
-                  <pic:blipFill>
-                    <a:blip r:embed="rId27"/>
-                    <a:stretch>
-                      <a:fillRect/>
-                    </a:stretch>
-                  </pic:blipFill>
-                  <pic:spPr>
-                    <a:xfrm>
-                      <a:off x="0" y="0"/>
-                      <a:ext cx="3780000" cy="1885333"/>
-                    </a:xfrm>
-                    <a:prstGeom prst="rect"/>
-                  </pic:spPr>
-                </pic:pic>
-              </a:graphicData>
-            </a:graphic>
-          </wp:inline>
-        </w:drawing>
-      </w:r>
-    </w:p>
-    <w:p>
-      <w:pPr>
-        <w:snapToGrid w:val="0"/>
-        <w:spacing w:line="360" w:lineRule="auto"/>
-        <w:ind w:firstLine="709"/>
-        <w:mirrorIndents/>
-        <w:jc w:val="center"/>
-        <w:rPr>
-          <w:rFonts w:ascii="Times New Roman" w:eastAsia="Times New Roman" w:hAnsi="Times New Roman" w:cs="Times New Roman"/>
-          <w:color w:val="000000"/>
-          <w:sz w:val="28"/>
-          <w:szCs w:val="28"/>
-        </w:rPr>
-      </w:pPr>
-      <w:r>
-        <w:rPr>
-          <w:rFonts w:ascii="Times New Roman" w:eastAsia="Times New Roman" w:hAnsi="Times New Roman" w:cs="Times New Roman"/>
-          <w:color w:val="000000"/>
-          <w:sz w:val="28"/>
-          <w:szCs w:val="28"/>
-        </w:rPr>
-        <w:t xml:space="preserve">Рисунок 5 – Время одной эпохи Hybrid QNN в зависимости от числа кубитов (Breast Cancer)</w:t>
-      </w:r>
-    </w:p>
-    <w:p>
-      <w:pPr>
-        <w:snapToGrid w:val="0"/>
-        <w:spacing w:line="360" w:lineRule="auto"/>
-        <w:ind w:firstLine="709"/>
-        <w:jc w:val="both"/>
-        <w:rPr>
-          <w:rFonts w:ascii="Times New Roman" w:eastAsia="Times New Roman" w:hAnsi="Times New Roman" w:cs="Times New Roman"/>
-          <w:sz w:val="28"/>
-          <w:szCs w:val="28"/>
-        </w:rPr>
-      </w:pPr>
-      <w:r>
-        <w:rPr>
-          <w:rFonts w:ascii="Times New Roman" w:eastAsia="Times New Roman" w:hAnsi="Times New Roman" w:cs="Times New Roman"/>
-          <w:sz w:val="28"/>
-          <w:szCs w:val="28"/>
-        </w:rPr>
-        <w:t xml:space="preserve">Таким образом, на небольших табличных наборах перцептрон с одним-двумя скрытыми слоями достигает высокой точности, а гибридная модель PennyLane не даёт статистически значимого выигрыша ни перед более крупным перцептроном, ни перед перцептроном равного размера, но обучается в десятки раз дольше. Для систематического исследования, требующего тысяч обучений с разными параметрами схемы, такой скорости недостаточно — это определяет задачу следующего этапа: разработку собственной библиотеки с быстрым симулятором квантовых схем.</w:t>
+        <w:t xml:space="preserve">Цена квантовой части — время: эпоха гибридной модели примерно в 21 раз дольше, чем у перцептрона, а полное обучение — в 25–50 раз дольше, так как квантовая схема моделируется на классическом компьютере.</w:t>
       </w:r>
     </w:p>
     <w:p>
@@ -12826,7 +14183,7 @@
           <w:sz w:val="28"/>
           <w:szCs w:val="28"/>
         </w:rPr>
-        <w:t xml:space="preserve">В ходе учебной практики была продолжена работа над темой, связанной с разработкой библиотеки для работы с квантовыми гибридными нейронными сетями. Если в первом семестре основное внимание уделялось анализу предметной области, то во втором семестре была выполнена практическая часть: изучены классические нейросетевые модели, реализована программа для обучения и сравнения моделей и проведены эксперименты.</w:t>
+        <w:t xml:space="preserve">В ходе учебной практики была продолжена работа над темой, связанной с разработкой библиотеки для работы с квантовыми гибридными нейронными сетями. Во втором семестре была выполнена практическая часть: изучены классические нейросетевые модели, реализована программа для обучения и сравнения моделей и проведено 1100 обучений на пяти наборах данных, каждая конфигурация запускалась десять раз.</w:t>
       </w:r>
     </w:p>
     <w:p>
@@ -12847,7 +14204,7 @@
           <w:sz w:val="28"/>
           <w:szCs w:val="28"/>
         </w:rPr>
-        <w:t xml:space="preserve">Программа на Python с использованием PyTorch, PennyLane и Scikit-Learn реализует подготовку данных, три типа моделей — многослойный перцептрон, квантовую и гибридную нейронные сети, — единую процедуру обучения с ранней остановкой, расчёт метрик и статистическое сравнение. Проведено 818 обучений на пяти наборах данных, каждая конфигурация запускалась десять раз.</w:t>
+        <w:t xml:space="preserve">Исследование перцептрона показало, что на небольших табличных наборах качество слабо зависит от архитектуры (средняя accuracy 0,966–0,971); заметнее влияет скорость обучения, а шаг 0,1 делает обучение неустойчивым. Крупная сеть без регуляризации запоминает обучающую выборку (разрыв 3,0 п. п.); ранняя остановка сокращает разрыв до 1,6 п. п. и в 5 раз уменьшает число эпох, weight decay 0,01 дополнительно уменьшает разрыв.</w:t>
       </w:r>
     </w:p>
     <w:p>
@@ -12868,7 +14225,7 @@
           <w:sz w:val="28"/>
           <w:szCs w:val="28"/>
         </w:rPr>
-        <w:t xml:space="preserve">Исследование перцептрона показало, что на небольших табличных наборах качество слабо зависит от архитектуры (средняя accuracy 0,966–0,971), а заметнее влияет скорость обучения. Гибридная модель PennyLane показала качество на уровне перцептронов без статистически значимых различий, чисто квантовая модель уступила гибридной на 4,3–8,7 п. п. на наборах Iris, Wine и Breast Cancer. Обучение гибридной модели в десятки раз медленнее, чем перцептрона.</w:t>
+        <w:t xml:space="preserve">Гибридная модель PennyLane показала качество на уровне перцептронов без статистически значимых различий, квантовая модель без энкодера уступила гибридной на 4,3–8,7 п. п. на наборах Iris, Wine и Breast Cancer. Обучение гибридной модели в десятки раз медленнее, чем перцептрона. Для систематического исследования, требующего тысяч обучений, такой скорости недостаточно — это определяет задачу следующего этапа магистерской работы: разработку собственной библиотеки с быстрым симулятором квантовых схем.</w:t>
       </w:r>
     </w:p>
     <w:p>
@@ -12889,28 +14246,7 @@
           <w:sz w:val="28"/>
           <w:szCs w:val="28"/>
         </w:rPr>
-        <w:t xml:space="preserve">Полученные результаты определили задачу следующего этапа магистерской работы: разработку собственной библиотеки с быстрым симулятором квантовых схем, которая позволит провести систематическое сравнение гибридных и классических моделей на большем числе конфигураций и наборов данных.</w:t>
-      </w:r>
-    </w:p>
-    <w:p>
-      <w:pPr>
-        <w:snapToGrid w:val="0"/>
-        <w:spacing w:line="360" w:lineRule="auto"/>
-        <w:ind w:firstLine="709"/>
-        <w:jc w:val="both"/>
-        <w:rPr>
-          <w:rFonts w:ascii="Times New Roman" w:eastAsia="Times New Roman" w:hAnsi="Times New Roman" w:cs="Times New Roman"/>
-          <w:sz w:val="28"/>
-          <w:szCs w:val="28"/>
-        </w:rPr>
-      </w:pPr>
-      <w:r>
-        <w:rPr>
-          <w:rFonts w:ascii="Times New Roman" w:eastAsia="Times New Roman" w:hAnsi="Times New Roman" w:cs="Times New Roman"/>
-          <w:sz w:val="28"/>
-          <w:szCs w:val="28"/>
-        </w:rPr>
-        <w:t xml:space="preserve">За время практики были реализованы следующие компетенции (таблица 7):</w:t>
+        <w:t xml:space="preserve">За время практики были реализованы следующие компетенции (таблица 8):</w:t>
       </w:r>
     </w:p>
     <w:p>
@@ -12934,7 +14270,7 @@
           <w:sz w:val="28"/>
           <w:szCs w:val="28"/>
         </w:rPr>
-        <w:t xml:space="preserve">Таблица 7 – Компетенции</w:t>
+        <w:t xml:space="preserve">Таблица 8 – Компетенции</w:t>
       </w:r>
     </w:p>
     <w:tbl>
@@ -13263,7 +14599,7 @@
               <w:jc w:val="left"/>
             </w:pPr>
             <w:r>
-              <w:t xml:space="preserve">Изучены англоязычные статьи и документация PyTorch, PennyLane и Scikit-Learn; результаты оформлены в виде отчёта с таблицами и графиками.</w:t>
+              <w:t xml:space="preserve">Изучены англоязычные статьи и документация PyTorch, PennyLane и Scikit-Learn; результаты оформлены в виде отчёта и статьи.</w:t>
             </w:r>
           </w:p>
         </w:tc>
@@ -13659,7 +14995,7 @@
               <w:jc w:val="left"/>
             </w:pPr>
             <w:r>
-              <w:t xml:space="preserve">Проведён анализ моделей на пяти наборах данных: исследовано влияние архитектуры и параметров обучения перцептрона, выполнено сравнение с квантовой и гибридной моделями, оценена зависимость времени обучения от числа кубитов.</w:t>
+              <w:t xml:space="preserve">Исследовано влияние архитектуры, параметров обучения и регуляризации на качество перцептрона; выполнено сравнение с квантовой и гибридной моделями на пяти наборах данных.</w:t>
             </w:r>
           </w:p>
         </w:tc>
@@ -13954,6 +15290,56 @@
           <w:sz w:val="28"/>
           <w:szCs w:val="28"/>
         </w:rPr>
+        <w:t xml:space="preserve">Krogh, A. A simple weight decay can improve generalization / A. Krogh, J. A. Hertz // Advances in Neural Information Processing Systems. — 1992. — Vol. 4. — P. 950–957.</w:t>
+      </w:r>
+    </w:p>
+    <w:p>
+      <w:pPr>
+        <w:numPr>
+          <w:ilvl w:val="0"/>
+          <w:numId w:val="8"/>
+        </w:numPr>
+        <w:snapToGrid w:val="0"/>
+        <w:spacing w:line="360" w:lineRule="auto"/>
+        <w:ind w:left="0" w:firstLine="0"/>
+        <w:jc w:val="both"/>
+        <w:rPr>
+          <w:rFonts w:ascii="Times New Roman" w:eastAsia="Times New Roman" w:hAnsi="Times New Roman" w:cs="Times New Roman"/>
+          <w:sz w:val="28"/>
+          <w:szCs w:val="28"/>
+        </w:rPr>
+      </w:pPr>
+      <w:r>
+        <w:rPr>
+          <w:rFonts w:ascii="Times New Roman" w:eastAsia="Times New Roman" w:hAnsi="Times New Roman" w:cs="Times New Roman"/>
+          <w:sz w:val="28"/>
+          <w:szCs w:val="28"/>
+        </w:rPr>
+        <w:t xml:space="preserve">Prechelt, L. Early stopping — but when? / L. Prechelt // Neural Networks: Tricks of the Trade. — Berlin : Springer, 1998. — P. 55–69.</w:t>
+      </w:r>
+    </w:p>
+    <w:p>
+      <w:pPr>
+        <w:numPr>
+          <w:ilvl w:val="0"/>
+          <w:numId w:val="8"/>
+        </w:numPr>
+        <w:snapToGrid w:val="0"/>
+        <w:spacing w:line="360" w:lineRule="auto"/>
+        <w:ind w:left="0" w:firstLine="0"/>
+        <w:jc w:val="both"/>
+        <w:rPr>
+          <w:rFonts w:ascii="Times New Roman" w:eastAsia="Times New Roman" w:hAnsi="Times New Roman" w:cs="Times New Roman"/>
+          <w:sz w:val="28"/>
+          <w:szCs w:val="28"/>
+        </w:rPr>
+      </w:pPr>
+      <w:r>
+        <w:rPr>
+          <w:rFonts w:ascii="Times New Roman" w:eastAsia="Times New Roman" w:hAnsi="Times New Roman" w:cs="Times New Roman"/>
+          <w:sz w:val="28"/>
+          <w:szCs w:val="28"/>
+        </w:rPr>
         <w:t xml:space="preserve">Pedregosa, F. Scikit-learn: Machine learning in Python / F. Pedregosa [et al.] // Journal of Machine Learning Research. — 2011. — Vol. 12. — P. 2825–2830.</w:t>
       </w:r>
     </w:p>
@@ -14054,31 +15440,6 @@
           <w:sz w:val="28"/>
           <w:szCs w:val="28"/>
         </w:rPr>
-        <w:t xml:space="preserve">Schuld, M. Evaluating analytic gradients on quantum hardware / M. Schuld, V. Bergholm, C. Gogolin [et al.] // Physical Review A. — 2019. — Vol. 99. — Art. 032331.</w:t>
-      </w:r>
-    </w:p>
-    <w:p>
-      <w:pPr>
-        <w:numPr>
-          <w:ilvl w:val="0"/>
-          <w:numId w:val="8"/>
-        </w:numPr>
-        <w:snapToGrid w:val="0"/>
-        <w:spacing w:line="360" w:lineRule="auto"/>
-        <w:ind w:left="0" w:firstLine="0"/>
-        <w:jc w:val="both"/>
-        <w:rPr>
-          <w:rFonts w:ascii="Times New Roman" w:eastAsia="Times New Roman" w:hAnsi="Times New Roman" w:cs="Times New Roman"/>
-          <w:sz w:val="28"/>
-          <w:szCs w:val="28"/>
-        </w:rPr>
-      </w:pPr>
-      <w:r>
-        <w:rPr>
-          <w:rFonts w:ascii="Times New Roman" w:eastAsia="Times New Roman" w:hAnsi="Times New Roman" w:cs="Times New Roman"/>
-          <w:sz w:val="28"/>
-          <w:szCs w:val="28"/>
-        </w:rPr>
         <w:t xml:space="preserve">Mari, A. Transfer learning in hybrid classical-quantum neural networks / A. Mari, T. R. Bromley, J. Izaac [et al.] // Quantum. — 2020. — Vol. 4. — Art. 340.</w:t>
       </w:r>
     </w:p>
@@ -14122,7 +15483,1710 @@
           <w:rFonts w:cs="Times New Roman"/>
           <w:szCs w:val="28"/>
         </w:rPr>
-        <w:t xml:space="preserve">ПРИЛОЖЕНИЕ</w:t>
+        <w:t xml:space="preserve">ПРИЛОЖЕНИЯ</w:t>
+      </w:r>
+    </w:p>
+    <w:p>
+      <w:pPr>
+        <w:pStyle w:val="af6"/>
+        <w:jc w:val="both"/>
+        <w:rPr>
+          <w:rFonts w:ascii="Times New Roman" w:hAnsi="Times New Roman" w:cs="Times New Roman"/>
+          <w:b/>
+          <w:bCs/>
+          <w:sz w:val="28"/>
+          <w:szCs w:val="28"/>
+        </w:rPr>
+      </w:pPr>
+      <w:r>
+        <w:rPr>
+          <w:rFonts w:ascii="Times New Roman" w:hAnsi="Times New Roman" w:cs="Times New Roman"/>
+          <w:b/>
+          <w:bCs/>
+          <w:sz w:val="28"/>
+          <w:szCs w:val="28"/>
+        </w:rPr>
+        <w:t xml:space="preserve">Приложение 1</w:t>
+      </w:r>
+    </w:p>
+    <w:p>
+      <w:pPr>
+        <w:spacing w:before="100" w:beforeAutospacing="1" w:after="100" w:afterAutospacing="1" w:line="240" w:lineRule="auto"/>
+        <w:ind w:firstLine="709"/>
+        <w:jc w:val="center"/>
+        <w:rPr>
+          <w:rFonts w:ascii="Times New Roman" w:eastAsia="Times New Roman" w:hAnsi="Times New Roman" w:cs="Times New Roman"/>
+          <w:b/>
+          <w:bCs/>
+          <w:sz w:val="24"/>
+          <w:szCs w:val="24"/>
+        </w:rPr>
+      </w:pPr>
+      <w:r>
+        <w:rPr>
+          <w:rFonts w:ascii="Times New Roman" w:eastAsia="Times New Roman" w:hAnsi="Times New Roman" w:cs="Times New Roman"/>
+          <w:b/>
+          <w:bCs/>
+          <w:sz w:val="24"/>
+          <w:szCs w:val="24"/>
+        </w:rPr>
+        <w:t xml:space="preserve">СРАВНИТЕЛЬНЫЙ АНАЛИЗ КЛАССИЧЕСКИХ, КВАНТОВЫХ И ГИБРИДНЫХ НЕЙРОННЫХ СЕТЕЙ</w:t>
+      </w:r>
+    </w:p>
+    <w:p>
+      <w:pPr>
+        <w:spacing w:before="100" w:beforeAutospacing="1" w:after="100" w:afterAutospacing="1" w:line="240" w:lineRule="auto"/>
+        <w:ind w:firstLine="709"/>
+        <w:jc w:val="center"/>
+        <w:rPr>
+          <w:rFonts w:ascii="Times New Roman" w:eastAsia="Times New Roman" w:hAnsi="Times New Roman" w:cs="Times New Roman"/>
+          <w:b/>
+          <w:bCs/>
+          <w:i/>
+          <w:iCs/>
+          <w:sz w:val="24"/>
+          <w:szCs w:val="24"/>
+        </w:rPr>
+      </w:pPr>
+      <w:r>
+        <w:rPr>
+          <w:rFonts w:ascii="Times New Roman" w:eastAsia="Times New Roman" w:hAnsi="Times New Roman" w:cs="Times New Roman"/>
+          <w:b/>
+          <w:bCs/>
+          <w:i/>
+          <w:iCs/>
+          <w:sz w:val="24"/>
+          <w:szCs w:val="24"/>
+        </w:rPr>
+        <w:t xml:space="preserve">Филадельфов Т. Г.</w:t>
+      </w:r>
+    </w:p>
+    <w:p>
+      <w:pPr>
+        <w:spacing w:before="120" w:line="24" w:lineRule="atLeast"/>
+        <w:jc w:val="center"/>
+        <w:rPr>
+          <w:rFonts w:ascii="Times New Roman" w:hAnsi="Times New Roman" w:cs="Times New Roman"/>
+          <w:i/>
+          <w:iCs/>
+          <w:color w:val="000000" w:themeColor="text1"/>
+          <w:sz w:val="24"/>
+          <w:szCs w:val="24"/>
+          <w:shd w:val="clear" w:color="auto" w:fill="FFFFFF"/>
+        </w:rPr>
+      </w:pPr>
+      <w:r>
+        <w:rPr>
+          <w:rFonts w:ascii="Times New Roman" w:hAnsi="Times New Roman" w:cs="Times New Roman"/>
+          <w:i/>
+          <w:iCs/>
+          <w:color w:val="000000" w:themeColor="text1"/>
+          <w:sz w:val="24"/>
+          <w:szCs w:val="24"/>
+          <w:shd w:val="clear" w:color="auto" w:fill="FFFFFF"/>
+        </w:rPr>
+        <w:t xml:space="preserve">Научный руководитель канд. физ.-мат. наук, доцент, заведующий кафедрой САИТ Васильев А. В.</w:t>
+      </w:r>
+    </w:p>
+    <w:p>
+      <w:pPr>
+        <w:spacing w:before="120" w:line="24" w:lineRule="atLeast"/>
+        <w:jc w:val="center"/>
+        <w:rPr>
+          <w:rFonts w:ascii="Times New Roman" w:hAnsi="Times New Roman" w:cs="Times New Roman"/>
+          <w:i/>
+          <w:iCs/>
+          <w:color w:val="000000" w:themeColor="text1"/>
+          <w:sz w:val="24"/>
+          <w:szCs w:val="24"/>
+          <w:shd w:val="clear" w:color="auto" w:fill="FFFFFF"/>
+        </w:rPr>
+      </w:pPr>
+      <w:r>
+        <w:rPr>
+          <w:rFonts w:ascii="Times New Roman" w:hAnsi="Times New Roman" w:cs="Times New Roman"/>
+          <w:i/>
+          <w:iCs/>
+          <w:color w:val="000000" w:themeColor="text1"/>
+          <w:sz w:val="24"/>
+          <w:szCs w:val="24"/>
+          <w:shd w:val="clear" w:color="auto" w:fill="FFFFFF"/>
+        </w:rPr>
+        <w:t xml:space="preserve">Казанский (Приволжский) федеральный университет, Институт вычислительной математики и информационных технологий</w:t>
+      </w:r>
+    </w:p>
+    <w:p>
+      <w:pPr>
+        <w:spacing w:before="100" w:beforeAutospacing="1" w:after="100" w:afterAutospacing="1" w:line="240" w:lineRule="auto"/>
+        <w:ind w:firstLine="709"/>
+        <w:jc w:val="center"/>
+        <w:rPr>
+          <w:rFonts w:ascii="Times New Roman" w:eastAsia="Times New Roman" w:hAnsi="Times New Roman" w:cs="Times New Roman"/>
+          <w:i/>
+          <w:iCs/>
+          <w:sz w:val="24"/>
+          <w:szCs w:val="24"/>
+          <w:lang w:val="en-US"/>
+        </w:rPr>
+      </w:pPr>
+      <w:r>
+        <w:rPr>
+          <w:rFonts w:ascii="Times New Roman" w:eastAsia="Times New Roman" w:hAnsi="Times New Roman" w:cs="Times New Roman"/>
+          <w:i/>
+          <w:iCs/>
+          <w:sz w:val="24"/>
+          <w:szCs w:val="24"/>
+        </w:rPr>
+        <w:t xml:space="preserve">Ipod050505@gmail.com</w:t>
+      </w:r>
+    </w:p>
+    <w:p>
+      <w:pPr>
+        <w:keepNext/>
+        <w:snapToGrid w:val="0"/>
+        <w:spacing w:line="360" w:lineRule="auto"/>
+        <w:ind w:firstLine="709"/>
+        <w:mirrorIndents/>
+        <w:jc w:val="center"/>
+        <w:rPr>
+          <w:rFonts w:ascii="Times New Roman" w:eastAsia="Times New Roman" w:hAnsi="Times New Roman" w:cs="Times New Roman"/>
+          <w:b/>
+          <w:bCs/>
+          <w:sz w:val="24"/>
+          <w:szCs w:val="24"/>
+        </w:rPr>
+      </w:pPr>
+      <w:r>
+        <w:rPr>
+          <w:rFonts w:ascii="Times New Roman" w:eastAsia="Times New Roman" w:hAnsi="Times New Roman" w:cs="Times New Roman"/>
+          <w:b/>
+          <w:bCs/>
+          <w:sz w:val="24"/>
+          <w:szCs w:val="24"/>
+        </w:rPr>
+        <w:t xml:space="preserve">ВВЕДЕНИЕ</w:t>
+      </w:r>
+    </w:p>
+    <w:p>
+      <w:pPr>
+        <w:snapToGrid w:val="0"/>
+        <w:spacing w:line="360" w:lineRule="auto"/>
+        <w:ind w:firstLine="709"/>
+        <w:mirrorIndents/>
+        <w:jc w:val="both"/>
+        <w:rPr>
+          <w:rFonts w:ascii="Times New Roman" w:eastAsia="Times New Roman" w:hAnsi="Times New Roman" w:cs="Times New Roman"/>
+          <w:sz w:val="24"/>
+          <w:szCs w:val="24"/>
+        </w:rPr>
+      </w:pPr>
+      <w:r>
+        <w:rPr>
+          <w:rFonts w:ascii="Times New Roman" w:eastAsia="Times New Roman" w:hAnsi="Times New Roman" w:cs="Times New Roman"/>
+          <w:sz w:val="24"/>
+          <w:szCs w:val="24"/>
+        </w:rPr>
+        <w:t xml:space="preserve">Искусственные нейронные сети — основной инструмент решения задач классификации [1, 2]. Одним из новых направлений являются квантовые и гибридные квантово-классические нейронные сети, в которых часть вычислений выполняет параметризованная квантовая схема [3, 4]. Открытым остаётся вопрос, дают ли такие модели выигрыш по сравнению с классическими сетями того же размера. В работе проводится сравнение классических, квантовой и гибридной моделей на пяти наборах данных с многократными запусками.</w:t>
+      </w:r>
+    </w:p>
+    <w:p>
+      <w:pPr>
+        <w:keepNext/>
+        <w:snapToGrid w:val="0"/>
+        <w:spacing w:line="360" w:lineRule="auto"/>
+        <w:ind w:firstLine="709"/>
+        <w:mirrorIndents/>
+        <w:jc w:val="center"/>
+        <w:rPr>
+          <w:rFonts w:ascii="Times New Roman" w:eastAsia="Times New Roman" w:hAnsi="Times New Roman" w:cs="Times New Roman"/>
+          <w:b/>
+          <w:bCs/>
+          <w:sz w:val="24"/>
+          <w:szCs w:val="24"/>
+        </w:rPr>
+      </w:pPr>
+      <w:r>
+        <w:rPr>
+          <w:rFonts w:ascii="Times New Roman" w:eastAsia="Times New Roman" w:hAnsi="Times New Roman" w:cs="Times New Roman"/>
+          <w:b/>
+          <w:bCs/>
+          <w:sz w:val="24"/>
+          <w:szCs w:val="24"/>
+        </w:rPr>
+        <w:t xml:space="preserve">МОДЕЛИ И МЕТОДИКА</w:t>
+      </w:r>
+    </w:p>
+    <w:p>
+      <w:pPr>
+        <w:snapToGrid w:val="0"/>
+        <w:spacing w:line="360" w:lineRule="auto"/>
+        <w:ind w:firstLine="709"/>
+        <w:mirrorIndents/>
+        <w:jc w:val="both"/>
+        <w:rPr>
+          <w:rFonts w:ascii="Times New Roman" w:eastAsia="Times New Roman" w:hAnsi="Times New Roman" w:cs="Times New Roman"/>
+          <w:sz w:val="24"/>
+          <w:szCs w:val="24"/>
+        </w:rPr>
+      </w:pPr>
+      <w:r>
+        <w:rPr>
+          <w:rFonts w:ascii="Times New Roman" w:eastAsia="Times New Roman" w:hAnsi="Times New Roman" w:cs="Times New Roman"/>
+          <w:sz w:val="24"/>
+          <w:szCs w:val="24"/>
+        </w:rPr>
+        <w:t xml:space="preserve">Сравнивались четыре модели:</w:t>
+      </w:r>
+    </w:p>
+    <w:p>
+      <w:pPr>
+        <w:numPr>
+          <w:ilvl w:val="0"/>
+          <w:numId w:val="9"/>
+        </w:numPr>
+        <w:snapToGrid w:val="0"/>
+        <w:spacing w:line="360" w:lineRule="auto"/>
+        <w:ind w:left="0" w:firstLine="709"/>
+        <w:mirrorIndents/>
+        <w:jc w:val="both"/>
+        <w:rPr>
+          <w:rFonts w:ascii="Times New Roman" w:eastAsia="Times New Roman" w:hAnsi="Times New Roman" w:cs="Times New Roman"/>
+          <w:sz w:val="24"/>
+          <w:szCs w:val="24"/>
+        </w:rPr>
+      </w:pPr>
+      <w:r>
+        <w:rPr>
+          <w:rFonts w:ascii="Times New Roman" w:eastAsia="Times New Roman" w:hAnsi="Times New Roman" w:cs="Times New Roman"/>
+          <w:sz w:val="24"/>
+          <w:szCs w:val="24"/>
+        </w:rPr>
+        <w:t xml:space="preserve">многослойный перцептрон 32–16 с функцией активации ReLU;</w:t>
+      </w:r>
+    </w:p>
+    <w:p>
+      <w:pPr>
+        <w:numPr>
+          <w:ilvl w:val="0"/>
+          <w:numId w:val="9"/>
+        </w:numPr>
+        <w:snapToGrid w:val="0"/>
+        <w:spacing w:line="360" w:lineRule="auto"/>
+        <w:ind w:left="0" w:firstLine="709"/>
+        <w:mirrorIndents/>
+        <w:jc w:val="both"/>
+        <w:rPr>
+          <w:rFonts w:ascii="Times New Roman" w:eastAsia="Times New Roman" w:hAnsi="Times New Roman" w:cs="Times New Roman"/>
+          <w:sz w:val="24"/>
+          <w:szCs w:val="24"/>
+        </w:rPr>
+      </w:pPr>
+      <w:r>
+        <w:rPr>
+          <w:rFonts w:ascii="Times New Roman" w:eastAsia="Times New Roman" w:hAnsi="Times New Roman" w:cs="Times New Roman"/>
+          <w:sz w:val="24"/>
+          <w:szCs w:val="24"/>
+        </w:rPr>
+        <w:t xml:space="preserve">перцептрон с одним скрытым слоем и тем же числом параметров, что у гибридной модели;</w:t>
+      </w:r>
+    </w:p>
+    <w:p>
+      <w:pPr>
+        <w:numPr>
+          <w:ilvl w:val="0"/>
+          <w:numId w:val="9"/>
+        </w:numPr>
+        <w:snapToGrid w:val="0"/>
+        <w:spacing w:line="360" w:lineRule="auto"/>
+        <w:ind w:left="0" w:firstLine="709"/>
+        <w:mirrorIndents/>
+        <w:jc w:val="both"/>
+        <w:rPr>
+          <w:rFonts w:ascii="Times New Roman" w:eastAsia="Times New Roman" w:hAnsi="Times New Roman" w:cs="Times New Roman"/>
+          <w:sz w:val="24"/>
+          <w:szCs w:val="24"/>
+        </w:rPr>
+      </w:pPr>
+      <w:r>
+        <w:rPr>
+          <w:rFonts w:ascii="Times New Roman" w:eastAsia="Times New Roman" w:hAnsi="Times New Roman" w:cs="Times New Roman"/>
+          <w:sz w:val="24"/>
+          <w:szCs w:val="24"/>
+        </w:rPr>
+        <w:t xml:space="preserve">квантовая нейронная сеть: признаки кодируются в углы вращений четырёх кубитов, далее два вариационных слоя PennyLane [4] и линейный слой;</w:t>
+      </w:r>
+    </w:p>
+    <w:p>
+      <w:pPr>
+        <w:numPr>
+          <w:ilvl w:val="0"/>
+          <w:numId w:val="9"/>
+        </w:numPr>
+        <w:snapToGrid w:val="0"/>
+        <w:spacing w:line="360" w:lineRule="auto"/>
+        <w:ind w:left="0" w:firstLine="709"/>
+        <w:mirrorIndents/>
+        <w:jc w:val="both"/>
+        <w:rPr>
+          <w:rFonts w:ascii="Times New Roman" w:eastAsia="Times New Roman" w:hAnsi="Times New Roman" w:cs="Times New Roman"/>
+          <w:sz w:val="24"/>
+          <w:szCs w:val="24"/>
+        </w:rPr>
+      </w:pPr>
+      <w:r>
+        <w:rPr>
+          <w:rFonts w:ascii="Times New Roman" w:eastAsia="Times New Roman" w:hAnsi="Times New Roman" w:cs="Times New Roman"/>
+          <w:sz w:val="24"/>
+          <w:szCs w:val="24"/>
+        </w:rPr>
+        <w:t xml:space="preserve">гибридная модель: классический энкодер, та же квантовая схема и выходной слой [5].</w:t>
+      </w:r>
+    </w:p>
+    <w:p>
+      <w:pPr>
+        <w:snapToGrid w:val="0"/>
+        <w:spacing w:line="360" w:lineRule="auto"/>
+        <w:ind w:firstLine="709"/>
+        <w:mirrorIndents/>
+        <w:jc w:val="both"/>
+        <w:rPr>
+          <w:rFonts w:ascii="Times New Roman" w:eastAsia="Times New Roman" w:hAnsi="Times New Roman" w:cs="Times New Roman"/>
+          <w:sz w:val="24"/>
+          <w:szCs w:val="24"/>
+        </w:rPr>
+      </w:pPr>
+      <w:r>
+        <w:rPr>
+          <w:rFonts w:ascii="Times New Roman" w:eastAsia="Times New Roman" w:hAnsi="Times New Roman" w:cs="Times New Roman"/>
+          <w:sz w:val="24"/>
+          <w:szCs w:val="24"/>
+        </w:rPr>
+        <w:t xml:space="preserve">Наборы данных — Iris, Wine, Breast Cancer, Moons и Circles; обучение — Adam с ранней остановкой; каждая модель запускалась с десятью значениями seed, различия проверялись критерием Уилкоксона.</w:t>
+      </w:r>
+    </w:p>
+    <w:p>
+      <w:pPr>
+        <w:keepNext/>
+        <w:snapToGrid w:val="0"/>
+        <w:spacing w:line="360" w:lineRule="auto"/>
+        <w:ind w:firstLine="709"/>
+        <w:mirrorIndents/>
+        <w:jc w:val="center"/>
+        <w:rPr>
+          <w:rFonts w:ascii="Times New Roman" w:eastAsia="Times New Roman" w:hAnsi="Times New Roman" w:cs="Times New Roman"/>
+          <w:b/>
+          <w:bCs/>
+          <w:sz w:val="24"/>
+          <w:szCs w:val="24"/>
+        </w:rPr>
+      </w:pPr>
+      <w:r>
+        <w:rPr>
+          <w:rFonts w:ascii="Times New Roman" w:eastAsia="Times New Roman" w:hAnsi="Times New Roman" w:cs="Times New Roman"/>
+          <w:b/>
+          <w:bCs/>
+          <w:sz w:val="24"/>
+          <w:szCs w:val="24"/>
+        </w:rPr>
+        <w:t xml:space="preserve">РЕЗУЛЬТАТЫ ЭКСПЕРИМЕНТОВ</w:t>
+      </w:r>
+    </w:p>
+    <w:p>
+      <w:pPr>
+        <w:snapToGrid w:val="0"/>
+        <w:spacing w:line="360" w:lineRule="auto"/>
+        <w:ind w:firstLine="709"/>
+        <w:mirrorIndents/>
+        <w:jc w:val="both"/>
+        <w:rPr>
+          <w:rFonts w:ascii="Times New Roman" w:eastAsia="Times New Roman" w:hAnsi="Times New Roman" w:cs="Times New Roman"/>
+          <w:sz w:val="24"/>
+          <w:szCs w:val="24"/>
+        </w:rPr>
+      </w:pPr>
+      <w:r>
+        <w:rPr>
+          <w:rFonts w:ascii="Times New Roman" w:eastAsia="Times New Roman" w:hAnsi="Times New Roman" w:cs="Times New Roman"/>
+          <w:sz w:val="24"/>
+          <w:szCs w:val="24"/>
+        </w:rPr>
+        <w:t xml:space="preserve">Качество перцептрона слабо зависит от архитектуры (средняя accuracy 0,966–0,971), а ранняя остановка сокращает разрыв между обучающей и тестовой точностью с 3,0 до 1,6 п. п. Сравнение с моделями PennyLane приведено в таблице 1.</w:t>
+      </w:r>
+    </w:p>
+    <w:p>
+      <w:pPr>
+        <w:keepNext/>
+        <w:snapToGrid w:val="0"/>
+        <w:spacing w:line="360" w:lineRule="auto"/>
+        <w:mirrorIndents/>
+        <w:jc w:val="both"/>
+        <w:rPr>
+          <w:rFonts w:ascii="Times New Roman" w:eastAsia="Times New Roman" w:hAnsi="Times New Roman" w:cs="Times New Roman"/>
+          <w:sz w:val="24"/>
+          <w:szCs w:val="24"/>
+        </w:rPr>
+      </w:pPr>
+      <w:r>
+        <w:rPr>
+          <w:rFonts w:ascii="Times New Roman" w:eastAsia="Times New Roman" w:hAnsi="Times New Roman" w:cs="Times New Roman"/>
+          <w:sz w:val="24"/>
+          <w:szCs w:val="24"/>
+        </w:rPr>
+        <w:t xml:space="preserve">Таблица 1 – Accuracy моделей (среднее по 10 запускам)</w:t>
+      </w:r>
+    </w:p>
+    <w:tbl>
+      <w:tblPr>
+        <w:tblW w:w="9354" w:type="dxa"/>
+        <w:tblBorders>
+          <w:top w:val="single" w:sz="6" w:space="0" w:color="auto"/>
+          <w:left w:val="single" w:sz="6" w:space="0" w:color="auto"/>
+          <w:bottom w:val="single" w:sz="6" w:space="0" w:color="auto"/>
+          <w:right w:val="single" w:sz="6" w:space="0" w:color="auto"/>
+        </w:tblBorders>
+        <w:tblCellMar>
+          <w:top w:w="160" w:type="dxa"/>
+          <w:left w:w="160" w:type="dxa"/>
+          <w:bottom w:w="160" w:type="dxa"/>
+          <w:right w:w="160" w:type="dxa"/>
+        </w:tblCellMar>
+        <w:tblLook w:val="04A0" w:firstRow="1" w:lastRow="0" w:firstColumn="1" w:lastColumn="0" w:noHBand="0" w:noVBand="1"/>
+      </w:tblPr>
+      <w:tblGrid>
+        <w:gridCol w:w="2835"/>
+        <w:gridCol w:w="2154"/>
+        <w:gridCol w:w="2154"/>
+        <w:gridCol w:w="2211"/>
+      </w:tblGrid>
+      <w:tr>
+        <w:trPr>
+          <w:cantSplit/>
+          <w:tblHeader/>
+        </w:trPr>
+        <w:tc>
+          <w:tcPr>
+            <w:tcW w:w="2835" w:type="dxa"/>
+            <w:tcBorders>
+              <w:top w:val="single" w:sz="6" w:space="0" w:color="auto"/>
+              <w:left w:val="single" w:sz="6" w:space="0" w:color="auto"/>
+              <w:bottom w:val="single" w:sz="6" w:space="0" w:color="auto"/>
+              <w:right w:val="single" w:sz="6" w:space="0" w:color="auto"/>
+            </w:tcBorders>
+            <w:tcMar>
+              <w:top w:w="120" w:type="dxa"/>
+              <w:left w:w="180" w:type="dxa"/>
+              <w:bottom w:w="120" w:type="dxa"/>
+              <w:right w:w="180" w:type="dxa"/>
+            </w:tcMar>
+            <w:vAlign w:val="center"/>
+            <w:hideMark/>
+          </w:tcPr>
+          <w:p>
+            <w:pPr>
+              <w:snapToGrid w:val="0"/>
+              <w:spacing w:before="0" w:after="0" w:line="240" w:lineRule="auto"/>
+              <w:jc w:val="center"/>
+              <w:rPr>
+                <w:rFonts w:ascii="Times New Roman" w:eastAsia="Times New Roman" w:hAnsi="Times New Roman" w:cs="Times New Roman"/>
+                <w:b/>
+                <w:bCs/>
+                <w:sz w:val="24"/>
+                <w:szCs w:val="24"/>
+              </w:rPr>
+            </w:pPr>
+            <w:r>
+              <w:rPr>
+                <w:rFonts w:ascii="Times New Roman" w:eastAsia="Times New Roman" w:hAnsi="Times New Roman" w:cs="Times New Roman"/>
+                <w:b/>
+                <w:bCs/>
+                <w:sz w:val="24"/>
+                <w:szCs w:val="24"/>
+              </w:rPr>
+              <w:t xml:space="preserve">Набор данных</w:t>
+            </w:r>
+          </w:p>
+        </w:tc>
+        <w:tc>
+          <w:tcPr>
+            <w:tcW w:w="2154" w:type="dxa"/>
+            <w:tcBorders>
+              <w:top w:val="single" w:sz="6" w:space="0" w:color="auto"/>
+              <w:left w:val="single" w:sz="6" w:space="0" w:color="auto"/>
+              <w:bottom w:val="single" w:sz="6" w:space="0" w:color="auto"/>
+              <w:right w:val="single" w:sz="6" w:space="0" w:color="auto"/>
+            </w:tcBorders>
+            <w:tcMar>
+              <w:top w:w="120" w:type="dxa"/>
+              <w:left w:w="180" w:type="dxa"/>
+              <w:bottom w:w="120" w:type="dxa"/>
+              <w:right w:w="180" w:type="dxa"/>
+            </w:tcMar>
+            <w:vAlign w:val="center"/>
+            <w:hideMark/>
+          </w:tcPr>
+          <w:p>
+            <w:pPr>
+              <w:snapToGrid w:val="0"/>
+              <w:spacing w:before="0" w:after="0" w:line="240" w:lineRule="auto"/>
+              <w:jc w:val="center"/>
+              <w:rPr>
+                <w:rFonts w:ascii="Times New Roman" w:eastAsia="Times New Roman" w:hAnsi="Times New Roman" w:cs="Times New Roman"/>
+                <w:b/>
+                <w:bCs/>
+                <w:sz w:val="24"/>
+                <w:szCs w:val="24"/>
+              </w:rPr>
+            </w:pPr>
+            <w:r>
+              <w:rPr>
+                <w:rFonts w:ascii="Times New Roman" w:eastAsia="Times New Roman" w:hAnsi="Times New Roman" w:cs="Times New Roman"/>
+                <w:b/>
+                <w:bCs/>
+                <w:sz w:val="24"/>
+                <w:szCs w:val="24"/>
+              </w:rPr>
+              <w:t xml:space="preserve">MLP 32–16</w:t>
+            </w:r>
+          </w:p>
+        </w:tc>
+        <w:tc>
+          <w:tcPr>
+            <w:tcW w:w="2154" w:type="dxa"/>
+            <w:tcBorders>
+              <w:top w:val="single" w:sz="6" w:space="0" w:color="auto"/>
+              <w:left w:val="single" w:sz="6" w:space="0" w:color="auto"/>
+              <w:bottom w:val="single" w:sz="6" w:space="0" w:color="auto"/>
+              <w:right w:val="single" w:sz="6" w:space="0" w:color="auto"/>
+            </w:tcBorders>
+            <w:tcMar>
+              <w:top w:w="120" w:type="dxa"/>
+              <w:left w:w="180" w:type="dxa"/>
+              <w:bottom w:w="120" w:type="dxa"/>
+              <w:right w:w="180" w:type="dxa"/>
+            </w:tcMar>
+            <w:vAlign w:val="center"/>
+            <w:hideMark/>
+          </w:tcPr>
+          <w:p>
+            <w:pPr>
+              <w:snapToGrid w:val="0"/>
+              <w:spacing w:before="0" w:after="0" w:line="240" w:lineRule="auto"/>
+              <w:jc w:val="center"/>
+              <w:rPr>
+                <w:rFonts w:ascii="Times New Roman" w:eastAsia="Times New Roman" w:hAnsi="Times New Roman" w:cs="Times New Roman"/>
+                <w:b/>
+                <w:bCs/>
+                <w:sz w:val="24"/>
+                <w:szCs w:val="24"/>
+              </w:rPr>
+            </w:pPr>
+            <w:r>
+              <w:rPr>
+                <w:rFonts w:ascii="Times New Roman" w:eastAsia="Times New Roman" w:hAnsi="Times New Roman" w:cs="Times New Roman"/>
+                <w:b/>
+                <w:bCs/>
+                <w:sz w:val="24"/>
+                <w:szCs w:val="24"/>
+              </w:rPr>
+              <w:t xml:space="preserve">Hybrid QNN</w:t>
+            </w:r>
+          </w:p>
+        </w:tc>
+        <w:tc>
+          <w:tcPr>
+            <w:tcW w:w="2211" w:type="dxa"/>
+            <w:tcBorders>
+              <w:top w:val="single" w:sz="6" w:space="0" w:color="auto"/>
+              <w:left w:val="single" w:sz="6" w:space="0" w:color="auto"/>
+              <w:bottom w:val="single" w:sz="6" w:space="0" w:color="auto"/>
+              <w:right w:val="single" w:sz="6" w:space="0" w:color="auto"/>
+            </w:tcBorders>
+            <w:tcMar>
+              <w:top w:w="120" w:type="dxa"/>
+              <w:left w:w="180" w:type="dxa"/>
+              <w:bottom w:w="120" w:type="dxa"/>
+              <w:right w:w="180" w:type="dxa"/>
+            </w:tcMar>
+            <w:vAlign w:val="center"/>
+            <w:hideMark/>
+          </w:tcPr>
+          <w:p>
+            <w:pPr>
+              <w:snapToGrid w:val="0"/>
+              <w:spacing w:before="0" w:after="0" w:line="240" w:lineRule="auto"/>
+              <w:jc w:val="center"/>
+              <w:rPr>
+                <w:rFonts w:ascii="Times New Roman" w:eastAsia="Times New Roman" w:hAnsi="Times New Roman" w:cs="Times New Roman"/>
+                <w:b/>
+                <w:bCs/>
+                <w:sz w:val="24"/>
+                <w:szCs w:val="24"/>
+              </w:rPr>
+            </w:pPr>
+            <w:r>
+              <w:rPr>
+                <w:rFonts w:ascii="Times New Roman" w:eastAsia="Times New Roman" w:hAnsi="Times New Roman" w:cs="Times New Roman"/>
+                <w:b/>
+                <w:bCs/>
+                <w:sz w:val="24"/>
+                <w:szCs w:val="24"/>
+              </w:rPr>
+              <w:t xml:space="preserve">Quantum QNN</w:t>
+            </w:r>
+          </w:p>
+        </w:tc>
+      </w:tr>
+      <w:tr>
+        <w:trPr>
+          <w:cantSplit/>
+        </w:trPr>
+        <w:tc>
+          <w:tcPr>
+            <w:tcW w:w="2835" w:type="dxa"/>
+            <w:tcBorders>
+              <w:top w:val="single" w:sz="6" w:space="0" w:color="auto"/>
+              <w:left w:val="single" w:sz="6" w:space="0" w:color="auto"/>
+              <w:bottom w:val="single" w:sz="6" w:space="0" w:color="auto"/>
+              <w:right w:val="single" w:sz="6" w:space="0" w:color="auto"/>
+            </w:tcBorders>
+            <w:tcMar>
+              <w:top w:w="120" w:type="dxa"/>
+              <w:left w:w="180" w:type="dxa"/>
+              <w:bottom w:w="120" w:type="dxa"/>
+              <w:right w:w="180" w:type="dxa"/>
+            </w:tcMar>
+            <w:vAlign w:val="center"/>
+            <w:hideMark/>
+          </w:tcPr>
+          <w:p>
+            <w:pPr>
+              <w:snapToGrid w:val="0"/>
+              <w:spacing w:before="0" w:after="0" w:line="240" w:lineRule="auto"/>
+              <w:jc w:val="left"/>
+              <w:rPr>
+                <w:rFonts w:ascii="Times New Roman" w:eastAsia="Times New Roman" w:hAnsi="Times New Roman" w:cs="Times New Roman"/>
+                <w:sz w:val="24"/>
+                <w:szCs w:val="24"/>
+              </w:rPr>
+            </w:pPr>
+            <w:r>
+              <w:rPr>
+                <w:rFonts w:ascii="Times New Roman" w:eastAsia="Times New Roman" w:hAnsi="Times New Roman" w:cs="Times New Roman"/>
+                <w:sz w:val="24"/>
+                <w:szCs w:val="24"/>
+              </w:rPr>
+              <w:t xml:space="preserve">Iris</w:t>
+            </w:r>
+          </w:p>
+        </w:tc>
+        <w:tc>
+          <w:tcPr>
+            <w:tcW w:w="2154" w:type="dxa"/>
+            <w:tcBorders>
+              <w:top w:val="single" w:sz="6" w:space="0" w:color="auto"/>
+              <w:left w:val="single" w:sz="6" w:space="0" w:color="auto"/>
+              <w:bottom w:val="single" w:sz="6" w:space="0" w:color="auto"/>
+              <w:right w:val="single" w:sz="6" w:space="0" w:color="auto"/>
+            </w:tcBorders>
+            <w:tcMar>
+              <w:top w:w="120" w:type="dxa"/>
+              <w:left w:w="180" w:type="dxa"/>
+              <w:bottom w:w="120" w:type="dxa"/>
+              <w:right w:w="180" w:type="dxa"/>
+            </w:tcMar>
+            <w:vAlign w:val="center"/>
+            <w:hideMark/>
+          </w:tcPr>
+          <w:p>
+            <w:pPr>
+              <w:snapToGrid w:val="0"/>
+              <w:spacing w:before="0" w:after="0" w:line="240" w:lineRule="auto"/>
+              <w:jc w:val="center"/>
+              <w:rPr>
+                <w:rFonts w:ascii="Times New Roman" w:eastAsia="Times New Roman" w:hAnsi="Times New Roman" w:cs="Times New Roman"/>
+                <w:sz w:val="24"/>
+                <w:szCs w:val="24"/>
+              </w:rPr>
+            </w:pPr>
+            <w:r>
+              <w:rPr>
+                <w:rFonts w:ascii="Times New Roman" w:eastAsia="Times New Roman" w:hAnsi="Times New Roman" w:cs="Times New Roman"/>
+                <w:sz w:val="24"/>
+                <w:szCs w:val="24"/>
+              </w:rPr>
+              <w:t xml:space="preserve">0,957</w:t>
+            </w:r>
+          </w:p>
+        </w:tc>
+        <w:tc>
+          <w:tcPr>
+            <w:tcW w:w="2154" w:type="dxa"/>
+            <w:tcBorders>
+              <w:top w:val="single" w:sz="6" w:space="0" w:color="auto"/>
+              <w:left w:val="single" w:sz="6" w:space="0" w:color="auto"/>
+              <w:bottom w:val="single" w:sz="6" w:space="0" w:color="auto"/>
+              <w:right w:val="single" w:sz="6" w:space="0" w:color="auto"/>
+            </w:tcBorders>
+            <w:tcMar>
+              <w:top w:w="120" w:type="dxa"/>
+              <w:left w:w="180" w:type="dxa"/>
+              <w:bottom w:w="120" w:type="dxa"/>
+              <w:right w:w="180" w:type="dxa"/>
+            </w:tcMar>
+            <w:vAlign w:val="center"/>
+            <w:hideMark/>
+          </w:tcPr>
+          <w:p>
+            <w:pPr>
+              <w:snapToGrid w:val="0"/>
+              <w:spacing w:before="0" w:after="0" w:line="240" w:lineRule="auto"/>
+              <w:jc w:val="center"/>
+              <w:rPr>
+                <w:rFonts w:ascii="Times New Roman" w:eastAsia="Times New Roman" w:hAnsi="Times New Roman" w:cs="Times New Roman"/>
+                <w:sz w:val="24"/>
+                <w:szCs w:val="24"/>
+              </w:rPr>
+            </w:pPr>
+            <w:r>
+              <w:rPr>
+                <w:rFonts w:ascii="Times New Roman" w:eastAsia="Times New Roman" w:hAnsi="Times New Roman" w:cs="Times New Roman"/>
+                <w:sz w:val="24"/>
+                <w:szCs w:val="24"/>
+              </w:rPr>
+              <w:t xml:space="preserve">0,970</w:t>
+            </w:r>
+          </w:p>
+        </w:tc>
+        <w:tc>
+          <w:tcPr>
+            <w:tcW w:w="2211" w:type="dxa"/>
+            <w:tcBorders>
+              <w:top w:val="single" w:sz="6" w:space="0" w:color="auto"/>
+              <w:left w:val="single" w:sz="6" w:space="0" w:color="auto"/>
+              <w:bottom w:val="single" w:sz="6" w:space="0" w:color="auto"/>
+              <w:right w:val="single" w:sz="6" w:space="0" w:color="auto"/>
+            </w:tcBorders>
+            <w:tcMar>
+              <w:top w:w="120" w:type="dxa"/>
+              <w:left w:w="180" w:type="dxa"/>
+              <w:bottom w:w="120" w:type="dxa"/>
+              <w:right w:w="180" w:type="dxa"/>
+            </w:tcMar>
+            <w:vAlign w:val="center"/>
+            <w:hideMark/>
+          </w:tcPr>
+          <w:p>
+            <w:pPr>
+              <w:snapToGrid w:val="0"/>
+              <w:spacing w:before="0" w:after="0" w:line="240" w:lineRule="auto"/>
+              <w:jc w:val="center"/>
+              <w:rPr>
+                <w:rFonts w:ascii="Times New Roman" w:eastAsia="Times New Roman" w:hAnsi="Times New Roman" w:cs="Times New Roman"/>
+                <w:sz w:val="24"/>
+                <w:szCs w:val="24"/>
+              </w:rPr>
+            </w:pPr>
+            <w:r>
+              <w:rPr>
+                <w:rFonts w:ascii="Times New Roman" w:eastAsia="Times New Roman" w:hAnsi="Times New Roman" w:cs="Times New Roman"/>
+                <w:sz w:val="24"/>
+                <w:szCs w:val="24"/>
+              </w:rPr>
+              <w:t xml:space="preserve">0,927</w:t>
+            </w:r>
+          </w:p>
+        </w:tc>
+      </w:tr>
+      <w:tr>
+        <w:trPr>
+          <w:cantSplit/>
+        </w:trPr>
+        <w:tc>
+          <w:tcPr>
+            <w:tcW w:w="2835" w:type="dxa"/>
+            <w:tcBorders>
+              <w:top w:val="single" w:sz="6" w:space="0" w:color="auto"/>
+              <w:left w:val="single" w:sz="6" w:space="0" w:color="auto"/>
+              <w:bottom w:val="single" w:sz="6" w:space="0" w:color="auto"/>
+              <w:right w:val="single" w:sz="6" w:space="0" w:color="auto"/>
+            </w:tcBorders>
+            <w:tcMar>
+              <w:top w:w="120" w:type="dxa"/>
+              <w:left w:w="180" w:type="dxa"/>
+              <w:bottom w:w="120" w:type="dxa"/>
+              <w:right w:w="180" w:type="dxa"/>
+            </w:tcMar>
+            <w:vAlign w:val="center"/>
+            <w:hideMark/>
+          </w:tcPr>
+          <w:p>
+            <w:pPr>
+              <w:snapToGrid w:val="0"/>
+              <w:spacing w:before="0" w:after="0" w:line="240" w:lineRule="auto"/>
+              <w:jc w:val="left"/>
+              <w:rPr>
+                <w:rFonts w:ascii="Times New Roman" w:eastAsia="Times New Roman" w:hAnsi="Times New Roman" w:cs="Times New Roman"/>
+                <w:sz w:val="24"/>
+                <w:szCs w:val="24"/>
+              </w:rPr>
+            </w:pPr>
+            <w:r>
+              <w:rPr>
+                <w:rFonts w:ascii="Times New Roman" w:eastAsia="Times New Roman" w:hAnsi="Times New Roman" w:cs="Times New Roman"/>
+                <w:sz w:val="24"/>
+                <w:szCs w:val="24"/>
+              </w:rPr>
+              <w:t xml:space="preserve">Wine</w:t>
+            </w:r>
+          </w:p>
+        </w:tc>
+        <w:tc>
+          <w:tcPr>
+            <w:tcW w:w="2154" w:type="dxa"/>
+            <w:tcBorders>
+              <w:top w:val="single" w:sz="6" w:space="0" w:color="auto"/>
+              <w:left w:val="single" w:sz="6" w:space="0" w:color="auto"/>
+              <w:bottom w:val="single" w:sz="6" w:space="0" w:color="auto"/>
+              <w:right w:val="single" w:sz="6" w:space="0" w:color="auto"/>
+            </w:tcBorders>
+            <w:tcMar>
+              <w:top w:w="120" w:type="dxa"/>
+              <w:left w:w="180" w:type="dxa"/>
+              <w:bottom w:w="120" w:type="dxa"/>
+              <w:right w:w="180" w:type="dxa"/>
+            </w:tcMar>
+            <w:vAlign w:val="center"/>
+            <w:hideMark/>
+          </w:tcPr>
+          <w:p>
+            <w:pPr>
+              <w:snapToGrid w:val="0"/>
+              <w:spacing w:before="0" w:after="0" w:line="240" w:lineRule="auto"/>
+              <w:jc w:val="center"/>
+              <w:rPr>
+                <w:rFonts w:ascii="Times New Roman" w:eastAsia="Times New Roman" w:hAnsi="Times New Roman" w:cs="Times New Roman"/>
+                <w:sz w:val="24"/>
+                <w:szCs w:val="24"/>
+              </w:rPr>
+            </w:pPr>
+            <w:r>
+              <w:rPr>
+                <w:rFonts w:ascii="Times New Roman" w:eastAsia="Times New Roman" w:hAnsi="Times New Roman" w:cs="Times New Roman"/>
+                <w:sz w:val="24"/>
+                <w:szCs w:val="24"/>
+              </w:rPr>
+              <w:t xml:space="preserve">0,981</w:t>
+            </w:r>
+          </w:p>
+        </w:tc>
+        <w:tc>
+          <w:tcPr>
+            <w:tcW w:w="2154" w:type="dxa"/>
+            <w:tcBorders>
+              <w:top w:val="single" w:sz="6" w:space="0" w:color="auto"/>
+              <w:left w:val="single" w:sz="6" w:space="0" w:color="auto"/>
+              <w:bottom w:val="single" w:sz="6" w:space="0" w:color="auto"/>
+              <w:right w:val="single" w:sz="6" w:space="0" w:color="auto"/>
+            </w:tcBorders>
+            <w:tcMar>
+              <w:top w:w="120" w:type="dxa"/>
+              <w:left w:w="180" w:type="dxa"/>
+              <w:bottom w:w="120" w:type="dxa"/>
+              <w:right w:w="180" w:type="dxa"/>
+            </w:tcMar>
+            <w:vAlign w:val="center"/>
+            <w:hideMark/>
+          </w:tcPr>
+          <w:p>
+            <w:pPr>
+              <w:snapToGrid w:val="0"/>
+              <w:spacing w:before="0" w:after="0" w:line="240" w:lineRule="auto"/>
+              <w:jc w:val="center"/>
+              <w:rPr>
+                <w:rFonts w:ascii="Times New Roman" w:eastAsia="Times New Roman" w:hAnsi="Times New Roman" w:cs="Times New Roman"/>
+                <w:sz w:val="24"/>
+                <w:szCs w:val="24"/>
+              </w:rPr>
+            </w:pPr>
+            <w:r>
+              <w:rPr>
+                <w:rFonts w:ascii="Times New Roman" w:eastAsia="Times New Roman" w:hAnsi="Times New Roman" w:cs="Times New Roman"/>
+                <w:sz w:val="24"/>
+                <w:szCs w:val="24"/>
+              </w:rPr>
+              <w:t xml:space="preserve">0,967</w:t>
+            </w:r>
+          </w:p>
+        </w:tc>
+        <w:tc>
+          <w:tcPr>
+            <w:tcW w:w="2211" w:type="dxa"/>
+            <w:tcBorders>
+              <w:top w:val="single" w:sz="6" w:space="0" w:color="auto"/>
+              <w:left w:val="single" w:sz="6" w:space="0" w:color="auto"/>
+              <w:bottom w:val="single" w:sz="6" w:space="0" w:color="auto"/>
+              <w:right w:val="single" w:sz="6" w:space="0" w:color="auto"/>
+            </w:tcBorders>
+            <w:tcMar>
+              <w:top w:w="120" w:type="dxa"/>
+              <w:left w:w="180" w:type="dxa"/>
+              <w:bottom w:w="120" w:type="dxa"/>
+              <w:right w:w="180" w:type="dxa"/>
+            </w:tcMar>
+            <w:vAlign w:val="center"/>
+            <w:hideMark/>
+          </w:tcPr>
+          <w:p>
+            <w:pPr>
+              <w:snapToGrid w:val="0"/>
+              <w:spacing w:before="0" w:after="0" w:line="240" w:lineRule="auto"/>
+              <w:jc w:val="center"/>
+              <w:rPr>
+                <w:rFonts w:ascii="Times New Roman" w:eastAsia="Times New Roman" w:hAnsi="Times New Roman" w:cs="Times New Roman"/>
+                <w:sz w:val="24"/>
+                <w:szCs w:val="24"/>
+              </w:rPr>
+            </w:pPr>
+            <w:r>
+              <w:rPr>
+                <w:rFonts w:ascii="Times New Roman" w:eastAsia="Times New Roman" w:hAnsi="Times New Roman" w:cs="Times New Roman"/>
+                <w:sz w:val="24"/>
+                <w:szCs w:val="24"/>
+              </w:rPr>
+              <w:t xml:space="preserve">0,897</w:t>
+            </w:r>
+          </w:p>
+        </w:tc>
+      </w:tr>
+      <w:tr>
+        <w:trPr>
+          <w:cantSplit/>
+        </w:trPr>
+        <w:tc>
+          <w:tcPr>
+            <w:tcW w:w="2835" w:type="dxa"/>
+            <w:tcBorders>
+              <w:top w:val="single" w:sz="6" w:space="0" w:color="auto"/>
+              <w:left w:val="single" w:sz="6" w:space="0" w:color="auto"/>
+              <w:bottom w:val="single" w:sz="6" w:space="0" w:color="auto"/>
+              <w:right w:val="single" w:sz="6" w:space="0" w:color="auto"/>
+            </w:tcBorders>
+            <w:tcMar>
+              <w:top w:w="120" w:type="dxa"/>
+              <w:left w:w="180" w:type="dxa"/>
+              <w:bottom w:w="120" w:type="dxa"/>
+              <w:right w:w="180" w:type="dxa"/>
+            </w:tcMar>
+            <w:vAlign w:val="center"/>
+            <w:hideMark/>
+          </w:tcPr>
+          <w:p>
+            <w:pPr>
+              <w:snapToGrid w:val="0"/>
+              <w:spacing w:before="0" w:after="0" w:line="240" w:lineRule="auto"/>
+              <w:jc w:val="left"/>
+              <w:rPr>
+                <w:rFonts w:ascii="Times New Roman" w:eastAsia="Times New Roman" w:hAnsi="Times New Roman" w:cs="Times New Roman"/>
+                <w:sz w:val="24"/>
+                <w:szCs w:val="24"/>
+              </w:rPr>
+            </w:pPr>
+            <w:r>
+              <w:rPr>
+                <w:rFonts w:ascii="Times New Roman" w:eastAsia="Times New Roman" w:hAnsi="Times New Roman" w:cs="Times New Roman"/>
+                <w:sz w:val="24"/>
+                <w:szCs w:val="24"/>
+              </w:rPr>
+              <w:t xml:space="preserve">Breast Cancer</w:t>
+            </w:r>
+          </w:p>
+        </w:tc>
+        <w:tc>
+          <w:tcPr>
+            <w:tcW w:w="2154" w:type="dxa"/>
+            <w:tcBorders>
+              <w:top w:val="single" w:sz="6" w:space="0" w:color="auto"/>
+              <w:left w:val="single" w:sz="6" w:space="0" w:color="auto"/>
+              <w:bottom w:val="single" w:sz="6" w:space="0" w:color="auto"/>
+              <w:right w:val="single" w:sz="6" w:space="0" w:color="auto"/>
+            </w:tcBorders>
+            <w:tcMar>
+              <w:top w:w="120" w:type="dxa"/>
+              <w:left w:w="180" w:type="dxa"/>
+              <w:bottom w:w="120" w:type="dxa"/>
+              <w:right w:w="180" w:type="dxa"/>
+            </w:tcMar>
+            <w:vAlign w:val="center"/>
+            <w:hideMark/>
+          </w:tcPr>
+          <w:p>
+            <w:pPr>
+              <w:snapToGrid w:val="0"/>
+              <w:spacing w:before="0" w:after="0" w:line="240" w:lineRule="auto"/>
+              <w:jc w:val="center"/>
+              <w:rPr>
+                <w:rFonts w:ascii="Times New Roman" w:eastAsia="Times New Roman" w:hAnsi="Times New Roman" w:cs="Times New Roman"/>
+                <w:sz w:val="24"/>
+                <w:szCs w:val="24"/>
+              </w:rPr>
+            </w:pPr>
+            <w:r>
+              <w:rPr>
+                <w:rFonts w:ascii="Times New Roman" w:eastAsia="Times New Roman" w:hAnsi="Times New Roman" w:cs="Times New Roman"/>
+                <w:sz w:val="24"/>
+                <w:szCs w:val="24"/>
+              </w:rPr>
+              <w:t xml:space="preserve">0,976</w:t>
+            </w:r>
+          </w:p>
+        </w:tc>
+        <w:tc>
+          <w:tcPr>
+            <w:tcW w:w="2154" w:type="dxa"/>
+            <w:tcBorders>
+              <w:top w:val="single" w:sz="6" w:space="0" w:color="auto"/>
+              <w:left w:val="single" w:sz="6" w:space="0" w:color="auto"/>
+              <w:bottom w:val="single" w:sz="6" w:space="0" w:color="auto"/>
+              <w:right w:val="single" w:sz="6" w:space="0" w:color="auto"/>
+            </w:tcBorders>
+            <w:tcMar>
+              <w:top w:w="120" w:type="dxa"/>
+              <w:left w:w="180" w:type="dxa"/>
+              <w:bottom w:w="120" w:type="dxa"/>
+              <w:right w:w="180" w:type="dxa"/>
+            </w:tcMar>
+            <w:vAlign w:val="center"/>
+            <w:hideMark/>
+          </w:tcPr>
+          <w:p>
+            <w:pPr>
+              <w:snapToGrid w:val="0"/>
+              <w:spacing w:before="0" w:after="0" w:line="240" w:lineRule="auto"/>
+              <w:jc w:val="center"/>
+              <w:rPr>
+                <w:rFonts w:ascii="Times New Roman" w:eastAsia="Times New Roman" w:hAnsi="Times New Roman" w:cs="Times New Roman"/>
+                <w:sz w:val="24"/>
+                <w:szCs w:val="24"/>
+              </w:rPr>
+            </w:pPr>
+            <w:r>
+              <w:rPr>
+                <w:rFonts w:ascii="Times New Roman" w:eastAsia="Times New Roman" w:hAnsi="Times New Roman" w:cs="Times New Roman"/>
+                <w:sz w:val="24"/>
+                <w:szCs w:val="24"/>
+              </w:rPr>
+              <w:t xml:space="preserve">0,982</w:t>
+            </w:r>
+          </w:p>
+        </w:tc>
+        <w:tc>
+          <w:tcPr>
+            <w:tcW w:w="2211" w:type="dxa"/>
+            <w:tcBorders>
+              <w:top w:val="single" w:sz="6" w:space="0" w:color="auto"/>
+              <w:left w:val="single" w:sz="6" w:space="0" w:color="auto"/>
+              <w:bottom w:val="single" w:sz="6" w:space="0" w:color="auto"/>
+              <w:right w:val="single" w:sz="6" w:space="0" w:color="auto"/>
+            </w:tcBorders>
+            <w:tcMar>
+              <w:top w:w="120" w:type="dxa"/>
+              <w:left w:w="180" w:type="dxa"/>
+              <w:bottom w:w="120" w:type="dxa"/>
+              <w:right w:w="180" w:type="dxa"/>
+            </w:tcMar>
+            <w:vAlign w:val="center"/>
+            <w:hideMark/>
+          </w:tcPr>
+          <w:p>
+            <w:pPr>
+              <w:snapToGrid w:val="0"/>
+              <w:spacing w:before="0" w:after="0" w:line="240" w:lineRule="auto"/>
+              <w:jc w:val="center"/>
+              <w:rPr>
+                <w:rFonts w:ascii="Times New Roman" w:eastAsia="Times New Roman" w:hAnsi="Times New Roman" w:cs="Times New Roman"/>
+                <w:sz w:val="24"/>
+                <w:szCs w:val="24"/>
+              </w:rPr>
+            </w:pPr>
+            <w:r>
+              <w:rPr>
+                <w:rFonts w:ascii="Times New Roman" w:eastAsia="Times New Roman" w:hAnsi="Times New Roman" w:cs="Times New Roman"/>
+                <w:sz w:val="24"/>
+                <w:szCs w:val="24"/>
+              </w:rPr>
+              <w:t xml:space="preserve">0,895</w:t>
+            </w:r>
+          </w:p>
+        </w:tc>
+      </w:tr>
+      <w:tr>
+        <w:trPr>
+          <w:cantSplit/>
+        </w:trPr>
+        <w:tc>
+          <w:tcPr>
+            <w:tcW w:w="2835" w:type="dxa"/>
+            <w:tcBorders>
+              <w:top w:val="single" w:sz="6" w:space="0" w:color="auto"/>
+              <w:left w:val="single" w:sz="6" w:space="0" w:color="auto"/>
+              <w:bottom w:val="single" w:sz="6" w:space="0" w:color="auto"/>
+              <w:right w:val="single" w:sz="6" w:space="0" w:color="auto"/>
+            </w:tcBorders>
+            <w:tcMar>
+              <w:top w:w="120" w:type="dxa"/>
+              <w:left w:w="180" w:type="dxa"/>
+              <w:bottom w:w="120" w:type="dxa"/>
+              <w:right w:w="180" w:type="dxa"/>
+            </w:tcMar>
+            <w:vAlign w:val="center"/>
+            <w:hideMark/>
+          </w:tcPr>
+          <w:p>
+            <w:pPr>
+              <w:snapToGrid w:val="0"/>
+              <w:spacing w:before="0" w:after="0" w:line="240" w:lineRule="auto"/>
+              <w:jc w:val="left"/>
+              <w:rPr>
+                <w:rFonts w:ascii="Times New Roman" w:eastAsia="Times New Roman" w:hAnsi="Times New Roman" w:cs="Times New Roman"/>
+                <w:sz w:val="24"/>
+                <w:szCs w:val="24"/>
+              </w:rPr>
+            </w:pPr>
+            <w:r>
+              <w:rPr>
+                <w:rFonts w:ascii="Times New Roman" w:eastAsia="Times New Roman" w:hAnsi="Times New Roman" w:cs="Times New Roman"/>
+                <w:sz w:val="24"/>
+                <w:szCs w:val="24"/>
+              </w:rPr>
+              <w:t xml:space="preserve">Moons</w:t>
+            </w:r>
+          </w:p>
+        </w:tc>
+        <w:tc>
+          <w:tcPr>
+            <w:tcW w:w="2154" w:type="dxa"/>
+            <w:tcBorders>
+              <w:top w:val="single" w:sz="6" w:space="0" w:color="auto"/>
+              <w:left w:val="single" w:sz="6" w:space="0" w:color="auto"/>
+              <w:bottom w:val="single" w:sz="6" w:space="0" w:color="auto"/>
+              <w:right w:val="single" w:sz="6" w:space="0" w:color="auto"/>
+            </w:tcBorders>
+            <w:tcMar>
+              <w:top w:w="120" w:type="dxa"/>
+              <w:left w:w="180" w:type="dxa"/>
+              <w:bottom w:w="120" w:type="dxa"/>
+              <w:right w:w="180" w:type="dxa"/>
+            </w:tcMar>
+            <w:vAlign w:val="center"/>
+            <w:hideMark/>
+          </w:tcPr>
+          <w:p>
+            <w:pPr>
+              <w:snapToGrid w:val="0"/>
+              <w:spacing w:before="0" w:after="0" w:line="240" w:lineRule="auto"/>
+              <w:jc w:val="center"/>
+              <w:rPr>
+                <w:rFonts w:ascii="Times New Roman" w:eastAsia="Times New Roman" w:hAnsi="Times New Roman" w:cs="Times New Roman"/>
+                <w:sz w:val="24"/>
+                <w:szCs w:val="24"/>
+              </w:rPr>
+            </w:pPr>
+            <w:r>
+              <w:rPr>
+                <w:rFonts w:ascii="Times New Roman" w:eastAsia="Times New Roman" w:hAnsi="Times New Roman" w:cs="Times New Roman"/>
+                <w:sz w:val="24"/>
+                <w:szCs w:val="24"/>
+              </w:rPr>
+              <w:t xml:space="preserve">0,930</w:t>
+            </w:r>
+          </w:p>
+        </w:tc>
+        <w:tc>
+          <w:tcPr>
+            <w:tcW w:w="2154" w:type="dxa"/>
+            <w:tcBorders>
+              <w:top w:val="single" w:sz="6" w:space="0" w:color="auto"/>
+              <w:left w:val="single" w:sz="6" w:space="0" w:color="auto"/>
+              <w:bottom w:val="single" w:sz="6" w:space="0" w:color="auto"/>
+              <w:right w:val="single" w:sz="6" w:space="0" w:color="auto"/>
+            </w:tcBorders>
+            <w:tcMar>
+              <w:top w:w="120" w:type="dxa"/>
+              <w:left w:w="180" w:type="dxa"/>
+              <w:bottom w:w="120" w:type="dxa"/>
+              <w:right w:w="180" w:type="dxa"/>
+            </w:tcMar>
+            <w:vAlign w:val="center"/>
+            <w:hideMark/>
+          </w:tcPr>
+          <w:p>
+            <w:pPr>
+              <w:snapToGrid w:val="0"/>
+              <w:spacing w:before="0" w:after="0" w:line="240" w:lineRule="auto"/>
+              <w:jc w:val="center"/>
+              <w:rPr>
+                <w:rFonts w:ascii="Times New Roman" w:eastAsia="Times New Roman" w:hAnsi="Times New Roman" w:cs="Times New Roman"/>
+                <w:sz w:val="24"/>
+                <w:szCs w:val="24"/>
+              </w:rPr>
+            </w:pPr>
+            <w:r>
+              <w:rPr>
+                <w:rFonts w:ascii="Times New Roman" w:eastAsia="Times New Roman" w:hAnsi="Times New Roman" w:cs="Times New Roman"/>
+                <w:sz w:val="24"/>
+                <w:szCs w:val="24"/>
+              </w:rPr>
+              <w:t xml:space="preserve">0,905</w:t>
+            </w:r>
+          </w:p>
+        </w:tc>
+        <w:tc>
+          <w:tcPr>
+            <w:tcW w:w="2211" w:type="dxa"/>
+            <w:tcBorders>
+              <w:top w:val="single" w:sz="6" w:space="0" w:color="auto"/>
+              <w:left w:val="single" w:sz="6" w:space="0" w:color="auto"/>
+              <w:bottom w:val="single" w:sz="6" w:space="0" w:color="auto"/>
+              <w:right w:val="single" w:sz="6" w:space="0" w:color="auto"/>
+            </w:tcBorders>
+            <w:tcMar>
+              <w:top w:w="120" w:type="dxa"/>
+              <w:left w:w="180" w:type="dxa"/>
+              <w:bottom w:w="120" w:type="dxa"/>
+              <w:right w:w="180" w:type="dxa"/>
+            </w:tcMar>
+            <w:vAlign w:val="center"/>
+            <w:hideMark/>
+          </w:tcPr>
+          <w:p>
+            <w:pPr>
+              <w:snapToGrid w:val="0"/>
+              <w:spacing w:before="0" w:after="0" w:line="240" w:lineRule="auto"/>
+              <w:jc w:val="center"/>
+              <w:rPr>
+                <w:rFonts w:ascii="Times New Roman" w:eastAsia="Times New Roman" w:hAnsi="Times New Roman" w:cs="Times New Roman"/>
+                <w:sz w:val="24"/>
+                <w:szCs w:val="24"/>
+              </w:rPr>
+            </w:pPr>
+            <w:r>
+              <w:rPr>
+                <w:rFonts w:ascii="Times New Roman" w:eastAsia="Times New Roman" w:hAnsi="Times New Roman" w:cs="Times New Roman"/>
+                <w:sz w:val="24"/>
+                <w:szCs w:val="24"/>
+              </w:rPr>
+              <w:t xml:space="preserve">0,896</w:t>
+            </w:r>
+          </w:p>
+        </w:tc>
+      </w:tr>
+      <w:tr>
+        <w:trPr>
+          <w:cantSplit/>
+        </w:trPr>
+        <w:tc>
+          <w:tcPr>
+            <w:tcW w:w="2835" w:type="dxa"/>
+            <w:tcBorders>
+              <w:top w:val="single" w:sz="6" w:space="0" w:color="auto"/>
+              <w:left w:val="single" w:sz="6" w:space="0" w:color="auto"/>
+              <w:bottom w:val="single" w:sz="6" w:space="0" w:color="auto"/>
+              <w:right w:val="single" w:sz="6" w:space="0" w:color="auto"/>
+            </w:tcBorders>
+            <w:tcMar>
+              <w:top w:w="120" w:type="dxa"/>
+              <w:left w:w="180" w:type="dxa"/>
+              <w:bottom w:w="120" w:type="dxa"/>
+              <w:right w:w="180" w:type="dxa"/>
+            </w:tcMar>
+            <w:vAlign w:val="center"/>
+            <w:hideMark/>
+          </w:tcPr>
+          <w:p>
+            <w:pPr>
+              <w:snapToGrid w:val="0"/>
+              <w:spacing w:before="0" w:after="0" w:line="240" w:lineRule="auto"/>
+              <w:jc w:val="left"/>
+              <w:rPr>
+                <w:rFonts w:ascii="Times New Roman" w:eastAsia="Times New Roman" w:hAnsi="Times New Roman" w:cs="Times New Roman"/>
+                <w:sz w:val="24"/>
+                <w:szCs w:val="24"/>
+              </w:rPr>
+            </w:pPr>
+            <w:r>
+              <w:rPr>
+                <w:rFonts w:ascii="Times New Roman" w:eastAsia="Times New Roman" w:hAnsi="Times New Roman" w:cs="Times New Roman"/>
+                <w:sz w:val="24"/>
+                <w:szCs w:val="24"/>
+              </w:rPr>
+              <w:t xml:space="preserve">Circles</w:t>
+            </w:r>
+          </w:p>
+        </w:tc>
+        <w:tc>
+          <w:tcPr>
+            <w:tcW w:w="2154" w:type="dxa"/>
+            <w:tcBorders>
+              <w:top w:val="single" w:sz="6" w:space="0" w:color="auto"/>
+              <w:left w:val="single" w:sz="6" w:space="0" w:color="auto"/>
+              <w:bottom w:val="single" w:sz="6" w:space="0" w:color="auto"/>
+              <w:right w:val="single" w:sz="6" w:space="0" w:color="auto"/>
+            </w:tcBorders>
+            <w:tcMar>
+              <w:top w:w="120" w:type="dxa"/>
+              <w:left w:w="180" w:type="dxa"/>
+              <w:bottom w:w="120" w:type="dxa"/>
+              <w:right w:w="180" w:type="dxa"/>
+            </w:tcMar>
+            <w:vAlign w:val="center"/>
+            <w:hideMark/>
+          </w:tcPr>
+          <w:p>
+            <w:pPr>
+              <w:snapToGrid w:val="0"/>
+              <w:spacing w:before="0" w:after="0" w:line="240" w:lineRule="auto"/>
+              <w:jc w:val="center"/>
+              <w:rPr>
+                <w:rFonts w:ascii="Times New Roman" w:eastAsia="Times New Roman" w:hAnsi="Times New Roman" w:cs="Times New Roman"/>
+                <w:sz w:val="24"/>
+                <w:szCs w:val="24"/>
+              </w:rPr>
+            </w:pPr>
+            <w:r>
+              <w:rPr>
+                <w:rFonts w:ascii="Times New Roman" w:eastAsia="Times New Roman" w:hAnsi="Times New Roman" w:cs="Times New Roman"/>
+                <w:sz w:val="24"/>
+                <w:szCs w:val="24"/>
+              </w:rPr>
+              <w:t xml:space="preserve">0,995</w:t>
+            </w:r>
+          </w:p>
+        </w:tc>
+        <w:tc>
+          <w:tcPr>
+            <w:tcW w:w="2154" w:type="dxa"/>
+            <w:tcBorders>
+              <w:top w:val="single" w:sz="6" w:space="0" w:color="auto"/>
+              <w:left w:val="single" w:sz="6" w:space="0" w:color="auto"/>
+              <w:bottom w:val="single" w:sz="6" w:space="0" w:color="auto"/>
+              <w:right w:val="single" w:sz="6" w:space="0" w:color="auto"/>
+            </w:tcBorders>
+            <w:tcMar>
+              <w:top w:w="120" w:type="dxa"/>
+              <w:left w:w="180" w:type="dxa"/>
+              <w:bottom w:w="120" w:type="dxa"/>
+              <w:right w:w="180" w:type="dxa"/>
+            </w:tcMar>
+            <w:vAlign w:val="center"/>
+            <w:hideMark/>
+          </w:tcPr>
+          <w:p>
+            <w:pPr>
+              <w:snapToGrid w:val="0"/>
+              <w:spacing w:before="0" w:after="0" w:line="240" w:lineRule="auto"/>
+              <w:jc w:val="center"/>
+              <w:rPr>
+                <w:rFonts w:ascii="Times New Roman" w:eastAsia="Times New Roman" w:hAnsi="Times New Roman" w:cs="Times New Roman"/>
+                <w:sz w:val="24"/>
+                <w:szCs w:val="24"/>
+              </w:rPr>
+            </w:pPr>
+            <w:r>
+              <w:rPr>
+                <w:rFonts w:ascii="Times New Roman" w:eastAsia="Times New Roman" w:hAnsi="Times New Roman" w:cs="Times New Roman"/>
+                <w:sz w:val="24"/>
+                <w:szCs w:val="24"/>
+              </w:rPr>
+              <w:t xml:space="preserve">0,993</w:t>
+            </w:r>
+          </w:p>
+        </w:tc>
+        <w:tc>
+          <w:tcPr>
+            <w:tcW w:w="2211" w:type="dxa"/>
+            <w:tcBorders>
+              <w:top w:val="single" w:sz="6" w:space="0" w:color="auto"/>
+              <w:left w:val="single" w:sz="6" w:space="0" w:color="auto"/>
+              <w:bottom w:val="single" w:sz="6" w:space="0" w:color="auto"/>
+              <w:right w:val="single" w:sz="6" w:space="0" w:color="auto"/>
+            </w:tcBorders>
+            <w:tcMar>
+              <w:top w:w="120" w:type="dxa"/>
+              <w:left w:w="180" w:type="dxa"/>
+              <w:bottom w:w="120" w:type="dxa"/>
+              <w:right w:w="180" w:type="dxa"/>
+            </w:tcMar>
+            <w:vAlign w:val="center"/>
+            <w:hideMark/>
+          </w:tcPr>
+          <w:p>
+            <w:pPr>
+              <w:snapToGrid w:val="0"/>
+              <w:spacing w:before="0" w:after="0" w:line="240" w:lineRule="auto"/>
+              <w:jc w:val="center"/>
+              <w:rPr>
+                <w:rFonts w:ascii="Times New Roman" w:eastAsia="Times New Roman" w:hAnsi="Times New Roman" w:cs="Times New Roman"/>
+                <w:sz w:val="24"/>
+                <w:szCs w:val="24"/>
+              </w:rPr>
+            </w:pPr>
+            <w:r>
+              <w:rPr>
+                <w:rFonts w:ascii="Times New Roman" w:eastAsia="Times New Roman" w:hAnsi="Times New Roman" w:cs="Times New Roman"/>
+                <w:sz w:val="24"/>
+                <w:szCs w:val="24"/>
+              </w:rPr>
+              <w:t xml:space="preserve">0,995</w:t>
+            </w:r>
+          </w:p>
+        </w:tc>
+      </w:tr>
+    </w:tbl>
+    <w:p>
+      <w:pPr>
+        <w:snapToGrid w:val="0"/>
+        <w:spacing w:line="360" w:lineRule="auto"/>
+        <w:ind w:firstLine="709"/>
+        <w:mirrorIndents/>
+        <w:jc w:val="both"/>
+        <w:rPr>
+          <w:rFonts w:ascii="Times New Roman" w:eastAsia="Times New Roman" w:hAnsi="Times New Roman" w:cs="Times New Roman"/>
+          <w:sz w:val="24"/>
+          <w:szCs w:val="24"/>
+        </w:rPr>
+      </w:pPr>
+      <w:r>
+        <w:rPr>
+          <w:rFonts w:ascii="Times New Roman" w:eastAsia="Times New Roman" w:hAnsi="Times New Roman" w:cs="Times New Roman"/>
+          <w:sz w:val="24"/>
+          <w:szCs w:val="24"/>
+        </w:rPr>
+        <w:t xml:space="preserve">Гибридная модель показала качество на уровне перцептрона без статистически значимых различий. Квантовая модель без энкодера уступила гибридной на 4,3–8,7 п. п. на наборах с четырьмя и более признаками. Обучение моделей PennyLane оказалось в десятки раз медленнее.</w:t>
+      </w:r>
+    </w:p>
+    <w:p>
+      <w:pPr>
+        <w:keepNext/>
+        <w:snapToGrid w:val="0"/>
+        <w:spacing w:line="360" w:lineRule="auto"/>
+        <w:ind w:firstLine="709"/>
+        <w:mirrorIndents/>
+        <w:jc w:val="center"/>
+        <w:rPr>
+          <w:rFonts w:ascii="Times New Roman" w:eastAsia="Times New Roman" w:hAnsi="Times New Roman" w:cs="Times New Roman"/>
+          <w:b/>
+          <w:bCs/>
+          <w:sz w:val="24"/>
+          <w:szCs w:val="24"/>
+        </w:rPr>
+      </w:pPr>
+      <w:r>
+        <w:rPr>
+          <w:rFonts w:ascii="Times New Roman" w:eastAsia="Times New Roman" w:hAnsi="Times New Roman" w:cs="Times New Roman"/>
+          <w:b/>
+          <w:bCs/>
+          <w:sz w:val="24"/>
+          <w:szCs w:val="24"/>
+        </w:rPr>
+        <w:t xml:space="preserve">ЗАКЛЮЧЕНИЕ</w:t>
+      </w:r>
+    </w:p>
+    <w:p>
+      <w:pPr>
+        <w:snapToGrid w:val="0"/>
+        <w:spacing w:line="360" w:lineRule="auto"/>
+        <w:ind w:firstLine="709"/>
+        <w:mirrorIndents/>
+        <w:jc w:val="both"/>
+        <w:rPr>
+          <w:rFonts w:ascii="Times New Roman" w:eastAsia="Times New Roman" w:hAnsi="Times New Roman" w:cs="Times New Roman"/>
+          <w:sz w:val="24"/>
+          <w:szCs w:val="24"/>
+        </w:rPr>
+      </w:pPr>
+      <w:r>
+        <w:rPr>
+          <w:rFonts w:ascii="Times New Roman" w:eastAsia="Times New Roman" w:hAnsi="Times New Roman" w:cs="Times New Roman"/>
+          <w:sz w:val="24"/>
+          <w:szCs w:val="24"/>
+        </w:rPr>
+        <w:t xml:space="preserve">На рассмотренных задачах гибридная модель не превосходит классический перцептрон того же размера, но существенно дороже в обучении. Для систематического исследования гибридных моделей необходим более быстрый инструмент моделирования квантовых схем, разработка которого является следующим этапом работы.</w:t>
+      </w:r>
+    </w:p>
+    <w:p>
+      <w:pPr>
+        <w:keepNext/>
+        <w:snapToGrid w:val="0"/>
+        <w:spacing w:line="360" w:lineRule="auto"/>
+        <w:ind w:firstLine="709"/>
+        <w:mirrorIndents/>
+        <w:jc w:val="center"/>
+        <w:rPr>
+          <w:rFonts w:ascii="Times New Roman" w:eastAsia="Times New Roman" w:hAnsi="Times New Roman" w:cs="Times New Roman"/>
+          <w:b/>
+          <w:bCs/>
+          <w:sz w:val="24"/>
+          <w:szCs w:val="24"/>
+        </w:rPr>
+      </w:pPr>
+      <w:r>
+        <w:rPr>
+          <w:rFonts w:ascii="Times New Roman" w:eastAsia="Times New Roman" w:hAnsi="Times New Roman" w:cs="Times New Roman"/>
+          <w:b/>
+          <w:bCs/>
+          <w:sz w:val="24"/>
+          <w:szCs w:val="24"/>
+        </w:rPr>
+        <w:t xml:space="preserve">ЛИТЕРАТУРА</w:t>
+      </w:r>
+    </w:p>
+    <w:p>
+      <w:pPr>
+        <w:numPr>
+          <w:ilvl w:val="0"/>
+          <w:numId w:val="11"/>
+        </w:numPr>
+        <w:snapToGrid w:val="0"/>
+        <w:spacing w:line="360" w:lineRule="auto"/>
+        <w:ind w:left="0" w:firstLine="709"/>
+        <w:mirrorIndents/>
+        <w:jc w:val="both"/>
+        <w:rPr>
+          <w:rFonts w:ascii="Times New Roman" w:eastAsia="Times New Roman" w:hAnsi="Times New Roman" w:cs="Times New Roman"/>
+          <w:sz w:val="24"/>
+          <w:szCs w:val="24"/>
+        </w:rPr>
+      </w:pPr>
+      <w:r>
+        <w:rPr>
+          <w:rFonts w:ascii="Times New Roman" w:eastAsia="Times New Roman" w:hAnsi="Times New Roman" w:cs="Times New Roman"/>
+          <w:sz w:val="24"/>
+          <w:szCs w:val="24"/>
+        </w:rPr>
+        <w:t xml:space="preserve">Гудфеллоу, Я. Глубокое обучение / Я. Гудфеллоу, И. Бенджио, А. Курвилль ; пер. с англ. — Москва : ДМК Пресс, 2018. — 652 с.</w:t>
+      </w:r>
+    </w:p>
+    <w:p>
+      <w:pPr>
+        <w:numPr>
+          <w:ilvl w:val="0"/>
+          <w:numId w:val="11"/>
+        </w:numPr>
+        <w:snapToGrid w:val="0"/>
+        <w:spacing w:line="360" w:lineRule="auto"/>
+        <w:ind w:left="0" w:firstLine="709"/>
+        <w:mirrorIndents/>
+        <w:jc w:val="both"/>
+        <w:rPr>
+          <w:rFonts w:ascii="Times New Roman" w:eastAsia="Times New Roman" w:hAnsi="Times New Roman" w:cs="Times New Roman"/>
+          <w:sz w:val="24"/>
+          <w:szCs w:val="24"/>
+        </w:rPr>
+      </w:pPr>
+      <w:r>
+        <w:rPr>
+          <w:rFonts w:ascii="Times New Roman" w:eastAsia="Times New Roman" w:hAnsi="Times New Roman" w:cs="Times New Roman"/>
+          <w:sz w:val="24"/>
+          <w:szCs w:val="24"/>
+        </w:rPr>
+        <w:t xml:space="preserve">Хайкин, С. Нейронные сети: полный курс / С. Хайкин ; пер. с англ. — 2-е изд. — Москва : Вильямс, 2006. — 1104 с.</w:t>
+      </w:r>
+    </w:p>
+    <w:p>
+      <w:pPr>
+        <w:numPr>
+          <w:ilvl w:val="0"/>
+          <w:numId w:val="11"/>
+        </w:numPr>
+        <w:snapToGrid w:val="0"/>
+        <w:spacing w:line="360" w:lineRule="auto"/>
+        <w:ind w:left="0" w:firstLine="709"/>
+        <w:mirrorIndents/>
+        <w:jc w:val="both"/>
+        <w:rPr>
+          <w:rFonts w:ascii="Times New Roman" w:eastAsia="Times New Roman" w:hAnsi="Times New Roman" w:cs="Times New Roman"/>
+          <w:sz w:val="24"/>
+          <w:szCs w:val="24"/>
+        </w:rPr>
+      </w:pPr>
+      <w:r>
+        <w:rPr>
+          <w:rFonts w:ascii="Times New Roman" w:eastAsia="Times New Roman" w:hAnsi="Times New Roman" w:cs="Times New Roman"/>
+          <w:sz w:val="24"/>
+          <w:szCs w:val="24"/>
+        </w:rPr>
+        <w:t xml:space="preserve">Нильсен, М. А. Квантовые вычисления и квантовая информация / М. А. Нильсен, И. Л. Чанг ; пер. с англ. — Москва : Мир, 2006. — 824 с.</w:t>
+      </w:r>
+    </w:p>
+    <w:p>
+      <w:pPr>
+        <w:numPr>
+          <w:ilvl w:val="0"/>
+          <w:numId w:val="11"/>
+        </w:numPr>
+        <w:snapToGrid w:val="0"/>
+        <w:spacing w:line="360" w:lineRule="auto"/>
+        <w:ind w:left="0" w:firstLine="709"/>
+        <w:mirrorIndents/>
+        <w:jc w:val="both"/>
+        <w:rPr>
+          <w:rFonts w:ascii="Times New Roman" w:eastAsia="Times New Roman" w:hAnsi="Times New Roman" w:cs="Times New Roman"/>
+          <w:sz w:val="24"/>
+          <w:szCs w:val="24"/>
+        </w:rPr>
+      </w:pPr>
+      <w:r>
+        <w:rPr>
+          <w:rFonts w:ascii="Times New Roman" w:eastAsia="Times New Roman" w:hAnsi="Times New Roman" w:cs="Times New Roman"/>
+          <w:sz w:val="24"/>
+          <w:szCs w:val="24"/>
+        </w:rPr>
+        <w:t xml:space="preserve">Bergholm, V. PennyLane: Automatic differentiation of hybrid quantum-classical computations [Электронный ресурс] / V. Bergholm [et al.]. — URL: https://arxiv.org/abs/1811.04968 (дата обращения: 28.09.2026).</w:t>
+      </w:r>
+    </w:p>
+    <w:p>
+      <w:pPr>
+        <w:numPr>
+          <w:ilvl w:val="0"/>
+          <w:numId w:val="11"/>
+        </w:numPr>
+        <w:snapToGrid w:val="0"/>
+        <w:spacing w:line="360" w:lineRule="auto"/>
+        <w:ind w:left="0" w:firstLine="709"/>
+        <w:mirrorIndents/>
+        <w:jc w:val="both"/>
+        <w:rPr>
+          <w:rFonts w:ascii="Times New Roman" w:eastAsia="Times New Roman" w:hAnsi="Times New Roman" w:cs="Times New Roman"/>
+          <w:sz w:val="24"/>
+          <w:szCs w:val="24"/>
+        </w:rPr>
+      </w:pPr>
+      <w:r>
+        <w:rPr>
+          <w:rFonts w:ascii="Times New Roman" w:eastAsia="Times New Roman" w:hAnsi="Times New Roman" w:cs="Times New Roman"/>
+          <w:sz w:val="24"/>
+          <w:szCs w:val="24"/>
+        </w:rPr>
+        <w:t xml:space="preserve">Mari, A. Transfer learning in hybrid classical-quantum neural networks / A. Mari, T. R. Bromley, J. Izaac [et al.] // Quantum. — 2020. — Vol. 4. — Art. 340.</w:t>
+      </w:r>
+    </w:p>
+    <w:p>
+      <w:pPr>
+        <w:pStyle w:val="13"/>
+        <w:ind w:firstLine="0"/>
+        <w:jc w:val="left"/>
+        <w:rPr>
+          <w:rFonts w:cs="Times New Roman"/>
+          <w:szCs w:val="28"/>
+          <w:lang w:val="en-US"/>
+        </w:rPr>
+      </w:pPr>
+      <w:r>
+        <w:rPr>
+          <w:rFonts w:cs="Times New Roman"/>
+          <w:szCs w:val="28"/>
+        </w:rPr>
+        <w:t xml:space="preserve">Приложение 2</w:t>
       </w:r>
     </w:p>
     <w:p>
@@ -14848,94 +17912,6 @@
           <w:lang w:val="en-US"/>
         </w:rPr>
         <w:t xml:space="preserve">                         nn.Linear(n_qubits, n_classes))</w:t>
-      </w:r>
-    </w:p>
-    <w:p>
-      <w:pPr>
-        <w:spacing w:after="0" w:line="240" w:lineRule="auto"/>
-        <w:rPr>
-          <w:rFonts w:ascii="Times New Roman" w:eastAsia="Times New Roman" w:hAnsi="Times New Roman" w:cs="Times New Roman"/>
-          <w:color w:val="000000"/>
-          <w:sz w:val="20"/>
-          <w:szCs w:val="20"/>
-          <w:lang w:val="en-US"/>
-        </w:rPr>
-      </w:pPr>
-      <w:r>
-        <w:rPr>
-          <w:rFonts w:ascii="Courier New" w:eastAsia="Times New Roman" w:hAnsi="Courier New" w:cs="Courier New"/>
-          <w:color w:val="000000"/>
-          <w:sz w:val="20"/>
-          <w:szCs w:val="20"/>
-          <w:lang w:val="en-US"/>
-        </w:rPr>
-        <w:t xml:space="preserve"> </w:t>
-      </w:r>
-    </w:p>
-    <w:p>
-      <w:pPr>
-        <w:spacing w:after="0" w:line="240" w:lineRule="auto"/>
-        <w:rPr>
-          <w:rFonts w:ascii="Times New Roman" w:eastAsia="Times New Roman" w:hAnsi="Times New Roman" w:cs="Times New Roman"/>
-          <w:color w:val="000000"/>
-          <w:sz w:val="20"/>
-          <w:szCs w:val="20"/>
-          <w:lang w:val="en-US"/>
-        </w:rPr>
-      </w:pPr>
-      <w:r>
-        <w:rPr>
-          <w:rFonts w:ascii="Courier New" w:eastAsia="Times New Roman" w:hAnsi="Courier New" w:cs="Courier New"/>
-          <w:color w:val="000000"/>
-          <w:sz w:val="20"/>
-          <w:szCs w:val="20"/>
-          <w:lang w:val="en-US"/>
-        </w:rPr>
-        <w:t xml:space="preserve">def pl_quantum(n_classes, n_qubits=4, n_layers=2):</w:t>
-      </w:r>
-    </w:p>
-    <w:p>
-      <w:pPr>
-        <w:spacing w:after="0" w:line="240" w:lineRule="auto"/>
-        <w:rPr>
-          <w:rFonts w:ascii="Times New Roman" w:eastAsia="Times New Roman" w:hAnsi="Times New Roman" w:cs="Times New Roman"/>
-          <w:color w:val="000000"/>
-          <w:sz w:val="20"/>
-          <w:szCs w:val="20"/>
-          <w:lang w:val="en-US"/>
-        </w:rPr>
-      </w:pPr>
-      <w:r>
-        <w:rPr>
-          <w:rFonts w:ascii="Courier New" w:eastAsia="Times New Roman" w:hAnsi="Courier New" w:cs="Courier New"/>
-          <w:color w:val="000000"/>
-          <w:sz w:val="20"/>
-          <w:szCs w:val="20"/>
-          <w:lang w:val="en-US"/>
-        </w:rPr>
-        <w:t xml:space="preserve">    from torch import nn</w:t>
-      </w:r>
-    </w:p>
-    <w:p>
-      <w:pPr>
-        <w:spacing w:after="0" w:line="240" w:lineRule="auto"/>
-        <w:rPr>
-          <w:rFonts w:ascii="Times New Roman" w:eastAsia="Times New Roman" w:hAnsi="Times New Roman" w:cs="Times New Roman"/>
-          <w:color w:val="000000"/>
-          <w:sz w:val="20"/>
-          <w:szCs w:val="20"/>
-          <w:lang w:val="en-US"/>
-        </w:rPr>
-      </w:pPr>
-      <w:r>
-        <w:rPr>
-          <w:rFonts w:ascii="Courier New" w:eastAsia="Times New Roman" w:hAnsi="Courier New" w:cs="Courier New"/>
-          <w:color w:val="000000"/>
-          <w:sz w:val="20"/>
-          <w:szCs w:val="20"/>
-          <w:lang w:val="en-US"/>
-        </w:rPr>
-        <w:t xml:space="preserve">    return nn.Sequential(pl_layer(n_qubits, n_layers), nn.Linear(n_qubits, n_classes))</w:t>
       </w:r>
     </w:p>
     <w:sectPr>

--- a/report/Отчет_Филадельфов_09-535_2_сем.docx
+++ b/report/Отчет_Филадельфов_09-535_2_сем.docx
@@ -1485,6 +1485,7 @@
         <w:keepNext/>
         <w:snapToGrid w:val="0"/>
         <w:spacing w:line="360" w:lineRule="auto"/>
+        <w:ind w:left="0" w:right="0" w:firstLine="0"/>
         <w:jc w:val="center"/>
         <w:rPr>
           <w:rFonts w:ascii="Times New Roman" w:eastAsia="Times New Roman" w:hAnsi="Times New Roman" w:cs="Times New Roman"/>
@@ -1532,8 +1533,7 @@
       <w:pPr>
         <w:snapToGrid w:val="0"/>
         <w:spacing w:line="360" w:lineRule="auto"/>
-        <w:ind w:firstLine="709"/>
-        <w:mirrorIndents/>
+        <w:ind w:left="0" w:right="0" w:firstLine="0"/>
         <w:jc w:val="center"/>
         <w:rPr>
           <w:rFonts w:ascii="Times New Roman" w:eastAsia="Times New Roman" w:hAnsi="Times New Roman" w:cs="Times New Roman"/>
@@ -1966,6 +1966,7 @@
         <w:keepNext/>
         <w:snapToGrid w:val="0"/>
         <w:spacing w:line="360" w:lineRule="auto"/>
+        <w:ind w:left="0" w:right="0" w:firstLine="0"/>
         <w:jc w:val="center"/>
         <w:rPr>
           <w:rFonts w:ascii="Times New Roman" w:eastAsia="Times New Roman" w:hAnsi="Times New Roman" w:cs="Times New Roman"/>
@@ -2013,8 +2014,7 @@
       <w:pPr>
         <w:snapToGrid w:val="0"/>
         <w:spacing w:line="360" w:lineRule="auto"/>
-        <w:ind w:firstLine="709"/>
-        <w:mirrorIndents/>
+        <w:ind w:left="0" w:right="0" w:firstLine="0"/>
         <w:jc w:val="center"/>
         <w:rPr>
           <w:rFonts w:ascii="Times New Roman" w:eastAsia="Times New Roman" w:hAnsi="Times New Roman" w:cs="Times New Roman"/>
@@ -14038,6 +14038,7 @@
         <w:keepNext/>
         <w:snapToGrid w:val="0"/>
         <w:spacing w:line="360" w:lineRule="auto"/>
+        <w:ind w:left="0" w:right="0" w:firstLine="0"/>
         <w:jc w:val="center"/>
         <w:rPr>
           <w:rFonts w:ascii="Times New Roman" w:eastAsia="Times New Roman" w:hAnsi="Times New Roman" w:cs="Times New Roman"/>
@@ -14049,7 +14050,7 @@
       <w:r>
         <w:drawing>
           <wp:inline xmlns:a="http://schemas.openxmlformats.org/drawingml/2006/main" xmlns:pic="http://schemas.openxmlformats.org/drawingml/2006/picture">
-            <wp:extent cx="4500000" cy="1849345"/>
+            <wp:extent cx="4860000" cy="2520104"/>
             <wp:docPr id="3" name="Picture 3"/>
             <wp:cNvGraphicFramePr>
               <a:graphicFrameLocks noChangeAspect="1"/>
@@ -14070,7 +14071,7 @@
                   <pic:spPr>
                     <a:xfrm>
                       <a:off x="0" y="0"/>
-                      <a:ext cx="4500000" cy="1849345"/>
+                      <a:ext cx="4860000" cy="2520104"/>
                     </a:xfrm>
                     <a:prstGeom prst="rect"/>
                   </pic:spPr>
@@ -14085,8 +14086,7 @@
       <w:pPr>
         <w:snapToGrid w:val="0"/>
         <w:spacing w:line="360" w:lineRule="auto"/>
-        <w:ind w:firstLine="709"/>
-        <w:mirrorIndents/>
+        <w:ind w:left="0" w:right="0" w:firstLine="0"/>
         <w:jc w:val="center"/>
         <w:rPr>
           <w:rFonts w:ascii="Times New Roman" w:eastAsia="Times New Roman" w:hAnsi="Times New Roman" w:cs="Times New Roman"/>
@@ -17916,6 +17916,8 @@
     </w:p>
     <w:sectPr>
       <w:footerReference w:type="default" r:id="rId17"/>
+      <w:footerReference w:type="first" r:id="rId26"/>
+      <w:footerReference w:type="even" r:id="rId27"/>
       <w:pgSz w:w="11909" w:h="16834"/>
       <w:pgMar w:top="1440" w:right="851" w:bottom="1440" w:left="1701" w:header="720" w:footer="720" w:gutter="0"/>
       <w:pgNumType w:start="1"/>
@@ -18000,20 +18002,50 @@
         <w:pPr>
           <w:pStyle w:val="afe"/>
           <w:jc w:val="center"/>
+          <w:rPr>
+            <w:rFonts w:ascii="Times New Roman" w:hAnsi="Times New Roman" w:cs="Times New Roman" w:eastAsia="Times New Roman"/>
+            <w:sz w:val="24"/>
+            <w:szCs w:val="24"/>
+          </w:rPr>
         </w:pPr>
         <w:r>
+          <w:rPr>
+            <w:rFonts w:ascii="Times New Roman" w:hAnsi="Times New Roman" w:cs="Times New Roman" w:eastAsia="Times New Roman"/>
+            <w:sz w:val="24"/>
+            <w:szCs w:val="24"/>
+          </w:rPr>
           <w:fldChar w:fldCharType="begin"/>
         </w:r>
         <w:r>
+          <w:rPr>
+            <w:rFonts w:ascii="Times New Roman" w:hAnsi="Times New Roman" w:cs="Times New Roman" w:eastAsia="Times New Roman"/>
+            <w:sz w:val="24"/>
+            <w:szCs w:val="24"/>
+          </w:rPr>
           <w:instrText>PAGE   \* MERGEFORMAT</w:instrText>
         </w:r>
         <w:r>
+          <w:rPr>
+            <w:rFonts w:ascii="Times New Roman" w:hAnsi="Times New Roman" w:cs="Times New Roman" w:eastAsia="Times New Roman"/>
+            <w:sz w:val="24"/>
+            <w:szCs w:val="24"/>
+          </w:rPr>
           <w:fldChar w:fldCharType="separate"/>
         </w:r>
         <w:r>
+          <w:rPr>
+            <w:rFonts w:ascii="Times New Roman" w:hAnsi="Times New Roman" w:cs="Times New Roman" w:eastAsia="Times New Roman"/>
+            <w:sz w:val="24"/>
+            <w:szCs w:val="24"/>
+          </w:rPr>
           <w:t>3</w:t>
         </w:r>
         <w:r>
+          <w:rPr>
+            <w:rFonts w:ascii="Times New Roman" w:hAnsi="Times New Roman" w:cs="Times New Roman" w:eastAsia="Times New Roman"/>
+            <w:sz w:val="24"/>
+            <w:szCs w:val="24"/>
+          </w:rPr>
           <w:fldChar w:fldCharType="end"/>
         </w:r>
       </w:p>
@@ -18022,6 +18054,41 @@
   <w:p>
     <w:pPr>
       <w:pStyle w:val="afe"/>
+      <w:rPr>
+        <w:rFonts w:ascii="Times New Roman" w:hAnsi="Times New Roman" w:cs="Times New Roman" w:eastAsia="Times New Roman"/>
+        <w:sz w:val="24"/>
+        <w:szCs w:val="24"/>
+      </w:rPr>
+    </w:pPr>
+  </w:p>
+</w:ftr>
+</file>
+
+<file path=word/footer2.xml><?xml version="1.0" encoding="utf-8"?>
+<w:ftr xmlns:m="http://schemas.openxmlformats.org/officeDocument/2006/math" xmlns:mc="http://schemas.openxmlformats.org/markup-compatibility/2006" xmlns:mo="http://schemas.microsoft.com/office/mac/office/2008/main" xmlns:mv="urn:schemas-microsoft-com:mac:vml" xmlns:o="urn:schemas-microsoft-com:office:office" xmlns:r="http://schemas.openxmlformats.org/officeDocument/2006/relationships" xmlns:v="urn:schemas-microsoft-com:vml" xmlns:w10="urn:schemas-microsoft-com:office:word" xmlns:w14="http://schemas.microsoft.com/office/word/2010/wordml" xmlns:w="http://schemas.openxmlformats.org/wordprocessingml/2006/main" xmlns:wne="http://schemas.microsoft.com/office/word/2006/wordml" xmlns:wp14="http://schemas.microsoft.com/office/word/2010/wordprocessingDrawing" xmlns:wp="http://schemas.openxmlformats.org/drawingml/2006/wordprocessingDrawing" xmlns:wpc="http://schemas.microsoft.com/office/word/2010/wordprocessingCanvas" xmlns:wpg="http://schemas.microsoft.com/office/word/2010/wordprocessingGroup" xmlns:wpi="http://schemas.microsoft.com/office/word/2010/wordprocessingInk" xmlns:wps="http://schemas.microsoft.com/office/word/2010/wordprocessingShape" mc:Ignorable="w14 wp14">
+  <w:p>
+    <w:pPr>
+      <w:pStyle w:val="Footer"/>
+      <w:rPr>
+        <w:rFonts w:ascii="Times New Roman" w:hAnsi="Times New Roman" w:cs="Times New Roman" w:eastAsia="Times New Roman"/>
+        <w:sz w:val="24"/>
+        <w:szCs w:val="24"/>
+      </w:rPr>
+    </w:pPr>
+  </w:p>
+</w:ftr>
+</file>
+
+<file path=word/footer3.xml><?xml version="1.0" encoding="utf-8"?>
+<w:ftr xmlns:m="http://schemas.openxmlformats.org/officeDocument/2006/math" xmlns:mc="http://schemas.openxmlformats.org/markup-compatibility/2006" xmlns:mo="http://schemas.microsoft.com/office/mac/office/2008/main" xmlns:mv="urn:schemas-microsoft-com:mac:vml" xmlns:o="urn:schemas-microsoft-com:office:office" xmlns:r="http://schemas.openxmlformats.org/officeDocument/2006/relationships" xmlns:v="urn:schemas-microsoft-com:vml" xmlns:w10="urn:schemas-microsoft-com:office:word" xmlns:w14="http://schemas.microsoft.com/office/word/2010/wordml" xmlns:w="http://schemas.openxmlformats.org/wordprocessingml/2006/main" xmlns:wne="http://schemas.microsoft.com/office/word/2006/wordml" xmlns:wp14="http://schemas.microsoft.com/office/word/2010/wordprocessingDrawing" xmlns:wp="http://schemas.openxmlformats.org/drawingml/2006/wordprocessingDrawing" xmlns:wpc="http://schemas.microsoft.com/office/word/2010/wordprocessingCanvas" xmlns:wpg="http://schemas.microsoft.com/office/word/2010/wordprocessingGroup" xmlns:wpi="http://schemas.microsoft.com/office/word/2010/wordprocessingInk" xmlns:wps="http://schemas.microsoft.com/office/word/2010/wordprocessingShape" mc:Ignorable="w14 wp14">
+  <w:p>
+    <w:pPr>
+      <w:pStyle w:val="Footer"/>
+      <w:rPr>
+        <w:rFonts w:ascii="Times New Roman" w:hAnsi="Times New Roman" w:cs="Times New Roman" w:eastAsia="Times New Roman"/>
+        <w:sz w:val="24"/>
+        <w:szCs w:val="24"/>
+      </w:rPr>
     </w:pPr>
   </w:p>
 </w:ftr>

--- a/report/Отчет_Филадельфов_09-535_2_сем.docx
+++ b/report/Отчет_Филадельфов_09-535_2_сем.docx
@@ -1484,7 +1484,7 @@
       <w:pPr>
         <w:keepNext/>
         <w:snapToGrid w:val="0"/>
-        <w:spacing w:line="360" w:lineRule="auto"/>
+        <w:spacing w:line="360" w:lineRule="auto" w:before="160"/>
         <w:ind w:left="0" w:right="0" w:firstLine="0"/>
         <w:jc w:val="center"/>
         <w:rPr>
@@ -1965,7 +1965,7 @@
       <w:pPr>
         <w:keepNext/>
         <w:snapToGrid w:val="0"/>
-        <w:spacing w:line="360" w:lineRule="auto"/>
+        <w:spacing w:line="360" w:lineRule="auto" w:before="160"/>
         <w:ind w:left="0" w:right="0" w:firstLine="0"/>
         <w:jc w:val="center"/>
         <w:rPr>
@@ -9442,7 +9442,7 @@
           <w:sz w:val="28"/>
           <w:szCs w:val="28"/>
         </w:rPr>
-        <w:t xml:space="preserve">В четвёртой серии перцептроны сравнивались с моделями PennyLane (таблица 7, рисунок 3). Кроме перцептрона 32–16 в сравнение включён перцептрон равного размера — с одним скрытым слоем, ширина которого подобрана так, чтобы число параметров совпадало с гибридной моделью (например, 59 параметров на Iris). Это позволяет отделить влияние архитектуры от влияния размера модели.</w:t>
+        <w:t xml:space="preserve">В четвёртой серии перцептроны сравнивались с моделями PennyLane (таблица 7, рисунок 3). Кроме перцептрона 32–16 в сравнение включён перцептрон равного размера — с одним скрытым слоем, ширина которого подобрана так, чтобы число параметров совпадало с гибридной моделью (например, 59 параметров на Iris). Это позволяет отделить влияние архитектуры от влияния размера модели. В зависимости от числа признаков у гибридной модели от 46 до 158 параметров, у перцептрона 32–16 — от 658 до 1554. F1-score во всех случаях отличается от accuracy не более чем на 0,01, поэтому в таблице приведена только accuracy.</w:t>
       </w:r>
     </w:p>
     <w:p>
@@ -9466,7 +9466,7 @@
           <w:sz w:val="28"/>
           <w:szCs w:val="28"/>
         </w:rPr>
-        <w:t xml:space="preserve">Таблица 7 – Сравнение моделей (среднее по 10 запускам)</w:t>
+        <w:t xml:space="preserve">Таблица 7 – Accuracy моделей (среднее по 10 запускам) и среднее время эпохи</w:t>
       </w:r>
     </w:p>
     <w:tbl>
@@ -9488,12 +9488,13 @@
         <w:tblLook w:val="04A0" w:firstRow="1" w:lastRow="0" w:firstColumn="1" w:lastColumn="0" w:noHBand="0" w:noVBand="1"/>
       </w:tblPr>
       <w:tblGrid>
-        <w:gridCol w:w="1360"/>
-        <w:gridCol w:w="2324"/>
-        <w:gridCol w:w="1814"/>
+        <w:gridCol w:w="2608"/>
+        <w:gridCol w:w="1020"/>
         <w:gridCol w:w="1020"/>
         <w:gridCol w:w="1360"/>
-        <w:gridCol w:w="1474"/>
+        <w:gridCol w:w="1020"/>
+        <w:gridCol w:w="1077"/>
+        <w:gridCol w:w="1247"/>
       </w:tblGrid>
       <w:tr>
         <w:trPr>
@@ -9503,7 +9504,7 @@
         </w:trPr>
         <w:tc>
           <w:tcPr>
-            <w:tcW w:w="1360" w:type="dxa"/>
+            <w:tcW w:w="2608" w:type="dxa"/>
             <w:tcMar>
               <w:top w:w="15" w:type="dxa"/>
               <w:left w:w="15" w:type="dxa"/>
@@ -9532,77 +9533,7 @@
                 <w:sz w:val="28"/>
                 <w:szCs w:val="28"/>
               </w:rPr>
-              <w:t xml:space="preserve">Набор</w:t>
-            </w:r>
-          </w:p>
-        </w:tc>
-        <w:tc>
-          <w:tcPr>
-            <w:tcW w:w="2324" w:type="dxa"/>
-            <w:tcMar>
-              <w:top w:w="15" w:type="dxa"/>
-              <w:left w:w="15" w:type="dxa"/>
-              <w:bottom w:w="15" w:type="dxa"/>
-              <w:right w:w="15" w:type="dxa"/>
-            </w:tcMar>
-            <w:vAlign w:val="center"/>
-            <w:hideMark/>
-          </w:tcPr>
-          <w:p>
-            <w:pPr>
-              <w:snapToGrid w:val="0"/>
-              <w:spacing w:before="0" w:after="0" w:line="240" w:lineRule="auto"/>
-              <w:jc w:val="center"/>
-              <w:rPr>
-                <w:rFonts w:ascii="Times New Roman" w:eastAsia="Times New Roman" w:hAnsi="Times New Roman" w:cs="Times New Roman"/>
-                <w:color w:val="000000"/>
-                <w:sz w:val="28"/>
-                <w:szCs w:val="28"/>
-              </w:rPr>
-            </w:pPr>
-            <w:r>
-              <w:rPr>
-                <w:rFonts w:ascii="Times New Roman" w:eastAsia="Times New Roman" w:hAnsi="Times New Roman" w:cs="Times New Roman"/>
-                <w:color w:val="000000"/>
-                <w:sz w:val="28"/>
-                <w:szCs w:val="28"/>
-              </w:rPr>
               <w:t xml:space="preserve">Модель</w:t>
-            </w:r>
-          </w:p>
-        </w:tc>
-        <w:tc>
-          <w:tcPr>
-            <w:tcW w:w="1814" w:type="dxa"/>
-            <w:tcMar>
-              <w:top w:w="15" w:type="dxa"/>
-              <w:left w:w="15" w:type="dxa"/>
-              <w:bottom w:w="15" w:type="dxa"/>
-              <w:right w:w="15" w:type="dxa"/>
-            </w:tcMar>
-            <w:vAlign w:val="center"/>
-            <w:hideMark/>
-          </w:tcPr>
-          <w:p>
-            <w:pPr>
-              <w:snapToGrid w:val="0"/>
-              <w:spacing w:before="0" w:after="0" w:line="240" w:lineRule="auto"/>
-              <w:jc w:val="center"/>
-              <w:rPr>
-                <w:rFonts w:ascii="Times New Roman" w:eastAsia="Times New Roman" w:hAnsi="Times New Roman" w:cs="Times New Roman"/>
-                <w:color w:val="000000"/>
-                <w:sz w:val="28"/>
-                <w:szCs w:val="28"/>
-              </w:rPr>
-            </w:pPr>
-            <w:r>
-              <w:rPr>
-                <w:rFonts w:ascii="Times New Roman" w:eastAsia="Times New Roman" w:hAnsi="Times New Roman" w:cs="Times New Roman"/>
-                <w:color w:val="000000"/>
-                <w:sz w:val="28"/>
-                <w:szCs w:val="28"/>
-              </w:rPr>
-              <w:t xml:space="preserve">Accuracy</w:t>
             </w:r>
           </w:p>
         </w:tc>
@@ -9637,7 +9568,42 @@
                 <w:sz w:val="28"/>
                 <w:szCs w:val="28"/>
               </w:rPr>
-              <w:t xml:space="preserve">F1-score</w:t>
+              <w:t xml:space="preserve">Iris</w:t>
+            </w:r>
+          </w:p>
+        </w:tc>
+        <w:tc>
+          <w:tcPr>
+            <w:tcW w:w="1020" w:type="dxa"/>
+            <w:tcMar>
+              <w:top w:w="15" w:type="dxa"/>
+              <w:left w:w="15" w:type="dxa"/>
+              <w:bottom w:w="15" w:type="dxa"/>
+              <w:right w:w="15" w:type="dxa"/>
+            </w:tcMar>
+            <w:vAlign w:val="center"/>
+            <w:hideMark/>
+          </w:tcPr>
+          <w:p>
+            <w:pPr>
+              <w:snapToGrid w:val="0"/>
+              <w:spacing w:before="0" w:after="0" w:line="240" w:lineRule="auto"/>
+              <w:jc w:val="center"/>
+              <w:rPr>
+                <w:rFonts w:ascii="Times New Roman" w:eastAsia="Times New Roman" w:hAnsi="Times New Roman" w:cs="Times New Roman"/>
+                <w:color w:val="000000"/>
+                <w:sz w:val="28"/>
+                <w:szCs w:val="28"/>
+              </w:rPr>
+            </w:pPr>
+            <w:r>
+              <w:rPr>
+                <w:rFonts w:ascii="Times New Roman" w:eastAsia="Times New Roman" w:hAnsi="Times New Roman" w:cs="Times New Roman"/>
+                <w:color w:val="000000"/>
+                <w:sz w:val="28"/>
+                <w:szCs w:val="28"/>
+              </w:rPr>
+              <w:t xml:space="preserve">Wine</w:t>
             </w:r>
           </w:p>
         </w:tc>
@@ -9672,153 +9638,7 @@
                 <w:sz w:val="28"/>
                 <w:szCs w:val="28"/>
               </w:rPr>
-              <w:t xml:space="preserve">Эпоха, мс</w:t>
-            </w:r>
-          </w:p>
-        </w:tc>
-        <w:tc>
-          <w:tcPr>
-            <w:tcW w:w="1474" w:type="dxa"/>
-            <w:tcMar>
-              <w:top w:w="15" w:type="dxa"/>
-              <w:left w:w="15" w:type="dxa"/>
-              <w:bottom w:w="15" w:type="dxa"/>
-              <w:right w:w="15" w:type="dxa"/>
-            </w:tcMar>
-            <w:vAlign w:val="center"/>
-            <w:hideMark/>
-          </w:tcPr>
-          <w:p>
-            <w:pPr>
-              <w:snapToGrid w:val="0"/>
-              <w:spacing w:before="0" w:after="0" w:line="240" w:lineRule="auto"/>
-              <w:jc w:val="center"/>
-              <w:rPr>
-                <w:rFonts w:ascii="Times New Roman" w:eastAsia="Times New Roman" w:hAnsi="Times New Roman" w:cs="Times New Roman"/>
-                <w:color w:val="000000"/>
-                <w:sz w:val="28"/>
-                <w:szCs w:val="28"/>
-              </w:rPr>
-            </w:pPr>
-            <w:r>
-              <w:rPr>
-                <w:rFonts w:ascii="Times New Roman" w:eastAsia="Times New Roman" w:hAnsi="Times New Roman" w:cs="Times New Roman"/>
-                <w:color w:val="000000"/>
-                <w:sz w:val="28"/>
-                <w:szCs w:val="28"/>
-              </w:rPr>
-              <w:t xml:space="preserve">Параметров</w:t>
-            </w:r>
-          </w:p>
-        </w:tc>
-      </w:tr>
-      <w:tr>
-        <w:trPr>
-          <w:cantSplit/>
-          <w:tblCellSpacing w:w="0" w:type="dxa"/>
-        </w:trPr>
-        <w:tc>
-          <w:tcPr>
-            <w:tcW w:w="1360" w:type="dxa"/>
-            <w:tcMar>
-              <w:top w:w="15" w:type="dxa"/>
-              <w:left w:w="15" w:type="dxa"/>
-              <w:bottom w:w="15" w:type="dxa"/>
-              <w:right w:w="15" w:type="dxa"/>
-            </w:tcMar>
-            <w:vAlign w:val="center"/>
-            <w:hideMark/>
-          </w:tcPr>
-          <w:p>
-            <w:pPr>
-              <w:snapToGrid w:val="0"/>
-              <w:spacing w:before="0" w:after="0" w:line="240" w:lineRule="auto"/>
-              <w:jc w:val="left"/>
-              <w:rPr>
-                <w:rFonts w:ascii="Times New Roman" w:eastAsia="Times New Roman" w:hAnsi="Times New Roman" w:cs="Times New Roman"/>
-                <w:color w:val="000000"/>
-                <w:sz w:val="28"/>
-                <w:szCs w:val="28"/>
-              </w:rPr>
-            </w:pPr>
-            <w:r>
-              <w:rPr>
-                <w:rFonts w:ascii="Times New Roman" w:eastAsia="Times New Roman" w:hAnsi="Times New Roman" w:cs="Times New Roman"/>
-                <w:color w:val="000000"/>
-                <w:sz w:val="28"/>
-                <w:szCs w:val="28"/>
-              </w:rPr>
-              <w:t xml:space="preserve">Iris</w:t>
-            </w:r>
-          </w:p>
-        </w:tc>
-        <w:tc>
-          <w:tcPr>
-            <w:tcW w:w="2324" w:type="dxa"/>
-            <w:tcMar>
-              <w:top w:w="15" w:type="dxa"/>
-              <w:left w:w="15" w:type="dxa"/>
-              <w:bottom w:w="15" w:type="dxa"/>
-              <w:right w:w="15" w:type="dxa"/>
-            </w:tcMar>
-            <w:vAlign w:val="center"/>
-            <w:hideMark/>
-          </w:tcPr>
-          <w:p>
-            <w:pPr>
-              <w:snapToGrid w:val="0"/>
-              <w:spacing w:before="0" w:after="0" w:line="240" w:lineRule="auto"/>
-              <w:jc w:val="left"/>
-              <w:rPr>
-                <w:rFonts w:ascii="Times New Roman" w:eastAsia="Times New Roman" w:hAnsi="Times New Roman" w:cs="Times New Roman"/>
-                <w:color w:val="000000"/>
-                <w:sz w:val="28"/>
-                <w:szCs w:val="28"/>
-              </w:rPr>
-            </w:pPr>
-            <w:r>
-              <w:rPr>
-                <w:rFonts w:ascii="Times New Roman" w:eastAsia="Times New Roman" w:hAnsi="Times New Roman" w:cs="Times New Roman"/>
-                <w:color w:val="000000"/>
-                <w:sz w:val="28"/>
-                <w:szCs w:val="28"/>
-              </w:rPr>
-              <w:t xml:space="preserve">MLP 32–16</w:t>
-            </w:r>
-          </w:p>
-        </w:tc>
-        <w:tc>
-          <w:tcPr>
-            <w:tcW w:w="1814" w:type="dxa"/>
-            <w:tcMar>
-              <w:top w:w="15" w:type="dxa"/>
-              <w:left w:w="15" w:type="dxa"/>
-              <w:bottom w:w="15" w:type="dxa"/>
-              <w:right w:w="15" w:type="dxa"/>
-            </w:tcMar>
-            <w:vAlign w:val="center"/>
-            <w:hideMark/>
-          </w:tcPr>
-          <w:p>
-            <w:pPr>
-              <w:snapToGrid w:val="0"/>
-              <w:spacing w:before="0" w:after="0" w:line="240" w:lineRule="auto"/>
-              <w:jc w:val="center"/>
-              <w:rPr>
-                <w:rFonts w:ascii="Times New Roman" w:eastAsia="Times New Roman" w:hAnsi="Times New Roman" w:cs="Times New Roman"/>
-                <w:color w:val="000000"/>
-                <w:sz w:val="28"/>
-                <w:szCs w:val="28"/>
-              </w:rPr>
-            </w:pPr>
-            <w:r>
-              <w:rPr>
-                <w:rFonts w:ascii="Times New Roman" w:eastAsia="Times New Roman" w:hAnsi="Times New Roman" w:cs="Times New Roman"/>
-                <w:color w:val="000000"/>
-                <w:sz w:val="28"/>
-                <w:szCs w:val="28"/>
-              </w:rPr>
-              <w:t xml:space="preserve">0,957 ± 0,035</w:t>
+              <w:t xml:space="preserve">Breast Cancer</w:t>
             </w:r>
           </w:p>
         </w:tc>
@@ -9853,7 +9673,188 @@
                 <w:sz w:val="28"/>
                 <w:szCs w:val="28"/>
               </w:rPr>
+              <w:t xml:space="preserve">Moons</w:t>
+            </w:r>
+          </w:p>
+        </w:tc>
+        <w:tc>
+          <w:tcPr>
+            <w:tcW w:w="1077" w:type="dxa"/>
+            <w:tcMar>
+              <w:top w:w="15" w:type="dxa"/>
+              <w:left w:w="15" w:type="dxa"/>
+              <w:bottom w:w="15" w:type="dxa"/>
+              <w:right w:w="15" w:type="dxa"/>
+            </w:tcMar>
+            <w:vAlign w:val="center"/>
+            <w:hideMark/>
+          </w:tcPr>
+          <w:p>
+            <w:pPr>
+              <w:snapToGrid w:val="0"/>
+              <w:spacing w:before="0" w:after="0" w:line="240" w:lineRule="auto"/>
+              <w:jc w:val="center"/>
+              <w:rPr>
+                <w:rFonts w:ascii="Times New Roman" w:eastAsia="Times New Roman" w:hAnsi="Times New Roman" w:cs="Times New Roman"/>
+                <w:color w:val="000000"/>
+                <w:sz w:val="28"/>
+                <w:szCs w:val="28"/>
+              </w:rPr>
+            </w:pPr>
+            <w:r>
+              <w:rPr>
+                <w:rFonts w:ascii="Times New Roman" w:eastAsia="Times New Roman" w:hAnsi="Times New Roman" w:cs="Times New Roman"/>
+                <w:color w:val="000000"/>
+                <w:sz w:val="28"/>
+                <w:szCs w:val="28"/>
+              </w:rPr>
+              <w:t xml:space="preserve">Circles</w:t>
+            </w:r>
+          </w:p>
+        </w:tc>
+        <w:tc>
+          <w:tcPr>
+            <w:tcW w:w="1247" w:type="dxa"/>
+            <w:tcMar>
+              <w:top w:w="15" w:type="dxa"/>
+              <w:left w:w="15" w:type="dxa"/>
+              <w:bottom w:w="15" w:type="dxa"/>
+              <w:right w:w="15" w:type="dxa"/>
+            </w:tcMar>
+            <w:vAlign w:val="center"/>
+            <w:hideMark/>
+          </w:tcPr>
+          <w:p>
+            <w:pPr>
+              <w:snapToGrid w:val="0"/>
+              <w:spacing w:before="0" w:after="0" w:line="240" w:lineRule="auto"/>
+              <w:jc w:val="center"/>
+              <w:rPr>
+                <w:rFonts w:ascii="Times New Roman" w:eastAsia="Times New Roman" w:hAnsi="Times New Roman" w:cs="Times New Roman"/>
+                <w:color w:val="000000"/>
+                <w:sz w:val="28"/>
+                <w:szCs w:val="28"/>
+              </w:rPr>
+            </w:pPr>
+            <w:r>
+              <w:rPr>
+                <w:rFonts w:ascii="Times New Roman" w:eastAsia="Times New Roman" w:hAnsi="Times New Roman" w:cs="Times New Roman"/>
+                <w:color w:val="000000"/>
+                <w:sz w:val="28"/>
+                <w:szCs w:val="28"/>
+              </w:rPr>
+              <w:t xml:space="preserve">Эпоха, мс</w:t>
+            </w:r>
+          </w:p>
+        </w:tc>
+      </w:tr>
+      <w:tr>
+        <w:trPr>
+          <w:cantSplit/>
+          <w:tblCellSpacing w:w="0" w:type="dxa"/>
+        </w:trPr>
+        <w:tc>
+          <w:tcPr>
+            <w:tcW w:w="2608" w:type="dxa"/>
+            <w:tcMar>
+              <w:top w:w="15" w:type="dxa"/>
+              <w:left w:w="15" w:type="dxa"/>
+              <w:bottom w:w="15" w:type="dxa"/>
+              <w:right w:w="15" w:type="dxa"/>
+            </w:tcMar>
+            <w:vAlign w:val="center"/>
+            <w:hideMark/>
+          </w:tcPr>
+          <w:p>
+            <w:pPr>
+              <w:snapToGrid w:val="0"/>
+              <w:spacing w:before="0" w:after="0" w:line="240" w:lineRule="auto"/>
+              <w:jc w:val="left"/>
+              <w:rPr>
+                <w:rFonts w:ascii="Times New Roman" w:eastAsia="Times New Roman" w:hAnsi="Times New Roman" w:cs="Times New Roman"/>
+                <w:color w:val="000000"/>
+                <w:sz w:val="28"/>
+                <w:szCs w:val="28"/>
+              </w:rPr>
+            </w:pPr>
+            <w:r>
+              <w:rPr>
+                <w:rFonts w:ascii="Times New Roman" w:eastAsia="Times New Roman" w:hAnsi="Times New Roman" w:cs="Times New Roman"/>
+                <w:color w:val="000000"/>
+                <w:sz w:val="28"/>
+                <w:szCs w:val="28"/>
+              </w:rPr>
+              <w:t xml:space="preserve">MLP 32–16</w:t>
+            </w:r>
+          </w:p>
+        </w:tc>
+        <w:tc>
+          <w:tcPr>
+            <w:tcW w:w="1020" w:type="dxa"/>
+            <w:tcMar>
+              <w:top w:w="15" w:type="dxa"/>
+              <w:left w:w="15" w:type="dxa"/>
+              <w:bottom w:w="15" w:type="dxa"/>
+              <w:right w:w="15" w:type="dxa"/>
+            </w:tcMar>
+            <w:vAlign w:val="center"/>
+            <w:hideMark/>
+          </w:tcPr>
+          <w:p>
+            <w:pPr>
+              <w:snapToGrid w:val="0"/>
+              <w:spacing w:before="0" w:after="0" w:line="240" w:lineRule="auto"/>
+              <w:jc w:val="center"/>
+              <w:rPr>
+                <w:rFonts w:ascii="Times New Roman" w:eastAsia="Times New Roman" w:hAnsi="Times New Roman" w:cs="Times New Roman"/>
+                <w:color w:val="000000"/>
+                <w:sz w:val="28"/>
+                <w:szCs w:val="28"/>
+              </w:rPr>
+            </w:pPr>
+            <w:r>
+              <w:rPr>
+                <w:rFonts w:ascii="Times New Roman" w:eastAsia="Times New Roman" w:hAnsi="Times New Roman" w:cs="Times New Roman"/>
+                <w:color w:val="000000"/>
+                <w:sz w:val="28"/>
+                <w:szCs w:val="28"/>
+              </w:rPr>
               <w:t xml:space="preserve">0,957</w:t>
+            </w:r>
+          </w:p>
+        </w:tc>
+        <w:tc>
+          <w:tcPr>
+            <w:tcW w:w="1020" w:type="dxa"/>
+            <w:tcMar>
+              <w:top w:w="15" w:type="dxa"/>
+              <w:left w:w="15" w:type="dxa"/>
+              <w:bottom w:w="15" w:type="dxa"/>
+              <w:right w:w="15" w:type="dxa"/>
+            </w:tcMar>
+            <w:vAlign w:val="center"/>
+            <w:hideMark/>
+          </w:tcPr>
+          <w:p>
+            <w:pPr>
+              <w:snapToGrid w:val="0"/>
+              <w:spacing w:before="0" w:after="0" w:line="240" w:lineRule="auto"/>
+              <w:jc w:val="center"/>
+              <w:rPr>
+                <w:rFonts w:ascii="Times New Roman" w:eastAsia="Times New Roman" w:hAnsi="Times New Roman" w:cs="Times New Roman"/>
+                <w:color w:val="000000"/>
+                <w:sz w:val="28"/>
+                <w:szCs w:val="28"/>
+              </w:rPr>
+            </w:pPr>
+            <w:r>
+              <w:rPr>
+                <w:rFonts w:ascii="Times New Roman" w:eastAsia="Times New Roman" w:hAnsi="Times New Roman" w:cs="Times New Roman"/>
+                <w:color w:val="000000"/>
+                <w:sz w:val="28"/>
+                <w:szCs w:val="28"/>
+              </w:rPr>
+              <w:t xml:space="preserve">0,981</w:t>
             </w:r>
           </w:p>
         </w:tc>
@@ -9888,13 +9889,13 @@
                 <w:sz w:val="28"/>
                 <w:szCs w:val="28"/>
               </w:rPr>
-              <w:t xml:space="preserve">8,5</w:t>
+              <w:t xml:space="preserve">0,976</w:t>
             </w:r>
           </w:p>
         </w:tc>
         <w:tc>
           <w:tcPr>
-            <w:tcW w:w="1474" w:type="dxa"/>
+            <w:tcW w:w="1020" w:type="dxa"/>
             <w:tcMar>
               <w:top w:w="15" w:type="dxa"/>
               <w:left w:w="15" w:type="dxa"/>
@@ -9923,7 +9924,77 @@
                 <w:sz w:val="28"/>
                 <w:szCs w:val="28"/>
               </w:rPr>
-              <w:t xml:space="preserve">739</w:t>
+              <w:t xml:space="preserve">0,930</w:t>
+            </w:r>
+          </w:p>
+        </w:tc>
+        <w:tc>
+          <w:tcPr>
+            <w:tcW w:w="1077" w:type="dxa"/>
+            <w:tcMar>
+              <w:top w:w="15" w:type="dxa"/>
+              <w:left w:w="15" w:type="dxa"/>
+              <w:bottom w:w="15" w:type="dxa"/>
+              <w:right w:w="15" w:type="dxa"/>
+            </w:tcMar>
+            <w:vAlign w:val="center"/>
+            <w:hideMark/>
+          </w:tcPr>
+          <w:p>
+            <w:pPr>
+              <w:snapToGrid w:val="0"/>
+              <w:spacing w:before="0" w:after="0" w:line="240" w:lineRule="auto"/>
+              <w:jc w:val="center"/>
+              <w:rPr>
+                <w:rFonts w:ascii="Times New Roman" w:eastAsia="Times New Roman" w:hAnsi="Times New Roman" w:cs="Times New Roman"/>
+                <w:color w:val="000000"/>
+                <w:sz w:val="28"/>
+                <w:szCs w:val="28"/>
+              </w:rPr>
+            </w:pPr>
+            <w:r>
+              <w:rPr>
+                <w:rFonts w:ascii="Times New Roman" w:eastAsia="Times New Roman" w:hAnsi="Times New Roman" w:cs="Times New Roman"/>
+                <w:color w:val="000000"/>
+                <w:sz w:val="28"/>
+                <w:szCs w:val="28"/>
+              </w:rPr>
+              <w:t xml:space="preserve">0,995</w:t>
+            </w:r>
+          </w:p>
+        </w:tc>
+        <w:tc>
+          <w:tcPr>
+            <w:tcW w:w="1247" w:type="dxa"/>
+            <w:tcMar>
+              <w:top w:w="15" w:type="dxa"/>
+              <w:left w:w="15" w:type="dxa"/>
+              <w:bottom w:w="15" w:type="dxa"/>
+              <w:right w:w="15" w:type="dxa"/>
+            </w:tcMar>
+            <w:vAlign w:val="center"/>
+            <w:hideMark/>
+          </w:tcPr>
+          <w:p>
+            <w:pPr>
+              <w:snapToGrid w:val="0"/>
+              <w:spacing w:before="0" w:after="0" w:line="240" w:lineRule="auto"/>
+              <w:jc w:val="center"/>
+              <w:rPr>
+                <w:rFonts w:ascii="Times New Roman" w:eastAsia="Times New Roman" w:hAnsi="Times New Roman" w:cs="Times New Roman"/>
+                <w:color w:val="000000"/>
+                <w:sz w:val="28"/>
+                <w:szCs w:val="28"/>
+              </w:rPr>
+            </w:pPr>
+            <w:r>
+              <w:rPr>
+                <w:rFonts w:ascii="Times New Roman" w:eastAsia="Times New Roman" w:hAnsi="Times New Roman" w:cs="Times New Roman"/>
+                <w:color w:val="000000"/>
+                <w:sz w:val="28"/>
+                <w:szCs w:val="28"/>
+              </w:rPr>
+              <w:t xml:space="preserve">18,6</w:t>
             </w:r>
           </w:p>
         </w:tc>
@@ -9933,6 +10004,111 @@
           <w:cantSplit/>
           <w:tblCellSpacing w:w="0" w:type="dxa"/>
         </w:trPr>
+        <w:tc>
+          <w:tcPr>
+            <w:tcW w:w="2608" w:type="dxa"/>
+            <w:tcMar>
+              <w:top w:w="15" w:type="dxa"/>
+              <w:left w:w="15" w:type="dxa"/>
+              <w:bottom w:w="15" w:type="dxa"/>
+              <w:right w:w="15" w:type="dxa"/>
+            </w:tcMar>
+            <w:vAlign w:val="center"/>
+            <w:hideMark/>
+          </w:tcPr>
+          <w:p>
+            <w:pPr>
+              <w:snapToGrid w:val="0"/>
+              <w:spacing w:before="0" w:after="0" w:line="240" w:lineRule="auto"/>
+              <w:jc w:val="left"/>
+              <w:rPr>
+                <w:rFonts w:ascii="Times New Roman" w:eastAsia="Times New Roman" w:hAnsi="Times New Roman" w:cs="Times New Roman"/>
+                <w:color w:val="000000"/>
+                <w:sz w:val="28"/>
+                <w:szCs w:val="28"/>
+              </w:rPr>
+            </w:pPr>
+            <w:r>
+              <w:rPr>
+                <w:rFonts w:ascii="Times New Roman" w:eastAsia="Times New Roman" w:hAnsi="Times New Roman" w:cs="Times New Roman"/>
+                <w:color w:val="000000"/>
+                <w:sz w:val="28"/>
+                <w:szCs w:val="28"/>
+              </w:rPr>
+              <w:t xml:space="preserve">MLP равн. размера</w:t>
+            </w:r>
+          </w:p>
+        </w:tc>
+        <w:tc>
+          <w:tcPr>
+            <w:tcW w:w="1020" w:type="dxa"/>
+            <w:tcMar>
+              <w:top w:w="15" w:type="dxa"/>
+              <w:left w:w="15" w:type="dxa"/>
+              <w:bottom w:w="15" w:type="dxa"/>
+              <w:right w:w="15" w:type="dxa"/>
+            </w:tcMar>
+            <w:vAlign w:val="center"/>
+            <w:hideMark/>
+          </w:tcPr>
+          <w:p>
+            <w:pPr>
+              <w:snapToGrid w:val="0"/>
+              <w:spacing w:before="0" w:after="0" w:line="240" w:lineRule="auto"/>
+              <w:jc w:val="center"/>
+              <w:rPr>
+                <w:rFonts w:ascii="Times New Roman" w:eastAsia="Times New Roman" w:hAnsi="Times New Roman" w:cs="Times New Roman"/>
+                <w:color w:val="000000"/>
+                <w:sz w:val="28"/>
+                <w:szCs w:val="28"/>
+              </w:rPr>
+            </w:pPr>
+            <w:r>
+              <w:rPr>
+                <w:rFonts w:ascii="Times New Roman" w:eastAsia="Times New Roman" w:hAnsi="Times New Roman" w:cs="Times New Roman"/>
+                <w:color w:val="000000"/>
+                <w:sz w:val="28"/>
+                <w:szCs w:val="28"/>
+              </w:rPr>
+              <w:t xml:space="preserve">0,967</w:t>
+            </w:r>
+          </w:p>
+        </w:tc>
+        <w:tc>
+          <w:tcPr>
+            <w:tcW w:w="1020" w:type="dxa"/>
+            <w:tcMar>
+              <w:top w:w="15" w:type="dxa"/>
+              <w:left w:w="15" w:type="dxa"/>
+              <w:bottom w:w="15" w:type="dxa"/>
+              <w:right w:w="15" w:type="dxa"/>
+            </w:tcMar>
+            <w:vAlign w:val="center"/>
+            <w:hideMark/>
+          </w:tcPr>
+          <w:p>
+            <w:pPr>
+              <w:snapToGrid w:val="0"/>
+              <w:spacing w:before="0" w:after="0" w:line="240" w:lineRule="auto"/>
+              <w:jc w:val="center"/>
+              <w:rPr>
+                <w:rFonts w:ascii="Times New Roman" w:eastAsia="Times New Roman" w:hAnsi="Times New Roman" w:cs="Times New Roman"/>
+                <w:color w:val="000000"/>
+                <w:sz w:val="28"/>
+                <w:szCs w:val="28"/>
+              </w:rPr>
+            </w:pPr>
+            <w:r>
+              <w:rPr>
+                <w:rFonts w:ascii="Times New Roman" w:eastAsia="Times New Roman" w:hAnsi="Times New Roman" w:cs="Times New Roman"/>
+                <w:color w:val="000000"/>
+                <w:sz w:val="28"/>
+                <w:szCs w:val="28"/>
+              </w:rPr>
+              <w:t xml:space="preserve">0,975</w:t>
+            </w:r>
+          </w:p>
+        </w:tc>
         <w:tc>
           <w:tcPr>
             <w:tcW w:w="1360" w:type="dxa"/>
@@ -9949,7 +10125,7 @@
             <w:pPr>
               <w:snapToGrid w:val="0"/>
               <w:spacing w:before="0" w:after="0" w:line="240" w:lineRule="auto"/>
-              <w:jc w:val="left"/>
+              <w:jc w:val="center"/>
               <w:rPr>
                 <w:rFonts w:ascii="Times New Roman" w:eastAsia="Times New Roman" w:hAnsi="Times New Roman" w:cs="Times New Roman"/>
                 <w:color w:val="000000"/>
@@ -9964,13 +10140,124 @@
                 <w:sz w:val="28"/>
                 <w:szCs w:val="28"/>
               </w:rPr>
-              <w:t xml:space="preserve"/>
+              <w:t xml:space="preserve">0,976</w:t>
             </w:r>
           </w:p>
         </w:tc>
         <w:tc>
           <w:tcPr>
-            <w:tcW w:w="2324" w:type="dxa"/>
+            <w:tcW w:w="1020" w:type="dxa"/>
+            <w:tcMar>
+              <w:top w:w="15" w:type="dxa"/>
+              <w:left w:w="15" w:type="dxa"/>
+              <w:bottom w:w="15" w:type="dxa"/>
+              <w:right w:w="15" w:type="dxa"/>
+            </w:tcMar>
+            <w:vAlign w:val="center"/>
+            <w:hideMark/>
+          </w:tcPr>
+          <w:p>
+            <w:pPr>
+              <w:snapToGrid w:val="0"/>
+              <w:spacing w:before="0" w:after="0" w:line="240" w:lineRule="auto"/>
+              <w:jc w:val="center"/>
+              <w:rPr>
+                <w:rFonts w:ascii="Times New Roman" w:eastAsia="Times New Roman" w:hAnsi="Times New Roman" w:cs="Times New Roman"/>
+                <w:color w:val="000000"/>
+                <w:sz w:val="28"/>
+                <w:szCs w:val="28"/>
+              </w:rPr>
+            </w:pPr>
+            <w:r>
+              <w:rPr>
+                <w:rFonts w:ascii="Times New Roman" w:eastAsia="Times New Roman" w:hAnsi="Times New Roman" w:cs="Times New Roman"/>
+                <w:color w:val="000000"/>
+                <w:sz w:val="28"/>
+                <w:szCs w:val="28"/>
+              </w:rPr>
+              <w:t xml:space="preserve">0,934</w:t>
+            </w:r>
+          </w:p>
+        </w:tc>
+        <w:tc>
+          <w:tcPr>
+            <w:tcW w:w="1077" w:type="dxa"/>
+            <w:tcMar>
+              <w:top w:w="15" w:type="dxa"/>
+              <w:left w:w="15" w:type="dxa"/>
+              <w:bottom w:w="15" w:type="dxa"/>
+              <w:right w:w="15" w:type="dxa"/>
+            </w:tcMar>
+            <w:vAlign w:val="center"/>
+            <w:hideMark/>
+          </w:tcPr>
+          <w:p>
+            <w:pPr>
+              <w:snapToGrid w:val="0"/>
+              <w:spacing w:before="0" w:after="0" w:line="240" w:lineRule="auto"/>
+              <w:jc w:val="center"/>
+              <w:rPr>
+                <w:rFonts w:ascii="Times New Roman" w:eastAsia="Times New Roman" w:hAnsi="Times New Roman" w:cs="Times New Roman"/>
+                <w:color w:val="000000"/>
+                <w:sz w:val="28"/>
+                <w:szCs w:val="28"/>
+              </w:rPr>
+            </w:pPr>
+            <w:r>
+              <w:rPr>
+                <w:rFonts w:ascii="Times New Roman" w:eastAsia="Times New Roman" w:hAnsi="Times New Roman" w:cs="Times New Roman"/>
+                <w:color w:val="000000"/>
+                <w:sz w:val="28"/>
+                <w:szCs w:val="28"/>
+              </w:rPr>
+              <w:t xml:space="preserve">0,994</w:t>
+            </w:r>
+          </w:p>
+        </w:tc>
+        <w:tc>
+          <w:tcPr>
+            <w:tcW w:w="1247" w:type="dxa"/>
+            <w:tcMar>
+              <w:top w:w="15" w:type="dxa"/>
+              <w:left w:w="15" w:type="dxa"/>
+              <w:bottom w:w="15" w:type="dxa"/>
+              <w:right w:w="15" w:type="dxa"/>
+            </w:tcMar>
+            <w:vAlign w:val="center"/>
+            <w:hideMark/>
+          </w:tcPr>
+          <w:p>
+            <w:pPr>
+              <w:snapToGrid w:val="0"/>
+              <w:spacing w:before="0" w:after="0" w:line="240" w:lineRule="auto"/>
+              <w:jc w:val="center"/>
+              <w:rPr>
+                <w:rFonts w:ascii="Times New Roman" w:eastAsia="Times New Roman" w:hAnsi="Times New Roman" w:cs="Times New Roman"/>
+                <w:color w:val="000000"/>
+                <w:sz w:val="28"/>
+                <w:szCs w:val="28"/>
+              </w:rPr>
+            </w:pPr>
+            <w:r>
+              <w:rPr>
+                <w:rFonts w:ascii="Times New Roman" w:eastAsia="Times New Roman" w:hAnsi="Times New Roman" w:cs="Times New Roman"/>
+                <w:color w:val="000000"/>
+                <w:sz w:val="28"/>
+                <w:szCs w:val="28"/>
+              </w:rPr>
+              <w:t xml:space="preserve">12,6</w:t>
+            </w:r>
+          </w:p>
+        </w:tc>
+      </w:tr>
+      <w:tr>
+        <w:trPr>
+          <w:cantSplit/>
+          <w:tblCellSpacing w:w="0" w:type="dxa"/>
+        </w:trPr>
+        <w:tc>
+          <w:tcPr>
+            <w:tcW w:w="2608" w:type="dxa"/>
             <w:tcMar>
               <w:top w:w="15" w:type="dxa"/>
               <w:left w:w="15" w:type="dxa"/>
@@ -9999,13 +10286,13 @@
                 <w:sz w:val="28"/>
                 <w:szCs w:val="28"/>
               </w:rPr>
-              <w:t xml:space="preserve">MLP равн. размера</w:t>
+              <w:t xml:space="preserve">Hybrid QNN</w:t>
             </w:r>
           </w:p>
         </w:tc>
         <w:tc>
           <w:tcPr>
-            <w:tcW w:w="1814" w:type="dxa"/>
+            <w:tcW w:w="1020" w:type="dxa"/>
             <w:tcMar>
               <w:top w:w="15" w:type="dxa"/>
               <w:left w:w="15" w:type="dxa"/>
@@ -10034,7 +10321,7 @@
                 <w:sz w:val="28"/>
                 <w:szCs w:val="28"/>
               </w:rPr>
-              <w:t xml:space="preserve">0,967 ± 0,035</w:t>
+              <w:t xml:space="preserve">0,970</w:t>
             </w:r>
           </w:p>
         </w:tc>
@@ -10104,153 +10391,7 @@
                 <w:sz w:val="28"/>
                 <w:szCs w:val="28"/>
               </w:rPr>
-              <w:t xml:space="preserve">6,3</w:t>
-            </w:r>
-          </w:p>
-        </w:tc>
-        <w:tc>
-          <w:tcPr>
-            <w:tcW w:w="1474" w:type="dxa"/>
-            <w:tcMar>
-              <w:top w:w="15" w:type="dxa"/>
-              <w:left w:w="15" w:type="dxa"/>
-              <w:bottom w:w="15" w:type="dxa"/>
-              <w:right w:w="15" w:type="dxa"/>
-            </w:tcMar>
-            <w:vAlign w:val="center"/>
-            <w:hideMark/>
-          </w:tcPr>
-          <w:p>
-            <w:pPr>
-              <w:snapToGrid w:val="0"/>
-              <w:spacing w:before="0" w:after="0" w:line="240" w:lineRule="auto"/>
-              <w:jc w:val="center"/>
-              <w:rPr>
-                <w:rFonts w:ascii="Times New Roman" w:eastAsia="Times New Roman" w:hAnsi="Times New Roman" w:cs="Times New Roman"/>
-                <w:color w:val="000000"/>
-                <w:sz w:val="28"/>
-                <w:szCs w:val="28"/>
-              </w:rPr>
-            </w:pPr>
-            <w:r>
-              <w:rPr>
-                <w:rFonts w:ascii="Times New Roman" w:eastAsia="Times New Roman" w:hAnsi="Times New Roman" w:cs="Times New Roman"/>
-                <w:color w:val="000000"/>
-                <w:sz w:val="28"/>
-                <w:szCs w:val="28"/>
-              </w:rPr>
-              <w:t xml:space="preserve">59</w:t>
-            </w:r>
-          </w:p>
-        </w:tc>
-      </w:tr>
-      <w:tr>
-        <w:trPr>
-          <w:cantSplit/>
-          <w:tblCellSpacing w:w="0" w:type="dxa"/>
-        </w:trPr>
-        <w:tc>
-          <w:tcPr>
-            <w:tcW w:w="1360" w:type="dxa"/>
-            <w:tcMar>
-              <w:top w:w="15" w:type="dxa"/>
-              <w:left w:w="15" w:type="dxa"/>
-              <w:bottom w:w="15" w:type="dxa"/>
-              <w:right w:w="15" w:type="dxa"/>
-            </w:tcMar>
-            <w:vAlign w:val="center"/>
-            <w:hideMark/>
-          </w:tcPr>
-          <w:p>
-            <w:pPr>
-              <w:snapToGrid w:val="0"/>
-              <w:spacing w:before="0" w:after="0" w:line="240" w:lineRule="auto"/>
-              <w:jc w:val="left"/>
-              <w:rPr>
-                <w:rFonts w:ascii="Times New Roman" w:eastAsia="Times New Roman" w:hAnsi="Times New Roman" w:cs="Times New Roman"/>
-                <w:color w:val="000000"/>
-                <w:sz w:val="28"/>
-                <w:szCs w:val="28"/>
-              </w:rPr>
-            </w:pPr>
-            <w:r>
-              <w:rPr>
-                <w:rFonts w:ascii="Times New Roman" w:eastAsia="Times New Roman" w:hAnsi="Times New Roman" w:cs="Times New Roman"/>
-                <w:color w:val="000000"/>
-                <w:sz w:val="28"/>
-                <w:szCs w:val="28"/>
-              </w:rPr>
-              <w:t xml:space="preserve"/>
-            </w:r>
-          </w:p>
-        </w:tc>
-        <w:tc>
-          <w:tcPr>
-            <w:tcW w:w="2324" w:type="dxa"/>
-            <w:tcMar>
-              <w:top w:w="15" w:type="dxa"/>
-              <w:left w:w="15" w:type="dxa"/>
-              <w:bottom w:w="15" w:type="dxa"/>
-              <w:right w:w="15" w:type="dxa"/>
-            </w:tcMar>
-            <w:vAlign w:val="center"/>
-            <w:hideMark/>
-          </w:tcPr>
-          <w:p>
-            <w:pPr>
-              <w:snapToGrid w:val="0"/>
-              <w:spacing w:before="0" w:after="0" w:line="240" w:lineRule="auto"/>
-              <w:jc w:val="left"/>
-              <w:rPr>
-                <w:rFonts w:ascii="Times New Roman" w:eastAsia="Times New Roman" w:hAnsi="Times New Roman" w:cs="Times New Roman"/>
-                <w:color w:val="000000"/>
-                <w:sz w:val="28"/>
-                <w:szCs w:val="28"/>
-              </w:rPr>
-            </w:pPr>
-            <w:r>
-              <w:rPr>
-                <w:rFonts w:ascii="Times New Roman" w:eastAsia="Times New Roman" w:hAnsi="Times New Roman" w:cs="Times New Roman"/>
-                <w:color w:val="000000"/>
-                <w:sz w:val="28"/>
-                <w:szCs w:val="28"/>
-              </w:rPr>
-              <w:t xml:space="preserve">Hybrid QNN</w:t>
-            </w:r>
-          </w:p>
-        </w:tc>
-        <w:tc>
-          <w:tcPr>
-            <w:tcW w:w="1814" w:type="dxa"/>
-            <w:tcMar>
-              <w:top w:w="15" w:type="dxa"/>
-              <w:left w:w="15" w:type="dxa"/>
-              <w:bottom w:w="15" w:type="dxa"/>
-              <w:right w:w="15" w:type="dxa"/>
-            </w:tcMar>
-            <w:vAlign w:val="center"/>
-            <w:hideMark/>
-          </w:tcPr>
-          <w:p>
-            <w:pPr>
-              <w:snapToGrid w:val="0"/>
-              <w:spacing w:before="0" w:after="0" w:line="240" w:lineRule="auto"/>
-              <w:jc w:val="center"/>
-              <w:rPr>
-                <w:rFonts w:ascii="Times New Roman" w:eastAsia="Times New Roman" w:hAnsi="Times New Roman" w:cs="Times New Roman"/>
-                <w:color w:val="000000"/>
-                <w:sz w:val="28"/>
-                <w:szCs w:val="28"/>
-              </w:rPr>
-            </w:pPr>
-            <w:r>
-              <w:rPr>
-                <w:rFonts w:ascii="Times New Roman" w:eastAsia="Times New Roman" w:hAnsi="Times New Roman" w:cs="Times New Roman"/>
-                <w:color w:val="000000"/>
-                <w:sz w:val="28"/>
-                <w:szCs w:val="28"/>
-              </w:rPr>
-              <w:t xml:space="preserve">0,970 ± 0,040</w:t>
+              <w:t xml:space="preserve">0,982</w:t>
             </w:r>
           </w:p>
         </w:tc>
@@ -10285,7 +10426,188 @@
                 <w:sz w:val="28"/>
                 <w:szCs w:val="28"/>
               </w:rPr>
-              <w:t xml:space="preserve">0,970</w:t>
+              <w:t xml:space="preserve">0,905</w:t>
+            </w:r>
+          </w:p>
+        </w:tc>
+        <w:tc>
+          <w:tcPr>
+            <w:tcW w:w="1077" w:type="dxa"/>
+            <w:tcMar>
+              <w:top w:w="15" w:type="dxa"/>
+              <w:left w:w="15" w:type="dxa"/>
+              <w:bottom w:w="15" w:type="dxa"/>
+              <w:right w:w="15" w:type="dxa"/>
+            </w:tcMar>
+            <w:vAlign w:val="center"/>
+            <w:hideMark/>
+          </w:tcPr>
+          <w:p>
+            <w:pPr>
+              <w:snapToGrid w:val="0"/>
+              <w:spacing w:before="0" w:after="0" w:line="240" w:lineRule="auto"/>
+              <w:jc w:val="center"/>
+              <w:rPr>
+                <w:rFonts w:ascii="Times New Roman" w:eastAsia="Times New Roman" w:hAnsi="Times New Roman" w:cs="Times New Roman"/>
+                <w:color w:val="000000"/>
+                <w:sz w:val="28"/>
+                <w:szCs w:val="28"/>
+              </w:rPr>
+            </w:pPr>
+            <w:r>
+              <w:rPr>
+                <w:rFonts w:ascii="Times New Roman" w:eastAsia="Times New Roman" w:hAnsi="Times New Roman" w:cs="Times New Roman"/>
+                <w:color w:val="000000"/>
+                <w:sz w:val="28"/>
+                <w:szCs w:val="28"/>
+              </w:rPr>
+              <w:t xml:space="preserve">0,993</w:t>
+            </w:r>
+          </w:p>
+        </w:tc>
+        <w:tc>
+          <w:tcPr>
+            <w:tcW w:w="1247" w:type="dxa"/>
+            <w:tcMar>
+              <w:top w:w="15" w:type="dxa"/>
+              <w:left w:w="15" w:type="dxa"/>
+              <w:bottom w:w="15" w:type="dxa"/>
+              <w:right w:w="15" w:type="dxa"/>
+            </w:tcMar>
+            <w:vAlign w:val="center"/>
+            <w:hideMark/>
+          </w:tcPr>
+          <w:p>
+            <w:pPr>
+              <w:snapToGrid w:val="0"/>
+              <w:spacing w:before="0" w:after="0" w:line="240" w:lineRule="auto"/>
+              <w:jc w:val="center"/>
+              <w:rPr>
+                <w:rFonts w:ascii="Times New Roman" w:eastAsia="Times New Roman" w:hAnsi="Times New Roman" w:cs="Times New Roman"/>
+                <w:color w:val="000000"/>
+                <w:sz w:val="28"/>
+                <w:szCs w:val="28"/>
+              </w:rPr>
+            </w:pPr>
+            <w:r>
+              <w:rPr>
+                <w:rFonts w:ascii="Times New Roman" w:eastAsia="Times New Roman" w:hAnsi="Times New Roman" w:cs="Times New Roman"/>
+                <w:color w:val="000000"/>
+                <w:sz w:val="28"/>
+                <w:szCs w:val="28"/>
+              </w:rPr>
+              <w:t xml:space="preserve">386,1</w:t>
+            </w:r>
+          </w:p>
+        </w:tc>
+      </w:tr>
+      <w:tr>
+        <w:trPr>
+          <w:cantSplit/>
+          <w:tblCellSpacing w:w="0" w:type="dxa"/>
+        </w:trPr>
+        <w:tc>
+          <w:tcPr>
+            <w:tcW w:w="2608" w:type="dxa"/>
+            <w:tcMar>
+              <w:top w:w="15" w:type="dxa"/>
+              <w:left w:w="15" w:type="dxa"/>
+              <w:bottom w:w="15" w:type="dxa"/>
+              <w:right w:w="15" w:type="dxa"/>
+            </w:tcMar>
+            <w:vAlign w:val="center"/>
+            <w:hideMark/>
+          </w:tcPr>
+          <w:p>
+            <w:pPr>
+              <w:snapToGrid w:val="0"/>
+              <w:spacing w:before="0" w:after="0" w:line="240" w:lineRule="auto"/>
+              <w:jc w:val="left"/>
+              <w:rPr>
+                <w:rFonts w:ascii="Times New Roman" w:eastAsia="Times New Roman" w:hAnsi="Times New Roman" w:cs="Times New Roman"/>
+                <w:color w:val="000000"/>
+                <w:sz w:val="28"/>
+                <w:szCs w:val="28"/>
+              </w:rPr>
+            </w:pPr>
+            <w:r>
+              <w:rPr>
+                <w:rFonts w:ascii="Times New Roman" w:eastAsia="Times New Roman" w:hAnsi="Times New Roman" w:cs="Times New Roman"/>
+                <w:color w:val="000000"/>
+                <w:sz w:val="28"/>
+                <w:szCs w:val="28"/>
+              </w:rPr>
+              <w:t xml:space="preserve">Quantum QNN</w:t>
+            </w:r>
+          </w:p>
+        </w:tc>
+        <w:tc>
+          <w:tcPr>
+            <w:tcW w:w="1020" w:type="dxa"/>
+            <w:tcMar>
+              <w:top w:w="15" w:type="dxa"/>
+              <w:left w:w="15" w:type="dxa"/>
+              <w:bottom w:w="15" w:type="dxa"/>
+              <w:right w:w="15" w:type="dxa"/>
+            </w:tcMar>
+            <w:vAlign w:val="center"/>
+            <w:hideMark/>
+          </w:tcPr>
+          <w:p>
+            <w:pPr>
+              <w:snapToGrid w:val="0"/>
+              <w:spacing w:before="0" w:after="0" w:line="240" w:lineRule="auto"/>
+              <w:jc w:val="center"/>
+              <w:rPr>
+                <w:rFonts w:ascii="Times New Roman" w:eastAsia="Times New Roman" w:hAnsi="Times New Roman" w:cs="Times New Roman"/>
+                <w:color w:val="000000"/>
+                <w:sz w:val="28"/>
+                <w:szCs w:val="28"/>
+              </w:rPr>
+            </w:pPr>
+            <w:r>
+              <w:rPr>
+                <w:rFonts w:ascii="Times New Roman" w:eastAsia="Times New Roman" w:hAnsi="Times New Roman" w:cs="Times New Roman"/>
+                <w:color w:val="000000"/>
+                <w:sz w:val="28"/>
+                <w:szCs w:val="28"/>
+              </w:rPr>
+              <w:t xml:space="preserve">0,927</w:t>
+            </w:r>
+          </w:p>
+        </w:tc>
+        <w:tc>
+          <w:tcPr>
+            <w:tcW w:w="1020" w:type="dxa"/>
+            <w:tcMar>
+              <w:top w:w="15" w:type="dxa"/>
+              <w:left w:w="15" w:type="dxa"/>
+              <w:bottom w:w="15" w:type="dxa"/>
+              <w:right w:w="15" w:type="dxa"/>
+            </w:tcMar>
+            <w:vAlign w:val="center"/>
+            <w:hideMark/>
+          </w:tcPr>
+          <w:p>
+            <w:pPr>
+              <w:snapToGrid w:val="0"/>
+              <w:spacing w:before="0" w:after="0" w:line="240" w:lineRule="auto"/>
+              <w:jc w:val="center"/>
+              <w:rPr>
+                <w:rFonts w:ascii="Times New Roman" w:eastAsia="Times New Roman" w:hAnsi="Times New Roman" w:cs="Times New Roman"/>
+                <w:color w:val="000000"/>
+                <w:sz w:val="28"/>
+                <w:szCs w:val="28"/>
+              </w:rPr>
+            </w:pPr>
+            <w:r>
+              <w:rPr>
+                <w:rFonts w:ascii="Times New Roman" w:eastAsia="Times New Roman" w:hAnsi="Times New Roman" w:cs="Times New Roman"/>
+                <w:color w:val="000000"/>
+                <w:sz w:val="28"/>
+                <w:szCs w:val="28"/>
+              </w:rPr>
+              <w:t xml:space="preserve">0,897</w:t>
             </w:r>
           </w:p>
         </w:tc>
@@ -10320,153 +10642,7 @@
                 <w:sz w:val="28"/>
                 <w:szCs w:val="28"/>
               </w:rPr>
-              <w:t xml:space="preserve">184,5</w:t>
-            </w:r>
-          </w:p>
-        </w:tc>
-        <w:tc>
-          <w:tcPr>
-            <w:tcW w:w="1474" w:type="dxa"/>
-            <w:tcMar>
-              <w:top w:w="15" w:type="dxa"/>
-              <w:left w:w="15" w:type="dxa"/>
-              <w:bottom w:w="15" w:type="dxa"/>
-              <w:right w:w="15" w:type="dxa"/>
-            </w:tcMar>
-            <w:vAlign w:val="center"/>
-            <w:hideMark/>
-          </w:tcPr>
-          <w:p>
-            <w:pPr>
-              <w:snapToGrid w:val="0"/>
-              <w:spacing w:before="0" w:after="0" w:line="240" w:lineRule="auto"/>
-              <w:jc w:val="center"/>
-              <w:rPr>
-                <w:rFonts w:ascii="Times New Roman" w:eastAsia="Times New Roman" w:hAnsi="Times New Roman" w:cs="Times New Roman"/>
-                <w:color w:val="000000"/>
-                <w:sz w:val="28"/>
-                <w:szCs w:val="28"/>
-              </w:rPr>
-            </w:pPr>
-            <w:r>
-              <w:rPr>
-                <w:rFonts w:ascii="Times New Roman" w:eastAsia="Times New Roman" w:hAnsi="Times New Roman" w:cs="Times New Roman"/>
-                <w:color w:val="000000"/>
-                <w:sz w:val="28"/>
-                <w:szCs w:val="28"/>
-              </w:rPr>
-              <w:t xml:space="preserve">59</w:t>
-            </w:r>
-          </w:p>
-        </w:tc>
-      </w:tr>
-      <w:tr>
-        <w:trPr>
-          <w:cantSplit/>
-          <w:tblCellSpacing w:w="0" w:type="dxa"/>
-        </w:trPr>
-        <w:tc>
-          <w:tcPr>
-            <w:tcW w:w="1360" w:type="dxa"/>
-            <w:tcMar>
-              <w:top w:w="15" w:type="dxa"/>
-              <w:left w:w="15" w:type="dxa"/>
-              <w:bottom w:w="15" w:type="dxa"/>
-              <w:right w:w="15" w:type="dxa"/>
-            </w:tcMar>
-            <w:vAlign w:val="center"/>
-            <w:hideMark/>
-          </w:tcPr>
-          <w:p>
-            <w:pPr>
-              <w:snapToGrid w:val="0"/>
-              <w:spacing w:before="0" w:after="0" w:line="240" w:lineRule="auto"/>
-              <w:jc w:val="left"/>
-              <w:rPr>
-                <w:rFonts w:ascii="Times New Roman" w:eastAsia="Times New Roman" w:hAnsi="Times New Roman" w:cs="Times New Roman"/>
-                <w:color w:val="000000"/>
-                <w:sz w:val="28"/>
-                <w:szCs w:val="28"/>
-              </w:rPr>
-            </w:pPr>
-            <w:r>
-              <w:rPr>
-                <w:rFonts w:ascii="Times New Roman" w:eastAsia="Times New Roman" w:hAnsi="Times New Roman" w:cs="Times New Roman"/>
-                <w:color w:val="000000"/>
-                <w:sz w:val="28"/>
-                <w:szCs w:val="28"/>
-              </w:rPr>
-              <w:t xml:space="preserve"/>
-            </w:r>
-          </w:p>
-        </w:tc>
-        <w:tc>
-          <w:tcPr>
-            <w:tcW w:w="2324" w:type="dxa"/>
-            <w:tcMar>
-              <w:top w:w="15" w:type="dxa"/>
-              <w:left w:w="15" w:type="dxa"/>
-              <w:bottom w:w="15" w:type="dxa"/>
-              <w:right w:w="15" w:type="dxa"/>
-            </w:tcMar>
-            <w:vAlign w:val="center"/>
-            <w:hideMark/>
-          </w:tcPr>
-          <w:p>
-            <w:pPr>
-              <w:snapToGrid w:val="0"/>
-              <w:spacing w:before="0" w:after="0" w:line="240" w:lineRule="auto"/>
-              <w:jc w:val="left"/>
-              <w:rPr>
-                <w:rFonts w:ascii="Times New Roman" w:eastAsia="Times New Roman" w:hAnsi="Times New Roman" w:cs="Times New Roman"/>
-                <w:color w:val="000000"/>
-                <w:sz w:val="28"/>
-                <w:szCs w:val="28"/>
-              </w:rPr>
-            </w:pPr>
-            <w:r>
-              <w:rPr>
-                <w:rFonts w:ascii="Times New Roman" w:eastAsia="Times New Roman" w:hAnsi="Times New Roman" w:cs="Times New Roman"/>
-                <w:color w:val="000000"/>
-                <w:sz w:val="28"/>
-                <w:szCs w:val="28"/>
-              </w:rPr>
-              <w:t xml:space="preserve">Quantum QNN</w:t>
-            </w:r>
-          </w:p>
-        </w:tc>
-        <w:tc>
-          <w:tcPr>
-            <w:tcW w:w="1814" w:type="dxa"/>
-            <w:tcMar>
-              <w:top w:w="15" w:type="dxa"/>
-              <w:left w:w="15" w:type="dxa"/>
-              <w:bottom w:w="15" w:type="dxa"/>
-              <w:right w:w="15" w:type="dxa"/>
-            </w:tcMar>
-            <w:vAlign w:val="center"/>
-            <w:hideMark/>
-          </w:tcPr>
-          <w:p>
-            <w:pPr>
-              <w:snapToGrid w:val="0"/>
-              <w:spacing w:before="0" w:after="0" w:line="240" w:lineRule="auto"/>
-              <w:jc w:val="center"/>
-              <w:rPr>
-                <w:rFonts w:ascii="Times New Roman" w:eastAsia="Times New Roman" w:hAnsi="Times New Roman" w:cs="Times New Roman"/>
-                <w:color w:val="000000"/>
-                <w:sz w:val="28"/>
-                <w:szCs w:val="28"/>
-              </w:rPr>
-            </w:pPr>
-            <w:r>
-              <w:rPr>
-                <w:rFonts w:ascii="Times New Roman" w:eastAsia="Times New Roman" w:hAnsi="Times New Roman" w:cs="Times New Roman"/>
-                <w:color w:val="000000"/>
-                <w:sz w:val="28"/>
-                <w:szCs w:val="28"/>
-              </w:rPr>
-              <w:t xml:space="preserve">0,927 ± 0,047</w:t>
+              <w:t xml:space="preserve">0,895</w:t>
             </w:r>
           </w:p>
         </w:tc>
@@ -10501,13 +10677,13 @@
                 <w:sz w:val="28"/>
                 <w:szCs w:val="28"/>
               </w:rPr>
-              <w:t xml:space="preserve">0,926</w:t>
+              <w:t xml:space="preserve">0,896</w:t>
             </w:r>
           </w:p>
         </w:tc>
         <w:tc>
           <w:tcPr>
-            <w:tcW w:w="1360" w:type="dxa"/>
+            <w:tcW w:w="1077" w:type="dxa"/>
             <w:tcMar>
               <w:top w:w="15" w:type="dxa"/>
               <w:left w:w="15" w:type="dxa"/>
@@ -10536,13 +10712,13 @@
                 <w:sz w:val="28"/>
                 <w:szCs w:val="28"/>
               </w:rPr>
-              <w:t xml:space="preserve">165,3</w:t>
+              <w:t xml:space="preserve">0,995</w:t>
             </w:r>
           </w:p>
         </w:tc>
         <w:tc>
           <w:tcPr>
-            <w:tcW w:w="1474" w:type="dxa"/>
+            <w:tcW w:w="1247" w:type="dxa"/>
             <w:tcMar>
               <w:top w:w="15" w:type="dxa"/>
               <w:left w:w="15" w:type="dxa"/>
@@ -10571,3463 +10747,7 @@
                 <w:sz w:val="28"/>
                 <w:szCs w:val="28"/>
               </w:rPr>
-              <w:t xml:space="preserve">39</w:t>
-            </w:r>
-          </w:p>
-        </w:tc>
-      </w:tr>
-      <w:tr>
-        <w:trPr>
-          <w:cantSplit/>
-          <w:tblCellSpacing w:w="0" w:type="dxa"/>
-        </w:trPr>
-        <w:tc>
-          <w:tcPr>
-            <w:tcW w:w="1360" w:type="dxa"/>
-            <w:tcMar>
-              <w:top w:w="15" w:type="dxa"/>
-              <w:left w:w="15" w:type="dxa"/>
-              <w:bottom w:w="15" w:type="dxa"/>
-              <w:right w:w="15" w:type="dxa"/>
-            </w:tcMar>
-            <w:vAlign w:val="center"/>
-            <w:hideMark/>
-          </w:tcPr>
-          <w:p>
-            <w:pPr>
-              <w:snapToGrid w:val="0"/>
-              <w:spacing w:before="0" w:after="0" w:line="240" w:lineRule="auto"/>
-              <w:jc w:val="left"/>
-              <w:rPr>
-                <w:rFonts w:ascii="Times New Roman" w:eastAsia="Times New Roman" w:hAnsi="Times New Roman" w:cs="Times New Roman"/>
-                <w:color w:val="000000"/>
-                <w:sz w:val="28"/>
-                <w:szCs w:val="28"/>
-              </w:rPr>
-            </w:pPr>
-            <w:r>
-              <w:rPr>
-                <w:rFonts w:ascii="Times New Roman" w:eastAsia="Times New Roman" w:hAnsi="Times New Roman" w:cs="Times New Roman"/>
-                <w:color w:val="000000"/>
-                <w:sz w:val="28"/>
-                <w:szCs w:val="28"/>
-              </w:rPr>
-              <w:t xml:space="preserve">Wine</w:t>
-            </w:r>
-          </w:p>
-        </w:tc>
-        <w:tc>
-          <w:tcPr>
-            <w:tcW w:w="2324" w:type="dxa"/>
-            <w:tcMar>
-              <w:top w:w="15" w:type="dxa"/>
-              <w:left w:w="15" w:type="dxa"/>
-              <w:bottom w:w="15" w:type="dxa"/>
-              <w:right w:w="15" w:type="dxa"/>
-            </w:tcMar>
-            <w:vAlign w:val="center"/>
-            <w:hideMark/>
-          </w:tcPr>
-          <w:p>
-            <w:pPr>
-              <w:snapToGrid w:val="0"/>
-              <w:spacing w:before="0" w:after="0" w:line="240" w:lineRule="auto"/>
-              <w:jc w:val="left"/>
-              <w:rPr>
-                <w:rFonts w:ascii="Times New Roman" w:eastAsia="Times New Roman" w:hAnsi="Times New Roman" w:cs="Times New Roman"/>
-                <w:color w:val="000000"/>
-                <w:sz w:val="28"/>
-                <w:szCs w:val="28"/>
-              </w:rPr>
-            </w:pPr>
-            <w:r>
-              <w:rPr>
-                <w:rFonts w:ascii="Times New Roman" w:eastAsia="Times New Roman" w:hAnsi="Times New Roman" w:cs="Times New Roman"/>
-                <w:color w:val="000000"/>
-                <w:sz w:val="28"/>
-                <w:szCs w:val="28"/>
-              </w:rPr>
-              <w:t xml:space="preserve">MLP 32–16</w:t>
-            </w:r>
-          </w:p>
-        </w:tc>
-        <w:tc>
-          <w:tcPr>
-            <w:tcW w:w="1814" w:type="dxa"/>
-            <w:tcMar>
-              <w:top w:w="15" w:type="dxa"/>
-              <w:left w:w="15" w:type="dxa"/>
-              <w:bottom w:w="15" w:type="dxa"/>
-              <w:right w:w="15" w:type="dxa"/>
-            </w:tcMar>
-            <w:vAlign w:val="center"/>
-            <w:hideMark/>
-          </w:tcPr>
-          <w:p>
-            <w:pPr>
-              <w:snapToGrid w:val="0"/>
-              <w:spacing w:before="0" w:after="0" w:line="240" w:lineRule="auto"/>
-              <w:jc w:val="center"/>
-              <w:rPr>
-                <w:rFonts w:ascii="Times New Roman" w:eastAsia="Times New Roman" w:hAnsi="Times New Roman" w:cs="Times New Roman"/>
-                <w:color w:val="000000"/>
-                <w:sz w:val="28"/>
-                <w:szCs w:val="28"/>
-              </w:rPr>
-            </w:pPr>
-            <w:r>
-              <w:rPr>
-                <w:rFonts w:ascii="Times New Roman" w:eastAsia="Times New Roman" w:hAnsi="Times New Roman" w:cs="Times New Roman"/>
-                <w:color w:val="000000"/>
-                <w:sz w:val="28"/>
-                <w:szCs w:val="28"/>
-              </w:rPr>
-              <w:t xml:space="preserve">0,981 ± 0,019</w:t>
-            </w:r>
-          </w:p>
-        </w:tc>
-        <w:tc>
-          <w:tcPr>
-            <w:tcW w:w="1020" w:type="dxa"/>
-            <w:tcMar>
-              <w:top w:w="15" w:type="dxa"/>
-              <w:left w:w="15" w:type="dxa"/>
-              <w:bottom w:w="15" w:type="dxa"/>
-              <w:right w:w="15" w:type="dxa"/>
-            </w:tcMar>
-            <w:vAlign w:val="center"/>
-            <w:hideMark/>
-          </w:tcPr>
-          <w:p>
-            <w:pPr>
-              <w:snapToGrid w:val="0"/>
-              <w:spacing w:before="0" w:after="0" w:line="240" w:lineRule="auto"/>
-              <w:jc w:val="center"/>
-              <w:rPr>
-                <w:rFonts w:ascii="Times New Roman" w:eastAsia="Times New Roman" w:hAnsi="Times New Roman" w:cs="Times New Roman"/>
-                <w:color w:val="000000"/>
-                <w:sz w:val="28"/>
-                <w:szCs w:val="28"/>
-              </w:rPr>
-            </w:pPr>
-            <w:r>
-              <w:rPr>
-                <w:rFonts w:ascii="Times New Roman" w:eastAsia="Times New Roman" w:hAnsi="Times New Roman" w:cs="Times New Roman"/>
-                <w:color w:val="000000"/>
-                <w:sz w:val="28"/>
-                <w:szCs w:val="28"/>
-              </w:rPr>
-              <w:t xml:space="preserve">0,981</w:t>
-            </w:r>
-          </w:p>
-        </w:tc>
-        <w:tc>
-          <w:tcPr>
-            <w:tcW w:w="1360" w:type="dxa"/>
-            <w:tcMar>
-              <w:top w:w="15" w:type="dxa"/>
-              <w:left w:w="15" w:type="dxa"/>
-              <w:bottom w:w="15" w:type="dxa"/>
-              <w:right w:w="15" w:type="dxa"/>
-            </w:tcMar>
-            <w:vAlign w:val="center"/>
-            <w:hideMark/>
-          </w:tcPr>
-          <w:p>
-            <w:pPr>
-              <w:snapToGrid w:val="0"/>
-              <w:spacing w:before="0" w:after="0" w:line="240" w:lineRule="auto"/>
-              <w:jc w:val="center"/>
-              <w:rPr>
-                <w:rFonts w:ascii="Times New Roman" w:eastAsia="Times New Roman" w:hAnsi="Times New Roman" w:cs="Times New Roman"/>
-                <w:color w:val="000000"/>
-                <w:sz w:val="28"/>
-                <w:szCs w:val="28"/>
-              </w:rPr>
-            </w:pPr>
-            <w:r>
-              <w:rPr>
-                <w:rFonts w:ascii="Times New Roman" w:eastAsia="Times New Roman" w:hAnsi="Times New Roman" w:cs="Times New Roman"/>
-                <w:color w:val="000000"/>
-                <w:sz w:val="28"/>
-                <w:szCs w:val="28"/>
-              </w:rPr>
-              <w:t xml:space="preserve">10,9</w:t>
-            </w:r>
-          </w:p>
-        </w:tc>
-        <w:tc>
-          <w:tcPr>
-            <w:tcW w:w="1474" w:type="dxa"/>
-            <w:tcMar>
-              <w:top w:w="15" w:type="dxa"/>
-              <w:left w:w="15" w:type="dxa"/>
-              <w:bottom w:w="15" w:type="dxa"/>
-              <w:right w:w="15" w:type="dxa"/>
-            </w:tcMar>
-            <w:vAlign w:val="center"/>
-            <w:hideMark/>
-          </w:tcPr>
-          <w:p>
-            <w:pPr>
-              <w:snapToGrid w:val="0"/>
-              <w:spacing w:before="0" w:after="0" w:line="240" w:lineRule="auto"/>
-              <w:jc w:val="center"/>
-              <w:rPr>
-                <w:rFonts w:ascii="Times New Roman" w:eastAsia="Times New Roman" w:hAnsi="Times New Roman" w:cs="Times New Roman"/>
-                <w:color w:val="000000"/>
-                <w:sz w:val="28"/>
-                <w:szCs w:val="28"/>
-              </w:rPr>
-            </w:pPr>
-            <w:r>
-              <w:rPr>
-                <w:rFonts w:ascii="Times New Roman" w:eastAsia="Times New Roman" w:hAnsi="Times New Roman" w:cs="Times New Roman"/>
-                <w:color w:val="000000"/>
-                <w:sz w:val="28"/>
-                <w:szCs w:val="28"/>
-              </w:rPr>
-              <w:t xml:space="preserve">1027</w:t>
-            </w:r>
-          </w:p>
-        </w:tc>
-      </w:tr>
-      <w:tr>
-        <w:trPr>
-          <w:cantSplit/>
-          <w:tblCellSpacing w:w="0" w:type="dxa"/>
-        </w:trPr>
-        <w:tc>
-          <w:tcPr>
-            <w:tcW w:w="1360" w:type="dxa"/>
-            <w:tcMar>
-              <w:top w:w="15" w:type="dxa"/>
-              <w:left w:w="15" w:type="dxa"/>
-              <w:bottom w:w="15" w:type="dxa"/>
-              <w:right w:w="15" w:type="dxa"/>
-            </w:tcMar>
-            <w:vAlign w:val="center"/>
-            <w:hideMark/>
-          </w:tcPr>
-          <w:p>
-            <w:pPr>
-              <w:snapToGrid w:val="0"/>
-              <w:spacing w:before="0" w:after="0" w:line="240" w:lineRule="auto"/>
-              <w:jc w:val="left"/>
-              <w:rPr>
-                <w:rFonts w:ascii="Times New Roman" w:eastAsia="Times New Roman" w:hAnsi="Times New Roman" w:cs="Times New Roman"/>
-                <w:color w:val="000000"/>
-                <w:sz w:val="28"/>
-                <w:szCs w:val="28"/>
-              </w:rPr>
-            </w:pPr>
-            <w:r>
-              <w:rPr>
-                <w:rFonts w:ascii="Times New Roman" w:eastAsia="Times New Roman" w:hAnsi="Times New Roman" w:cs="Times New Roman"/>
-                <w:color w:val="000000"/>
-                <w:sz w:val="28"/>
-                <w:szCs w:val="28"/>
-              </w:rPr>
-              <w:t xml:space="preserve"/>
-            </w:r>
-          </w:p>
-        </w:tc>
-        <w:tc>
-          <w:tcPr>
-            <w:tcW w:w="2324" w:type="dxa"/>
-            <w:tcMar>
-              <w:top w:w="15" w:type="dxa"/>
-              <w:left w:w="15" w:type="dxa"/>
-              <w:bottom w:w="15" w:type="dxa"/>
-              <w:right w:w="15" w:type="dxa"/>
-            </w:tcMar>
-            <w:vAlign w:val="center"/>
-            <w:hideMark/>
-          </w:tcPr>
-          <w:p>
-            <w:pPr>
-              <w:snapToGrid w:val="0"/>
-              <w:spacing w:before="0" w:after="0" w:line="240" w:lineRule="auto"/>
-              <w:jc w:val="left"/>
-              <w:rPr>
-                <w:rFonts w:ascii="Times New Roman" w:eastAsia="Times New Roman" w:hAnsi="Times New Roman" w:cs="Times New Roman"/>
-                <w:color w:val="000000"/>
-                <w:sz w:val="28"/>
-                <w:szCs w:val="28"/>
-              </w:rPr>
-            </w:pPr>
-            <w:r>
-              <w:rPr>
-                <w:rFonts w:ascii="Times New Roman" w:eastAsia="Times New Roman" w:hAnsi="Times New Roman" w:cs="Times New Roman"/>
-                <w:color w:val="000000"/>
-                <w:sz w:val="28"/>
-                <w:szCs w:val="28"/>
-              </w:rPr>
-              <w:t xml:space="preserve">MLP равн. размера</w:t>
-            </w:r>
-          </w:p>
-        </w:tc>
-        <w:tc>
-          <w:tcPr>
-            <w:tcW w:w="1814" w:type="dxa"/>
-            <w:tcMar>
-              <w:top w:w="15" w:type="dxa"/>
-              <w:left w:w="15" w:type="dxa"/>
-              <w:bottom w:w="15" w:type="dxa"/>
-              <w:right w:w="15" w:type="dxa"/>
-            </w:tcMar>
-            <w:vAlign w:val="center"/>
-            <w:hideMark/>
-          </w:tcPr>
-          <w:p>
-            <w:pPr>
-              <w:snapToGrid w:val="0"/>
-              <w:spacing w:before="0" w:after="0" w:line="240" w:lineRule="auto"/>
-              <w:jc w:val="center"/>
-              <w:rPr>
-                <w:rFonts w:ascii="Times New Roman" w:eastAsia="Times New Roman" w:hAnsi="Times New Roman" w:cs="Times New Roman"/>
-                <w:color w:val="000000"/>
-                <w:sz w:val="28"/>
-                <w:szCs w:val="28"/>
-              </w:rPr>
-            </w:pPr>
-            <w:r>
-              <w:rPr>
-                <w:rFonts w:ascii="Times New Roman" w:eastAsia="Times New Roman" w:hAnsi="Times New Roman" w:cs="Times New Roman"/>
-                <w:color w:val="000000"/>
-                <w:sz w:val="28"/>
-                <w:szCs w:val="28"/>
-              </w:rPr>
-              <w:t xml:space="preserve">0,975 ± 0,016</w:t>
-            </w:r>
-          </w:p>
-        </w:tc>
-        <w:tc>
-          <w:tcPr>
-            <w:tcW w:w="1020" w:type="dxa"/>
-            <w:tcMar>
-              <w:top w:w="15" w:type="dxa"/>
-              <w:left w:w="15" w:type="dxa"/>
-              <w:bottom w:w="15" w:type="dxa"/>
-              <w:right w:w="15" w:type="dxa"/>
-            </w:tcMar>
-            <w:vAlign w:val="center"/>
-            <w:hideMark/>
-          </w:tcPr>
-          <w:p>
-            <w:pPr>
-              <w:snapToGrid w:val="0"/>
-              <w:spacing w:before="0" w:after="0" w:line="240" w:lineRule="auto"/>
-              <w:jc w:val="center"/>
-              <w:rPr>
-                <w:rFonts w:ascii="Times New Roman" w:eastAsia="Times New Roman" w:hAnsi="Times New Roman" w:cs="Times New Roman"/>
-                <w:color w:val="000000"/>
-                <w:sz w:val="28"/>
-                <w:szCs w:val="28"/>
-              </w:rPr>
-            </w:pPr>
-            <w:r>
-              <w:rPr>
-                <w:rFonts w:ascii="Times New Roman" w:eastAsia="Times New Roman" w:hAnsi="Times New Roman" w:cs="Times New Roman"/>
-                <w:color w:val="000000"/>
-                <w:sz w:val="28"/>
-                <w:szCs w:val="28"/>
-              </w:rPr>
-              <w:t xml:space="preserve">0,975</w:t>
-            </w:r>
-          </w:p>
-        </w:tc>
-        <w:tc>
-          <w:tcPr>
-            <w:tcW w:w="1360" w:type="dxa"/>
-            <w:tcMar>
-              <w:top w:w="15" w:type="dxa"/>
-              <w:left w:w="15" w:type="dxa"/>
-              <w:bottom w:w="15" w:type="dxa"/>
-              <w:right w:w="15" w:type="dxa"/>
-            </w:tcMar>
-            <w:vAlign w:val="center"/>
-            <w:hideMark/>
-          </w:tcPr>
-          <w:p>
-            <w:pPr>
-              <w:snapToGrid w:val="0"/>
-              <w:spacing w:before="0" w:after="0" w:line="240" w:lineRule="auto"/>
-              <w:jc w:val="center"/>
-              <w:rPr>
-                <w:rFonts w:ascii="Times New Roman" w:eastAsia="Times New Roman" w:hAnsi="Times New Roman" w:cs="Times New Roman"/>
-                <w:color w:val="000000"/>
-                <w:sz w:val="28"/>
-                <w:szCs w:val="28"/>
-              </w:rPr>
-            </w:pPr>
-            <w:r>
-              <w:rPr>
-                <w:rFonts w:ascii="Times New Roman" w:eastAsia="Times New Roman" w:hAnsi="Times New Roman" w:cs="Times New Roman"/>
-                <w:color w:val="000000"/>
-                <w:sz w:val="28"/>
-                <w:szCs w:val="28"/>
-              </w:rPr>
-              <w:t xml:space="preserve">8,2</w:t>
-            </w:r>
-          </w:p>
-        </w:tc>
-        <w:tc>
-          <w:tcPr>
-            <w:tcW w:w="1474" w:type="dxa"/>
-            <w:tcMar>
-              <w:top w:w="15" w:type="dxa"/>
-              <w:left w:w="15" w:type="dxa"/>
-              <w:bottom w:w="15" w:type="dxa"/>
-              <w:right w:w="15" w:type="dxa"/>
-            </w:tcMar>
-            <w:vAlign w:val="center"/>
-            <w:hideMark/>
-          </w:tcPr>
-          <w:p>
-            <w:pPr>
-              <w:snapToGrid w:val="0"/>
-              <w:spacing w:before="0" w:after="0" w:line="240" w:lineRule="auto"/>
-              <w:jc w:val="center"/>
-              <w:rPr>
-                <w:rFonts w:ascii="Times New Roman" w:eastAsia="Times New Roman" w:hAnsi="Times New Roman" w:cs="Times New Roman"/>
-                <w:color w:val="000000"/>
-                <w:sz w:val="28"/>
-                <w:szCs w:val="28"/>
-              </w:rPr>
-            </w:pPr>
-            <w:r>
-              <w:rPr>
-                <w:rFonts w:ascii="Times New Roman" w:eastAsia="Times New Roman" w:hAnsi="Times New Roman" w:cs="Times New Roman"/>
-                <w:color w:val="000000"/>
-                <w:sz w:val="28"/>
-                <w:szCs w:val="28"/>
-              </w:rPr>
-              <w:t xml:space="preserve">88</w:t>
-            </w:r>
-          </w:p>
-        </w:tc>
-      </w:tr>
-      <w:tr>
-        <w:trPr>
-          <w:cantSplit/>
-          <w:tblCellSpacing w:w="0" w:type="dxa"/>
-        </w:trPr>
-        <w:tc>
-          <w:tcPr>
-            <w:tcW w:w="1360" w:type="dxa"/>
-            <w:tcMar>
-              <w:top w:w="15" w:type="dxa"/>
-              <w:left w:w="15" w:type="dxa"/>
-              <w:bottom w:w="15" w:type="dxa"/>
-              <w:right w:w="15" w:type="dxa"/>
-            </w:tcMar>
-            <w:vAlign w:val="center"/>
-            <w:hideMark/>
-          </w:tcPr>
-          <w:p>
-            <w:pPr>
-              <w:snapToGrid w:val="0"/>
-              <w:spacing w:before="0" w:after="0" w:line="240" w:lineRule="auto"/>
-              <w:jc w:val="left"/>
-              <w:rPr>
-                <w:rFonts w:ascii="Times New Roman" w:eastAsia="Times New Roman" w:hAnsi="Times New Roman" w:cs="Times New Roman"/>
-                <w:color w:val="000000"/>
-                <w:sz w:val="28"/>
-                <w:szCs w:val="28"/>
-              </w:rPr>
-            </w:pPr>
-            <w:r>
-              <w:rPr>
-                <w:rFonts w:ascii="Times New Roman" w:eastAsia="Times New Roman" w:hAnsi="Times New Roman" w:cs="Times New Roman"/>
-                <w:color w:val="000000"/>
-                <w:sz w:val="28"/>
-                <w:szCs w:val="28"/>
-              </w:rPr>
-              <w:t xml:space="preserve"/>
-            </w:r>
-          </w:p>
-        </w:tc>
-        <w:tc>
-          <w:tcPr>
-            <w:tcW w:w="2324" w:type="dxa"/>
-            <w:tcMar>
-              <w:top w:w="15" w:type="dxa"/>
-              <w:left w:w="15" w:type="dxa"/>
-              <w:bottom w:w="15" w:type="dxa"/>
-              <w:right w:w="15" w:type="dxa"/>
-            </w:tcMar>
-            <w:vAlign w:val="center"/>
-            <w:hideMark/>
-          </w:tcPr>
-          <w:p>
-            <w:pPr>
-              <w:snapToGrid w:val="0"/>
-              <w:spacing w:before="0" w:after="0" w:line="240" w:lineRule="auto"/>
-              <w:jc w:val="left"/>
-              <w:rPr>
-                <w:rFonts w:ascii="Times New Roman" w:eastAsia="Times New Roman" w:hAnsi="Times New Roman" w:cs="Times New Roman"/>
-                <w:color w:val="000000"/>
-                <w:sz w:val="28"/>
-                <w:szCs w:val="28"/>
-              </w:rPr>
-            </w:pPr>
-            <w:r>
-              <w:rPr>
-                <w:rFonts w:ascii="Times New Roman" w:eastAsia="Times New Roman" w:hAnsi="Times New Roman" w:cs="Times New Roman"/>
-                <w:color w:val="000000"/>
-                <w:sz w:val="28"/>
-                <w:szCs w:val="28"/>
-              </w:rPr>
-              <w:t xml:space="preserve">Hybrid QNN</w:t>
-            </w:r>
-          </w:p>
-        </w:tc>
-        <w:tc>
-          <w:tcPr>
-            <w:tcW w:w="1814" w:type="dxa"/>
-            <w:tcMar>
-              <w:top w:w="15" w:type="dxa"/>
-              <w:left w:w="15" w:type="dxa"/>
-              <w:bottom w:w="15" w:type="dxa"/>
-              <w:right w:w="15" w:type="dxa"/>
-            </w:tcMar>
-            <w:vAlign w:val="center"/>
-            <w:hideMark/>
-          </w:tcPr>
-          <w:p>
-            <w:pPr>
-              <w:snapToGrid w:val="0"/>
-              <w:spacing w:before="0" w:after="0" w:line="240" w:lineRule="auto"/>
-              <w:jc w:val="center"/>
-              <w:rPr>
-                <w:rFonts w:ascii="Times New Roman" w:eastAsia="Times New Roman" w:hAnsi="Times New Roman" w:cs="Times New Roman"/>
-                <w:color w:val="000000"/>
-                <w:sz w:val="28"/>
-                <w:szCs w:val="28"/>
-              </w:rPr>
-            </w:pPr>
-            <w:r>
-              <w:rPr>
-                <w:rFonts w:ascii="Times New Roman" w:eastAsia="Times New Roman" w:hAnsi="Times New Roman" w:cs="Times New Roman"/>
-                <w:color w:val="000000"/>
-                <w:sz w:val="28"/>
-                <w:szCs w:val="28"/>
-              </w:rPr>
-              <w:t xml:space="preserve">0,967 ± 0,022</w:t>
-            </w:r>
-          </w:p>
-        </w:tc>
-        <w:tc>
-          <w:tcPr>
-            <w:tcW w:w="1020" w:type="dxa"/>
-            <w:tcMar>
-              <w:top w:w="15" w:type="dxa"/>
-              <w:left w:w="15" w:type="dxa"/>
-              <w:bottom w:w="15" w:type="dxa"/>
-              <w:right w:w="15" w:type="dxa"/>
-            </w:tcMar>
-            <w:vAlign w:val="center"/>
-            <w:hideMark/>
-          </w:tcPr>
-          <w:p>
-            <w:pPr>
-              <w:snapToGrid w:val="0"/>
-              <w:spacing w:before="0" w:after="0" w:line="240" w:lineRule="auto"/>
-              <w:jc w:val="center"/>
-              <w:rPr>
-                <w:rFonts w:ascii="Times New Roman" w:eastAsia="Times New Roman" w:hAnsi="Times New Roman" w:cs="Times New Roman"/>
-                <w:color w:val="000000"/>
-                <w:sz w:val="28"/>
-                <w:szCs w:val="28"/>
-              </w:rPr>
-            </w:pPr>
-            <w:r>
-              <w:rPr>
-                <w:rFonts w:ascii="Times New Roman" w:eastAsia="Times New Roman" w:hAnsi="Times New Roman" w:cs="Times New Roman"/>
-                <w:color w:val="000000"/>
-                <w:sz w:val="28"/>
-                <w:szCs w:val="28"/>
-              </w:rPr>
-              <w:t xml:space="preserve">0,967</w:t>
-            </w:r>
-          </w:p>
-        </w:tc>
-        <w:tc>
-          <w:tcPr>
-            <w:tcW w:w="1360" w:type="dxa"/>
-            <w:tcMar>
-              <w:top w:w="15" w:type="dxa"/>
-              <w:left w:w="15" w:type="dxa"/>
-              <w:bottom w:w="15" w:type="dxa"/>
-              <w:right w:w="15" w:type="dxa"/>
-            </w:tcMar>
-            <w:vAlign w:val="center"/>
-            <w:hideMark/>
-          </w:tcPr>
-          <w:p>
-            <w:pPr>
-              <w:snapToGrid w:val="0"/>
-              <w:spacing w:before="0" w:after="0" w:line="240" w:lineRule="auto"/>
-              <w:jc w:val="center"/>
-              <w:rPr>
-                <w:rFonts w:ascii="Times New Roman" w:eastAsia="Times New Roman" w:hAnsi="Times New Roman" w:cs="Times New Roman"/>
-                <w:color w:val="000000"/>
-                <w:sz w:val="28"/>
-                <w:szCs w:val="28"/>
-              </w:rPr>
-            </w:pPr>
-            <w:r>
-              <w:rPr>
-                <w:rFonts w:ascii="Times New Roman" w:eastAsia="Times New Roman" w:hAnsi="Times New Roman" w:cs="Times New Roman"/>
-                <w:color w:val="000000"/>
-                <w:sz w:val="28"/>
-                <w:szCs w:val="28"/>
-              </w:rPr>
-              <w:t xml:space="preserve">227,1</w:t>
-            </w:r>
-          </w:p>
-        </w:tc>
-        <w:tc>
-          <w:tcPr>
-            <w:tcW w:w="1474" w:type="dxa"/>
-            <w:tcMar>
-              <w:top w:w="15" w:type="dxa"/>
-              <w:left w:w="15" w:type="dxa"/>
-              <w:bottom w:w="15" w:type="dxa"/>
-              <w:right w:w="15" w:type="dxa"/>
-            </w:tcMar>
-            <w:vAlign w:val="center"/>
-            <w:hideMark/>
-          </w:tcPr>
-          <w:p>
-            <w:pPr>
-              <w:snapToGrid w:val="0"/>
-              <w:spacing w:before="0" w:after="0" w:line="240" w:lineRule="auto"/>
-              <w:jc w:val="center"/>
-              <w:rPr>
-                <w:rFonts w:ascii="Times New Roman" w:eastAsia="Times New Roman" w:hAnsi="Times New Roman" w:cs="Times New Roman"/>
-                <w:color w:val="000000"/>
-                <w:sz w:val="28"/>
-                <w:szCs w:val="28"/>
-              </w:rPr>
-            </w:pPr>
-            <w:r>
-              <w:rPr>
-                <w:rFonts w:ascii="Times New Roman" w:eastAsia="Times New Roman" w:hAnsi="Times New Roman" w:cs="Times New Roman"/>
-                <w:color w:val="000000"/>
-                <w:sz w:val="28"/>
-                <w:szCs w:val="28"/>
-              </w:rPr>
-              <w:t xml:space="preserve">95</w:t>
-            </w:r>
-          </w:p>
-        </w:tc>
-      </w:tr>
-      <w:tr>
-        <w:trPr>
-          <w:cantSplit/>
-          <w:tblCellSpacing w:w="0" w:type="dxa"/>
-        </w:trPr>
-        <w:tc>
-          <w:tcPr>
-            <w:tcW w:w="1360" w:type="dxa"/>
-            <w:tcMar>
-              <w:top w:w="15" w:type="dxa"/>
-              <w:left w:w="15" w:type="dxa"/>
-              <w:bottom w:w="15" w:type="dxa"/>
-              <w:right w:w="15" w:type="dxa"/>
-            </w:tcMar>
-            <w:vAlign w:val="center"/>
-            <w:hideMark/>
-          </w:tcPr>
-          <w:p>
-            <w:pPr>
-              <w:snapToGrid w:val="0"/>
-              <w:spacing w:before="0" w:after="0" w:line="240" w:lineRule="auto"/>
-              <w:jc w:val="left"/>
-              <w:rPr>
-                <w:rFonts w:ascii="Times New Roman" w:eastAsia="Times New Roman" w:hAnsi="Times New Roman" w:cs="Times New Roman"/>
-                <w:color w:val="000000"/>
-                <w:sz w:val="28"/>
-                <w:szCs w:val="28"/>
-              </w:rPr>
-            </w:pPr>
-            <w:r>
-              <w:rPr>
-                <w:rFonts w:ascii="Times New Roman" w:eastAsia="Times New Roman" w:hAnsi="Times New Roman" w:cs="Times New Roman"/>
-                <w:color w:val="000000"/>
-                <w:sz w:val="28"/>
-                <w:szCs w:val="28"/>
-              </w:rPr>
-              <w:t xml:space="preserve"/>
-            </w:r>
-          </w:p>
-        </w:tc>
-        <w:tc>
-          <w:tcPr>
-            <w:tcW w:w="2324" w:type="dxa"/>
-            <w:tcMar>
-              <w:top w:w="15" w:type="dxa"/>
-              <w:left w:w="15" w:type="dxa"/>
-              <w:bottom w:w="15" w:type="dxa"/>
-              <w:right w:w="15" w:type="dxa"/>
-            </w:tcMar>
-            <w:vAlign w:val="center"/>
-            <w:hideMark/>
-          </w:tcPr>
-          <w:p>
-            <w:pPr>
-              <w:snapToGrid w:val="0"/>
-              <w:spacing w:before="0" w:after="0" w:line="240" w:lineRule="auto"/>
-              <w:jc w:val="left"/>
-              <w:rPr>
-                <w:rFonts w:ascii="Times New Roman" w:eastAsia="Times New Roman" w:hAnsi="Times New Roman" w:cs="Times New Roman"/>
-                <w:color w:val="000000"/>
-                <w:sz w:val="28"/>
-                <w:szCs w:val="28"/>
-              </w:rPr>
-            </w:pPr>
-            <w:r>
-              <w:rPr>
-                <w:rFonts w:ascii="Times New Roman" w:eastAsia="Times New Roman" w:hAnsi="Times New Roman" w:cs="Times New Roman"/>
-                <w:color w:val="000000"/>
-                <w:sz w:val="28"/>
-                <w:szCs w:val="28"/>
-              </w:rPr>
-              <w:t xml:space="preserve">Quantum QNN</w:t>
-            </w:r>
-          </w:p>
-        </w:tc>
-        <w:tc>
-          <w:tcPr>
-            <w:tcW w:w="1814" w:type="dxa"/>
-            <w:tcMar>
-              <w:top w:w="15" w:type="dxa"/>
-              <w:left w:w="15" w:type="dxa"/>
-              <w:bottom w:w="15" w:type="dxa"/>
-              <w:right w:w="15" w:type="dxa"/>
-            </w:tcMar>
-            <w:vAlign w:val="center"/>
-            <w:hideMark/>
-          </w:tcPr>
-          <w:p>
-            <w:pPr>
-              <w:snapToGrid w:val="0"/>
-              <w:spacing w:before="0" w:after="0" w:line="240" w:lineRule="auto"/>
-              <w:jc w:val="center"/>
-              <w:rPr>
-                <w:rFonts w:ascii="Times New Roman" w:eastAsia="Times New Roman" w:hAnsi="Times New Roman" w:cs="Times New Roman"/>
-                <w:color w:val="000000"/>
-                <w:sz w:val="28"/>
-                <w:szCs w:val="28"/>
-              </w:rPr>
-            </w:pPr>
-            <w:r>
-              <w:rPr>
-                <w:rFonts w:ascii="Times New Roman" w:eastAsia="Times New Roman" w:hAnsi="Times New Roman" w:cs="Times New Roman"/>
-                <w:color w:val="000000"/>
-                <w:sz w:val="28"/>
-                <w:szCs w:val="28"/>
-              </w:rPr>
-              <w:t xml:space="preserve">0,897 ± 0,063</w:t>
-            </w:r>
-          </w:p>
-        </w:tc>
-        <w:tc>
-          <w:tcPr>
-            <w:tcW w:w="1020" w:type="dxa"/>
-            <w:tcMar>
-              <w:top w:w="15" w:type="dxa"/>
-              <w:left w:w="15" w:type="dxa"/>
-              <w:bottom w:w="15" w:type="dxa"/>
-              <w:right w:w="15" w:type="dxa"/>
-            </w:tcMar>
-            <w:vAlign w:val="center"/>
-            <w:hideMark/>
-          </w:tcPr>
-          <w:p>
-            <w:pPr>
-              <w:snapToGrid w:val="0"/>
-              <w:spacing w:before="0" w:after="0" w:line="240" w:lineRule="auto"/>
-              <w:jc w:val="center"/>
-              <w:rPr>
-                <w:rFonts w:ascii="Times New Roman" w:eastAsia="Times New Roman" w:hAnsi="Times New Roman" w:cs="Times New Roman"/>
-                <w:color w:val="000000"/>
-                <w:sz w:val="28"/>
-                <w:szCs w:val="28"/>
-              </w:rPr>
-            </w:pPr>
-            <w:r>
-              <w:rPr>
-                <w:rFonts w:ascii="Times New Roman" w:eastAsia="Times New Roman" w:hAnsi="Times New Roman" w:cs="Times New Roman"/>
-                <w:color w:val="000000"/>
-                <w:sz w:val="28"/>
-                <w:szCs w:val="28"/>
-              </w:rPr>
-              <w:t xml:space="preserve">0,899</w:t>
-            </w:r>
-          </w:p>
-        </w:tc>
-        <w:tc>
-          <w:tcPr>
-            <w:tcW w:w="1360" w:type="dxa"/>
-            <w:tcMar>
-              <w:top w:w="15" w:type="dxa"/>
-              <w:left w:w="15" w:type="dxa"/>
-              <w:bottom w:w="15" w:type="dxa"/>
-              <w:right w:w="15" w:type="dxa"/>
-            </w:tcMar>
-            <w:vAlign w:val="center"/>
-            <w:hideMark/>
-          </w:tcPr>
-          <w:p>
-            <w:pPr>
-              <w:snapToGrid w:val="0"/>
-              <w:spacing w:before="0" w:after="0" w:line="240" w:lineRule="auto"/>
-              <w:jc w:val="center"/>
-              <w:rPr>
-                <w:rFonts w:ascii="Times New Roman" w:eastAsia="Times New Roman" w:hAnsi="Times New Roman" w:cs="Times New Roman"/>
-                <w:color w:val="000000"/>
-                <w:sz w:val="28"/>
-                <w:szCs w:val="28"/>
-              </w:rPr>
-            </w:pPr>
-            <w:r>
-              <w:rPr>
-                <w:rFonts w:ascii="Times New Roman" w:eastAsia="Times New Roman" w:hAnsi="Times New Roman" w:cs="Times New Roman"/>
-                <w:color w:val="000000"/>
-                <w:sz w:val="28"/>
-                <w:szCs w:val="28"/>
-              </w:rPr>
-              <w:t xml:space="preserve">215,9</w:t>
-            </w:r>
-          </w:p>
-        </w:tc>
-        <w:tc>
-          <w:tcPr>
-            <w:tcW w:w="1474" w:type="dxa"/>
-            <w:tcMar>
-              <w:top w:w="15" w:type="dxa"/>
-              <w:left w:w="15" w:type="dxa"/>
-              <w:bottom w:w="15" w:type="dxa"/>
-              <w:right w:w="15" w:type="dxa"/>
-            </w:tcMar>
-            <w:vAlign w:val="center"/>
-            <w:hideMark/>
-          </w:tcPr>
-          <w:p>
-            <w:pPr>
-              <w:snapToGrid w:val="0"/>
-              <w:spacing w:before="0" w:after="0" w:line="240" w:lineRule="auto"/>
-              <w:jc w:val="center"/>
-              <w:rPr>
-                <w:rFonts w:ascii="Times New Roman" w:eastAsia="Times New Roman" w:hAnsi="Times New Roman" w:cs="Times New Roman"/>
-                <w:color w:val="000000"/>
-                <w:sz w:val="28"/>
-                <w:szCs w:val="28"/>
-              </w:rPr>
-            </w:pPr>
-            <w:r>
-              <w:rPr>
-                <w:rFonts w:ascii="Times New Roman" w:eastAsia="Times New Roman" w:hAnsi="Times New Roman" w:cs="Times New Roman"/>
-                <w:color w:val="000000"/>
-                <w:sz w:val="28"/>
-                <w:szCs w:val="28"/>
-              </w:rPr>
-              <w:t xml:space="preserve">39</w:t>
-            </w:r>
-          </w:p>
-        </w:tc>
-      </w:tr>
-      <w:tr>
-        <w:trPr>
-          <w:cantSplit/>
-          <w:tblCellSpacing w:w="0" w:type="dxa"/>
-        </w:trPr>
-        <w:tc>
-          <w:tcPr>
-            <w:tcW w:w="1360" w:type="dxa"/>
-            <w:tcMar>
-              <w:top w:w="15" w:type="dxa"/>
-              <w:left w:w="15" w:type="dxa"/>
-              <w:bottom w:w="15" w:type="dxa"/>
-              <w:right w:w="15" w:type="dxa"/>
-            </w:tcMar>
-            <w:vAlign w:val="center"/>
-            <w:hideMark/>
-          </w:tcPr>
-          <w:p>
-            <w:pPr>
-              <w:snapToGrid w:val="0"/>
-              <w:spacing w:before="0" w:after="0" w:line="240" w:lineRule="auto"/>
-              <w:jc w:val="left"/>
-              <w:rPr>
-                <w:rFonts w:ascii="Times New Roman" w:eastAsia="Times New Roman" w:hAnsi="Times New Roman" w:cs="Times New Roman"/>
-                <w:color w:val="000000"/>
-                <w:sz w:val="28"/>
-                <w:szCs w:val="28"/>
-              </w:rPr>
-            </w:pPr>
-            <w:r>
-              <w:rPr>
-                <w:rFonts w:ascii="Times New Roman" w:eastAsia="Times New Roman" w:hAnsi="Times New Roman" w:cs="Times New Roman"/>
-                <w:color w:val="000000"/>
-                <w:sz w:val="28"/>
-                <w:szCs w:val="28"/>
-              </w:rPr>
-              <w:t xml:space="preserve">Breast Cancer</w:t>
-            </w:r>
-          </w:p>
-        </w:tc>
-        <w:tc>
-          <w:tcPr>
-            <w:tcW w:w="2324" w:type="dxa"/>
-            <w:tcMar>
-              <w:top w:w="15" w:type="dxa"/>
-              <w:left w:w="15" w:type="dxa"/>
-              <w:bottom w:w="15" w:type="dxa"/>
-              <w:right w:w="15" w:type="dxa"/>
-            </w:tcMar>
-            <w:vAlign w:val="center"/>
-            <w:hideMark/>
-          </w:tcPr>
-          <w:p>
-            <w:pPr>
-              <w:snapToGrid w:val="0"/>
-              <w:spacing w:before="0" w:after="0" w:line="240" w:lineRule="auto"/>
-              <w:jc w:val="left"/>
-              <w:rPr>
-                <w:rFonts w:ascii="Times New Roman" w:eastAsia="Times New Roman" w:hAnsi="Times New Roman" w:cs="Times New Roman"/>
-                <w:color w:val="000000"/>
-                <w:sz w:val="28"/>
-                <w:szCs w:val="28"/>
-              </w:rPr>
-            </w:pPr>
-            <w:r>
-              <w:rPr>
-                <w:rFonts w:ascii="Times New Roman" w:eastAsia="Times New Roman" w:hAnsi="Times New Roman" w:cs="Times New Roman"/>
-                <w:color w:val="000000"/>
-                <w:sz w:val="28"/>
-                <w:szCs w:val="28"/>
-              </w:rPr>
-              <w:t xml:space="preserve">MLP 32–16</w:t>
-            </w:r>
-          </w:p>
-        </w:tc>
-        <w:tc>
-          <w:tcPr>
-            <w:tcW w:w="1814" w:type="dxa"/>
-            <w:tcMar>
-              <w:top w:w="15" w:type="dxa"/>
-              <w:left w:w="15" w:type="dxa"/>
-              <w:bottom w:w="15" w:type="dxa"/>
-              <w:right w:w="15" w:type="dxa"/>
-            </w:tcMar>
-            <w:vAlign w:val="center"/>
-            <w:hideMark/>
-          </w:tcPr>
-          <w:p>
-            <w:pPr>
-              <w:snapToGrid w:val="0"/>
-              <w:spacing w:before="0" w:after="0" w:line="240" w:lineRule="auto"/>
-              <w:jc w:val="center"/>
-              <w:rPr>
-                <w:rFonts w:ascii="Times New Roman" w:eastAsia="Times New Roman" w:hAnsi="Times New Roman" w:cs="Times New Roman"/>
-                <w:color w:val="000000"/>
-                <w:sz w:val="28"/>
-                <w:szCs w:val="28"/>
-              </w:rPr>
-            </w:pPr>
-            <w:r>
-              <w:rPr>
-                <w:rFonts w:ascii="Times New Roman" w:eastAsia="Times New Roman" w:hAnsi="Times New Roman" w:cs="Times New Roman"/>
-                <w:color w:val="000000"/>
-                <w:sz w:val="28"/>
-                <w:szCs w:val="28"/>
-              </w:rPr>
-              <w:t xml:space="preserve">0,976 ± 0,012</w:t>
-            </w:r>
-          </w:p>
-        </w:tc>
-        <w:tc>
-          <w:tcPr>
-            <w:tcW w:w="1020" w:type="dxa"/>
-            <w:tcMar>
-              <w:top w:w="15" w:type="dxa"/>
-              <w:left w:w="15" w:type="dxa"/>
-              <w:bottom w:w="15" w:type="dxa"/>
-              <w:right w:w="15" w:type="dxa"/>
-            </w:tcMar>
-            <w:vAlign w:val="center"/>
-            <w:hideMark/>
-          </w:tcPr>
-          <w:p>
-            <w:pPr>
-              <w:snapToGrid w:val="0"/>
-              <w:spacing w:before="0" w:after="0" w:line="240" w:lineRule="auto"/>
-              <w:jc w:val="center"/>
-              <w:rPr>
-                <w:rFonts w:ascii="Times New Roman" w:eastAsia="Times New Roman" w:hAnsi="Times New Roman" w:cs="Times New Roman"/>
-                <w:color w:val="000000"/>
-                <w:sz w:val="28"/>
-                <w:szCs w:val="28"/>
-              </w:rPr>
-            </w:pPr>
-            <w:r>
-              <w:rPr>
-                <w:rFonts w:ascii="Times New Roman" w:eastAsia="Times New Roman" w:hAnsi="Times New Roman" w:cs="Times New Roman"/>
-                <w:color w:val="000000"/>
-                <w:sz w:val="28"/>
-                <w:szCs w:val="28"/>
-              </w:rPr>
-              <w:t xml:space="preserve">0,975</w:t>
-            </w:r>
-          </w:p>
-        </w:tc>
-        <w:tc>
-          <w:tcPr>
-            <w:tcW w:w="1360" w:type="dxa"/>
-            <w:tcMar>
-              <w:top w:w="15" w:type="dxa"/>
-              <w:left w:w="15" w:type="dxa"/>
-              <w:bottom w:w="15" w:type="dxa"/>
-              <w:right w:w="15" w:type="dxa"/>
-            </w:tcMar>
-            <w:vAlign w:val="center"/>
-            <w:hideMark/>
-          </w:tcPr>
-          <w:p>
-            <w:pPr>
-              <w:snapToGrid w:val="0"/>
-              <w:spacing w:before="0" w:after="0" w:line="240" w:lineRule="auto"/>
-              <w:jc w:val="center"/>
-              <w:rPr>
-                <w:rFonts w:ascii="Times New Roman" w:eastAsia="Times New Roman" w:hAnsi="Times New Roman" w:cs="Times New Roman"/>
-                <w:color w:val="000000"/>
-                <w:sz w:val="28"/>
-                <w:szCs w:val="28"/>
-              </w:rPr>
-            </w:pPr>
-            <w:r>
-              <w:rPr>
-                <w:rFonts w:ascii="Times New Roman" w:eastAsia="Times New Roman" w:hAnsi="Times New Roman" w:cs="Times New Roman"/>
-                <w:color w:val="000000"/>
-                <w:sz w:val="28"/>
-                <w:szCs w:val="28"/>
-              </w:rPr>
-              <w:t xml:space="preserve">28,4</w:t>
-            </w:r>
-          </w:p>
-        </w:tc>
-        <w:tc>
-          <w:tcPr>
-            <w:tcW w:w="1474" w:type="dxa"/>
-            <w:tcMar>
-              <w:top w:w="15" w:type="dxa"/>
-              <w:left w:w="15" w:type="dxa"/>
-              <w:bottom w:w="15" w:type="dxa"/>
-              <w:right w:w="15" w:type="dxa"/>
-            </w:tcMar>
-            <w:vAlign w:val="center"/>
-            <w:hideMark/>
-          </w:tcPr>
-          <w:p>
-            <w:pPr>
-              <w:snapToGrid w:val="0"/>
-              <w:spacing w:before="0" w:after="0" w:line="240" w:lineRule="auto"/>
-              <w:jc w:val="center"/>
-              <w:rPr>
-                <w:rFonts w:ascii="Times New Roman" w:eastAsia="Times New Roman" w:hAnsi="Times New Roman" w:cs="Times New Roman"/>
-                <w:color w:val="000000"/>
-                <w:sz w:val="28"/>
-                <w:szCs w:val="28"/>
-              </w:rPr>
-            </w:pPr>
-            <w:r>
-              <w:rPr>
-                <w:rFonts w:ascii="Times New Roman" w:eastAsia="Times New Roman" w:hAnsi="Times New Roman" w:cs="Times New Roman"/>
-                <w:color w:val="000000"/>
-                <w:sz w:val="28"/>
-                <w:szCs w:val="28"/>
-              </w:rPr>
-              <w:t xml:space="preserve">1554</w:t>
-            </w:r>
-          </w:p>
-        </w:tc>
-      </w:tr>
-      <w:tr>
-        <w:trPr>
-          <w:cantSplit/>
-          <w:tblCellSpacing w:w="0" w:type="dxa"/>
-        </w:trPr>
-        <w:tc>
-          <w:tcPr>
-            <w:tcW w:w="1360" w:type="dxa"/>
-            <w:tcMar>
-              <w:top w:w="15" w:type="dxa"/>
-              <w:left w:w="15" w:type="dxa"/>
-              <w:bottom w:w="15" w:type="dxa"/>
-              <w:right w:w="15" w:type="dxa"/>
-            </w:tcMar>
-            <w:vAlign w:val="center"/>
-            <w:hideMark/>
-          </w:tcPr>
-          <w:p>
-            <w:pPr>
-              <w:snapToGrid w:val="0"/>
-              <w:spacing w:before="0" w:after="0" w:line="240" w:lineRule="auto"/>
-              <w:jc w:val="left"/>
-              <w:rPr>
-                <w:rFonts w:ascii="Times New Roman" w:eastAsia="Times New Roman" w:hAnsi="Times New Roman" w:cs="Times New Roman"/>
-                <w:color w:val="000000"/>
-                <w:sz w:val="28"/>
-                <w:szCs w:val="28"/>
-              </w:rPr>
-            </w:pPr>
-            <w:r>
-              <w:rPr>
-                <w:rFonts w:ascii="Times New Roman" w:eastAsia="Times New Roman" w:hAnsi="Times New Roman" w:cs="Times New Roman"/>
-                <w:color w:val="000000"/>
-                <w:sz w:val="28"/>
-                <w:szCs w:val="28"/>
-              </w:rPr>
-              <w:t xml:space="preserve"/>
-            </w:r>
-          </w:p>
-        </w:tc>
-        <w:tc>
-          <w:tcPr>
-            <w:tcW w:w="2324" w:type="dxa"/>
-            <w:tcMar>
-              <w:top w:w="15" w:type="dxa"/>
-              <w:left w:w="15" w:type="dxa"/>
-              <w:bottom w:w="15" w:type="dxa"/>
-              <w:right w:w="15" w:type="dxa"/>
-            </w:tcMar>
-            <w:vAlign w:val="center"/>
-            <w:hideMark/>
-          </w:tcPr>
-          <w:p>
-            <w:pPr>
-              <w:snapToGrid w:val="0"/>
-              <w:spacing w:before="0" w:after="0" w:line="240" w:lineRule="auto"/>
-              <w:jc w:val="left"/>
-              <w:rPr>
-                <w:rFonts w:ascii="Times New Roman" w:eastAsia="Times New Roman" w:hAnsi="Times New Roman" w:cs="Times New Roman"/>
-                <w:color w:val="000000"/>
-                <w:sz w:val="28"/>
-                <w:szCs w:val="28"/>
-              </w:rPr>
-            </w:pPr>
-            <w:r>
-              <w:rPr>
-                <w:rFonts w:ascii="Times New Roman" w:eastAsia="Times New Roman" w:hAnsi="Times New Roman" w:cs="Times New Roman"/>
-                <w:color w:val="000000"/>
-                <w:sz w:val="28"/>
-                <w:szCs w:val="28"/>
-              </w:rPr>
-              <w:t xml:space="preserve">MLP равн. размера</w:t>
-            </w:r>
-          </w:p>
-        </w:tc>
-        <w:tc>
-          <w:tcPr>
-            <w:tcW w:w="1814" w:type="dxa"/>
-            <w:tcMar>
-              <w:top w:w="15" w:type="dxa"/>
-              <w:left w:w="15" w:type="dxa"/>
-              <w:bottom w:w="15" w:type="dxa"/>
-              <w:right w:w="15" w:type="dxa"/>
-            </w:tcMar>
-            <w:vAlign w:val="center"/>
-            <w:hideMark/>
-          </w:tcPr>
-          <w:p>
-            <w:pPr>
-              <w:snapToGrid w:val="0"/>
-              <w:spacing w:before="0" w:after="0" w:line="240" w:lineRule="auto"/>
-              <w:jc w:val="center"/>
-              <w:rPr>
-                <w:rFonts w:ascii="Times New Roman" w:eastAsia="Times New Roman" w:hAnsi="Times New Roman" w:cs="Times New Roman"/>
-                <w:color w:val="000000"/>
-                <w:sz w:val="28"/>
-                <w:szCs w:val="28"/>
-              </w:rPr>
-            </w:pPr>
-            <w:r>
-              <w:rPr>
-                <w:rFonts w:ascii="Times New Roman" w:eastAsia="Times New Roman" w:hAnsi="Times New Roman" w:cs="Times New Roman"/>
-                <w:color w:val="000000"/>
-                <w:sz w:val="28"/>
-                <w:szCs w:val="28"/>
-              </w:rPr>
-              <w:t xml:space="preserve">0,976 ± 0,008</w:t>
-            </w:r>
-          </w:p>
-        </w:tc>
-        <w:tc>
-          <w:tcPr>
-            <w:tcW w:w="1020" w:type="dxa"/>
-            <w:tcMar>
-              <w:top w:w="15" w:type="dxa"/>
-              <w:left w:w="15" w:type="dxa"/>
-              <w:bottom w:w="15" w:type="dxa"/>
-              <w:right w:w="15" w:type="dxa"/>
-            </w:tcMar>
-            <w:vAlign w:val="center"/>
-            <w:hideMark/>
-          </w:tcPr>
-          <w:p>
-            <w:pPr>
-              <w:snapToGrid w:val="0"/>
-              <w:spacing w:before="0" w:after="0" w:line="240" w:lineRule="auto"/>
-              <w:jc w:val="center"/>
-              <w:rPr>
-                <w:rFonts w:ascii="Times New Roman" w:eastAsia="Times New Roman" w:hAnsi="Times New Roman" w:cs="Times New Roman"/>
-                <w:color w:val="000000"/>
-                <w:sz w:val="28"/>
-                <w:szCs w:val="28"/>
-              </w:rPr>
-            </w:pPr>
-            <w:r>
-              <w:rPr>
-                <w:rFonts w:ascii="Times New Roman" w:eastAsia="Times New Roman" w:hAnsi="Times New Roman" w:cs="Times New Roman"/>
-                <w:color w:val="000000"/>
-                <w:sz w:val="28"/>
-                <w:szCs w:val="28"/>
-              </w:rPr>
-              <w:t xml:space="preserve">0,975</w:t>
-            </w:r>
-          </w:p>
-        </w:tc>
-        <w:tc>
-          <w:tcPr>
-            <w:tcW w:w="1360" w:type="dxa"/>
-            <w:tcMar>
-              <w:top w:w="15" w:type="dxa"/>
-              <w:left w:w="15" w:type="dxa"/>
-              <w:bottom w:w="15" w:type="dxa"/>
-              <w:right w:w="15" w:type="dxa"/>
-            </w:tcMar>
-            <w:vAlign w:val="center"/>
-            <w:hideMark/>
-          </w:tcPr>
-          <w:p>
-            <w:pPr>
-              <w:snapToGrid w:val="0"/>
-              <w:spacing w:before="0" w:after="0" w:line="240" w:lineRule="auto"/>
-              <w:jc w:val="center"/>
-              <w:rPr>
-                <w:rFonts w:ascii="Times New Roman" w:eastAsia="Times New Roman" w:hAnsi="Times New Roman" w:cs="Times New Roman"/>
-                <w:color w:val="000000"/>
-                <w:sz w:val="28"/>
-                <w:szCs w:val="28"/>
-              </w:rPr>
-            </w:pPr>
-            <w:r>
-              <w:rPr>
-                <w:rFonts w:ascii="Times New Roman" w:eastAsia="Times New Roman" w:hAnsi="Times New Roman" w:cs="Times New Roman"/>
-                <w:color w:val="000000"/>
-                <w:sz w:val="28"/>
-                <w:szCs w:val="28"/>
-              </w:rPr>
-              <w:t xml:space="preserve">17,1</w:t>
-            </w:r>
-          </w:p>
-        </w:tc>
-        <w:tc>
-          <w:tcPr>
-            <w:tcW w:w="1474" w:type="dxa"/>
-            <w:tcMar>
-              <w:top w:w="15" w:type="dxa"/>
-              <w:left w:w="15" w:type="dxa"/>
-              <w:bottom w:w="15" w:type="dxa"/>
-              <w:right w:w="15" w:type="dxa"/>
-            </w:tcMar>
-            <w:vAlign w:val="center"/>
-            <w:hideMark/>
-          </w:tcPr>
-          <w:p>
-            <w:pPr>
-              <w:snapToGrid w:val="0"/>
-              <w:spacing w:before="0" w:after="0" w:line="240" w:lineRule="auto"/>
-              <w:jc w:val="center"/>
-              <w:rPr>
-                <w:rFonts w:ascii="Times New Roman" w:eastAsia="Times New Roman" w:hAnsi="Times New Roman" w:cs="Times New Roman"/>
-                <w:color w:val="000000"/>
-                <w:sz w:val="28"/>
-                <w:szCs w:val="28"/>
-              </w:rPr>
-            </w:pPr>
-            <w:r>
-              <w:rPr>
-                <w:rFonts w:ascii="Times New Roman" w:eastAsia="Times New Roman" w:hAnsi="Times New Roman" w:cs="Times New Roman"/>
-                <w:color w:val="000000"/>
-                <w:sz w:val="28"/>
-                <w:szCs w:val="28"/>
-              </w:rPr>
-              <w:t xml:space="preserve">167</w:t>
-            </w:r>
-          </w:p>
-        </w:tc>
-      </w:tr>
-      <w:tr>
-        <w:trPr>
-          <w:cantSplit/>
-          <w:tblCellSpacing w:w="0" w:type="dxa"/>
-        </w:trPr>
-        <w:tc>
-          <w:tcPr>
-            <w:tcW w:w="1360" w:type="dxa"/>
-            <w:tcMar>
-              <w:top w:w="15" w:type="dxa"/>
-              <w:left w:w="15" w:type="dxa"/>
-              <w:bottom w:w="15" w:type="dxa"/>
-              <w:right w:w="15" w:type="dxa"/>
-            </w:tcMar>
-            <w:vAlign w:val="center"/>
-            <w:hideMark/>
-          </w:tcPr>
-          <w:p>
-            <w:pPr>
-              <w:snapToGrid w:val="0"/>
-              <w:spacing w:before="0" w:after="0" w:line="240" w:lineRule="auto"/>
-              <w:jc w:val="left"/>
-              <w:rPr>
-                <w:rFonts w:ascii="Times New Roman" w:eastAsia="Times New Roman" w:hAnsi="Times New Roman" w:cs="Times New Roman"/>
-                <w:color w:val="000000"/>
-                <w:sz w:val="28"/>
-                <w:szCs w:val="28"/>
-              </w:rPr>
-            </w:pPr>
-            <w:r>
-              <w:rPr>
-                <w:rFonts w:ascii="Times New Roman" w:eastAsia="Times New Roman" w:hAnsi="Times New Roman" w:cs="Times New Roman"/>
-                <w:color w:val="000000"/>
-                <w:sz w:val="28"/>
-                <w:szCs w:val="28"/>
-              </w:rPr>
-              <w:t xml:space="preserve"/>
-            </w:r>
-          </w:p>
-        </w:tc>
-        <w:tc>
-          <w:tcPr>
-            <w:tcW w:w="2324" w:type="dxa"/>
-            <w:tcMar>
-              <w:top w:w="15" w:type="dxa"/>
-              <w:left w:w="15" w:type="dxa"/>
-              <w:bottom w:w="15" w:type="dxa"/>
-              <w:right w:w="15" w:type="dxa"/>
-            </w:tcMar>
-            <w:vAlign w:val="center"/>
-            <w:hideMark/>
-          </w:tcPr>
-          <w:p>
-            <w:pPr>
-              <w:snapToGrid w:val="0"/>
-              <w:spacing w:before="0" w:after="0" w:line="240" w:lineRule="auto"/>
-              <w:jc w:val="left"/>
-              <w:rPr>
-                <w:rFonts w:ascii="Times New Roman" w:eastAsia="Times New Roman" w:hAnsi="Times New Roman" w:cs="Times New Roman"/>
-                <w:color w:val="000000"/>
-                <w:sz w:val="28"/>
-                <w:szCs w:val="28"/>
-              </w:rPr>
-            </w:pPr>
-            <w:r>
-              <w:rPr>
-                <w:rFonts w:ascii="Times New Roman" w:eastAsia="Times New Roman" w:hAnsi="Times New Roman" w:cs="Times New Roman"/>
-                <w:color w:val="000000"/>
-                <w:sz w:val="28"/>
-                <w:szCs w:val="28"/>
-              </w:rPr>
-              <w:t xml:space="preserve">Hybrid QNN</w:t>
-            </w:r>
-          </w:p>
-        </w:tc>
-        <w:tc>
-          <w:tcPr>
-            <w:tcW w:w="1814" w:type="dxa"/>
-            <w:tcMar>
-              <w:top w:w="15" w:type="dxa"/>
-              <w:left w:w="15" w:type="dxa"/>
-              <w:bottom w:w="15" w:type="dxa"/>
-              <w:right w:w="15" w:type="dxa"/>
-            </w:tcMar>
-            <w:vAlign w:val="center"/>
-            <w:hideMark/>
-          </w:tcPr>
-          <w:p>
-            <w:pPr>
-              <w:snapToGrid w:val="0"/>
-              <w:spacing w:before="0" w:after="0" w:line="240" w:lineRule="auto"/>
-              <w:jc w:val="center"/>
-              <w:rPr>
-                <w:rFonts w:ascii="Times New Roman" w:eastAsia="Times New Roman" w:hAnsi="Times New Roman" w:cs="Times New Roman"/>
-                <w:color w:val="000000"/>
-                <w:sz w:val="28"/>
-                <w:szCs w:val="28"/>
-              </w:rPr>
-            </w:pPr>
-            <w:r>
-              <w:rPr>
-                <w:rFonts w:ascii="Times New Roman" w:eastAsia="Times New Roman" w:hAnsi="Times New Roman" w:cs="Times New Roman"/>
-                <w:color w:val="000000"/>
-                <w:sz w:val="28"/>
-                <w:szCs w:val="28"/>
-              </w:rPr>
-              <w:t xml:space="preserve">0,982 ± 0,009</w:t>
-            </w:r>
-          </w:p>
-        </w:tc>
-        <w:tc>
-          <w:tcPr>
-            <w:tcW w:w="1020" w:type="dxa"/>
-            <w:tcMar>
-              <w:top w:w="15" w:type="dxa"/>
-              <w:left w:w="15" w:type="dxa"/>
-              <w:bottom w:w="15" w:type="dxa"/>
-              <w:right w:w="15" w:type="dxa"/>
-            </w:tcMar>
-            <w:vAlign w:val="center"/>
-            <w:hideMark/>
-          </w:tcPr>
-          <w:p>
-            <w:pPr>
-              <w:snapToGrid w:val="0"/>
-              <w:spacing w:before="0" w:after="0" w:line="240" w:lineRule="auto"/>
-              <w:jc w:val="center"/>
-              <w:rPr>
-                <w:rFonts w:ascii="Times New Roman" w:eastAsia="Times New Roman" w:hAnsi="Times New Roman" w:cs="Times New Roman"/>
-                <w:color w:val="000000"/>
-                <w:sz w:val="28"/>
-                <w:szCs w:val="28"/>
-              </w:rPr>
-            </w:pPr>
-            <w:r>
-              <w:rPr>
-                <w:rFonts w:ascii="Times New Roman" w:eastAsia="Times New Roman" w:hAnsi="Times New Roman" w:cs="Times New Roman"/>
-                <w:color w:val="000000"/>
-                <w:sz w:val="28"/>
-                <w:szCs w:val="28"/>
-              </w:rPr>
-              <w:t xml:space="preserve">0,980</w:t>
-            </w:r>
-          </w:p>
-        </w:tc>
-        <w:tc>
-          <w:tcPr>
-            <w:tcW w:w="1360" w:type="dxa"/>
-            <w:tcMar>
-              <w:top w:w="15" w:type="dxa"/>
-              <w:left w:w="15" w:type="dxa"/>
-              <w:bottom w:w="15" w:type="dxa"/>
-              <w:right w:w="15" w:type="dxa"/>
-            </w:tcMar>
-            <w:vAlign w:val="center"/>
-            <w:hideMark/>
-          </w:tcPr>
-          <w:p>
-            <w:pPr>
-              <w:snapToGrid w:val="0"/>
-              <w:spacing w:before="0" w:after="0" w:line="240" w:lineRule="auto"/>
-              <w:jc w:val="center"/>
-              <w:rPr>
-                <w:rFonts w:ascii="Times New Roman" w:eastAsia="Times New Roman" w:hAnsi="Times New Roman" w:cs="Times New Roman"/>
-                <w:color w:val="000000"/>
-                <w:sz w:val="28"/>
-                <w:szCs w:val="28"/>
-              </w:rPr>
-            </w:pPr>
-            <w:r>
-              <w:rPr>
-                <w:rFonts w:ascii="Times New Roman" w:eastAsia="Times New Roman" w:hAnsi="Times New Roman" w:cs="Times New Roman"/>
-                <w:color w:val="000000"/>
-                <w:sz w:val="28"/>
-                <w:szCs w:val="28"/>
-              </w:rPr>
-              <w:t xml:space="preserve">610,8</w:t>
-            </w:r>
-          </w:p>
-        </w:tc>
-        <w:tc>
-          <w:tcPr>
-            <w:tcW w:w="1474" w:type="dxa"/>
-            <w:tcMar>
-              <w:top w:w="15" w:type="dxa"/>
-              <w:left w:w="15" w:type="dxa"/>
-              <w:bottom w:w="15" w:type="dxa"/>
-              <w:right w:w="15" w:type="dxa"/>
-            </w:tcMar>
-            <w:vAlign w:val="center"/>
-            <w:hideMark/>
-          </w:tcPr>
-          <w:p>
-            <w:pPr>
-              <w:snapToGrid w:val="0"/>
-              <w:spacing w:before="0" w:after="0" w:line="240" w:lineRule="auto"/>
-              <w:jc w:val="center"/>
-              <w:rPr>
-                <w:rFonts w:ascii="Times New Roman" w:eastAsia="Times New Roman" w:hAnsi="Times New Roman" w:cs="Times New Roman"/>
-                <w:color w:val="000000"/>
-                <w:sz w:val="28"/>
-                <w:szCs w:val="28"/>
-              </w:rPr>
-            </w:pPr>
-            <w:r>
-              <w:rPr>
-                <w:rFonts w:ascii="Times New Roman" w:eastAsia="Times New Roman" w:hAnsi="Times New Roman" w:cs="Times New Roman"/>
-                <w:color w:val="000000"/>
-                <w:sz w:val="28"/>
-                <w:szCs w:val="28"/>
-              </w:rPr>
-              <w:t xml:space="preserve">158</w:t>
-            </w:r>
-          </w:p>
-        </w:tc>
-      </w:tr>
-      <w:tr>
-        <w:trPr>
-          <w:cantSplit/>
-          <w:tblCellSpacing w:w="0" w:type="dxa"/>
-        </w:trPr>
-        <w:tc>
-          <w:tcPr>
-            <w:tcW w:w="1360" w:type="dxa"/>
-            <w:tcMar>
-              <w:top w:w="15" w:type="dxa"/>
-              <w:left w:w="15" w:type="dxa"/>
-              <w:bottom w:w="15" w:type="dxa"/>
-              <w:right w:w="15" w:type="dxa"/>
-            </w:tcMar>
-            <w:vAlign w:val="center"/>
-            <w:hideMark/>
-          </w:tcPr>
-          <w:p>
-            <w:pPr>
-              <w:snapToGrid w:val="0"/>
-              <w:spacing w:before="0" w:after="0" w:line="240" w:lineRule="auto"/>
-              <w:jc w:val="left"/>
-              <w:rPr>
-                <w:rFonts w:ascii="Times New Roman" w:eastAsia="Times New Roman" w:hAnsi="Times New Roman" w:cs="Times New Roman"/>
-                <w:color w:val="000000"/>
-                <w:sz w:val="28"/>
-                <w:szCs w:val="28"/>
-              </w:rPr>
-            </w:pPr>
-            <w:r>
-              <w:rPr>
-                <w:rFonts w:ascii="Times New Roman" w:eastAsia="Times New Roman" w:hAnsi="Times New Roman" w:cs="Times New Roman"/>
-                <w:color w:val="000000"/>
-                <w:sz w:val="28"/>
-                <w:szCs w:val="28"/>
-              </w:rPr>
-              <w:t xml:space="preserve"/>
-            </w:r>
-          </w:p>
-        </w:tc>
-        <w:tc>
-          <w:tcPr>
-            <w:tcW w:w="2324" w:type="dxa"/>
-            <w:tcMar>
-              <w:top w:w="15" w:type="dxa"/>
-              <w:left w:w="15" w:type="dxa"/>
-              <w:bottom w:w="15" w:type="dxa"/>
-              <w:right w:w="15" w:type="dxa"/>
-            </w:tcMar>
-            <w:vAlign w:val="center"/>
-            <w:hideMark/>
-          </w:tcPr>
-          <w:p>
-            <w:pPr>
-              <w:snapToGrid w:val="0"/>
-              <w:spacing w:before="0" w:after="0" w:line="240" w:lineRule="auto"/>
-              <w:jc w:val="left"/>
-              <w:rPr>
-                <w:rFonts w:ascii="Times New Roman" w:eastAsia="Times New Roman" w:hAnsi="Times New Roman" w:cs="Times New Roman"/>
-                <w:color w:val="000000"/>
-                <w:sz w:val="28"/>
-                <w:szCs w:val="28"/>
-              </w:rPr>
-            </w:pPr>
-            <w:r>
-              <w:rPr>
-                <w:rFonts w:ascii="Times New Roman" w:eastAsia="Times New Roman" w:hAnsi="Times New Roman" w:cs="Times New Roman"/>
-                <w:color w:val="000000"/>
-                <w:sz w:val="28"/>
-                <w:szCs w:val="28"/>
-              </w:rPr>
-              <w:t xml:space="preserve">Quantum QNN</w:t>
-            </w:r>
-          </w:p>
-        </w:tc>
-        <w:tc>
-          <w:tcPr>
-            <w:tcW w:w="1814" w:type="dxa"/>
-            <w:tcMar>
-              <w:top w:w="15" w:type="dxa"/>
-              <w:left w:w="15" w:type="dxa"/>
-              <w:bottom w:w="15" w:type="dxa"/>
-              <w:right w:w="15" w:type="dxa"/>
-            </w:tcMar>
-            <w:vAlign w:val="center"/>
-            <w:hideMark/>
-          </w:tcPr>
-          <w:p>
-            <w:pPr>
-              <w:snapToGrid w:val="0"/>
-              <w:spacing w:before="0" w:after="0" w:line="240" w:lineRule="auto"/>
-              <w:jc w:val="center"/>
-              <w:rPr>
-                <w:rFonts w:ascii="Times New Roman" w:eastAsia="Times New Roman" w:hAnsi="Times New Roman" w:cs="Times New Roman"/>
-                <w:color w:val="000000"/>
-                <w:sz w:val="28"/>
-                <w:szCs w:val="28"/>
-              </w:rPr>
-            </w:pPr>
-            <w:r>
-              <w:rPr>
-                <w:rFonts w:ascii="Times New Roman" w:eastAsia="Times New Roman" w:hAnsi="Times New Roman" w:cs="Times New Roman"/>
-                <w:color w:val="000000"/>
-                <w:sz w:val="28"/>
-                <w:szCs w:val="28"/>
-              </w:rPr>
-              <w:t xml:space="preserve">0,895 ± 0,028</w:t>
-            </w:r>
-          </w:p>
-        </w:tc>
-        <w:tc>
-          <w:tcPr>
-            <w:tcW w:w="1020" w:type="dxa"/>
-            <w:tcMar>
-              <w:top w:w="15" w:type="dxa"/>
-              <w:left w:w="15" w:type="dxa"/>
-              <w:bottom w:w="15" w:type="dxa"/>
-              <w:right w:w="15" w:type="dxa"/>
-            </w:tcMar>
-            <w:vAlign w:val="center"/>
-            <w:hideMark/>
-          </w:tcPr>
-          <w:p>
-            <w:pPr>
-              <w:snapToGrid w:val="0"/>
-              <w:spacing w:before="0" w:after="0" w:line="240" w:lineRule="auto"/>
-              <w:jc w:val="center"/>
-              <w:rPr>
-                <w:rFonts w:ascii="Times New Roman" w:eastAsia="Times New Roman" w:hAnsi="Times New Roman" w:cs="Times New Roman"/>
-                <w:color w:val="000000"/>
-                <w:sz w:val="28"/>
-                <w:szCs w:val="28"/>
-              </w:rPr>
-            </w:pPr>
-            <w:r>
-              <w:rPr>
-                <w:rFonts w:ascii="Times New Roman" w:eastAsia="Times New Roman" w:hAnsi="Times New Roman" w:cs="Times New Roman"/>
-                <w:color w:val="000000"/>
-                <w:sz w:val="28"/>
-                <w:szCs w:val="28"/>
-              </w:rPr>
-              <w:t xml:space="preserve">0,886</w:t>
-            </w:r>
-          </w:p>
-        </w:tc>
-        <w:tc>
-          <w:tcPr>
-            <w:tcW w:w="1360" w:type="dxa"/>
-            <w:tcMar>
-              <w:top w:w="15" w:type="dxa"/>
-              <w:left w:w="15" w:type="dxa"/>
-              <w:bottom w:w="15" w:type="dxa"/>
-              <w:right w:w="15" w:type="dxa"/>
-            </w:tcMar>
-            <w:vAlign w:val="center"/>
-            <w:hideMark/>
-          </w:tcPr>
-          <w:p>
-            <w:pPr>
-              <w:snapToGrid w:val="0"/>
-              <w:spacing w:before="0" w:after="0" w:line="240" w:lineRule="auto"/>
-              <w:jc w:val="center"/>
-              <w:rPr>
-                <w:rFonts w:ascii="Times New Roman" w:eastAsia="Times New Roman" w:hAnsi="Times New Roman" w:cs="Times New Roman"/>
-                <w:color w:val="000000"/>
-                <w:sz w:val="28"/>
-                <w:szCs w:val="28"/>
-              </w:rPr>
-            </w:pPr>
-            <w:r>
-              <w:rPr>
-                <w:rFonts w:ascii="Times New Roman" w:eastAsia="Times New Roman" w:hAnsi="Times New Roman" w:cs="Times New Roman"/>
-                <w:color w:val="000000"/>
-                <w:sz w:val="28"/>
-                <w:szCs w:val="28"/>
-              </w:rPr>
-              <w:t xml:space="preserve">548,8</w:t>
-            </w:r>
-          </w:p>
-        </w:tc>
-        <w:tc>
-          <w:tcPr>
-            <w:tcW w:w="1474" w:type="dxa"/>
-            <w:tcMar>
-              <w:top w:w="15" w:type="dxa"/>
-              <w:left w:w="15" w:type="dxa"/>
-              <w:bottom w:w="15" w:type="dxa"/>
-              <w:right w:w="15" w:type="dxa"/>
-            </w:tcMar>
-            <w:vAlign w:val="center"/>
-            <w:hideMark/>
-          </w:tcPr>
-          <w:p>
-            <w:pPr>
-              <w:snapToGrid w:val="0"/>
-              <w:spacing w:before="0" w:after="0" w:line="240" w:lineRule="auto"/>
-              <w:jc w:val="center"/>
-              <w:rPr>
-                <w:rFonts w:ascii="Times New Roman" w:eastAsia="Times New Roman" w:hAnsi="Times New Roman" w:cs="Times New Roman"/>
-                <w:color w:val="000000"/>
-                <w:sz w:val="28"/>
-                <w:szCs w:val="28"/>
-              </w:rPr>
-            </w:pPr>
-            <w:r>
-              <w:rPr>
-                <w:rFonts w:ascii="Times New Roman" w:eastAsia="Times New Roman" w:hAnsi="Times New Roman" w:cs="Times New Roman"/>
-                <w:color w:val="000000"/>
-                <w:sz w:val="28"/>
-                <w:szCs w:val="28"/>
-              </w:rPr>
-              <w:t xml:space="preserve">34</w:t>
-            </w:r>
-          </w:p>
-        </w:tc>
-      </w:tr>
-      <w:tr>
-        <w:trPr>
-          <w:cantSplit/>
-          <w:tblCellSpacing w:w="0" w:type="dxa"/>
-        </w:trPr>
-        <w:tc>
-          <w:tcPr>
-            <w:tcW w:w="1360" w:type="dxa"/>
-            <w:tcMar>
-              <w:top w:w="15" w:type="dxa"/>
-              <w:left w:w="15" w:type="dxa"/>
-              <w:bottom w:w="15" w:type="dxa"/>
-              <w:right w:w="15" w:type="dxa"/>
-            </w:tcMar>
-            <w:vAlign w:val="center"/>
-            <w:hideMark/>
-          </w:tcPr>
-          <w:p>
-            <w:pPr>
-              <w:snapToGrid w:val="0"/>
-              <w:spacing w:before="0" w:after="0" w:line="240" w:lineRule="auto"/>
-              <w:jc w:val="left"/>
-              <w:rPr>
-                <w:rFonts w:ascii="Times New Roman" w:eastAsia="Times New Roman" w:hAnsi="Times New Roman" w:cs="Times New Roman"/>
-                <w:color w:val="000000"/>
-                <w:sz w:val="28"/>
-                <w:szCs w:val="28"/>
-              </w:rPr>
-            </w:pPr>
-            <w:r>
-              <w:rPr>
-                <w:rFonts w:ascii="Times New Roman" w:eastAsia="Times New Roman" w:hAnsi="Times New Roman" w:cs="Times New Roman"/>
-                <w:color w:val="000000"/>
-                <w:sz w:val="28"/>
-                <w:szCs w:val="28"/>
-              </w:rPr>
-              <w:t xml:space="preserve">Moons</w:t>
-            </w:r>
-          </w:p>
-        </w:tc>
-        <w:tc>
-          <w:tcPr>
-            <w:tcW w:w="2324" w:type="dxa"/>
-            <w:tcMar>
-              <w:top w:w="15" w:type="dxa"/>
-              <w:left w:w="15" w:type="dxa"/>
-              <w:bottom w:w="15" w:type="dxa"/>
-              <w:right w:w="15" w:type="dxa"/>
-            </w:tcMar>
-            <w:vAlign w:val="center"/>
-            <w:hideMark/>
-          </w:tcPr>
-          <w:p>
-            <w:pPr>
-              <w:snapToGrid w:val="0"/>
-              <w:spacing w:before="0" w:after="0" w:line="240" w:lineRule="auto"/>
-              <w:jc w:val="left"/>
-              <w:rPr>
-                <w:rFonts w:ascii="Times New Roman" w:eastAsia="Times New Roman" w:hAnsi="Times New Roman" w:cs="Times New Roman"/>
-                <w:color w:val="000000"/>
-                <w:sz w:val="28"/>
-                <w:szCs w:val="28"/>
-              </w:rPr>
-            </w:pPr>
-            <w:r>
-              <w:rPr>
-                <w:rFonts w:ascii="Times New Roman" w:eastAsia="Times New Roman" w:hAnsi="Times New Roman" w:cs="Times New Roman"/>
-                <w:color w:val="000000"/>
-                <w:sz w:val="28"/>
-                <w:szCs w:val="28"/>
-              </w:rPr>
-              <w:t xml:space="preserve">MLP 32–16</w:t>
-            </w:r>
-          </w:p>
-        </w:tc>
-        <w:tc>
-          <w:tcPr>
-            <w:tcW w:w="1814" w:type="dxa"/>
-            <w:tcMar>
-              <w:top w:w="15" w:type="dxa"/>
-              <w:left w:w="15" w:type="dxa"/>
-              <w:bottom w:w="15" w:type="dxa"/>
-              <w:right w:w="15" w:type="dxa"/>
-            </w:tcMar>
-            <w:vAlign w:val="center"/>
-            <w:hideMark/>
-          </w:tcPr>
-          <w:p>
-            <w:pPr>
-              <w:snapToGrid w:val="0"/>
-              <w:spacing w:before="0" w:after="0" w:line="240" w:lineRule="auto"/>
-              <w:jc w:val="center"/>
-              <w:rPr>
-                <w:rFonts w:ascii="Times New Roman" w:eastAsia="Times New Roman" w:hAnsi="Times New Roman" w:cs="Times New Roman"/>
-                <w:color w:val="000000"/>
-                <w:sz w:val="28"/>
-                <w:szCs w:val="28"/>
-              </w:rPr>
-            </w:pPr>
-            <w:r>
-              <w:rPr>
-                <w:rFonts w:ascii="Times New Roman" w:eastAsia="Times New Roman" w:hAnsi="Times New Roman" w:cs="Times New Roman"/>
-                <w:color w:val="000000"/>
-                <w:sz w:val="28"/>
-                <w:szCs w:val="28"/>
-              </w:rPr>
-              <w:t xml:space="preserve">0,930 ± 0,030</w:t>
-            </w:r>
-          </w:p>
-        </w:tc>
-        <w:tc>
-          <w:tcPr>
-            <w:tcW w:w="1020" w:type="dxa"/>
-            <w:tcMar>
-              <w:top w:w="15" w:type="dxa"/>
-              <w:left w:w="15" w:type="dxa"/>
-              <w:bottom w:w="15" w:type="dxa"/>
-              <w:right w:w="15" w:type="dxa"/>
-            </w:tcMar>
-            <w:vAlign w:val="center"/>
-            <w:hideMark/>
-          </w:tcPr>
-          <w:p>
-            <w:pPr>
-              <w:snapToGrid w:val="0"/>
-              <w:spacing w:before="0" w:after="0" w:line="240" w:lineRule="auto"/>
-              <w:jc w:val="center"/>
-              <w:rPr>
-                <w:rFonts w:ascii="Times New Roman" w:eastAsia="Times New Roman" w:hAnsi="Times New Roman" w:cs="Times New Roman"/>
-                <w:color w:val="000000"/>
-                <w:sz w:val="28"/>
-                <w:szCs w:val="28"/>
-              </w:rPr>
-            </w:pPr>
-            <w:r>
-              <w:rPr>
-                <w:rFonts w:ascii="Times New Roman" w:eastAsia="Times New Roman" w:hAnsi="Times New Roman" w:cs="Times New Roman"/>
-                <w:color w:val="000000"/>
-                <w:sz w:val="28"/>
-                <w:szCs w:val="28"/>
-              </w:rPr>
-              <w:t xml:space="preserve">0,930</w:t>
-            </w:r>
-          </w:p>
-        </w:tc>
-        <w:tc>
-          <w:tcPr>
-            <w:tcW w:w="1360" w:type="dxa"/>
-            <w:tcMar>
-              <w:top w:w="15" w:type="dxa"/>
-              <w:left w:w="15" w:type="dxa"/>
-              <w:bottom w:w="15" w:type="dxa"/>
-              <w:right w:w="15" w:type="dxa"/>
-            </w:tcMar>
-            <w:vAlign w:val="center"/>
-            <w:hideMark/>
-          </w:tcPr>
-          <w:p>
-            <w:pPr>
-              <w:snapToGrid w:val="0"/>
-              <w:spacing w:before="0" w:after="0" w:line="240" w:lineRule="auto"/>
-              <w:jc w:val="center"/>
-              <w:rPr>
-                <w:rFonts w:ascii="Times New Roman" w:eastAsia="Times New Roman" w:hAnsi="Times New Roman" w:cs="Times New Roman"/>
-                <w:color w:val="000000"/>
-                <w:sz w:val="28"/>
-                <w:szCs w:val="28"/>
-              </w:rPr>
-            </w:pPr>
-            <w:r>
-              <w:rPr>
-                <w:rFonts w:ascii="Times New Roman" w:eastAsia="Times New Roman" w:hAnsi="Times New Roman" w:cs="Times New Roman"/>
-                <w:color w:val="000000"/>
-                <w:sz w:val="28"/>
-                <w:szCs w:val="28"/>
-              </w:rPr>
-              <w:t xml:space="preserve">21,9</w:t>
-            </w:r>
-          </w:p>
-        </w:tc>
-        <w:tc>
-          <w:tcPr>
-            <w:tcW w:w="1474" w:type="dxa"/>
-            <w:tcMar>
-              <w:top w:w="15" w:type="dxa"/>
-              <w:left w:w="15" w:type="dxa"/>
-              <w:bottom w:w="15" w:type="dxa"/>
-              <w:right w:w="15" w:type="dxa"/>
-            </w:tcMar>
-            <w:vAlign w:val="center"/>
-            <w:hideMark/>
-          </w:tcPr>
-          <w:p>
-            <w:pPr>
-              <w:snapToGrid w:val="0"/>
-              <w:spacing w:before="0" w:after="0" w:line="240" w:lineRule="auto"/>
-              <w:jc w:val="center"/>
-              <w:rPr>
-                <w:rFonts w:ascii="Times New Roman" w:eastAsia="Times New Roman" w:hAnsi="Times New Roman" w:cs="Times New Roman"/>
-                <w:color w:val="000000"/>
-                <w:sz w:val="28"/>
-                <w:szCs w:val="28"/>
-              </w:rPr>
-            </w:pPr>
-            <w:r>
-              <w:rPr>
-                <w:rFonts w:ascii="Times New Roman" w:eastAsia="Times New Roman" w:hAnsi="Times New Roman" w:cs="Times New Roman"/>
-                <w:color w:val="000000"/>
-                <w:sz w:val="28"/>
-                <w:szCs w:val="28"/>
-              </w:rPr>
-              <w:t xml:space="preserve">658</w:t>
-            </w:r>
-          </w:p>
-        </w:tc>
-      </w:tr>
-      <w:tr>
-        <w:trPr>
-          <w:cantSplit/>
-          <w:tblCellSpacing w:w="0" w:type="dxa"/>
-        </w:trPr>
-        <w:tc>
-          <w:tcPr>
-            <w:tcW w:w="1360" w:type="dxa"/>
-            <w:tcMar>
-              <w:top w:w="15" w:type="dxa"/>
-              <w:left w:w="15" w:type="dxa"/>
-              <w:bottom w:w="15" w:type="dxa"/>
-              <w:right w:w="15" w:type="dxa"/>
-            </w:tcMar>
-            <w:vAlign w:val="center"/>
-            <w:hideMark/>
-          </w:tcPr>
-          <w:p>
-            <w:pPr>
-              <w:snapToGrid w:val="0"/>
-              <w:spacing w:before="0" w:after="0" w:line="240" w:lineRule="auto"/>
-              <w:jc w:val="left"/>
-              <w:rPr>
-                <w:rFonts w:ascii="Times New Roman" w:eastAsia="Times New Roman" w:hAnsi="Times New Roman" w:cs="Times New Roman"/>
-                <w:color w:val="000000"/>
-                <w:sz w:val="28"/>
-                <w:szCs w:val="28"/>
-              </w:rPr>
-            </w:pPr>
-            <w:r>
-              <w:rPr>
-                <w:rFonts w:ascii="Times New Roman" w:eastAsia="Times New Roman" w:hAnsi="Times New Roman" w:cs="Times New Roman"/>
-                <w:color w:val="000000"/>
-                <w:sz w:val="28"/>
-                <w:szCs w:val="28"/>
-              </w:rPr>
-              <w:t xml:space="preserve"/>
-            </w:r>
-          </w:p>
-        </w:tc>
-        <w:tc>
-          <w:tcPr>
-            <w:tcW w:w="2324" w:type="dxa"/>
-            <w:tcMar>
-              <w:top w:w="15" w:type="dxa"/>
-              <w:left w:w="15" w:type="dxa"/>
-              <w:bottom w:w="15" w:type="dxa"/>
-              <w:right w:w="15" w:type="dxa"/>
-            </w:tcMar>
-            <w:vAlign w:val="center"/>
-            <w:hideMark/>
-          </w:tcPr>
-          <w:p>
-            <w:pPr>
-              <w:snapToGrid w:val="0"/>
-              <w:spacing w:before="0" w:after="0" w:line="240" w:lineRule="auto"/>
-              <w:jc w:val="left"/>
-              <w:rPr>
-                <w:rFonts w:ascii="Times New Roman" w:eastAsia="Times New Roman" w:hAnsi="Times New Roman" w:cs="Times New Roman"/>
-                <w:color w:val="000000"/>
-                <w:sz w:val="28"/>
-                <w:szCs w:val="28"/>
-              </w:rPr>
-            </w:pPr>
-            <w:r>
-              <w:rPr>
-                <w:rFonts w:ascii="Times New Roman" w:eastAsia="Times New Roman" w:hAnsi="Times New Roman" w:cs="Times New Roman"/>
-                <w:color w:val="000000"/>
-                <w:sz w:val="28"/>
-                <w:szCs w:val="28"/>
-              </w:rPr>
-              <w:t xml:space="preserve">MLP равн. размера</w:t>
-            </w:r>
-          </w:p>
-        </w:tc>
-        <w:tc>
-          <w:tcPr>
-            <w:tcW w:w="1814" w:type="dxa"/>
-            <w:tcMar>
-              <w:top w:w="15" w:type="dxa"/>
-              <w:left w:w="15" w:type="dxa"/>
-              <w:bottom w:w="15" w:type="dxa"/>
-              <w:right w:w="15" w:type="dxa"/>
-            </w:tcMar>
-            <w:vAlign w:val="center"/>
-            <w:hideMark/>
-          </w:tcPr>
-          <w:p>
-            <w:pPr>
-              <w:snapToGrid w:val="0"/>
-              <w:spacing w:before="0" w:after="0" w:line="240" w:lineRule="auto"/>
-              <w:jc w:val="center"/>
-              <w:rPr>
-                <w:rFonts w:ascii="Times New Roman" w:eastAsia="Times New Roman" w:hAnsi="Times New Roman" w:cs="Times New Roman"/>
-                <w:color w:val="000000"/>
-                <w:sz w:val="28"/>
-                <w:szCs w:val="28"/>
-              </w:rPr>
-            </w:pPr>
-            <w:r>
-              <w:rPr>
-                <w:rFonts w:ascii="Times New Roman" w:eastAsia="Times New Roman" w:hAnsi="Times New Roman" w:cs="Times New Roman"/>
-                <w:color w:val="000000"/>
-                <w:sz w:val="28"/>
-                <w:szCs w:val="28"/>
-              </w:rPr>
-              <w:t xml:space="preserve">0,934 ± 0,021</w:t>
-            </w:r>
-          </w:p>
-        </w:tc>
-        <w:tc>
-          <w:tcPr>
-            <w:tcW w:w="1020" w:type="dxa"/>
-            <w:tcMar>
-              <w:top w:w="15" w:type="dxa"/>
-              <w:left w:w="15" w:type="dxa"/>
-              <w:bottom w:w="15" w:type="dxa"/>
-              <w:right w:w="15" w:type="dxa"/>
-            </w:tcMar>
-            <w:vAlign w:val="center"/>
-            <w:hideMark/>
-          </w:tcPr>
-          <w:p>
-            <w:pPr>
-              <w:snapToGrid w:val="0"/>
-              <w:spacing w:before="0" w:after="0" w:line="240" w:lineRule="auto"/>
-              <w:jc w:val="center"/>
-              <w:rPr>
-                <w:rFonts w:ascii="Times New Roman" w:eastAsia="Times New Roman" w:hAnsi="Times New Roman" w:cs="Times New Roman"/>
-                <w:color w:val="000000"/>
-                <w:sz w:val="28"/>
-                <w:szCs w:val="28"/>
-              </w:rPr>
-            </w:pPr>
-            <w:r>
-              <w:rPr>
-                <w:rFonts w:ascii="Times New Roman" w:eastAsia="Times New Roman" w:hAnsi="Times New Roman" w:cs="Times New Roman"/>
-                <w:color w:val="000000"/>
-                <w:sz w:val="28"/>
-                <w:szCs w:val="28"/>
-              </w:rPr>
-              <w:t xml:space="preserve">0,934</w:t>
-            </w:r>
-          </w:p>
-        </w:tc>
-        <w:tc>
-          <w:tcPr>
-            <w:tcW w:w="1360" w:type="dxa"/>
-            <w:tcMar>
-              <w:top w:w="15" w:type="dxa"/>
-              <w:left w:w="15" w:type="dxa"/>
-              <w:bottom w:w="15" w:type="dxa"/>
-              <w:right w:w="15" w:type="dxa"/>
-            </w:tcMar>
-            <w:vAlign w:val="center"/>
-            <w:hideMark/>
-          </w:tcPr>
-          <w:p>
-            <w:pPr>
-              <w:snapToGrid w:val="0"/>
-              <w:spacing w:before="0" w:after="0" w:line="240" w:lineRule="auto"/>
-              <w:jc w:val="center"/>
-              <w:rPr>
-                <w:rFonts w:ascii="Times New Roman" w:eastAsia="Times New Roman" w:hAnsi="Times New Roman" w:cs="Times New Roman"/>
-                <w:color w:val="000000"/>
-                <w:sz w:val="28"/>
-                <w:szCs w:val="28"/>
-              </w:rPr>
-            </w:pPr>
-            <w:r>
-              <w:rPr>
-                <w:rFonts w:ascii="Times New Roman" w:eastAsia="Times New Roman" w:hAnsi="Times New Roman" w:cs="Times New Roman"/>
-                <w:color w:val="000000"/>
-                <w:sz w:val="28"/>
-                <w:szCs w:val="28"/>
-              </w:rPr>
-              <w:t xml:space="preserve">16,9</w:t>
-            </w:r>
-          </w:p>
-        </w:tc>
-        <w:tc>
-          <w:tcPr>
-            <w:tcW w:w="1474" w:type="dxa"/>
-            <w:tcMar>
-              <w:top w:w="15" w:type="dxa"/>
-              <w:left w:w="15" w:type="dxa"/>
-              <w:bottom w:w="15" w:type="dxa"/>
-              <w:right w:w="15" w:type="dxa"/>
-            </w:tcMar>
-            <w:vAlign w:val="center"/>
-            <w:hideMark/>
-          </w:tcPr>
-          <w:p>
-            <w:pPr>
-              <w:snapToGrid w:val="0"/>
-              <w:spacing w:before="0" w:after="0" w:line="240" w:lineRule="auto"/>
-              <w:jc w:val="center"/>
-              <w:rPr>
-                <w:rFonts w:ascii="Times New Roman" w:eastAsia="Times New Roman" w:hAnsi="Times New Roman" w:cs="Times New Roman"/>
-                <w:color w:val="000000"/>
-                <w:sz w:val="28"/>
-                <w:szCs w:val="28"/>
-              </w:rPr>
-            </w:pPr>
-            <w:r>
-              <w:rPr>
-                <w:rFonts w:ascii="Times New Roman" w:eastAsia="Times New Roman" w:hAnsi="Times New Roman" w:cs="Times New Roman"/>
-                <w:color w:val="000000"/>
-                <w:sz w:val="28"/>
-                <w:szCs w:val="28"/>
-              </w:rPr>
-              <w:t xml:space="preserve">47</w:t>
-            </w:r>
-          </w:p>
-        </w:tc>
-      </w:tr>
-      <w:tr>
-        <w:trPr>
-          <w:cantSplit/>
-          <w:tblCellSpacing w:w="0" w:type="dxa"/>
-        </w:trPr>
-        <w:tc>
-          <w:tcPr>
-            <w:tcW w:w="1360" w:type="dxa"/>
-            <w:tcMar>
-              <w:top w:w="15" w:type="dxa"/>
-              <w:left w:w="15" w:type="dxa"/>
-              <w:bottom w:w="15" w:type="dxa"/>
-              <w:right w:w="15" w:type="dxa"/>
-            </w:tcMar>
-            <w:vAlign w:val="center"/>
-            <w:hideMark/>
-          </w:tcPr>
-          <w:p>
-            <w:pPr>
-              <w:snapToGrid w:val="0"/>
-              <w:spacing w:before="0" w:after="0" w:line="240" w:lineRule="auto"/>
-              <w:jc w:val="left"/>
-              <w:rPr>
-                <w:rFonts w:ascii="Times New Roman" w:eastAsia="Times New Roman" w:hAnsi="Times New Roman" w:cs="Times New Roman"/>
-                <w:color w:val="000000"/>
-                <w:sz w:val="28"/>
-                <w:szCs w:val="28"/>
-              </w:rPr>
-            </w:pPr>
-            <w:r>
-              <w:rPr>
-                <w:rFonts w:ascii="Times New Roman" w:eastAsia="Times New Roman" w:hAnsi="Times New Roman" w:cs="Times New Roman"/>
-                <w:color w:val="000000"/>
-                <w:sz w:val="28"/>
-                <w:szCs w:val="28"/>
-              </w:rPr>
-              <w:t xml:space="preserve"/>
-            </w:r>
-          </w:p>
-        </w:tc>
-        <w:tc>
-          <w:tcPr>
-            <w:tcW w:w="2324" w:type="dxa"/>
-            <w:tcMar>
-              <w:top w:w="15" w:type="dxa"/>
-              <w:left w:w="15" w:type="dxa"/>
-              <w:bottom w:w="15" w:type="dxa"/>
-              <w:right w:w="15" w:type="dxa"/>
-            </w:tcMar>
-            <w:vAlign w:val="center"/>
-            <w:hideMark/>
-          </w:tcPr>
-          <w:p>
-            <w:pPr>
-              <w:snapToGrid w:val="0"/>
-              <w:spacing w:before="0" w:after="0" w:line="240" w:lineRule="auto"/>
-              <w:jc w:val="left"/>
-              <w:rPr>
-                <w:rFonts w:ascii="Times New Roman" w:eastAsia="Times New Roman" w:hAnsi="Times New Roman" w:cs="Times New Roman"/>
-                <w:color w:val="000000"/>
-                <w:sz w:val="28"/>
-                <w:szCs w:val="28"/>
-              </w:rPr>
-            </w:pPr>
-            <w:r>
-              <w:rPr>
-                <w:rFonts w:ascii="Times New Roman" w:eastAsia="Times New Roman" w:hAnsi="Times New Roman" w:cs="Times New Roman"/>
-                <w:color w:val="000000"/>
-                <w:sz w:val="28"/>
-                <w:szCs w:val="28"/>
-              </w:rPr>
-              <w:t xml:space="preserve">Hybrid QNN</w:t>
-            </w:r>
-          </w:p>
-        </w:tc>
-        <w:tc>
-          <w:tcPr>
-            <w:tcW w:w="1814" w:type="dxa"/>
-            <w:tcMar>
-              <w:top w:w="15" w:type="dxa"/>
-              <w:left w:w="15" w:type="dxa"/>
-              <w:bottom w:w="15" w:type="dxa"/>
-              <w:right w:w="15" w:type="dxa"/>
-            </w:tcMar>
-            <w:vAlign w:val="center"/>
-            <w:hideMark/>
-          </w:tcPr>
-          <w:p>
-            <w:pPr>
-              <w:snapToGrid w:val="0"/>
-              <w:spacing w:before="0" w:after="0" w:line="240" w:lineRule="auto"/>
-              <w:jc w:val="center"/>
-              <w:rPr>
-                <w:rFonts w:ascii="Times New Roman" w:eastAsia="Times New Roman" w:hAnsi="Times New Roman" w:cs="Times New Roman"/>
-                <w:color w:val="000000"/>
-                <w:sz w:val="28"/>
-                <w:szCs w:val="28"/>
-              </w:rPr>
-            </w:pPr>
-            <w:r>
-              <w:rPr>
-                <w:rFonts w:ascii="Times New Roman" w:eastAsia="Times New Roman" w:hAnsi="Times New Roman" w:cs="Times New Roman"/>
-                <w:color w:val="000000"/>
-                <w:sz w:val="28"/>
-                <w:szCs w:val="28"/>
-              </w:rPr>
-              <w:t xml:space="preserve">0,905 ± 0,035</w:t>
-            </w:r>
-          </w:p>
-        </w:tc>
-        <w:tc>
-          <w:tcPr>
-            <w:tcW w:w="1020" w:type="dxa"/>
-            <w:tcMar>
-              <w:top w:w="15" w:type="dxa"/>
-              <w:left w:w="15" w:type="dxa"/>
-              <w:bottom w:w="15" w:type="dxa"/>
-              <w:right w:w="15" w:type="dxa"/>
-            </w:tcMar>
-            <w:vAlign w:val="center"/>
-            <w:hideMark/>
-          </w:tcPr>
-          <w:p>
-            <w:pPr>
-              <w:snapToGrid w:val="0"/>
-              <w:spacing w:before="0" w:after="0" w:line="240" w:lineRule="auto"/>
-              <w:jc w:val="center"/>
-              <w:rPr>
-                <w:rFonts w:ascii="Times New Roman" w:eastAsia="Times New Roman" w:hAnsi="Times New Roman" w:cs="Times New Roman"/>
-                <w:color w:val="000000"/>
-                <w:sz w:val="28"/>
-                <w:szCs w:val="28"/>
-              </w:rPr>
-            </w:pPr>
-            <w:r>
-              <w:rPr>
-                <w:rFonts w:ascii="Times New Roman" w:eastAsia="Times New Roman" w:hAnsi="Times New Roman" w:cs="Times New Roman"/>
-                <w:color w:val="000000"/>
-                <w:sz w:val="28"/>
-                <w:szCs w:val="28"/>
-              </w:rPr>
-              <w:t xml:space="preserve">0,905</w:t>
-            </w:r>
-          </w:p>
-        </w:tc>
-        <w:tc>
-          <w:tcPr>
-            <w:tcW w:w="1360" w:type="dxa"/>
-            <w:tcMar>
-              <w:top w:w="15" w:type="dxa"/>
-              <w:left w:w="15" w:type="dxa"/>
-              <w:bottom w:w="15" w:type="dxa"/>
-              <w:right w:w="15" w:type="dxa"/>
-            </w:tcMar>
-            <w:vAlign w:val="center"/>
-            <w:hideMark/>
-          </w:tcPr>
-          <w:p>
-            <w:pPr>
-              <w:snapToGrid w:val="0"/>
-              <w:spacing w:before="0" w:after="0" w:line="240" w:lineRule="auto"/>
-              <w:jc w:val="center"/>
-              <w:rPr>
-                <w:rFonts w:ascii="Times New Roman" w:eastAsia="Times New Roman" w:hAnsi="Times New Roman" w:cs="Times New Roman"/>
-                <w:color w:val="000000"/>
-                <w:sz w:val="28"/>
-                <w:szCs w:val="28"/>
-              </w:rPr>
-            </w:pPr>
-            <w:r>
-              <w:rPr>
-                <w:rFonts w:ascii="Times New Roman" w:eastAsia="Times New Roman" w:hAnsi="Times New Roman" w:cs="Times New Roman"/>
-                <w:color w:val="000000"/>
-                <w:sz w:val="28"/>
-                <w:szCs w:val="28"/>
-              </w:rPr>
-              <w:t xml:space="preserve">449,7</w:t>
-            </w:r>
-          </w:p>
-        </w:tc>
-        <w:tc>
-          <w:tcPr>
-            <w:tcW w:w="1474" w:type="dxa"/>
-            <w:tcMar>
-              <w:top w:w="15" w:type="dxa"/>
-              <w:left w:w="15" w:type="dxa"/>
-              <w:bottom w:w="15" w:type="dxa"/>
-              <w:right w:w="15" w:type="dxa"/>
-            </w:tcMar>
-            <w:vAlign w:val="center"/>
-            <w:hideMark/>
-          </w:tcPr>
-          <w:p>
-            <w:pPr>
-              <w:snapToGrid w:val="0"/>
-              <w:spacing w:before="0" w:after="0" w:line="240" w:lineRule="auto"/>
-              <w:jc w:val="center"/>
-              <w:rPr>
-                <w:rFonts w:ascii="Times New Roman" w:eastAsia="Times New Roman" w:hAnsi="Times New Roman" w:cs="Times New Roman"/>
-                <w:color w:val="000000"/>
-                <w:sz w:val="28"/>
-                <w:szCs w:val="28"/>
-              </w:rPr>
-            </w:pPr>
-            <w:r>
-              <w:rPr>
-                <w:rFonts w:ascii="Times New Roman" w:eastAsia="Times New Roman" w:hAnsi="Times New Roman" w:cs="Times New Roman"/>
-                <w:color w:val="000000"/>
-                <w:sz w:val="28"/>
-                <w:szCs w:val="28"/>
-              </w:rPr>
-              <w:t xml:space="preserve">46</w:t>
-            </w:r>
-          </w:p>
-        </w:tc>
-      </w:tr>
-      <w:tr>
-        <w:trPr>
-          <w:cantSplit/>
-          <w:tblCellSpacing w:w="0" w:type="dxa"/>
-        </w:trPr>
-        <w:tc>
-          <w:tcPr>
-            <w:tcW w:w="1360" w:type="dxa"/>
-            <w:tcMar>
-              <w:top w:w="15" w:type="dxa"/>
-              <w:left w:w="15" w:type="dxa"/>
-              <w:bottom w:w="15" w:type="dxa"/>
-              <w:right w:w="15" w:type="dxa"/>
-            </w:tcMar>
-            <w:vAlign w:val="center"/>
-            <w:hideMark/>
-          </w:tcPr>
-          <w:p>
-            <w:pPr>
-              <w:snapToGrid w:val="0"/>
-              <w:spacing w:before="0" w:after="0" w:line="240" w:lineRule="auto"/>
-              <w:jc w:val="left"/>
-              <w:rPr>
-                <w:rFonts w:ascii="Times New Roman" w:eastAsia="Times New Roman" w:hAnsi="Times New Roman" w:cs="Times New Roman"/>
-                <w:color w:val="000000"/>
-                <w:sz w:val="28"/>
-                <w:szCs w:val="28"/>
-              </w:rPr>
-            </w:pPr>
-            <w:r>
-              <w:rPr>
-                <w:rFonts w:ascii="Times New Roman" w:eastAsia="Times New Roman" w:hAnsi="Times New Roman" w:cs="Times New Roman"/>
-                <w:color w:val="000000"/>
-                <w:sz w:val="28"/>
-                <w:szCs w:val="28"/>
-              </w:rPr>
-              <w:t xml:space="preserve"/>
-            </w:r>
-          </w:p>
-        </w:tc>
-        <w:tc>
-          <w:tcPr>
-            <w:tcW w:w="2324" w:type="dxa"/>
-            <w:tcMar>
-              <w:top w:w="15" w:type="dxa"/>
-              <w:left w:w="15" w:type="dxa"/>
-              <w:bottom w:w="15" w:type="dxa"/>
-              <w:right w:w="15" w:type="dxa"/>
-            </w:tcMar>
-            <w:vAlign w:val="center"/>
-            <w:hideMark/>
-          </w:tcPr>
-          <w:p>
-            <w:pPr>
-              <w:snapToGrid w:val="0"/>
-              <w:spacing w:before="0" w:after="0" w:line="240" w:lineRule="auto"/>
-              <w:jc w:val="left"/>
-              <w:rPr>
-                <w:rFonts w:ascii="Times New Roman" w:eastAsia="Times New Roman" w:hAnsi="Times New Roman" w:cs="Times New Roman"/>
-                <w:color w:val="000000"/>
-                <w:sz w:val="28"/>
-                <w:szCs w:val="28"/>
-              </w:rPr>
-            </w:pPr>
-            <w:r>
-              <w:rPr>
-                <w:rFonts w:ascii="Times New Roman" w:eastAsia="Times New Roman" w:hAnsi="Times New Roman" w:cs="Times New Roman"/>
-                <w:color w:val="000000"/>
-                <w:sz w:val="28"/>
-                <w:szCs w:val="28"/>
-              </w:rPr>
-              <w:t xml:space="preserve">Quantum QNN</w:t>
-            </w:r>
-          </w:p>
-        </w:tc>
-        <w:tc>
-          <w:tcPr>
-            <w:tcW w:w="1814" w:type="dxa"/>
-            <w:tcMar>
-              <w:top w:w="15" w:type="dxa"/>
-              <w:left w:w="15" w:type="dxa"/>
-              <w:bottom w:w="15" w:type="dxa"/>
-              <w:right w:w="15" w:type="dxa"/>
-            </w:tcMar>
-            <w:vAlign w:val="center"/>
-            <w:hideMark/>
-          </w:tcPr>
-          <w:p>
-            <w:pPr>
-              <w:snapToGrid w:val="0"/>
-              <w:spacing w:before="0" w:after="0" w:line="240" w:lineRule="auto"/>
-              <w:jc w:val="center"/>
-              <w:rPr>
-                <w:rFonts w:ascii="Times New Roman" w:eastAsia="Times New Roman" w:hAnsi="Times New Roman" w:cs="Times New Roman"/>
-                <w:color w:val="000000"/>
-                <w:sz w:val="28"/>
-                <w:szCs w:val="28"/>
-              </w:rPr>
-            </w:pPr>
-            <w:r>
-              <w:rPr>
-                <w:rFonts w:ascii="Times New Roman" w:eastAsia="Times New Roman" w:hAnsi="Times New Roman" w:cs="Times New Roman"/>
-                <w:color w:val="000000"/>
-                <w:sz w:val="28"/>
-                <w:szCs w:val="28"/>
-              </w:rPr>
-              <w:t xml:space="preserve">0,896 ± 0,026</w:t>
-            </w:r>
-          </w:p>
-        </w:tc>
-        <w:tc>
-          <w:tcPr>
-            <w:tcW w:w="1020" w:type="dxa"/>
-            <w:tcMar>
-              <w:top w:w="15" w:type="dxa"/>
-              <w:left w:w="15" w:type="dxa"/>
-              <w:bottom w:w="15" w:type="dxa"/>
-              <w:right w:w="15" w:type="dxa"/>
-            </w:tcMar>
-            <w:vAlign w:val="center"/>
-            <w:hideMark/>
-          </w:tcPr>
-          <w:p>
-            <w:pPr>
-              <w:snapToGrid w:val="0"/>
-              <w:spacing w:before="0" w:after="0" w:line="240" w:lineRule="auto"/>
-              <w:jc w:val="center"/>
-              <w:rPr>
-                <w:rFonts w:ascii="Times New Roman" w:eastAsia="Times New Roman" w:hAnsi="Times New Roman" w:cs="Times New Roman"/>
-                <w:color w:val="000000"/>
-                <w:sz w:val="28"/>
-                <w:szCs w:val="28"/>
-              </w:rPr>
-            </w:pPr>
-            <w:r>
-              <w:rPr>
-                <w:rFonts w:ascii="Times New Roman" w:eastAsia="Times New Roman" w:hAnsi="Times New Roman" w:cs="Times New Roman"/>
-                <w:color w:val="000000"/>
-                <w:sz w:val="28"/>
-                <w:szCs w:val="28"/>
-              </w:rPr>
-              <w:t xml:space="preserve">0,896</w:t>
-            </w:r>
-          </w:p>
-        </w:tc>
-        <w:tc>
-          <w:tcPr>
-            <w:tcW w:w="1360" w:type="dxa"/>
-            <w:tcMar>
-              <w:top w:w="15" w:type="dxa"/>
-              <w:left w:w="15" w:type="dxa"/>
-              <w:bottom w:w="15" w:type="dxa"/>
-              <w:right w:w="15" w:type="dxa"/>
-            </w:tcMar>
-            <w:vAlign w:val="center"/>
-            <w:hideMark/>
-          </w:tcPr>
-          <w:p>
-            <w:pPr>
-              <w:snapToGrid w:val="0"/>
-              <w:spacing w:before="0" w:after="0" w:line="240" w:lineRule="auto"/>
-              <w:jc w:val="center"/>
-              <w:rPr>
-                <w:rFonts w:ascii="Times New Roman" w:eastAsia="Times New Roman" w:hAnsi="Times New Roman" w:cs="Times New Roman"/>
-                <w:color w:val="000000"/>
-                <w:sz w:val="28"/>
-                <w:szCs w:val="28"/>
-              </w:rPr>
-            </w:pPr>
-            <w:r>
-              <w:rPr>
-                <w:rFonts w:ascii="Times New Roman" w:eastAsia="Times New Roman" w:hAnsi="Times New Roman" w:cs="Times New Roman"/>
-                <w:color w:val="000000"/>
-                <w:sz w:val="28"/>
-                <w:szCs w:val="28"/>
-              </w:rPr>
-              <w:t xml:space="preserve">401,3</w:t>
-            </w:r>
-          </w:p>
-        </w:tc>
-        <w:tc>
-          <w:tcPr>
-            <w:tcW w:w="1474" w:type="dxa"/>
-            <w:tcMar>
-              <w:top w:w="15" w:type="dxa"/>
-              <w:left w:w="15" w:type="dxa"/>
-              <w:bottom w:w="15" w:type="dxa"/>
-              <w:right w:w="15" w:type="dxa"/>
-            </w:tcMar>
-            <w:vAlign w:val="center"/>
-            <w:hideMark/>
-          </w:tcPr>
-          <w:p>
-            <w:pPr>
-              <w:snapToGrid w:val="0"/>
-              <w:spacing w:before="0" w:after="0" w:line="240" w:lineRule="auto"/>
-              <w:jc w:val="center"/>
-              <w:rPr>
-                <w:rFonts w:ascii="Times New Roman" w:eastAsia="Times New Roman" w:hAnsi="Times New Roman" w:cs="Times New Roman"/>
-                <w:color w:val="000000"/>
-                <w:sz w:val="28"/>
-                <w:szCs w:val="28"/>
-              </w:rPr>
-            </w:pPr>
-            <w:r>
-              <w:rPr>
-                <w:rFonts w:ascii="Times New Roman" w:eastAsia="Times New Roman" w:hAnsi="Times New Roman" w:cs="Times New Roman"/>
-                <w:color w:val="000000"/>
-                <w:sz w:val="28"/>
-                <w:szCs w:val="28"/>
-              </w:rPr>
-              <w:t xml:space="preserve">34</w:t>
-            </w:r>
-          </w:p>
-        </w:tc>
-      </w:tr>
-      <w:tr>
-        <w:trPr>
-          <w:cantSplit/>
-          <w:tblCellSpacing w:w="0" w:type="dxa"/>
-        </w:trPr>
-        <w:tc>
-          <w:tcPr>
-            <w:tcW w:w="1360" w:type="dxa"/>
-            <w:tcMar>
-              <w:top w:w="15" w:type="dxa"/>
-              <w:left w:w="15" w:type="dxa"/>
-              <w:bottom w:w="15" w:type="dxa"/>
-              <w:right w:w="15" w:type="dxa"/>
-            </w:tcMar>
-            <w:vAlign w:val="center"/>
-            <w:hideMark/>
-          </w:tcPr>
-          <w:p>
-            <w:pPr>
-              <w:snapToGrid w:val="0"/>
-              <w:spacing w:before="0" w:after="0" w:line="240" w:lineRule="auto"/>
-              <w:jc w:val="left"/>
-              <w:rPr>
-                <w:rFonts w:ascii="Times New Roman" w:eastAsia="Times New Roman" w:hAnsi="Times New Roman" w:cs="Times New Roman"/>
-                <w:color w:val="000000"/>
-                <w:sz w:val="28"/>
-                <w:szCs w:val="28"/>
-              </w:rPr>
-            </w:pPr>
-            <w:r>
-              <w:rPr>
-                <w:rFonts w:ascii="Times New Roman" w:eastAsia="Times New Roman" w:hAnsi="Times New Roman" w:cs="Times New Roman"/>
-                <w:color w:val="000000"/>
-                <w:sz w:val="28"/>
-                <w:szCs w:val="28"/>
-              </w:rPr>
-              <w:t xml:space="preserve">Circles</w:t>
-            </w:r>
-          </w:p>
-        </w:tc>
-        <w:tc>
-          <w:tcPr>
-            <w:tcW w:w="2324" w:type="dxa"/>
-            <w:tcMar>
-              <w:top w:w="15" w:type="dxa"/>
-              <w:left w:w="15" w:type="dxa"/>
-              <w:bottom w:w="15" w:type="dxa"/>
-              <w:right w:w="15" w:type="dxa"/>
-            </w:tcMar>
-            <w:vAlign w:val="center"/>
-            <w:hideMark/>
-          </w:tcPr>
-          <w:p>
-            <w:pPr>
-              <w:snapToGrid w:val="0"/>
-              <w:spacing w:before="0" w:after="0" w:line="240" w:lineRule="auto"/>
-              <w:jc w:val="left"/>
-              <w:rPr>
-                <w:rFonts w:ascii="Times New Roman" w:eastAsia="Times New Roman" w:hAnsi="Times New Roman" w:cs="Times New Roman"/>
-                <w:color w:val="000000"/>
-                <w:sz w:val="28"/>
-                <w:szCs w:val="28"/>
-              </w:rPr>
-            </w:pPr>
-            <w:r>
-              <w:rPr>
-                <w:rFonts w:ascii="Times New Roman" w:eastAsia="Times New Roman" w:hAnsi="Times New Roman" w:cs="Times New Roman"/>
-                <w:color w:val="000000"/>
-                <w:sz w:val="28"/>
-                <w:szCs w:val="28"/>
-              </w:rPr>
-              <w:t xml:space="preserve">MLP 32–16</w:t>
-            </w:r>
-          </w:p>
-        </w:tc>
-        <w:tc>
-          <w:tcPr>
-            <w:tcW w:w="1814" w:type="dxa"/>
-            <w:tcMar>
-              <w:top w:w="15" w:type="dxa"/>
-              <w:left w:w="15" w:type="dxa"/>
-              <w:bottom w:w="15" w:type="dxa"/>
-              <w:right w:w="15" w:type="dxa"/>
-            </w:tcMar>
-            <w:vAlign w:val="center"/>
-            <w:hideMark/>
-          </w:tcPr>
-          <w:p>
-            <w:pPr>
-              <w:snapToGrid w:val="0"/>
-              <w:spacing w:before="0" w:after="0" w:line="240" w:lineRule="auto"/>
-              <w:jc w:val="center"/>
-              <w:rPr>
-                <w:rFonts w:ascii="Times New Roman" w:eastAsia="Times New Roman" w:hAnsi="Times New Roman" w:cs="Times New Roman"/>
-                <w:color w:val="000000"/>
-                <w:sz w:val="28"/>
-                <w:szCs w:val="28"/>
-              </w:rPr>
-            </w:pPr>
-            <w:r>
-              <w:rPr>
-                <w:rFonts w:ascii="Times New Roman" w:eastAsia="Times New Roman" w:hAnsi="Times New Roman" w:cs="Times New Roman"/>
-                <w:color w:val="000000"/>
-                <w:sz w:val="28"/>
-                <w:szCs w:val="28"/>
-              </w:rPr>
-              <w:t xml:space="preserve">0,995 ± 0,006</w:t>
-            </w:r>
-          </w:p>
-        </w:tc>
-        <w:tc>
-          <w:tcPr>
-            <w:tcW w:w="1020" w:type="dxa"/>
-            <w:tcMar>
-              <w:top w:w="15" w:type="dxa"/>
-              <w:left w:w="15" w:type="dxa"/>
-              <w:bottom w:w="15" w:type="dxa"/>
-              <w:right w:w="15" w:type="dxa"/>
-            </w:tcMar>
-            <w:vAlign w:val="center"/>
-            <w:hideMark/>
-          </w:tcPr>
-          <w:p>
-            <w:pPr>
-              <w:snapToGrid w:val="0"/>
-              <w:spacing w:before="0" w:after="0" w:line="240" w:lineRule="auto"/>
-              <w:jc w:val="center"/>
-              <w:rPr>
-                <w:rFonts w:ascii="Times New Roman" w:eastAsia="Times New Roman" w:hAnsi="Times New Roman" w:cs="Times New Roman"/>
-                <w:color w:val="000000"/>
-                <w:sz w:val="28"/>
-                <w:szCs w:val="28"/>
-              </w:rPr>
-            </w:pPr>
-            <w:r>
-              <w:rPr>
-                <w:rFonts w:ascii="Times New Roman" w:eastAsia="Times New Roman" w:hAnsi="Times New Roman" w:cs="Times New Roman"/>
-                <w:color w:val="000000"/>
-                <w:sz w:val="28"/>
-                <w:szCs w:val="28"/>
-              </w:rPr>
-              <w:t xml:space="preserve">0,995</w:t>
-            </w:r>
-          </w:p>
-        </w:tc>
-        <w:tc>
-          <w:tcPr>
-            <w:tcW w:w="1360" w:type="dxa"/>
-            <w:tcMar>
-              <w:top w:w="15" w:type="dxa"/>
-              <w:left w:w="15" w:type="dxa"/>
-              <w:bottom w:w="15" w:type="dxa"/>
-              <w:right w:w="15" w:type="dxa"/>
-            </w:tcMar>
-            <w:vAlign w:val="center"/>
-            <w:hideMark/>
-          </w:tcPr>
-          <w:p>
-            <w:pPr>
-              <w:snapToGrid w:val="0"/>
-              <w:spacing w:before="0" w:after="0" w:line="240" w:lineRule="auto"/>
-              <w:jc w:val="center"/>
-              <w:rPr>
-                <w:rFonts w:ascii="Times New Roman" w:eastAsia="Times New Roman" w:hAnsi="Times New Roman" w:cs="Times New Roman"/>
-                <w:color w:val="000000"/>
-                <w:sz w:val="28"/>
-                <w:szCs w:val="28"/>
-              </w:rPr>
-            </w:pPr>
-            <w:r>
-              <w:rPr>
-                <w:rFonts w:ascii="Times New Roman" w:eastAsia="Times New Roman" w:hAnsi="Times New Roman" w:cs="Times New Roman"/>
-                <w:color w:val="000000"/>
-                <w:sz w:val="28"/>
-                <w:szCs w:val="28"/>
-              </w:rPr>
-              <w:t xml:space="preserve">23,4</w:t>
-            </w:r>
-          </w:p>
-        </w:tc>
-        <w:tc>
-          <w:tcPr>
-            <w:tcW w:w="1474" w:type="dxa"/>
-            <w:tcMar>
-              <w:top w:w="15" w:type="dxa"/>
-              <w:left w:w="15" w:type="dxa"/>
-              <w:bottom w:w="15" w:type="dxa"/>
-              <w:right w:w="15" w:type="dxa"/>
-            </w:tcMar>
-            <w:vAlign w:val="center"/>
-            <w:hideMark/>
-          </w:tcPr>
-          <w:p>
-            <w:pPr>
-              <w:snapToGrid w:val="0"/>
-              <w:spacing w:before="0" w:after="0" w:line="240" w:lineRule="auto"/>
-              <w:jc w:val="center"/>
-              <w:rPr>
-                <w:rFonts w:ascii="Times New Roman" w:eastAsia="Times New Roman" w:hAnsi="Times New Roman" w:cs="Times New Roman"/>
-                <w:color w:val="000000"/>
-                <w:sz w:val="28"/>
-                <w:szCs w:val="28"/>
-              </w:rPr>
-            </w:pPr>
-            <w:r>
-              <w:rPr>
-                <w:rFonts w:ascii="Times New Roman" w:eastAsia="Times New Roman" w:hAnsi="Times New Roman" w:cs="Times New Roman"/>
-                <w:color w:val="000000"/>
-                <w:sz w:val="28"/>
-                <w:szCs w:val="28"/>
-              </w:rPr>
-              <w:t xml:space="preserve">658</w:t>
-            </w:r>
-          </w:p>
-        </w:tc>
-      </w:tr>
-      <w:tr>
-        <w:trPr>
-          <w:cantSplit/>
-          <w:tblCellSpacing w:w="0" w:type="dxa"/>
-        </w:trPr>
-        <w:tc>
-          <w:tcPr>
-            <w:tcW w:w="1360" w:type="dxa"/>
-            <w:tcMar>
-              <w:top w:w="15" w:type="dxa"/>
-              <w:left w:w="15" w:type="dxa"/>
-              <w:bottom w:w="15" w:type="dxa"/>
-              <w:right w:w="15" w:type="dxa"/>
-            </w:tcMar>
-            <w:vAlign w:val="center"/>
-            <w:hideMark/>
-          </w:tcPr>
-          <w:p>
-            <w:pPr>
-              <w:snapToGrid w:val="0"/>
-              <w:spacing w:before="0" w:after="0" w:line="240" w:lineRule="auto"/>
-              <w:jc w:val="left"/>
-              <w:rPr>
-                <w:rFonts w:ascii="Times New Roman" w:eastAsia="Times New Roman" w:hAnsi="Times New Roman" w:cs="Times New Roman"/>
-                <w:color w:val="000000"/>
-                <w:sz w:val="28"/>
-                <w:szCs w:val="28"/>
-              </w:rPr>
-            </w:pPr>
-            <w:r>
-              <w:rPr>
-                <w:rFonts w:ascii="Times New Roman" w:eastAsia="Times New Roman" w:hAnsi="Times New Roman" w:cs="Times New Roman"/>
-                <w:color w:val="000000"/>
-                <w:sz w:val="28"/>
-                <w:szCs w:val="28"/>
-              </w:rPr>
-              <w:t xml:space="preserve"/>
-            </w:r>
-          </w:p>
-        </w:tc>
-        <w:tc>
-          <w:tcPr>
-            <w:tcW w:w="2324" w:type="dxa"/>
-            <w:tcMar>
-              <w:top w:w="15" w:type="dxa"/>
-              <w:left w:w="15" w:type="dxa"/>
-              <w:bottom w:w="15" w:type="dxa"/>
-              <w:right w:w="15" w:type="dxa"/>
-            </w:tcMar>
-            <w:vAlign w:val="center"/>
-            <w:hideMark/>
-          </w:tcPr>
-          <w:p>
-            <w:pPr>
-              <w:snapToGrid w:val="0"/>
-              <w:spacing w:before="0" w:after="0" w:line="240" w:lineRule="auto"/>
-              <w:jc w:val="left"/>
-              <w:rPr>
-                <w:rFonts w:ascii="Times New Roman" w:eastAsia="Times New Roman" w:hAnsi="Times New Roman" w:cs="Times New Roman"/>
-                <w:color w:val="000000"/>
-                <w:sz w:val="28"/>
-                <w:szCs w:val="28"/>
-              </w:rPr>
-            </w:pPr>
-            <w:r>
-              <w:rPr>
-                <w:rFonts w:ascii="Times New Roman" w:eastAsia="Times New Roman" w:hAnsi="Times New Roman" w:cs="Times New Roman"/>
-                <w:color w:val="000000"/>
-                <w:sz w:val="28"/>
-                <w:szCs w:val="28"/>
-              </w:rPr>
-              <w:t xml:space="preserve">MLP равн. размера</w:t>
-            </w:r>
-          </w:p>
-        </w:tc>
-        <w:tc>
-          <w:tcPr>
-            <w:tcW w:w="1814" w:type="dxa"/>
-            <w:tcMar>
-              <w:top w:w="15" w:type="dxa"/>
-              <w:left w:w="15" w:type="dxa"/>
-              <w:bottom w:w="15" w:type="dxa"/>
-              <w:right w:w="15" w:type="dxa"/>
-            </w:tcMar>
-            <w:vAlign w:val="center"/>
-            <w:hideMark/>
-          </w:tcPr>
-          <w:p>
-            <w:pPr>
-              <w:snapToGrid w:val="0"/>
-              <w:spacing w:before="0" w:after="0" w:line="240" w:lineRule="auto"/>
-              <w:jc w:val="center"/>
-              <w:rPr>
-                <w:rFonts w:ascii="Times New Roman" w:eastAsia="Times New Roman" w:hAnsi="Times New Roman" w:cs="Times New Roman"/>
-                <w:color w:val="000000"/>
-                <w:sz w:val="28"/>
-                <w:szCs w:val="28"/>
-              </w:rPr>
-            </w:pPr>
-            <w:r>
-              <w:rPr>
-                <w:rFonts w:ascii="Times New Roman" w:eastAsia="Times New Roman" w:hAnsi="Times New Roman" w:cs="Times New Roman"/>
-                <w:color w:val="000000"/>
-                <w:sz w:val="28"/>
-                <w:szCs w:val="28"/>
-              </w:rPr>
-              <w:t xml:space="preserve">0,994 ± 0,007</w:t>
-            </w:r>
-          </w:p>
-        </w:tc>
-        <w:tc>
-          <w:tcPr>
-            <w:tcW w:w="1020" w:type="dxa"/>
-            <w:tcMar>
-              <w:top w:w="15" w:type="dxa"/>
-              <w:left w:w="15" w:type="dxa"/>
-              <w:bottom w:w="15" w:type="dxa"/>
-              <w:right w:w="15" w:type="dxa"/>
-            </w:tcMar>
-            <w:vAlign w:val="center"/>
-            <w:hideMark/>
-          </w:tcPr>
-          <w:p>
-            <w:pPr>
-              <w:snapToGrid w:val="0"/>
-              <w:spacing w:before="0" w:after="0" w:line="240" w:lineRule="auto"/>
-              <w:jc w:val="center"/>
-              <w:rPr>
-                <w:rFonts w:ascii="Times New Roman" w:eastAsia="Times New Roman" w:hAnsi="Times New Roman" w:cs="Times New Roman"/>
-                <w:color w:val="000000"/>
-                <w:sz w:val="28"/>
-                <w:szCs w:val="28"/>
-              </w:rPr>
-            </w:pPr>
-            <w:r>
-              <w:rPr>
-                <w:rFonts w:ascii="Times New Roman" w:eastAsia="Times New Roman" w:hAnsi="Times New Roman" w:cs="Times New Roman"/>
-                <w:color w:val="000000"/>
-                <w:sz w:val="28"/>
-                <w:szCs w:val="28"/>
-              </w:rPr>
-              <w:t xml:space="preserve">0,994</w:t>
-            </w:r>
-          </w:p>
-        </w:tc>
-        <w:tc>
-          <w:tcPr>
-            <w:tcW w:w="1360" w:type="dxa"/>
-            <w:tcMar>
-              <w:top w:w="15" w:type="dxa"/>
-              <w:left w:w="15" w:type="dxa"/>
-              <w:bottom w:w="15" w:type="dxa"/>
-              <w:right w:w="15" w:type="dxa"/>
-            </w:tcMar>
-            <w:vAlign w:val="center"/>
-            <w:hideMark/>
-          </w:tcPr>
-          <w:p>
-            <w:pPr>
-              <w:snapToGrid w:val="0"/>
-              <w:spacing w:before="0" w:after="0" w:line="240" w:lineRule="auto"/>
-              <w:jc w:val="center"/>
-              <w:rPr>
-                <w:rFonts w:ascii="Times New Roman" w:eastAsia="Times New Roman" w:hAnsi="Times New Roman" w:cs="Times New Roman"/>
-                <w:color w:val="000000"/>
-                <w:sz w:val="28"/>
-                <w:szCs w:val="28"/>
-              </w:rPr>
-            </w:pPr>
-            <w:r>
-              <w:rPr>
-                <w:rFonts w:ascii="Times New Roman" w:eastAsia="Times New Roman" w:hAnsi="Times New Roman" w:cs="Times New Roman"/>
-                <w:color w:val="000000"/>
-                <w:sz w:val="28"/>
-                <w:szCs w:val="28"/>
-              </w:rPr>
-              <w:t xml:space="preserve">14,5</w:t>
-            </w:r>
-          </w:p>
-        </w:tc>
-        <w:tc>
-          <w:tcPr>
-            <w:tcW w:w="1474" w:type="dxa"/>
-            <w:tcMar>
-              <w:top w:w="15" w:type="dxa"/>
-              <w:left w:w="15" w:type="dxa"/>
-              <w:bottom w:w="15" w:type="dxa"/>
-              <w:right w:w="15" w:type="dxa"/>
-            </w:tcMar>
-            <w:vAlign w:val="center"/>
-            <w:hideMark/>
-          </w:tcPr>
-          <w:p>
-            <w:pPr>
-              <w:snapToGrid w:val="0"/>
-              <w:spacing w:before="0" w:after="0" w:line="240" w:lineRule="auto"/>
-              <w:jc w:val="center"/>
-              <w:rPr>
-                <w:rFonts w:ascii="Times New Roman" w:eastAsia="Times New Roman" w:hAnsi="Times New Roman" w:cs="Times New Roman"/>
-                <w:color w:val="000000"/>
-                <w:sz w:val="28"/>
-                <w:szCs w:val="28"/>
-              </w:rPr>
-            </w:pPr>
-            <w:r>
-              <w:rPr>
-                <w:rFonts w:ascii="Times New Roman" w:eastAsia="Times New Roman" w:hAnsi="Times New Roman" w:cs="Times New Roman"/>
-                <w:color w:val="000000"/>
-                <w:sz w:val="28"/>
-                <w:szCs w:val="28"/>
-              </w:rPr>
-              <w:t xml:space="preserve">47</w:t>
-            </w:r>
-          </w:p>
-        </w:tc>
-      </w:tr>
-      <w:tr>
-        <w:trPr>
-          <w:cantSplit/>
-          <w:tblCellSpacing w:w="0" w:type="dxa"/>
-        </w:trPr>
-        <w:tc>
-          <w:tcPr>
-            <w:tcW w:w="1360" w:type="dxa"/>
-            <w:tcMar>
-              <w:top w:w="15" w:type="dxa"/>
-              <w:left w:w="15" w:type="dxa"/>
-              <w:bottom w:w="15" w:type="dxa"/>
-              <w:right w:w="15" w:type="dxa"/>
-            </w:tcMar>
-            <w:vAlign w:val="center"/>
-            <w:hideMark/>
-          </w:tcPr>
-          <w:p>
-            <w:pPr>
-              <w:snapToGrid w:val="0"/>
-              <w:spacing w:before="0" w:after="0" w:line="240" w:lineRule="auto"/>
-              <w:jc w:val="left"/>
-              <w:rPr>
-                <w:rFonts w:ascii="Times New Roman" w:eastAsia="Times New Roman" w:hAnsi="Times New Roman" w:cs="Times New Roman"/>
-                <w:color w:val="000000"/>
-                <w:sz w:val="28"/>
-                <w:szCs w:val="28"/>
-              </w:rPr>
-            </w:pPr>
-            <w:r>
-              <w:rPr>
-                <w:rFonts w:ascii="Times New Roman" w:eastAsia="Times New Roman" w:hAnsi="Times New Roman" w:cs="Times New Roman"/>
-                <w:color w:val="000000"/>
-                <w:sz w:val="28"/>
-                <w:szCs w:val="28"/>
-              </w:rPr>
-              <w:t xml:space="preserve"/>
-            </w:r>
-          </w:p>
-        </w:tc>
-        <w:tc>
-          <w:tcPr>
-            <w:tcW w:w="2324" w:type="dxa"/>
-            <w:tcMar>
-              <w:top w:w="15" w:type="dxa"/>
-              <w:left w:w="15" w:type="dxa"/>
-              <w:bottom w:w="15" w:type="dxa"/>
-              <w:right w:w="15" w:type="dxa"/>
-            </w:tcMar>
-            <w:vAlign w:val="center"/>
-            <w:hideMark/>
-          </w:tcPr>
-          <w:p>
-            <w:pPr>
-              <w:snapToGrid w:val="0"/>
-              <w:spacing w:before="0" w:after="0" w:line="240" w:lineRule="auto"/>
-              <w:jc w:val="left"/>
-              <w:rPr>
-                <w:rFonts w:ascii="Times New Roman" w:eastAsia="Times New Roman" w:hAnsi="Times New Roman" w:cs="Times New Roman"/>
-                <w:color w:val="000000"/>
-                <w:sz w:val="28"/>
-                <w:szCs w:val="28"/>
-              </w:rPr>
-            </w:pPr>
-            <w:r>
-              <w:rPr>
-                <w:rFonts w:ascii="Times New Roman" w:eastAsia="Times New Roman" w:hAnsi="Times New Roman" w:cs="Times New Roman"/>
-                <w:color w:val="000000"/>
-                <w:sz w:val="28"/>
-                <w:szCs w:val="28"/>
-              </w:rPr>
-              <w:t xml:space="preserve">Hybrid QNN</w:t>
-            </w:r>
-          </w:p>
-        </w:tc>
-        <w:tc>
-          <w:tcPr>
-            <w:tcW w:w="1814" w:type="dxa"/>
-            <w:tcMar>
-              <w:top w:w="15" w:type="dxa"/>
-              <w:left w:w="15" w:type="dxa"/>
-              <w:bottom w:w="15" w:type="dxa"/>
-              <w:right w:w="15" w:type="dxa"/>
-            </w:tcMar>
-            <w:vAlign w:val="center"/>
-            <w:hideMark/>
-          </w:tcPr>
-          <w:p>
-            <w:pPr>
-              <w:snapToGrid w:val="0"/>
-              <w:spacing w:before="0" w:after="0" w:line="240" w:lineRule="auto"/>
-              <w:jc w:val="center"/>
-              <w:rPr>
-                <w:rFonts w:ascii="Times New Roman" w:eastAsia="Times New Roman" w:hAnsi="Times New Roman" w:cs="Times New Roman"/>
-                <w:color w:val="000000"/>
-                <w:sz w:val="28"/>
-                <w:szCs w:val="28"/>
-              </w:rPr>
-            </w:pPr>
-            <w:r>
-              <w:rPr>
-                <w:rFonts w:ascii="Times New Roman" w:eastAsia="Times New Roman" w:hAnsi="Times New Roman" w:cs="Times New Roman"/>
-                <w:color w:val="000000"/>
-                <w:sz w:val="28"/>
-                <w:szCs w:val="28"/>
-              </w:rPr>
-              <w:t xml:space="preserve">0,993 ± 0,013</w:t>
-            </w:r>
-          </w:p>
-        </w:tc>
-        <w:tc>
-          <w:tcPr>
-            <w:tcW w:w="1020" w:type="dxa"/>
-            <w:tcMar>
-              <w:top w:w="15" w:type="dxa"/>
-              <w:left w:w="15" w:type="dxa"/>
-              <w:bottom w:w="15" w:type="dxa"/>
-              <w:right w:w="15" w:type="dxa"/>
-            </w:tcMar>
-            <w:vAlign w:val="center"/>
-            <w:hideMark/>
-          </w:tcPr>
-          <w:p>
-            <w:pPr>
-              <w:snapToGrid w:val="0"/>
-              <w:spacing w:before="0" w:after="0" w:line="240" w:lineRule="auto"/>
-              <w:jc w:val="center"/>
-              <w:rPr>
-                <w:rFonts w:ascii="Times New Roman" w:eastAsia="Times New Roman" w:hAnsi="Times New Roman" w:cs="Times New Roman"/>
-                <w:color w:val="000000"/>
-                <w:sz w:val="28"/>
-                <w:szCs w:val="28"/>
-              </w:rPr>
-            </w:pPr>
-            <w:r>
-              <w:rPr>
-                <w:rFonts w:ascii="Times New Roman" w:eastAsia="Times New Roman" w:hAnsi="Times New Roman" w:cs="Times New Roman"/>
-                <w:color w:val="000000"/>
-                <w:sz w:val="28"/>
-                <w:szCs w:val="28"/>
-              </w:rPr>
-              <w:t xml:space="preserve">0,993</w:t>
-            </w:r>
-          </w:p>
-        </w:tc>
-        <w:tc>
-          <w:tcPr>
-            <w:tcW w:w="1360" w:type="dxa"/>
-            <w:tcMar>
-              <w:top w:w="15" w:type="dxa"/>
-              <w:left w:w="15" w:type="dxa"/>
-              <w:bottom w:w="15" w:type="dxa"/>
-              <w:right w:w="15" w:type="dxa"/>
-            </w:tcMar>
-            <w:vAlign w:val="center"/>
-            <w:hideMark/>
-          </w:tcPr>
-          <w:p>
-            <w:pPr>
-              <w:snapToGrid w:val="0"/>
-              <w:spacing w:before="0" w:after="0" w:line="240" w:lineRule="auto"/>
-              <w:jc w:val="center"/>
-              <w:rPr>
-                <w:rFonts w:ascii="Times New Roman" w:eastAsia="Times New Roman" w:hAnsi="Times New Roman" w:cs="Times New Roman"/>
-                <w:color w:val="000000"/>
-                <w:sz w:val="28"/>
-                <w:szCs w:val="28"/>
-              </w:rPr>
-            </w:pPr>
-            <w:r>
-              <w:rPr>
-                <w:rFonts w:ascii="Times New Roman" w:eastAsia="Times New Roman" w:hAnsi="Times New Roman" w:cs="Times New Roman"/>
-                <w:color w:val="000000"/>
-                <w:sz w:val="28"/>
-                <w:szCs w:val="28"/>
-              </w:rPr>
-              <w:t xml:space="preserve">458,4</w:t>
-            </w:r>
-          </w:p>
-        </w:tc>
-        <w:tc>
-          <w:tcPr>
-            <w:tcW w:w="1474" w:type="dxa"/>
-            <w:tcMar>
-              <w:top w:w="15" w:type="dxa"/>
-              <w:left w:w="15" w:type="dxa"/>
-              <w:bottom w:w="15" w:type="dxa"/>
-              <w:right w:w="15" w:type="dxa"/>
-            </w:tcMar>
-            <w:vAlign w:val="center"/>
-            <w:hideMark/>
-          </w:tcPr>
-          <w:p>
-            <w:pPr>
-              <w:snapToGrid w:val="0"/>
-              <w:spacing w:before="0" w:after="0" w:line="240" w:lineRule="auto"/>
-              <w:jc w:val="center"/>
-              <w:rPr>
-                <w:rFonts w:ascii="Times New Roman" w:eastAsia="Times New Roman" w:hAnsi="Times New Roman" w:cs="Times New Roman"/>
-                <w:color w:val="000000"/>
-                <w:sz w:val="28"/>
-                <w:szCs w:val="28"/>
-              </w:rPr>
-            </w:pPr>
-            <w:r>
-              <w:rPr>
-                <w:rFonts w:ascii="Times New Roman" w:eastAsia="Times New Roman" w:hAnsi="Times New Roman" w:cs="Times New Roman"/>
-                <w:color w:val="000000"/>
-                <w:sz w:val="28"/>
-                <w:szCs w:val="28"/>
-              </w:rPr>
-              <w:t xml:space="preserve">46</w:t>
-            </w:r>
-          </w:p>
-        </w:tc>
-      </w:tr>
-      <w:tr>
-        <w:trPr>
-          <w:cantSplit/>
-          <w:tblCellSpacing w:w="0" w:type="dxa"/>
-        </w:trPr>
-        <w:tc>
-          <w:tcPr>
-            <w:tcW w:w="1360" w:type="dxa"/>
-            <w:tcMar>
-              <w:top w:w="15" w:type="dxa"/>
-              <w:left w:w="15" w:type="dxa"/>
-              <w:bottom w:w="15" w:type="dxa"/>
-              <w:right w:w="15" w:type="dxa"/>
-            </w:tcMar>
-            <w:vAlign w:val="center"/>
-            <w:hideMark/>
-          </w:tcPr>
-          <w:p>
-            <w:pPr>
-              <w:snapToGrid w:val="0"/>
-              <w:spacing w:before="0" w:after="0" w:line="240" w:lineRule="auto"/>
-              <w:jc w:val="left"/>
-              <w:rPr>
-                <w:rFonts w:ascii="Times New Roman" w:eastAsia="Times New Roman" w:hAnsi="Times New Roman" w:cs="Times New Roman"/>
-                <w:color w:val="000000"/>
-                <w:sz w:val="28"/>
-                <w:szCs w:val="28"/>
-              </w:rPr>
-            </w:pPr>
-            <w:r>
-              <w:rPr>
-                <w:rFonts w:ascii="Times New Roman" w:eastAsia="Times New Roman" w:hAnsi="Times New Roman" w:cs="Times New Roman"/>
-                <w:color w:val="000000"/>
-                <w:sz w:val="28"/>
-                <w:szCs w:val="28"/>
-              </w:rPr>
-              <w:t xml:space="preserve"/>
-            </w:r>
-          </w:p>
-        </w:tc>
-        <w:tc>
-          <w:tcPr>
-            <w:tcW w:w="2324" w:type="dxa"/>
-            <w:tcMar>
-              <w:top w:w="15" w:type="dxa"/>
-              <w:left w:w="15" w:type="dxa"/>
-              <w:bottom w:w="15" w:type="dxa"/>
-              <w:right w:w="15" w:type="dxa"/>
-            </w:tcMar>
-            <w:vAlign w:val="center"/>
-            <w:hideMark/>
-          </w:tcPr>
-          <w:p>
-            <w:pPr>
-              <w:snapToGrid w:val="0"/>
-              <w:spacing w:before="0" w:after="0" w:line="240" w:lineRule="auto"/>
-              <w:jc w:val="left"/>
-              <w:rPr>
-                <w:rFonts w:ascii="Times New Roman" w:eastAsia="Times New Roman" w:hAnsi="Times New Roman" w:cs="Times New Roman"/>
-                <w:color w:val="000000"/>
-                <w:sz w:val="28"/>
-                <w:szCs w:val="28"/>
-              </w:rPr>
-            </w:pPr>
-            <w:r>
-              <w:rPr>
-                <w:rFonts w:ascii="Times New Roman" w:eastAsia="Times New Roman" w:hAnsi="Times New Roman" w:cs="Times New Roman"/>
-                <w:color w:val="000000"/>
-                <w:sz w:val="28"/>
-                <w:szCs w:val="28"/>
-              </w:rPr>
-              <w:t xml:space="preserve">Quantum QNN</w:t>
-            </w:r>
-          </w:p>
-        </w:tc>
-        <w:tc>
-          <w:tcPr>
-            <w:tcW w:w="1814" w:type="dxa"/>
-            <w:tcMar>
-              <w:top w:w="15" w:type="dxa"/>
-              <w:left w:w="15" w:type="dxa"/>
-              <w:bottom w:w="15" w:type="dxa"/>
-              <w:right w:w="15" w:type="dxa"/>
-            </w:tcMar>
-            <w:vAlign w:val="center"/>
-            <w:hideMark/>
-          </w:tcPr>
-          <w:p>
-            <w:pPr>
-              <w:snapToGrid w:val="0"/>
-              <w:spacing w:before="0" w:after="0" w:line="240" w:lineRule="auto"/>
-              <w:jc w:val="center"/>
-              <w:rPr>
-                <w:rFonts w:ascii="Times New Roman" w:eastAsia="Times New Roman" w:hAnsi="Times New Roman" w:cs="Times New Roman"/>
-                <w:color w:val="000000"/>
-                <w:sz w:val="28"/>
-                <w:szCs w:val="28"/>
-              </w:rPr>
-            </w:pPr>
-            <w:r>
-              <w:rPr>
-                <w:rFonts w:ascii="Times New Roman" w:eastAsia="Times New Roman" w:hAnsi="Times New Roman" w:cs="Times New Roman"/>
-                <w:color w:val="000000"/>
-                <w:sz w:val="28"/>
-                <w:szCs w:val="28"/>
-              </w:rPr>
-              <w:t xml:space="preserve">0,995 ± 0,006</w:t>
-            </w:r>
-          </w:p>
-        </w:tc>
-        <w:tc>
-          <w:tcPr>
-            <w:tcW w:w="1020" w:type="dxa"/>
-            <w:tcMar>
-              <w:top w:w="15" w:type="dxa"/>
-              <w:left w:w="15" w:type="dxa"/>
-              <w:bottom w:w="15" w:type="dxa"/>
-              <w:right w:w="15" w:type="dxa"/>
-            </w:tcMar>
-            <w:vAlign w:val="center"/>
-            <w:hideMark/>
-          </w:tcPr>
-          <w:p>
-            <w:pPr>
-              <w:snapToGrid w:val="0"/>
-              <w:spacing w:before="0" w:after="0" w:line="240" w:lineRule="auto"/>
-              <w:jc w:val="center"/>
-              <w:rPr>
-                <w:rFonts w:ascii="Times New Roman" w:eastAsia="Times New Roman" w:hAnsi="Times New Roman" w:cs="Times New Roman"/>
-                <w:color w:val="000000"/>
-                <w:sz w:val="28"/>
-                <w:szCs w:val="28"/>
-              </w:rPr>
-            </w:pPr>
-            <w:r>
-              <w:rPr>
-                <w:rFonts w:ascii="Times New Roman" w:eastAsia="Times New Roman" w:hAnsi="Times New Roman" w:cs="Times New Roman"/>
-                <w:color w:val="000000"/>
-                <w:sz w:val="28"/>
-                <w:szCs w:val="28"/>
-              </w:rPr>
-              <w:t xml:space="preserve">0,995</w:t>
-            </w:r>
-          </w:p>
-        </w:tc>
-        <w:tc>
-          <w:tcPr>
-            <w:tcW w:w="1360" w:type="dxa"/>
-            <w:tcMar>
-              <w:top w:w="15" w:type="dxa"/>
-              <w:left w:w="15" w:type="dxa"/>
-              <w:bottom w:w="15" w:type="dxa"/>
-              <w:right w:w="15" w:type="dxa"/>
-            </w:tcMar>
-            <w:vAlign w:val="center"/>
-            <w:hideMark/>
-          </w:tcPr>
-          <w:p>
-            <w:pPr>
-              <w:snapToGrid w:val="0"/>
-              <w:spacing w:before="0" w:after="0" w:line="240" w:lineRule="auto"/>
-              <w:jc w:val="center"/>
-              <w:rPr>
-                <w:rFonts w:ascii="Times New Roman" w:eastAsia="Times New Roman" w:hAnsi="Times New Roman" w:cs="Times New Roman"/>
-                <w:color w:val="000000"/>
-                <w:sz w:val="28"/>
-                <w:szCs w:val="28"/>
-              </w:rPr>
-            </w:pPr>
-            <w:r>
-              <w:rPr>
-                <w:rFonts w:ascii="Times New Roman" w:eastAsia="Times New Roman" w:hAnsi="Times New Roman" w:cs="Times New Roman"/>
-                <w:color w:val="000000"/>
-                <w:sz w:val="28"/>
-                <w:szCs w:val="28"/>
-              </w:rPr>
-              <w:t xml:space="preserve">366,2</w:t>
-            </w:r>
-          </w:p>
-        </w:tc>
-        <w:tc>
-          <w:tcPr>
-            <w:tcW w:w="1474" w:type="dxa"/>
-            <w:tcMar>
-              <w:top w:w="15" w:type="dxa"/>
-              <w:left w:w="15" w:type="dxa"/>
-              <w:bottom w:w="15" w:type="dxa"/>
-              <w:right w:w="15" w:type="dxa"/>
-            </w:tcMar>
-            <w:vAlign w:val="center"/>
-            <w:hideMark/>
-          </w:tcPr>
-          <w:p>
-            <w:pPr>
-              <w:snapToGrid w:val="0"/>
-              <w:spacing w:before="0" w:after="0" w:line="240" w:lineRule="auto"/>
-              <w:jc w:val="center"/>
-              <w:rPr>
-                <w:rFonts w:ascii="Times New Roman" w:eastAsia="Times New Roman" w:hAnsi="Times New Roman" w:cs="Times New Roman"/>
-                <w:color w:val="000000"/>
-                <w:sz w:val="28"/>
-                <w:szCs w:val="28"/>
-              </w:rPr>
-            </w:pPr>
-            <w:r>
-              <w:rPr>
-                <w:rFonts w:ascii="Times New Roman" w:eastAsia="Times New Roman" w:hAnsi="Times New Roman" w:cs="Times New Roman"/>
-                <w:color w:val="000000"/>
-                <w:sz w:val="28"/>
-                <w:szCs w:val="28"/>
-              </w:rPr>
-              <w:t xml:space="preserve">34</w:t>
+              <w:t xml:space="preserve">339,5</w:t>
             </w:r>
           </w:p>
         </w:tc>
@@ -14037,7 +10757,7 @@
       <w:pPr>
         <w:keepNext/>
         <w:snapToGrid w:val="0"/>
-        <w:spacing w:line="360" w:lineRule="auto"/>
+        <w:spacing w:line="360" w:lineRule="auto" w:before="160"/>
         <w:ind w:left="0" w:right="0" w:firstLine="0"/>
         <w:jc w:val="center"/>
         <w:rPr>

--- a/report/Отчет_Филадельфов_09-535_2_сем.docx
+++ b/report/Отчет_Филадельфов_09-535_2_сем.docx
@@ -1220,7 +1220,7 @@
           <w:sz w:val="28"/>
           <w:szCs w:val="28"/>
         </w:rPr>
-        <w:t xml:space="preserve">Тема работы связана с разработкой библиотеки для работы с квантовыми гибридными нейронными сетями. В первом семестре был выполнен анализ предметной области и существующих программных инструментов. Во втором семестре работа перешла в практическую плоскость. Основное внимание было уделено классическим нейронным сетям — они служат точкой отсчёта для любого сравнения, — а также практической проверке квантовой и гибридной моделей, построенных средствами библиотеки PennyLane [15].</w:t>
+        <w:t xml:space="preserve">Тема работы связана с разработкой библиотеки для работы с квантовыми гибридными нейронными сетями. В первом семестре был выполнен анализ предметной области и существующих программных инструментов. Во втором семестре работа перешла в практическую плоскость. Основное внимание было уделено классическим нейронным сетям — они служат точкой отсчёта для любого сравнения, — а также практической проверке квантовой и гибридной моделей, построенных средствами библиотеки PennyLane [1].</w:t>
       </w:r>
     </w:p>
     <w:p>
@@ -1296,7 +1296,7 @@
           <w:sz w:val="28"/>
           <w:szCs w:val="28"/>
         </w:rPr>
-        <w:t xml:space="preserve">Многослойный перцептрон (MLP) — последовательность полносвязных слоёв [1, 2]. Слой преобразует входной вектор x в вектор h = f(Wx + b), где W — матрица весов, b — вектор смещений, f — нелинейная функция активации, применяемая поэлементно. Без нелинейности несколько слоёв сводились бы к одному линейному преобразованию. В работе рассматриваются функции ReLU, f(z) = max(0, z), — стандартная для скрытых слоёв, и гиперболический тангенс tanh, ограничивающий выход интервалом (−1, 1).</w:t>
+        <w:t xml:space="preserve">Многослойный перцептрон (MLP) — последовательность полносвязных слоёв [2, 3]. Слой преобразует входной вектор x в вектор h = f(Wx + b), где W — матрица весов, b — вектор смещений, f — нелинейная функция активации, применяемая поэлементно. Без нелинейности несколько слоёв сводились бы к одному линейному преобразованию. В работе рассматриваются функции ReLU, f(z) = max(0, z), — стандартная для скрытых слоёв, и гиперболический тангенс tanh, ограничивающий выход интервалом (−1, 1).</w:t>
       </w:r>
     </w:p>
     <w:p>
@@ -1317,7 +1317,7 @@
           <w:sz w:val="28"/>
           <w:szCs w:val="28"/>
         </w:rPr>
-        <w:t xml:space="preserve">Последний слой выдаёт по одному числу zₖ на каждый из K классов. Функция softmax переводит их в вероятности pₖ = exp(zₖ) / Σⱼ exp(zⱼ), а функцией потерь служит перекрёстная энтропия L = −ln p_y, где y — истинный класс. Обучение — минимизация средних потерь по обучающей выборке градиентным методом: параметры θ сдвигаются в направлении антиградиента, θ ← θ − η∇L, где η — скорость обучения. Градиенты по всем параметрам вычисляются методом обратного распространения ошибки, то есть последовательным применением правила дифференцирования сложной функции от выхода сети к входу [1, 2]. В PyTorch это выполняет механизм автоматического дифференцирования autograd [14].</w:t>
+        <w:t xml:space="preserve">Последний слой выдаёт по одному числу zₖ на каждый из K классов. Функция softmax переводит их в вероятности pₖ = exp(zₖ) / Σⱼ exp(zⱼ), а функцией потерь служит перекрёстная энтропия L = −ln p_y, где y — истинный класс. Обучение — минимизация средних потерь по обучающей выборке градиентным методом: параметры θ сдвигаются в направлении антиградиента, θ ← θ − η∇L, где η — скорость обучения. Градиенты по всем параметрам вычисляются методом обратного распространения ошибки, то есть последовательным применением правила дифференцирования сложной функции от выхода сети к входу [2, 3]. В PyTorch это выполняет механизм автоматического дифференцирования autograd [4].</w:t>
       </w:r>
     </w:p>
     <w:p>
@@ -1338,7 +1338,7 @@
           <w:sz w:val="28"/>
           <w:szCs w:val="28"/>
         </w:rPr>
-        <w:t xml:space="preserve">Для обновления параметров используется оптимизатор Adam [10]. Он хранит скользящие средние градиента и его квадрата и за счёт этого подбирает величину шага отдельно для каждого параметра, что делает обучение менее чувствительным к выбору скорости обучения. Градиент на каждом шаге оценивается по пакету из 32 объектов, один проход по всей обучающей выборке называется эпохой.</w:t>
+        <w:t xml:space="preserve">Для обновления параметров используется оптимизатор Adam [5]. Он хранит скользящие средние градиента и его квадрата и за счёт этого подбирает величину шага отдельно для каждого параметра, что делает обучение менее чувствительным к выбору скорости обучения. Градиент на каждом шаге оценивается по пакету из 32 объектов, один проход по всей обучающей выборке называется эпохой.</w:t>
       </w:r>
     </w:p>
     <w:p>
@@ -1359,7 +1359,7 @@
           <w:sz w:val="28"/>
           <w:szCs w:val="28"/>
         </w:rPr>
-        <w:t xml:space="preserve">Главная опасность при обучении — переобучение: модель с большим числом параметров запоминает обучающие примеры, включая шум, и хуже работает на новых данных [2, 3]. Признак переобучения — разрыв между точностью на обучающей и на тестовой выборке. Поэтому выборка делится на три части: обучающую, валидационную и тестовую. Параметры подбираются на обучающей части, валидационная используется для контроля обучения, а тестовая — только для итоговой оценки. Признаки предварительно стандартизуются, причём среднее и дисперсия вычисляются только по обучающей части [4].</w:t>
+        <w:t xml:space="preserve">Главная опасность при обучении — переобучение: модель с большим числом параметров запоминает обучающие примеры, включая шум, и хуже работает на новых данных [3, 6]. Признак переобучения — разрыв между точностью на обучающей и на тестовой выборке. Поэтому выборка делится на три части: обучающую, валидационную и тестовую. Параметры подбираются на обучающей части, валидационная используется для контроля обучения, а тестовая — только для итоговой оценки. Признаки предварительно стандартизуются, причём среднее и дисперсия вычисляются только по обучающей части [7].</w:t>
       </w:r>
     </w:p>
     <w:p>
@@ -1380,7 +1380,7 @@
           <w:sz w:val="28"/>
           <w:szCs w:val="28"/>
         </w:rPr>
-        <w:t xml:space="preserve">В работе рассматриваются два способа регуляризации. Ранняя остановка прекращает обучение, если потери на валидационной выборке не уменьшаются заданное число эпох подряд, и восстанавливает веса с наилучшей валидацией [12]. L2-регуляризация (weight decay) добавляет к функции потерь штраф λ‖θ‖², который удерживает веса вблизи нуля и делает функцию, реализуемую сетью, более гладкой [11].</w:t>
+        <w:t xml:space="preserve">В работе рассматриваются два способа регуляризации. Ранняя остановка прекращает обучение, если потери на валидационной выборке не уменьшаются заданное число эпох подряд, и восстанавливает веса с наилучшей валидацией [8]. L2-регуляризация (weight decay) добавляет к функции потерь штраф λ‖θ‖², который удерживает веса вблизи нуля и делает функцию, реализуемую сетью, более гладкой [9].</w:t>
       </w:r>
     </w:p>
     <w:p>
@@ -1401,7 +1401,7 @@
           <w:sz w:val="28"/>
           <w:szCs w:val="28"/>
         </w:rPr>
-        <w:t xml:space="preserve">Качество классификации оценивается четырьмя метриками [4, 5]. Accuracy — доля верных ответов. Precision класса — доля верных среди объектов, отнесённых моделью к этому классу, recall — доля найденных объектов класса, F1-score — их гармоническое среднее. Для многоклассовых задач precision, recall и F1 усредняются по классам с равными весами (macro-усреднение). Влияние архитектуры сети, скорости обучения, функции активации и регуляризации на эти метрики [3, 6] исследуется в разделах 4.1–4.3.</w:t>
+        <w:t xml:space="preserve">Качество классификации оценивается четырьмя метриками [7, 10]. Accuracy — доля верных ответов. Precision класса — доля верных среди объектов, отнесённых моделью к этому классу, recall — доля найденных объектов класса, F1-score — их гармоническое среднее. Для многоклассовых задач precision, recall и F1 усредняются по классам с равными весами (macro-усреднение). Влияние архитектуры сети, скорости обучения, функции активации и регуляризации на эти метрики [6, 11] исследуется в разделах 4.1–4.3.</w:t>
       </w:r>
     </w:p>
     <w:p>
@@ -1456,7 +1456,7 @@
           <w:sz w:val="28"/>
           <w:szCs w:val="28"/>
         </w:rPr>
-        <w:t xml:space="preserve">Состояние кубита описывается двумя амплитудами: |ψ⟩ = α|0⟩ + β|1⟩, |α|² + |β|² = 1; при измерении он даёт 0 с вероятностью |α|² и 1 с вероятностью |β|² [8, 9]. Выходом квантовой схемы служит среднее значение ⟨Z⟩ = P(0) − P(1) для каждого кубита. Схема состоит из вращений кубитов на заданные углы и вентилей CNOT, связывающих кубиты между собой. Если часть углов задаётся входными данными, а часть обучается, схема становится обучаемой функцией [16]. Современные квантовые устройства невелики и зашумлены [18], а моделирование схем на обычном компьютере требует ресурсов, экспоненциально растущих с числом кубитов.</w:t>
+        <w:t xml:space="preserve">Состояние кубита описывается двумя амплитудами: |ψ⟩ = α|0⟩ + β|1⟩, |α|² + |β|² = 1; при измерении он даёт 0 с вероятностью |α|² и 1 с вероятностью |β|² [12, 13]. Выходом квантовой схемы служит среднее значение ⟨Z⟩ = P(0) − P(1) для каждого кубита. Схема состоит из вращений кубитов на заданные углы и вентилей CNOT, связывающих кубиты между собой. Если часть углов задаётся входными данными, а часть обучается, схема становится обучаемой функцией [14]. Современные квантовые устройства невелики и зашумлены [15], а моделирование схем на обычном компьютере требует ресурсов, экспоненциально растущих с числом кубитов.</w:t>
       </w:r>
     </w:p>
     <w:p>
@@ -1477,7 +1477,7 @@
           <w:sz w:val="28"/>
           <w:szCs w:val="28"/>
         </w:rPr>
-        <w:t xml:space="preserve">В PennyLane [15] используются стандартные шаблоны: AngleEmbedding кодирует признаки в углы вращений, по одному на кубит; StronglyEntanglingLayers — обучаемый слой вращений и вентилей CNOT; обёртка qml.qnn.TorchLayer превращает схему в модуль PyTorch. На их основе построены две модели с четырьмя кубитами и двумя слоями. Квантовая сеть (Quantum QNN) подаёт признаки в схему напрямую, а четыре значения ⟨Z⟩ линейно отображает в классы. Гибридная модель (Hybrid QNN, рисунок 1) содержит классический энкодер — линейный слой и функцию (π/2)·tanh, переводящие признаки в четыре угла, — ту же схему и выходной слой [17].</w:t>
+        <w:t xml:space="preserve">В PennyLane [1] используются стандартные шаблоны: AngleEmbedding кодирует признаки в углы вращений, по одному на кубит; StronglyEntanglingLayers — обучаемый слой вращений и вентилей CNOT; обёртка qml.qnn.TorchLayer превращает схему в модуль PyTorch. На их основе построены две модели с четырьмя кубитами и двумя слоями. Квантовая сеть (Quantum QNN) подаёт признаки в схему напрямую, а четыре значения ⟨Z⟩ линейно отображает в классы. Гибридная модель (Hybrid QNN, рисунок 1) содержит классический энкодер — линейный слой и функцию (π/2)·tanh, переводящие признаки в четыре угла, — ту же схему и выходной слой [16].</w:t>
       </w:r>
     </w:p>
     <w:p>
@@ -1604,7 +1604,7 @@
           <w:sz w:val="28"/>
           <w:szCs w:val="28"/>
         </w:rPr>
-        <w:t xml:space="preserve">Программа написана на Python с использованием PyTorch [14], PennyLane [15] и Scikit-Learn [13]. Этапы работы вынесены в отдельные модули (таблица 1), общая схема показана на рисунке 2. Все модели обучаются одной и той же процедурой, поэтому различия в результатах связаны с моделью, а не с условиями запуска.</w:t>
+        <w:t xml:space="preserve">Программа написана на Python с использованием PyTorch [4], PennyLane [1] и Scikit-Learn [17]. Этапы работы вынесены в отдельные модули (таблица 1), общая схема показана на рисунке 2. Все модели обучаются одной и той же процедурой, поэтому различия в результатах связаны с моделью, а не с условиями запуска.</w:t>
       </w:r>
     </w:p>
     <w:p>
@@ -2051,7 +2051,7 @@
           <w:sz w:val="28"/>
           <w:szCs w:val="28"/>
         </w:rPr>
-        <w:t xml:space="preserve">Эксперименты проводились на пяти табличных наборах данных (таблица 2). Iris, Wine и Breast Cancer встроены в Scikit-Learn [13]; Moons и Circles — синтетические двумерные задачи, для которых нужна нелинейная граница между классами.</w:t>
+        <w:t xml:space="preserve">Эксперименты проводились на пяти табличных наборах данных (таблица 2). Iris, Wine и Breast Cancer встроены в Scikit-Learn [17]; Moons и Circles — синтетические двумерные задачи, для которых нужна нелинейная граница между классами.</w:t>
       </w:r>
     </w:p>
     <w:p>
@@ -3019,7 +3019,7 @@
           <w:sz w:val="28"/>
           <w:szCs w:val="28"/>
         </w:rPr>
-        <w:t xml:space="preserve">Первый вариант эксперимента, выполненный в середине семестра, содержал по одному запуску каждой модели с фиксированным числом эпох, и его результаты оказались неустойчивыми: смена случайного разбиения меняла порядок моделей. Поэтому каждая конфигурация запускалась с десятью значениями seed (0–9), который задаёт и разбиение данных, и начальные веса, а модели сравнивались на одинаковых seed парным критерием Уилкоксона на уровне значимости 0,05 [7]. Проведено четыре серии экспериментов (таблица 3); запуски выполнялись параллельно в 11 процессах на ноутбуке с процессором Intel Core i7-9750H.</w:t>
+        <w:t xml:space="preserve">Первый вариант эксперимента, выполненный в середине семестра, содержал по одному запуску каждой модели с фиксированным числом эпох, и его результаты оказались неустойчивыми: смена случайного разбиения меняла порядок моделей. Поэтому каждая конфигурация запускалась с десятью значениями seed (0–9), который задаёт и разбиение данных, и начальные веса, а модели сравнивались на одинаковых seed парным критерием Уилкоксона на уровне значимости 0,05 [18]. Проведено четыре серии экспериментов (таблица 3); запуски выполнялись параллельно в 11 процессах на ноутбуке с процессором Intel Core i7-9750H.</w:t>
       </w:r>
     </w:p>
     <w:p>
@@ -11760,7 +11760,7 @@
           <w:sz w:val="28"/>
           <w:szCs w:val="28"/>
         </w:rPr>
-        <w:t xml:space="preserve">Хайкин, С. Нейронные сети: полный курс / С. Хайкин ; пер. с англ. — 2-е изд. — Москва : Вильямс, 2006. — 1104 с.</w:t>
+        <w:t xml:space="preserve">Bergholm, V. PennyLane: Automatic differentiation of hybrid quantum-classical computations [Электронный ресурс] / V. Bergholm [et al.]. — URL: https://arxiv.org/abs/1811.04968 (дата обращения: 28.09.2026).</w:t>
       </w:r>
     </w:p>
     <w:p>
@@ -11785,7 +11785,7 @@
           <w:sz w:val="28"/>
           <w:szCs w:val="28"/>
         </w:rPr>
-        <w:t xml:space="preserve">Гудфеллоу, Я. Глубокое обучение / Я. Гудфеллоу, И. Бенджио, А. Курвилль ; пер. с англ. — Москва : ДМК Пресс, 2018. — 652 с.</w:t>
+        <w:t xml:space="preserve">Хайкин, С. Нейронные сети: полный курс / С. Хайкин ; пер. с англ. — 2-е изд. — Москва : Вильямс, 2006. — 1104 с.</w:t>
       </w:r>
     </w:p>
     <w:p>
@@ -11810,7 +11810,7 @@
           <w:sz w:val="28"/>
           <w:szCs w:val="28"/>
         </w:rPr>
-        <w:t xml:space="preserve">Николенко, С. Глубокое обучение. Погружение в мир нейронных сетей / С. Николенко, А. Кадурин, Е. Архангельская. — Санкт-Петербург : Питер, 2018. — 480 с.</w:t>
+        <w:t xml:space="preserve">Гудфеллоу, Я. Глубокое обучение / Я. Гудфеллоу, И. Бенджио, А. Курвилль ; пер. с англ. — Москва : ДМК Пресс, 2018. — 652 с.</w:t>
       </w:r>
     </w:p>
     <w:p>
@@ -11835,7 +11835,7 @@
           <w:sz w:val="28"/>
           <w:szCs w:val="28"/>
         </w:rPr>
-        <w:t xml:space="preserve">Жерон, О. Прикладное машинное обучение с помощью Scikit-Learn и TensorFlow / О. Жерон ; пер. с англ. — Санкт-Петербург : Альфа-книга, 2018. — 688 с.</w:t>
+        <w:t xml:space="preserve">Paszke, A. PyTorch: An imperative style, high-performance deep learning library / A. Paszke [et al.] // Advances in Neural Information Processing Systems. — 2019. — Vol. 32.</w:t>
       </w:r>
     </w:p>
     <w:p>
@@ -11860,7 +11860,7 @@
           <w:sz w:val="28"/>
           <w:szCs w:val="28"/>
         </w:rPr>
-        <w:t xml:space="preserve">Рашка, С. Python и машинное обучение / С. Рашка ; пер. с англ. — Москва : ДМК Пресс, 2017. — 418 с.</w:t>
+        <w:t xml:space="preserve">Kingma, D. P. Adam: A method for stochastic optimization / D. P. Kingma, J. Ba // 3rd International Conference on Learning Representations (ICLR). — 2015. — URL: https://arxiv.org/abs/1412.6980 (дата обращения: 28.09.2026).</w:t>
       </w:r>
     </w:p>
     <w:p>
@@ -11885,7 +11885,7 @@
           <w:sz w:val="28"/>
           <w:szCs w:val="28"/>
         </w:rPr>
-        <w:t xml:space="preserve">Шолле, Ф. Глубокое обучение на Python / Ф. Шолле ; пер. с англ. — Санкт-Петербург : Питер, 2018. — 400 с.</w:t>
+        <w:t xml:space="preserve">Николенко, С. Глубокое обучение. Погружение в мир нейронных сетей / С. Николенко, А. Кадурин, Е. Архангельская. — Санкт-Петербург : Питер, 2018. — 480 с.</w:t>
       </w:r>
     </w:p>
     <w:p>
@@ -11910,7 +11910,7 @@
           <w:sz w:val="28"/>
           <w:szCs w:val="28"/>
         </w:rPr>
-        <w:t xml:space="preserve">Кобзарь, А. И. Прикладная математическая статистика. Для инженеров и научных работников / А. И. Кобзарь. — Москва : Физматлит, 2006. — 816 с.</w:t>
+        <w:t xml:space="preserve">Жерон, О. Прикладное машинное обучение с помощью Scikit-Learn и TensorFlow / О. Жерон ; пер. с англ. — Санкт-Петербург : Альфа-книга, 2018. — 688 с.</w:t>
       </w:r>
     </w:p>
     <w:p>
@@ -11935,7 +11935,7 @@
           <w:sz w:val="28"/>
           <w:szCs w:val="28"/>
         </w:rPr>
-        <w:t xml:space="preserve">Нильсен, М. А. Квантовые вычисления и квантовая информация / М. А. Нильсен, И. Л. Чанг ; пер. с англ. — Москва : Мир, 2006. — 824 с.</w:t>
+        <w:t xml:space="preserve">Prechelt, L. Early stopping — but when? / L. Prechelt // Neural Networks: Tricks of the Trade. — Berlin : Springer, 1998. — P. 55–69.</w:t>
       </w:r>
     </w:p>
     <w:p>
@@ -11960,7 +11960,7 @@
           <w:sz w:val="28"/>
           <w:szCs w:val="28"/>
         </w:rPr>
-        <w:t xml:space="preserve">Прескилл, Дж. Квантовая информация и квантовые вычисления. Т. 1 / Дж. Прескилл ; пер. с англ. — Москва ; Ижевск : НИЦ «Регулярная и хаотическая динамика», 2008. — 464 с.</w:t>
+        <w:t xml:space="preserve">Krogh, A. A simple weight decay can improve generalization / A. Krogh, J. A. Hertz // Advances in Neural Information Processing Systems. — 1992. — Vol. 4. — P. 950–957.</w:t>
       </w:r>
     </w:p>
     <w:p>
@@ -11985,7 +11985,7 @@
           <w:sz w:val="28"/>
           <w:szCs w:val="28"/>
         </w:rPr>
-        <w:t xml:space="preserve">Kingma, D. P. Adam: A method for stochastic optimization / D. P. Kingma, J. Ba // 3rd International Conference on Learning Representations (ICLR). — 2015. — URL: https://arxiv.org/abs/1412.6980 (дата обращения: 28.09.2026).</w:t>
+        <w:t xml:space="preserve">Рашка, С. Python и машинное обучение / С. Рашка ; пер. с англ. — Москва : ДМК Пресс, 2017. — 418 с.</w:t>
       </w:r>
     </w:p>
     <w:p>
@@ -12010,7 +12010,7 @@
           <w:sz w:val="28"/>
           <w:szCs w:val="28"/>
         </w:rPr>
-        <w:t xml:space="preserve">Krogh, A. A simple weight decay can improve generalization / A. Krogh, J. A. Hertz // Advances in Neural Information Processing Systems. — 1992. — Vol. 4. — P. 950–957.</w:t>
+        <w:t xml:space="preserve">Шолле, Ф. Глубокое обучение на Python / Ф. Шолле ; пер. с англ. — Санкт-Петербург : Питер, 2018. — 400 с.</w:t>
       </w:r>
     </w:p>
     <w:p>
@@ -12035,7 +12035,7 @@
           <w:sz w:val="28"/>
           <w:szCs w:val="28"/>
         </w:rPr>
-        <w:t xml:space="preserve">Prechelt, L. Early stopping — but when? / L. Prechelt // Neural Networks: Tricks of the Trade. — Berlin : Springer, 1998. — P. 55–69.</w:t>
+        <w:t xml:space="preserve">Нильсен, М. А. Квантовые вычисления и квантовая информация / М. А. Нильсен, И. Л. Чанг ; пер. с англ. — Москва : Мир, 2006. — 824 с.</w:t>
       </w:r>
     </w:p>
     <w:p>
@@ -12060,7 +12060,7 @@
           <w:sz w:val="28"/>
           <w:szCs w:val="28"/>
         </w:rPr>
-        <w:t xml:space="preserve">Pedregosa, F. Scikit-learn: Machine learning in Python / F. Pedregosa [et al.] // Journal of Machine Learning Research. — 2011. — Vol. 12. — P. 2825–2830.</w:t>
+        <w:t xml:space="preserve">Прескилл, Дж. Квантовая информация и квантовые вычисления. Т. 1 / Дж. Прескилл ; пер. с англ. — Москва ; Ижевск : НИЦ «Регулярная и хаотическая динамика», 2008. — 464 с.</w:t>
       </w:r>
     </w:p>
     <w:p>
@@ -12085,7 +12085,7 @@
           <w:sz w:val="28"/>
           <w:szCs w:val="28"/>
         </w:rPr>
-        <w:t xml:space="preserve">Paszke, A. PyTorch: An imperative style, high-performance deep learning library / A. Paszke [et al.] // Advances in Neural Information Processing Systems. — 2019. — Vol. 32.</w:t>
+        <w:t xml:space="preserve">Schuld, M. Circuit-centric quantum classifiers / M. Schuld, A. Bocharov, K. M. Svore, N. Wiebe // Physical Review A. — 2020. — Vol. 101. — Art. 032308.</w:t>
       </w:r>
     </w:p>
     <w:p>
@@ -12110,7 +12110,7 @@
           <w:sz w:val="28"/>
           <w:szCs w:val="28"/>
         </w:rPr>
-        <w:t xml:space="preserve">Bergholm, V. PennyLane: Automatic differentiation of hybrid quantum-classical computations [Электронный ресурс] / V. Bergholm [et al.]. — URL: https://arxiv.org/abs/1811.04968 (дата обращения: 28.09.2026).</w:t>
+        <w:t xml:space="preserve">Preskill, J. Quantum computing in the NISQ era and beyond / J. Preskill // Quantum. — 2018. — Vol. 2. — Art. 79.</w:t>
       </w:r>
     </w:p>
     <w:p>
@@ -12135,7 +12135,7 @@
           <w:sz w:val="28"/>
           <w:szCs w:val="28"/>
         </w:rPr>
-        <w:t xml:space="preserve">Schuld, M. Circuit-centric quantum classifiers / M. Schuld, A. Bocharov, K. M. Svore, N. Wiebe // Physical Review A. — 2020. — Vol. 101. — Art. 032308.</w:t>
+        <w:t xml:space="preserve">Mari, A. Transfer learning in hybrid classical-quantum neural networks / A. Mari, T. R. Bromley, J. Izaac [et al.] // Quantum. — 2020. — Vol. 4. — Art. 340.</w:t>
       </w:r>
     </w:p>
     <w:p>
@@ -12160,7 +12160,7 @@
           <w:sz w:val="28"/>
           <w:szCs w:val="28"/>
         </w:rPr>
-        <w:t xml:space="preserve">Mari, A. Transfer learning in hybrid classical-quantum neural networks / A. Mari, T. R. Bromley, J. Izaac [et al.] // Quantum. — 2020. — Vol. 4. — Art. 340.</w:t>
+        <w:t xml:space="preserve">Pedregosa, F. Scikit-learn: Machine learning in Python / F. Pedregosa [et al.] // Journal of Machine Learning Research. — 2011. — Vol. 12. — P. 2825–2830.</w:t>
       </w:r>
     </w:p>
     <w:p>
@@ -12185,7 +12185,7 @@
           <w:sz w:val="28"/>
           <w:szCs w:val="28"/>
         </w:rPr>
-        <w:t xml:space="preserve">Preskill, J. Quantum computing in the NISQ era and beyond / J. Preskill // Quantum. — 2018. — Vol. 2. — Art. 79.</w:t>
+        <w:t xml:space="preserve">Кобзарь, А. И. Прикладная математическая статистика. Для инженеров и научных работников / А. И. Кобзарь. — Москва : Физматлит, 2006. — 816 с.</w:t>
       </w:r>
     </w:p>
     <w:p>

--- a/report/Отчет_Филадельфов_09-535_2_сем.docx
+++ b/report/Отчет_Филадельфов_09-535_2_сем.docx
@@ -819,6 +819,7 @@
             <w:tabs>
               <w:tab w:val="right" w:leader="dot" w:pos="9347"/>
             </w:tabs>
+            <w:ind w:left="0" w:firstLine="0"/>
             <w:jc w:val="both"/>
             <w:rPr>
               <w:rFonts w:ascii="Times New Roman" w:eastAsiaTheme="minorEastAsia" w:hAnsi="Times New Roman" w:cs="Times New Roman"/>
@@ -895,6 +896,7 @@
             <w:tabs>
               <w:tab w:val="right" w:leader="dot" w:pos="9347"/>
             </w:tabs>
+            <w:ind w:left="0" w:firstLine="0"/>
             <w:jc w:val="both"/>
             <w:rPr>
               <w:rFonts w:ascii="Times New Roman" w:eastAsiaTheme="minorEastAsia" w:hAnsi="Times New Roman" w:cs="Times New Roman"/>
@@ -971,6 +973,7 @@
             <w:tabs>
               <w:tab w:val="right" w:leader="dot" w:pos="9347"/>
             </w:tabs>
+            <w:ind w:left="0" w:firstLine="0"/>
             <w:jc w:val="both"/>
             <w:rPr>
               <w:rFonts w:ascii="Times New Roman" w:eastAsiaTheme="minorEastAsia" w:hAnsi="Times New Roman" w:cs="Times New Roman"/>
@@ -1047,6 +1050,7 @@
             <w:tabs>
               <w:tab w:val="right" w:leader="dot" w:pos="9347"/>
             </w:tabs>
+            <w:ind w:left="0" w:firstLine="0"/>
             <w:jc w:val="both"/>
             <w:rPr>
               <w:rFonts w:ascii="Times New Roman" w:eastAsiaTheme="minorEastAsia" w:hAnsi="Times New Roman" w:cs="Times New Roman"/>
@@ -1119,10 +1123,11 @@
         </w:p>
         <w:p>
           <w:pPr>
-            <w:pStyle w:val="32"/>
+            <w:pStyle w:val="24"/>
             <w:tabs>
               <w:tab w:val="right" w:leader="dot" w:pos="9347"/>
             </w:tabs>
+            <w:ind w:left="0" w:firstLine="0"/>
             <w:jc w:val="both"/>
             <w:rPr>
               <w:rFonts w:ascii="Times New Roman" w:eastAsiaTheme="minorEastAsia" w:hAnsi="Times New Roman" w:cs="Times New Roman"/>
@@ -1195,10 +1200,11 @@
         </w:p>
         <w:p>
           <w:pPr>
-            <w:pStyle w:val="32"/>
+            <w:pStyle w:val="24"/>
             <w:tabs>
               <w:tab w:val="right" w:leader="dot" w:pos="9347"/>
             </w:tabs>
+            <w:ind w:left="0" w:firstLine="0"/>
             <w:jc w:val="both"/>
             <w:rPr>
               <w:rFonts w:ascii="Times New Roman" w:eastAsiaTheme="minorEastAsia" w:hAnsi="Times New Roman" w:cs="Times New Roman"/>
@@ -1271,10 +1277,11 @@
         </w:p>
         <w:p>
           <w:pPr>
-            <w:pStyle w:val="32"/>
+            <w:pStyle w:val="24"/>
             <w:tabs>
               <w:tab w:val="right" w:leader="dot" w:pos="9347"/>
             </w:tabs>
+            <w:ind w:left="0" w:firstLine="0"/>
             <w:jc w:val="both"/>
             <w:rPr>
               <w:rFonts w:ascii="Times New Roman" w:eastAsiaTheme="minorEastAsia" w:hAnsi="Times New Roman" w:cs="Times New Roman"/>
@@ -1347,10 +1354,11 @@
         </w:p>
         <w:p>
           <w:pPr>
-            <w:pStyle w:val="32"/>
+            <w:pStyle w:val="24"/>
             <w:tabs>
               <w:tab w:val="right" w:leader="dot" w:pos="9347"/>
             </w:tabs>
+            <w:ind w:left="0" w:firstLine="0"/>
             <w:jc w:val="both"/>
             <w:rPr>
               <w:rFonts w:ascii="Times New Roman" w:eastAsiaTheme="minorEastAsia" w:hAnsi="Times New Roman" w:cs="Times New Roman"/>
@@ -1884,7 +1892,304 @@
           <w:sz w:val="28"/>
           <w:szCs w:val="28"/>
         </w:rPr>
-        <w:t xml:space="preserve">Многослойный перцептрон (MLP) — последовательность полносвязных слоёв [2, 3]. Слой преобразует входной вектор x в вектор h = f(Wx + b), где W — матрица весов, b — вектор смещений, f — нелинейная функция активации, применяемая поэлементно. Без нелинейности несколько слоёв сводились бы к одному линейному преобразованию. В работе рассматриваются функции ReLU, f(z) = max(0, z), — стандартная для скрытых слоёв, и гиперболический тангенс tanh, ограничивающий выход интервалом (−1, 1).</w:t>
+        <w:t xml:space="preserve">Многослойный перцептрон (MLP) — последовательность полносвязных слоёв [2, 3]. Каждый слой преобразует входной вектор </w:t>
+      </w:r>
+      <m:oMath>
+        <m:box>
+          <m:e>
+            <m:r>
+              <m:rPr>
+                <m:sty m:val="i"/>
+              </m:rPr>
+              <w:rPr>
+                <w:rFonts w:ascii="Cambria Math" w:hAnsi="Cambria Math"/>
+                <w:sz w:val="28"/>
+                <w:szCs w:val="28"/>
+              </w:rPr>
+              <m:t>x</m:t>
+            </m:r>
+          </m:e>
+        </m:box>
+      </m:oMath>
+      <w:r>
+        <w:rPr>
+          <w:rFonts w:ascii="Times New Roman" w:hAnsi="Times New Roman" w:cs="Times New Roman"/>
+          <w:sz w:val="28"/>
+          <w:szCs w:val="28"/>
+        </w:rPr>
+        <w:t xml:space="preserve"> в выходной вектор </w:t>
+      </w:r>
+      <m:oMath>
+        <m:box>
+          <m:e>
+            <m:r>
+              <m:rPr>
+                <m:sty m:val="i"/>
+              </m:rPr>
+              <w:rPr>
+                <w:rFonts w:ascii="Cambria Math" w:hAnsi="Cambria Math"/>
+                <w:sz w:val="28"/>
+                <w:szCs w:val="28"/>
+              </w:rPr>
+              <m:t>h</m:t>
+            </m:r>
+          </m:e>
+        </m:box>
+      </m:oMath>
+      <w:r>
+        <w:rPr>
+          <w:rFonts w:ascii="Times New Roman" w:hAnsi="Times New Roman" w:cs="Times New Roman"/>
+          <w:sz w:val="28"/>
+          <w:szCs w:val="28"/>
+        </w:rPr>
+        <w:t xml:space="preserve"> по формуле</w:t>
+      </w:r>
+    </w:p>
+    <w:p>
+      <w:pPr>
+        <w:snapToGrid w:val="0"/>
+        <w:tabs>
+          <w:tab w:val="center" w:pos="4677"/>
+          <w:tab w:val="right" w:pos="9354"/>
+        </w:tabs>
+        <w:spacing w:before="60" w:after="60" w:line="240" w:lineRule="auto"/>
+        <w:ind w:left="0" w:right="0" w:firstLine="0"/>
+        <w:jc w:val="left"/>
+        <w:rPr>
+          <w:rFonts w:ascii="Times New Roman" w:hAnsi="Times New Roman" w:cs="Times New Roman"/>
+          <w:sz w:val="28"/>
+          <w:szCs w:val="28"/>
+        </w:rPr>
+      </w:pPr>
+      <w:r>
+        <w:rPr>
+          <w:rFonts w:ascii="Times New Roman" w:hAnsi="Times New Roman" w:cs="Times New Roman"/>
+          <w:sz w:val="28"/>
+          <w:szCs w:val="28"/>
+        </w:rPr>
+        <w:tab/>
+      </w:r>
+      <m:oMath>
+        <m:box>
+          <m:e>
+            <m:r>
+              <m:rPr>
+                <m:sty m:val="i"/>
+              </m:rPr>
+              <w:rPr>
+                <w:rFonts w:ascii="Cambria Math" w:hAnsi="Cambria Math"/>
+                <w:sz w:val="28"/>
+                <w:szCs w:val="28"/>
+              </w:rPr>
+              <m:t>h</m:t>
+            </m:r>
+            <m:r>
+              <m:rPr>
+                <m:sty m:val="p"/>
+              </m:rPr>
+              <w:rPr>
+                <w:rFonts w:ascii="Cambria Math" w:hAnsi="Cambria Math"/>
+                <w:sz w:val="28"/>
+                <w:szCs w:val="28"/>
+              </w:rPr>
+              <m:t>=</m:t>
+            </m:r>
+            <m:r>
+              <m:rPr>
+                <m:sty m:val="i"/>
+              </m:rPr>
+              <w:rPr>
+                <w:rFonts w:ascii="Cambria Math" w:hAnsi="Cambria Math"/>
+                <w:sz w:val="28"/>
+                <w:szCs w:val="28"/>
+              </w:rPr>
+              <m:t>f</m:t>
+            </m:r>
+            <m:box>
+              <m:e>
+                <m:d>
+                  <m:dPr>
+                    <m:begChr m:val="("/>
+                    <m:endChr m:val=")"/>
+                  </m:dPr>
+                  <m:e>
+                    <m:box>
+                      <m:e>
+                        <m:r>
+                          <m:rPr>
+                            <m:sty m:val="i"/>
+                          </m:rPr>
+                          <w:rPr>
+                            <w:rFonts w:ascii="Cambria Math" w:hAnsi="Cambria Math"/>
+                            <w:sz w:val="28"/>
+                            <w:szCs w:val="28"/>
+                          </w:rPr>
+                          <m:t>W</m:t>
+                        </m:r>
+                        <m:r>
+                          <m:rPr>
+                            <m:sty m:val="i"/>
+                          </m:rPr>
+                          <w:rPr>
+                            <w:rFonts w:ascii="Cambria Math" w:hAnsi="Cambria Math"/>
+                            <w:sz w:val="28"/>
+                            <w:szCs w:val="28"/>
+                          </w:rPr>
+                          <m:t>x</m:t>
+                        </m:r>
+                        <m:r>
+                          <m:rPr>
+                            <m:sty m:val="p"/>
+                          </m:rPr>
+                          <w:rPr>
+                            <w:rFonts w:ascii="Cambria Math" w:hAnsi="Cambria Math"/>
+                            <w:sz w:val="28"/>
+                            <w:szCs w:val="28"/>
+                          </w:rPr>
+                          <m:t>+</m:t>
+                        </m:r>
+                        <m:r>
+                          <m:rPr>
+                            <m:sty m:val="i"/>
+                          </m:rPr>
+                          <w:rPr>
+                            <w:rFonts w:ascii="Cambria Math" w:hAnsi="Cambria Math"/>
+                            <w:sz w:val="28"/>
+                            <w:szCs w:val="28"/>
+                          </w:rPr>
+                          <m:t>b</m:t>
+                        </m:r>
+                      </m:e>
+                    </m:box>
+                  </m:e>
+                </m:d>
+              </m:e>
+            </m:box>
+            <m:r>
+              <m:rPr>
+                <m:sty m:val="p"/>
+              </m:rPr>
+              <w:rPr>
+                <w:rFonts w:ascii="Cambria Math" w:hAnsi="Cambria Math"/>
+                <w:sz w:val="28"/>
+                <w:szCs w:val="28"/>
+              </w:rPr>
+              <m:t>,</m:t>
+            </m:r>
+          </m:e>
+        </m:box>
+      </m:oMath>
+      <w:r>
+        <w:rPr>
+          <w:rFonts w:ascii="Times New Roman" w:hAnsi="Times New Roman" w:cs="Times New Roman"/>
+          <w:sz w:val="28"/>
+          <w:szCs w:val="28"/>
+        </w:rPr>
+        <w:tab/>
+      </w:r>
+      <w:r>
+        <w:rPr>
+          <w:rFonts w:ascii="Times New Roman" w:hAnsi="Times New Roman" w:cs="Times New Roman"/>
+          <w:sz w:val="28"/>
+          <w:szCs w:val="28"/>
+        </w:rPr>
+        <w:t>(1)</w:t>
+      </w:r>
+    </w:p>
+    <w:p>
+      <w:pPr>
+        <w:snapToGrid w:val="0"/>
+        <w:spacing w:line="360" w:lineRule="auto"/>
+        <w:jc w:val="both"/>
+        <w:ind w:left="0" w:firstLine="0"/>
+        <w:rPr>
+          <w:rFonts w:ascii="Times New Roman" w:hAnsi="Times New Roman" w:cs="Times New Roman"/>
+          <w:sz w:val="28"/>
+          <w:szCs w:val="28"/>
+        </w:rPr>
+      </w:pPr>
+      <w:r>
+        <w:rPr>
+          <w:rFonts w:ascii="Times New Roman" w:hAnsi="Times New Roman" w:cs="Times New Roman"/>
+          <w:sz w:val="28"/>
+          <w:szCs w:val="28"/>
+        </w:rPr>
+        <w:t xml:space="preserve">где </w:t>
+      </w:r>
+      <m:oMath>
+        <m:box>
+          <m:e>
+            <m:r>
+              <m:rPr>
+                <m:sty m:val="i"/>
+              </m:rPr>
+              <w:rPr>
+                <w:rFonts w:ascii="Cambria Math" w:hAnsi="Cambria Math"/>
+                <w:sz w:val="28"/>
+                <w:szCs w:val="28"/>
+              </w:rPr>
+              <m:t>W</m:t>
+            </m:r>
+          </m:e>
+        </m:box>
+      </m:oMath>
+      <w:r>
+        <w:rPr>
+          <w:rFonts w:ascii="Times New Roman" w:hAnsi="Times New Roman" w:cs="Times New Roman"/>
+          <w:sz w:val="28"/>
+          <w:szCs w:val="28"/>
+        </w:rPr>
+        <w:t xml:space="preserve"> — матрица весов; </w:t>
+      </w:r>
+      <m:oMath>
+        <m:box>
+          <m:e>
+            <m:r>
+              <m:rPr>
+                <m:sty m:val="i"/>
+              </m:rPr>
+              <w:rPr>
+                <w:rFonts w:ascii="Cambria Math" w:hAnsi="Cambria Math"/>
+                <w:sz w:val="28"/>
+                <w:szCs w:val="28"/>
+              </w:rPr>
+              <m:t>b</m:t>
+            </m:r>
+          </m:e>
+        </m:box>
+      </m:oMath>
+      <w:r>
+        <w:rPr>
+          <w:rFonts w:ascii="Times New Roman" w:hAnsi="Times New Roman" w:cs="Times New Roman"/>
+          <w:sz w:val="28"/>
+          <w:szCs w:val="28"/>
+        </w:rPr>
+        <w:t xml:space="preserve"> — вектор смещений; </w:t>
+      </w:r>
+      <m:oMath>
+        <m:box>
+          <m:e>
+            <m:r>
+              <m:rPr>
+                <m:sty m:val="i"/>
+              </m:rPr>
+              <w:rPr>
+                <w:rFonts w:ascii="Cambria Math" w:hAnsi="Cambria Math"/>
+                <w:sz w:val="28"/>
+                <w:szCs w:val="28"/>
+              </w:rPr>
+              <m:t>f</m:t>
+            </m:r>
+          </m:e>
+        </m:box>
+      </m:oMath>
+      <w:r>
+        <w:rPr>
+          <w:rFonts w:ascii="Times New Roman" w:hAnsi="Times New Roman" w:cs="Times New Roman"/>
+          <w:sz w:val="28"/>
+          <w:szCs w:val="28"/>
+        </w:rPr>
+        <w:t xml:space="preserve"> — нелинейная функция активации, применяемая поэлементно.</w:t>
       </w:r>
     </w:p>
     <w:p>
@@ -1905,7 +2210,266 @@
           <w:sz w:val="28"/>
           <w:szCs w:val="28"/>
         </w:rPr>
-        <w:t xml:space="preserve">Последний слой выдаёт по одному числу zₖ на каждый из K классов. Функция softmax переводит их в вероятности pₖ = exp(zₖ) / Σⱼ exp(zⱼ), а функцией потерь служит перекрёстная энтропия L = −ln p_y, где y — истинный класс. Обучение — минимизация средних потерь по обучающей выборке градиентным методом: параметры θ сдвигаются в направлении антиградиента, θ ← θ − η∇L, где η — скорость обучения. Градиенты по всем параметрам вычисляются методом обратного распространения ошибки, то есть последовательным применением правила дифференцирования сложной функции от выхода сети к входу [2, 3]. В PyTorch это выполняет механизм автоматического дифференцирования autograd [4].</w:t>
+        <w:t xml:space="preserve">Без нелинейности несколько слоёв сводились бы к одному линейному преобразованию. В работе рассматриваются функция ReLU </w:t>
+      </w:r>
+      <m:oMath>
+        <m:box>
+          <m:e>
+            <m:r>
+              <m:rPr>
+                <m:sty m:val="i"/>
+              </m:rPr>
+              <w:rPr>
+                <w:rFonts w:ascii="Cambria Math" w:hAnsi="Cambria Math"/>
+                <w:sz w:val="28"/>
+                <w:szCs w:val="28"/>
+              </w:rPr>
+              <m:t>f</m:t>
+            </m:r>
+            <m:r>
+              <m:rPr>
+                <m:sty m:val="p"/>
+              </m:rPr>
+              <w:rPr>
+                <w:rFonts w:ascii="Cambria Math" w:hAnsi="Cambria Math"/>
+                <w:sz w:val="28"/>
+                <w:szCs w:val="28"/>
+              </w:rPr>
+              <m:t>(</m:t>
+            </m:r>
+            <m:r>
+              <m:rPr>
+                <m:sty m:val="i"/>
+              </m:rPr>
+              <w:rPr>
+                <w:rFonts w:ascii="Cambria Math" w:hAnsi="Cambria Math"/>
+                <w:sz w:val="28"/>
+                <w:szCs w:val="28"/>
+              </w:rPr>
+              <m:t>z</m:t>
+            </m:r>
+            <m:r>
+              <m:rPr>
+                <m:sty m:val="p"/>
+              </m:rPr>
+              <w:rPr>
+                <w:rFonts w:ascii="Cambria Math" w:hAnsi="Cambria Math"/>
+                <w:sz w:val="28"/>
+                <w:szCs w:val="28"/>
+              </w:rPr>
+              <m:t>)</m:t>
+            </m:r>
+            <m:r>
+              <m:rPr>
+                <m:sty m:val="p"/>
+              </m:rPr>
+              <w:rPr>
+                <w:rFonts w:ascii="Cambria Math" w:hAnsi="Cambria Math"/>
+                <w:sz w:val="28"/>
+                <w:szCs w:val="28"/>
+              </w:rPr>
+              <m:t>=</m:t>
+            </m:r>
+            <m:r>
+              <m:rPr>
+                <m:nor/>
+              </m:rPr>
+              <w:rPr>
+                <w:rFonts w:ascii="Cambria Math" w:hAnsi="Cambria Math"/>
+                <w:sz w:val="28"/>
+                <w:szCs w:val="28"/>
+              </w:rPr>
+              <m:t>max</m:t>
+            </m:r>
+            <m:r>
+              <m:rPr>
+                <m:sty m:val="p"/>
+              </m:rPr>
+              <w:rPr>
+                <w:rFonts w:ascii="Cambria Math" w:hAnsi="Cambria Math"/>
+                <w:sz w:val="28"/>
+                <w:szCs w:val="28"/>
+              </w:rPr>
+              <m:t>(</m:t>
+            </m:r>
+            <m:r>
+              <m:rPr>
+                <m:sty m:val="p"/>
+              </m:rPr>
+              <w:rPr>
+                <w:rFonts w:ascii="Cambria Math" w:hAnsi="Cambria Math"/>
+                <w:sz w:val="28"/>
+                <w:szCs w:val="28"/>
+              </w:rPr>
+              <m:t>0</m:t>
+            </m:r>
+            <m:r>
+              <m:rPr>
+                <m:sty m:val="p"/>
+              </m:rPr>
+              <w:rPr>
+                <w:rFonts w:ascii="Cambria Math" w:hAnsi="Cambria Math"/>
+                <w:sz w:val="28"/>
+                <w:szCs w:val="28"/>
+              </w:rPr>
+              <m:t>,</m:t>
+            </m:r>
+            <m:r>
+              <m:rPr>
+                <m:sty m:val="i"/>
+              </m:rPr>
+              <w:rPr>
+                <w:rFonts w:ascii="Cambria Math" w:hAnsi="Cambria Math"/>
+                <w:sz w:val="28"/>
+                <w:szCs w:val="28"/>
+              </w:rPr>
+              <m:t>z</m:t>
+            </m:r>
+            <m:r>
+              <m:rPr>
+                <m:sty m:val="p"/>
+              </m:rPr>
+              <w:rPr>
+                <w:rFonts w:ascii="Cambria Math" w:hAnsi="Cambria Math"/>
+                <w:sz w:val="28"/>
+                <w:szCs w:val="28"/>
+              </w:rPr>
+              <m:t>)</m:t>
+            </m:r>
+          </m:e>
+        </m:box>
+      </m:oMath>
+      <w:r>
+        <w:rPr>
+          <w:rFonts w:ascii="Times New Roman" w:hAnsi="Times New Roman" w:cs="Times New Roman"/>
+          <w:sz w:val="28"/>
+          <w:szCs w:val="28"/>
+        </w:rPr>
+        <w:t xml:space="preserve">, стандартная для скрытых слоёв, и гиперболический тангенс </w:t>
+      </w:r>
+      <m:oMath>
+        <m:box>
+          <m:e>
+            <m:r>
+              <m:rPr>
+                <m:sty m:val="p"/>
+              </m:rPr>
+              <w:rPr>
+                <w:rFonts w:ascii="Cambria Math" w:hAnsi="Cambria Math"/>
+                <w:sz w:val="28"/>
+                <w:szCs w:val="28"/>
+              </w:rPr>
+              <m:t>tanh</m:t>
+            </m:r>
+            <m:r>
+              <m:rPr>
+                <m:sty m:val="i"/>
+              </m:rPr>
+              <w:rPr>
+                <w:rFonts w:ascii="Cambria Math" w:hAnsi="Cambria Math"/>
+                <w:sz w:val="28"/>
+                <w:szCs w:val="28"/>
+              </w:rPr>
+              <m:t>z</m:t>
+            </m:r>
+          </m:e>
+        </m:box>
+      </m:oMath>
+      <w:r>
+        <w:rPr>
+          <w:rFonts w:ascii="Times New Roman" w:hAnsi="Times New Roman" w:cs="Times New Roman"/>
+          <w:sz w:val="28"/>
+          <w:szCs w:val="28"/>
+        </w:rPr>
+        <w:t xml:space="preserve">, значения которого лежат в интервале </w:t>
+      </w:r>
+      <m:oMath>
+        <m:box>
+          <m:e>
+            <m:r>
+              <m:rPr>
+                <m:sty m:val="p"/>
+              </m:rPr>
+              <w:rPr>
+                <w:rFonts w:ascii="Cambria Math" w:hAnsi="Cambria Math"/>
+                <w:sz w:val="28"/>
+                <w:szCs w:val="28"/>
+              </w:rPr>
+              <m:t>(</m:t>
+            </m:r>
+            <m:r>
+              <m:rPr>
+                <m:sty m:val="p"/>
+              </m:rPr>
+              <w:rPr>
+                <w:rFonts w:ascii="Cambria Math" w:hAnsi="Cambria Math"/>
+                <w:sz w:val="28"/>
+                <w:szCs w:val="28"/>
+              </w:rPr>
+              <m:t>−</m:t>
+            </m:r>
+            <m:r>
+              <m:rPr>
+                <m:sty m:val="p"/>
+              </m:rPr>
+              <w:rPr>
+                <w:rFonts w:ascii="Cambria Math" w:hAnsi="Cambria Math"/>
+                <w:sz w:val="28"/>
+                <w:szCs w:val="28"/>
+              </w:rPr>
+              <m:t>1</m:t>
+            </m:r>
+            <m:r>
+              <m:rPr>
+                <m:sty m:val="i"/>
+              </m:rPr>
+              <w:rPr>
+                <w:rFonts w:ascii="Cambria Math" w:hAnsi="Cambria Math"/>
+                <w:sz w:val="28"/>
+                <w:szCs w:val="28"/>
+              </w:rPr>
+              <m:t>;</m:t>
+            </m:r>
+            <m:r>
+              <w:rPr>
+                <w:rFonts w:ascii="Cambria Math" w:hAnsi="Cambria Math"/>
+                <w:sz w:val="28"/>
+                <w:szCs w:val="28"/>
+              </w:rPr>
+              <m:t> </m:t>
+            </m:r>
+            <m:r>
+              <m:rPr>
+                <m:sty m:val="p"/>
+              </m:rPr>
+              <w:rPr>
+                <w:rFonts w:ascii="Cambria Math" w:hAnsi="Cambria Math"/>
+                <w:sz w:val="28"/>
+                <w:szCs w:val="28"/>
+              </w:rPr>
+              <m:t>1</m:t>
+            </m:r>
+            <m:r>
+              <m:rPr>
+                <m:sty m:val="p"/>
+              </m:rPr>
+              <w:rPr>
+                <w:rFonts w:ascii="Cambria Math" w:hAnsi="Cambria Math"/>
+                <w:sz w:val="28"/>
+                <w:szCs w:val="28"/>
+              </w:rPr>
+              <m:t>)</m:t>
+            </m:r>
+          </m:e>
+        </m:box>
+      </m:oMath>
+      <w:r>
+        <w:rPr>
+          <w:rFonts w:ascii="Times New Roman" w:hAnsi="Times New Roman" w:cs="Times New Roman"/>
+          <w:sz w:val="28"/>
+          <w:szCs w:val="28"/>
+        </w:rPr>
+        <w:t xml:space="preserve">.</w:t>
       </w:r>
     </w:p>
     <w:p>
@@ -1926,7 +2490,590 @@
           <w:sz w:val="28"/>
           <w:szCs w:val="28"/>
         </w:rPr>
-        <w:t xml:space="preserve">Для обновления параметров используется оптимизатор Adam [5]. Он хранит скользящие средние градиента и его квадрата и за счёт этого подбирает величину шага отдельно для каждого параметра, что делает обучение менее чувствительным к выбору скорости обучения. Градиент на каждом шаге оценивается по пакету из 32 объектов, один проход по всей обучающей выборке называется эпохой.</w:t>
+        <w:t xml:space="preserve">Последний слой выдаёт по одному числу </w:t>
+      </w:r>
+      <m:oMath>
+        <m:box>
+          <m:e>
+            <m:sSub>
+              <m:e>
+                <m:r>
+                  <m:rPr>
+                    <m:sty m:val="i"/>
+                  </m:rPr>
+                  <w:rPr>
+                    <w:rFonts w:ascii="Cambria Math" w:hAnsi="Cambria Math"/>
+                    <w:sz w:val="28"/>
+                    <w:szCs w:val="28"/>
+                  </w:rPr>
+                  <m:t>z</m:t>
+                </m:r>
+              </m:e>
+              <m:sub>
+                <m:r>
+                  <m:rPr>
+                    <m:sty m:val="i"/>
+                  </m:rPr>
+                  <w:rPr>
+                    <w:rFonts w:ascii="Cambria Math" w:hAnsi="Cambria Math"/>
+                    <w:sz w:val="28"/>
+                    <w:szCs w:val="28"/>
+                  </w:rPr>
+                  <m:t>k</m:t>
+                </m:r>
+              </m:sub>
+            </m:sSub>
+          </m:e>
+        </m:box>
+      </m:oMath>
+      <w:r>
+        <w:rPr>
+          <w:rFonts w:ascii="Times New Roman" w:hAnsi="Times New Roman" w:cs="Times New Roman"/>
+          <w:sz w:val="28"/>
+          <w:szCs w:val="28"/>
+        </w:rPr>
+        <w:t xml:space="preserve"> на каждый из </w:t>
+      </w:r>
+      <m:oMath>
+        <m:box>
+          <m:e>
+            <m:r>
+              <m:rPr>
+                <m:sty m:val="i"/>
+              </m:rPr>
+              <w:rPr>
+                <w:rFonts w:ascii="Cambria Math" w:hAnsi="Cambria Math"/>
+                <w:sz w:val="28"/>
+                <w:szCs w:val="28"/>
+              </w:rPr>
+              <m:t>K</m:t>
+            </m:r>
+          </m:e>
+        </m:box>
+      </m:oMath>
+      <w:r>
+        <w:rPr>
+          <w:rFonts w:ascii="Times New Roman" w:hAnsi="Times New Roman" w:cs="Times New Roman"/>
+          <w:sz w:val="28"/>
+          <w:szCs w:val="28"/>
+        </w:rPr>
+        <w:t xml:space="preserve"> классов. Функция softmax переводит их в вероятности классов, а функцией потерь служит перекрёстная энтропия:</w:t>
+      </w:r>
+    </w:p>
+    <w:p>
+      <w:pPr>
+        <w:snapToGrid w:val="0"/>
+        <w:tabs>
+          <w:tab w:val="center" w:pos="4677"/>
+          <w:tab w:val="right" w:pos="9354"/>
+        </w:tabs>
+        <w:spacing w:before="60" w:after="60" w:line="240" w:lineRule="auto"/>
+        <w:ind w:left="0" w:right="0" w:firstLine="0"/>
+        <w:jc w:val="left"/>
+        <w:rPr>
+          <w:rFonts w:ascii="Times New Roman" w:hAnsi="Times New Roman" w:cs="Times New Roman"/>
+          <w:sz w:val="28"/>
+          <w:szCs w:val="28"/>
+        </w:rPr>
+      </w:pPr>
+      <w:r>
+        <w:rPr>
+          <w:rFonts w:ascii="Times New Roman" w:hAnsi="Times New Roman" w:cs="Times New Roman"/>
+          <w:sz w:val="28"/>
+          <w:szCs w:val="28"/>
+        </w:rPr>
+        <w:tab/>
+      </w:r>
+      <m:oMath>
+        <m:box>
+          <m:e>
+            <m:sSub>
+              <m:e>
+                <m:r>
+                  <m:rPr>
+                    <m:sty m:val="i"/>
+                  </m:rPr>
+                  <w:rPr>
+                    <w:rFonts w:ascii="Cambria Math" w:hAnsi="Cambria Math"/>
+                    <w:sz w:val="28"/>
+                    <w:szCs w:val="28"/>
+                  </w:rPr>
+                  <m:t>p</m:t>
+                </m:r>
+              </m:e>
+              <m:sub>
+                <m:r>
+                  <m:rPr>
+                    <m:sty m:val="i"/>
+                  </m:rPr>
+                  <w:rPr>
+                    <w:rFonts w:ascii="Cambria Math" w:hAnsi="Cambria Math"/>
+                    <w:sz w:val="28"/>
+                    <w:szCs w:val="28"/>
+                  </w:rPr>
+                  <m:t>k</m:t>
+                </m:r>
+              </m:sub>
+            </m:sSub>
+            <m:r>
+              <m:rPr>
+                <m:sty m:val="p"/>
+              </m:rPr>
+              <w:rPr>
+                <w:rFonts w:ascii="Cambria Math" w:hAnsi="Cambria Math"/>
+                <w:sz w:val="28"/>
+                <w:szCs w:val="28"/>
+              </w:rPr>
+              <m:t>=</m:t>
+            </m:r>
+            <m:f>
+              <m:num>
+                <m:box>
+                  <m:e>
+                    <m:sSup>
+                      <m:e>
+                        <m:r>
+                          <m:rPr>
+                            <m:sty m:val="i"/>
+                          </m:rPr>
+                          <w:rPr>
+                            <w:rFonts w:ascii="Cambria Math" w:hAnsi="Cambria Math"/>
+                            <w:sz w:val="28"/>
+                            <w:szCs w:val="28"/>
+                          </w:rPr>
+                          <m:t>e</m:t>
+                        </m:r>
+                      </m:e>
+                      <m:sup>
+                        <m:box>
+                          <m:e>
+                            <m:sSub>
+                              <m:e>
+                                <m:r>
+                                  <m:rPr>
+                                    <m:sty m:val="i"/>
+                                  </m:rPr>
+                                  <w:rPr>
+                                    <w:rFonts w:ascii="Cambria Math" w:hAnsi="Cambria Math"/>
+                                    <w:sz w:val="28"/>
+                                    <w:szCs w:val="28"/>
+                                  </w:rPr>
+                                  <m:t>z</m:t>
+                                </m:r>
+                              </m:e>
+                              <m:sub>
+                                <m:r>
+                                  <m:rPr>
+                                    <m:sty m:val="i"/>
+                                  </m:rPr>
+                                  <w:rPr>
+                                    <w:rFonts w:ascii="Cambria Math" w:hAnsi="Cambria Math"/>
+                                    <w:sz w:val="28"/>
+                                    <w:szCs w:val="28"/>
+                                  </w:rPr>
+                                  <m:t>k</m:t>
+                                </m:r>
+                              </m:sub>
+                            </m:sSub>
+                          </m:e>
+                        </m:box>
+                      </m:sup>
+                    </m:sSup>
+                  </m:e>
+                </m:box>
+              </m:num>
+              <m:den>
+                <m:box>
+                  <m:e>
+                    <m:nary>
+                      <m:naryPr>
+                        <m:chr m:val="∑"/>
+                        <m:limLoc m:val="undOvr"/>
+                      </m:naryPr>
+                      <m:sub>
+                        <m:box>
+                          <m:e>
+                            <m:r>
+                              <m:rPr>
+                                <m:sty m:val="i"/>
+                              </m:rPr>
+                              <w:rPr>
+                                <w:rFonts w:ascii="Cambria Math" w:hAnsi="Cambria Math"/>
+                                <w:sz w:val="28"/>
+                                <w:szCs w:val="28"/>
+                              </w:rPr>
+                              <m:t>j</m:t>
+                            </m:r>
+                            <m:r>
+                              <m:rPr>
+                                <m:sty m:val="p"/>
+                              </m:rPr>
+                              <w:rPr>
+                                <w:rFonts w:ascii="Cambria Math" w:hAnsi="Cambria Math"/>
+                                <w:sz w:val="28"/>
+                                <w:szCs w:val="28"/>
+                              </w:rPr>
+                              <m:t>=</m:t>
+                            </m:r>
+                            <m:r>
+                              <m:rPr>
+                                <m:sty m:val="p"/>
+                              </m:rPr>
+                              <w:rPr>
+                                <w:rFonts w:ascii="Cambria Math" w:hAnsi="Cambria Math"/>
+                                <w:sz w:val="28"/>
+                                <w:szCs w:val="28"/>
+                              </w:rPr>
+                              <m:t>1</m:t>
+                            </m:r>
+                          </m:e>
+                        </m:box>
+                      </m:sub>
+                      <m:sup>
+                        <m:box>
+                          <m:e>
+                            <m:r>
+                              <m:rPr>
+                                <m:sty m:val="i"/>
+                              </m:rPr>
+                              <w:rPr>
+                                <w:rFonts w:ascii="Cambria Math" w:hAnsi="Cambria Math"/>
+                                <w:sz w:val="28"/>
+                                <w:szCs w:val="28"/>
+                              </w:rPr>
+                              <m:t>K</m:t>
+                            </m:r>
+                          </m:e>
+                        </m:box>
+                      </m:sup>
+                      <m:e>
+                        <m:sSup>
+                          <m:e>
+                            <m:r>
+                              <m:rPr>
+                                <m:sty m:val="i"/>
+                              </m:rPr>
+                              <w:rPr>
+                                <w:rFonts w:ascii="Cambria Math" w:hAnsi="Cambria Math"/>
+                                <w:sz w:val="28"/>
+                                <w:szCs w:val="28"/>
+                              </w:rPr>
+                              <m:t>e</m:t>
+                            </m:r>
+                          </m:e>
+                          <m:sup>
+                            <m:box>
+                              <m:e>
+                                <m:sSub>
+                                  <m:e>
+                                    <m:r>
+                                      <m:rPr>
+                                        <m:sty m:val="i"/>
+                                      </m:rPr>
+                                      <w:rPr>
+                                        <w:rFonts w:ascii="Cambria Math" w:hAnsi="Cambria Math"/>
+                                        <w:sz w:val="28"/>
+                                        <w:szCs w:val="28"/>
+                                      </w:rPr>
+                                      <m:t>z</m:t>
+                                    </m:r>
+                                  </m:e>
+                                  <m:sub>
+                                    <m:r>
+                                      <m:rPr>
+                                        <m:sty m:val="i"/>
+                                      </m:rPr>
+                                      <w:rPr>
+                                        <w:rFonts w:ascii="Cambria Math" w:hAnsi="Cambria Math"/>
+                                        <w:sz w:val="28"/>
+                                        <w:szCs w:val="28"/>
+                                      </w:rPr>
+                                      <m:t>j</m:t>
+                                    </m:r>
+                                  </m:sub>
+                                </m:sSub>
+                              </m:e>
+                            </m:box>
+                          </m:sup>
+                        </m:sSup>
+                      </m:e>
+                    </m:nary>
+                  </m:e>
+                </m:box>
+              </m:den>
+            </m:f>
+            <m:r>
+              <m:rPr>
+                <m:sty m:val="p"/>
+              </m:rPr>
+              <w:rPr>
+                <w:rFonts w:ascii="Cambria Math" w:hAnsi="Cambria Math"/>
+                <w:sz w:val="28"/>
+                <w:szCs w:val="28"/>
+              </w:rPr>
+              <m:t>,</m:t>
+            </m:r>
+          </m:e>
+        </m:box>
+      </m:oMath>
+      <w:r>
+        <w:rPr>
+          <w:rFonts w:ascii="Times New Roman" w:hAnsi="Times New Roman" w:cs="Times New Roman"/>
+          <w:sz w:val="28"/>
+          <w:szCs w:val="28"/>
+        </w:rPr>
+        <w:tab/>
+      </w:r>
+      <w:r>
+        <w:rPr>
+          <w:rFonts w:ascii="Times New Roman" w:hAnsi="Times New Roman" w:cs="Times New Roman"/>
+          <w:sz w:val="28"/>
+          <w:szCs w:val="28"/>
+        </w:rPr>
+        <w:t>(2)</w:t>
+      </w:r>
+    </w:p>
+    <w:p>
+      <w:pPr>
+        <w:snapToGrid w:val="0"/>
+        <w:tabs>
+          <w:tab w:val="center" w:pos="4677"/>
+          <w:tab w:val="right" w:pos="9354"/>
+        </w:tabs>
+        <w:spacing w:before="60" w:after="60" w:line="240" w:lineRule="auto"/>
+        <w:ind w:left="0" w:right="0" w:firstLine="0"/>
+        <w:jc w:val="left"/>
+        <w:rPr>
+          <w:rFonts w:ascii="Times New Roman" w:hAnsi="Times New Roman" w:cs="Times New Roman"/>
+          <w:sz w:val="28"/>
+          <w:szCs w:val="28"/>
+        </w:rPr>
+      </w:pPr>
+      <w:r>
+        <w:rPr>
+          <w:rFonts w:ascii="Times New Roman" w:hAnsi="Times New Roman" w:cs="Times New Roman"/>
+          <w:sz w:val="28"/>
+          <w:szCs w:val="28"/>
+        </w:rPr>
+        <w:tab/>
+      </w:r>
+      <m:oMath>
+        <m:box>
+          <m:e>
+            <m:r>
+              <m:rPr>
+                <m:sty m:val="i"/>
+              </m:rPr>
+              <w:rPr>
+                <w:rFonts w:ascii="Cambria Math" w:hAnsi="Cambria Math"/>
+                <w:sz w:val="28"/>
+                <w:szCs w:val="28"/>
+              </w:rPr>
+              <m:t>L</m:t>
+            </m:r>
+            <m:r>
+              <m:rPr>
+                <m:sty m:val="p"/>
+              </m:rPr>
+              <w:rPr>
+                <w:rFonts w:ascii="Cambria Math" w:hAnsi="Cambria Math"/>
+                <w:sz w:val="28"/>
+                <w:szCs w:val="28"/>
+              </w:rPr>
+              <m:t>=</m:t>
+            </m:r>
+            <m:r>
+              <m:rPr>
+                <m:sty m:val="p"/>
+              </m:rPr>
+              <w:rPr>
+                <w:rFonts w:ascii="Cambria Math" w:hAnsi="Cambria Math"/>
+                <w:sz w:val="28"/>
+                <w:szCs w:val="28"/>
+              </w:rPr>
+              <m:t>−</m:t>
+            </m:r>
+            <m:r>
+              <m:rPr>
+                <m:sty m:val="p"/>
+              </m:rPr>
+              <w:rPr>
+                <w:rFonts w:ascii="Cambria Math" w:hAnsi="Cambria Math"/>
+                <w:sz w:val="28"/>
+                <w:szCs w:val="28"/>
+              </w:rPr>
+              <m:t>ln</m:t>
+            </m:r>
+            <m:sSub>
+              <m:e>
+                <m:r>
+                  <m:rPr>
+                    <m:sty m:val="i"/>
+                  </m:rPr>
+                  <w:rPr>
+                    <w:rFonts w:ascii="Cambria Math" w:hAnsi="Cambria Math"/>
+                    <w:sz w:val="28"/>
+                    <w:szCs w:val="28"/>
+                  </w:rPr>
+                  <m:t>p</m:t>
+                </m:r>
+              </m:e>
+              <m:sub>
+                <m:r>
+                  <m:rPr>
+                    <m:sty m:val="i"/>
+                  </m:rPr>
+                  <w:rPr>
+                    <w:rFonts w:ascii="Cambria Math" w:hAnsi="Cambria Math"/>
+                    <w:sz w:val="28"/>
+                    <w:szCs w:val="28"/>
+                  </w:rPr>
+                  <m:t>y</m:t>
+                </m:r>
+              </m:sub>
+            </m:sSub>
+            <m:r>
+              <m:rPr>
+                <m:sty m:val="p"/>
+              </m:rPr>
+              <w:rPr>
+                <w:rFonts w:ascii="Cambria Math" w:hAnsi="Cambria Math"/>
+                <w:sz w:val="28"/>
+                <w:szCs w:val="28"/>
+              </w:rPr>
+              <m:t>,</m:t>
+            </m:r>
+          </m:e>
+        </m:box>
+      </m:oMath>
+      <w:r>
+        <w:rPr>
+          <w:rFonts w:ascii="Times New Roman" w:hAnsi="Times New Roman" w:cs="Times New Roman"/>
+          <w:sz w:val="28"/>
+          <w:szCs w:val="28"/>
+        </w:rPr>
+        <w:tab/>
+      </w:r>
+      <w:r>
+        <w:rPr>
+          <w:rFonts w:ascii="Times New Roman" w:hAnsi="Times New Roman" w:cs="Times New Roman"/>
+          <w:sz w:val="28"/>
+          <w:szCs w:val="28"/>
+        </w:rPr>
+        <w:t>(3)</w:t>
+      </w:r>
+    </w:p>
+    <w:p>
+      <w:pPr>
+        <w:snapToGrid w:val="0"/>
+        <w:spacing w:line="360" w:lineRule="auto"/>
+        <w:jc w:val="both"/>
+        <w:ind w:left="0" w:firstLine="0"/>
+        <w:rPr>
+          <w:rFonts w:ascii="Times New Roman" w:hAnsi="Times New Roman" w:cs="Times New Roman"/>
+          <w:sz w:val="28"/>
+          <w:szCs w:val="28"/>
+        </w:rPr>
+      </w:pPr>
+      <w:r>
+        <w:rPr>
+          <w:rFonts w:ascii="Times New Roman" w:hAnsi="Times New Roman" w:cs="Times New Roman"/>
+          <w:sz w:val="28"/>
+          <w:szCs w:val="28"/>
+        </w:rPr>
+        <w:t xml:space="preserve">где </w:t>
+      </w:r>
+      <m:oMath>
+        <m:box>
+          <m:e>
+            <m:sSub>
+              <m:e>
+                <m:r>
+                  <m:rPr>
+                    <m:sty m:val="i"/>
+                  </m:rPr>
+                  <w:rPr>
+                    <w:rFonts w:ascii="Cambria Math" w:hAnsi="Cambria Math"/>
+                    <w:sz w:val="28"/>
+                    <w:szCs w:val="28"/>
+                  </w:rPr>
+                  <m:t>p</m:t>
+                </m:r>
+              </m:e>
+              <m:sub>
+                <m:r>
+                  <m:rPr>
+                    <m:sty m:val="i"/>
+                  </m:rPr>
+                  <w:rPr>
+                    <w:rFonts w:ascii="Cambria Math" w:hAnsi="Cambria Math"/>
+                    <w:sz w:val="28"/>
+                    <w:szCs w:val="28"/>
+                  </w:rPr>
+                  <m:t>k</m:t>
+                </m:r>
+              </m:sub>
+            </m:sSub>
+          </m:e>
+        </m:box>
+      </m:oMath>
+      <w:r>
+        <w:rPr>
+          <w:rFonts w:ascii="Times New Roman" w:hAnsi="Times New Roman" w:cs="Times New Roman"/>
+          <w:sz w:val="28"/>
+          <w:szCs w:val="28"/>
+        </w:rPr>
+        <w:t xml:space="preserve"> — вероятность </w:t>
+      </w:r>
+      <m:oMath>
+        <m:box>
+          <m:e>
+            <m:r>
+              <m:rPr>
+                <m:sty m:val="i"/>
+              </m:rPr>
+              <w:rPr>
+                <w:rFonts w:ascii="Cambria Math" w:hAnsi="Cambria Math"/>
+                <w:sz w:val="28"/>
+                <w:szCs w:val="28"/>
+              </w:rPr>
+              <m:t>k</m:t>
+            </m:r>
+          </m:e>
+        </m:box>
+      </m:oMath>
+      <w:r>
+        <w:rPr>
+          <w:rFonts w:ascii="Times New Roman" w:hAnsi="Times New Roman" w:cs="Times New Roman"/>
+          <w:sz w:val="28"/>
+          <w:szCs w:val="28"/>
+        </w:rPr>
+        <w:t xml:space="preserve">-го класса; </w:t>
+      </w:r>
+      <m:oMath>
+        <m:box>
+          <m:e>
+            <m:r>
+              <m:rPr>
+                <m:sty m:val="i"/>
+              </m:rPr>
+              <w:rPr>
+                <w:rFonts w:ascii="Cambria Math" w:hAnsi="Cambria Math"/>
+                <w:sz w:val="28"/>
+                <w:szCs w:val="28"/>
+              </w:rPr>
+              <m:t>y</m:t>
+            </m:r>
+          </m:e>
+        </m:box>
+      </m:oMath>
+      <w:r>
+        <w:rPr>
+          <w:rFonts w:ascii="Times New Roman" w:hAnsi="Times New Roman" w:cs="Times New Roman"/>
+          <w:sz w:val="28"/>
+          <w:szCs w:val="28"/>
+        </w:rPr>
+        <w:t xml:space="preserve"> — истинный класс объекта.</w:t>
       </w:r>
     </w:p>
     <w:p>
@@ -1947,6 +3094,275 @@
           <w:sz w:val="28"/>
           <w:szCs w:val="28"/>
         </w:rPr>
+        <w:t xml:space="preserve">Обучение — минимизация средних потерь по обучающей выборке градиентным методом: на каждом шаге параметры модели </w:t>
+      </w:r>
+      <m:oMath>
+        <m:box>
+          <m:e>
+            <m:r>
+              <m:rPr>
+                <m:sty m:val="i"/>
+              </m:rPr>
+              <w:rPr>
+                <w:rFonts w:ascii="Cambria Math" w:hAnsi="Cambria Math"/>
+                <w:sz w:val="28"/>
+                <w:szCs w:val="28"/>
+              </w:rPr>
+              <m:t>θ</m:t>
+            </m:r>
+          </m:e>
+        </m:box>
+      </m:oMath>
+      <w:r>
+        <w:rPr>
+          <w:rFonts w:ascii="Times New Roman" w:hAnsi="Times New Roman" w:cs="Times New Roman"/>
+          <w:sz w:val="28"/>
+          <w:szCs w:val="28"/>
+        </w:rPr>
+        <w:t xml:space="preserve"> сдвигаются в направлении антиградиента</w:t>
+      </w:r>
+    </w:p>
+    <w:p>
+      <w:pPr>
+        <w:snapToGrid w:val="0"/>
+        <w:tabs>
+          <w:tab w:val="center" w:pos="4677"/>
+          <w:tab w:val="right" w:pos="9354"/>
+        </w:tabs>
+        <w:spacing w:before="60" w:after="60" w:line="240" w:lineRule="auto"/>
+        <w:ind w:left="0" w:right="0" w:firstLine="0"/>
+        <w:jc w:val="left"/>
+        <w:rPr>
+          <w:rFonts w:ascii="Times New Roman" w:hAnsi="Times New Roman" w:cs="Times New Roman"/>
+          <w:sz w:val="28"/>
+          <w:szCs w:val="28"/>
+        </w:rPr>
+      </w:pPr>
+      <w:r>
+        <w:rPr>
+          <w:rFonts w:ascii="Times New Roman" w:hAnsi="Times New Roman" w:cs="Times New Roman"/>
+          <w:sz w:val="28"/>
+          <w:szCs w:val="28"/>
+        </w:rPr>
+        <w:tab/>
+      </w:r>
+      <m:oMath>
+        <m:box>
+          <m:e>
+            <m:r>
+              <m:rPr>
+                <m:sty m:val="i"/>
+              </m:rPr>
+              <w:rPr>
+                <w:rFonts w:ascii="Cambria Math" w:hAnsi="Cambria Math"/>
+                <w:sz w:val="28"/>
+                <w:szCs w:val="28"/>
+              </w:rPr>
+              <m:t>θ</m:t>
+            </m:r>
+            <m:r>
+              <m:rPr>
+                <m:sty m:val="p"/>
+              </m:rPr>
+              <w:rPr>
+                <w:rFonts w:ascii="Cambria Math" w:hAnsi="Cambria Math"/>
+                <w:sz w:val="28"/>
+                <w:szCs w:val="28"/>
+              </w:rPr>
+              <m:t>←</m:t>
+            </m:r>
+            <m:r>
+              <m:rPr>
+                <m:sty m:val="i"/>
+              </m:rPr>
+              <w:rPr>
+                <w:rFonts w:ascii="Cambria Math" w:hAnsi="Cambria Math"/>
+                <w:sz w:val="28"/>
+                <w:szCs w:val="28"/>
+              </w:rPr>
+              <m:t>θ</m:t>
+            </m:r>
+            <m:r>
+              <m:rPr>
+                <m:sty m:val="p"/>
+              </m:rPr>
+              <w:rPr>
+                <w:rFonts w:ascii="Cambria Math" w:hAnsi="Cambria Math"/>
+                <w:sz w:val="28"/>
+                <w:szCs w:val="28"/>
+              </w:rPr>
+              <m:t>−</m:t>
+            </m:r>
+            <m:r>
+              <m:rPr>
+                <m:sty m:val="i"/>
+              </m:rPr>
+              <w:rPr>
+                <w:rFonts w:ascii="Cambria Math" w:hAnsi="Cambria Math"/>
+                <w:sz w:val="28"/>
+                <w:szCs w:val="28"/>
+              </w:rPr>
+              <m:t>η</m:t>
+            </m:r>
+            <m:sSub>
+              <m:e>
+                <m:r>
+                  <m:rPr>
+                    <m:sty m:val="p"/>
+                  </m:rPr>
+                  <w:rPr>
+                    <w:rFonts w:ascii="Cambria Math" w:hAnsi="Cambria Math"/>
+                    <w:sz w:val="28"/>
+                    <w:szCs w:val="28"/>
+                  </w:rPr>
+                  <m:t>∇</m:t>
+                </m:r>
+              </m:e>
+              <m:sub>
+                <m:box>
+                  <m:e>
+                    <m:r>
+                      <m:rPr>
+                        <m:sty m:val="i"/>
+                      </m:rPr>
+                      <w:rPr>
+                        <w:rFonts w:ascii="Cambria Math" w:hAnsi="Cambria Math"/>
+                        <w:sz w:val="28"/>
+                        <w:szCs w:val="28"/>
+                      </w:rPr>
+                      <m:t>θ</m:t>
+                    </m:r>
+                  </m:e>
+                </m:box>
+              </m:sub>
+            </m:sSub>
+            <m:r>
+              <m:rPr>
+                <m:sty m:val="i"/>
+              </m:rPr>
+              <w:rPr>
+                <w:rFonts w:ascii="Cambria Math" w:hAnsi="Cambria Math"/>
+                <w:sz w:val="28"/>
+                <w:szCs w:val="28"/>
+              </w:rPr>
+              <m:t>L</m:t>
+            </m:r>
+            <m:r>
+              <m:rPr>
+                <m:sty m:val="p"/>
+              </m:rPr>
+              <w:rPr>
+                <w:rFonts w:ascii="Cambria Math" w:hAnsi="Cambria Math"/>
+                <w:sz w:val="28"/>
+                <w:szCs w:val="28"/>
+              </w:rPr>
+              <m:t>,</m:t>
+            </m:r>
+          </m:e>
+        </m:box>
+      </m:oMath>
+      <w:r>
+        <w:rPr>
+          <w:rFonts w:ascii="Times New Roman" w:hAnsi="Times New Roman" w:cs="Times New Roman"/>
+          <w:sz w:val="28"/>
+          <w:szCs w:val="28"/>
+        </w:rPr>
+        <w:tab/>
+      </w:r>
+      <w:r>
+        <w:rPr>
+          <w:rFonts w:ascii="Times New Roman" w:hAnsi="Times New Roman" w:cs="Times New Roman"/>
+          <w:sz w:val="28"/>
+          <w:szCs w:val="28"/>
+        </w:rPr>
+        <w:t>(4)</w:t>
+      </w:r>
+    </w:p>
+    <w:p>
+      <w:pPr>
+        <w:snapToGrid w:val="0"/>
+        <w:spacing w:line="360" w:lineRule="auto"/>
+        <w:jc w:val="both"/>
+        <w:ind w:left="0" w:firstLine="0"/>
+        <w:rPr>
+          <w:rFonts w:ascii="Times New Roman" w:hAnsi="Times New Roman" w:cs="Times New Roman"/>
+          <w:sz w:val="28"/>
+          <w:szCs w:val="28"/>
+        </w:rPr>
+      </w:pPr>
+      <w:r>
+        <w:rPr>
+          <w:rFonts w:ascii="Times New Roman" w:hAnsi="Times New Roman" w:cs="Times New Roman"/>
+          <w:sz w:val="28"/>
+          <w:szCs w:val="28"/>
+        </w:rPr>
+        <w:t xml:space="preserve">где </w:t>
+      </w:r>
+      <m:oMath>
+        <m:box>
+          <m:e>
+            <m:r>
+              <m:rPr>
+                <m:sty m:val="i"/>
+              </m:rPr>
+              <w:rPr>
+                <w:rFonts w:ascii="Cambria Math" w:hAnsi="Cambria Math"/>
+                <w:sz w:val="28"/>
+                <w:szCs w:val="28"/>
+              </w:rPr>
+              <m:t>η</m:t>
+            </m:r>
+          </m:e>
+        </m:box>
+      </m:oMath>
+      <w:r>
+        <w:rPr>
+          <w:rFonts w:ascii="Times New Roman" w:hAnsi="Times New Roman" w:cs="Times New Roman"/>
+          <w:sz w:val="28"/>
+          <w:szCs w:val="28"/>
+        </w:rPr>
+        <w:t xml:space="preserve"> — скорость обучения.</w:t>
+      </w:r>
+    </w:p>
+    <w:p>
+      <w:pPr>
+        <w:snapToGrid w:val="0"/>
+        <w:spacing w:line="360" w:lineRule="auto"/>
+        <w:ind w:firstLine="709"/>
+        <w:jc w:val="both"/>
+        <w:rPr>
+          <w:rFonts w:ascii="Times New Roman" w:hAnsi="Times New Roman" w:cs="Times New Roman"/>
+          <w:sz w:val="28"/>
+          <w:szCs w:val="28"/>
+        </w:rPr>
+      </w:pPr>
+      <w:r>
+        <w:rPr>
+          <w:rFonts w:ascii="Times New Roman" w:hAnsi="Times New Roman" w:cs="Times New Roman"/>
+          <w:sz w:val="28"/>
+          <w:szCs w:val="28"/>
+        </w:rPr>
+        <w:t xml:space="preserve">Градиенты по всем параметрам вычисляются методом обратного распространения ошибки, то есть последовательным применением правила дифференцирования сложной функции от выхода сети к входу [2, 3]. В PyTorch это выполняет механизм автоматического дифференцирования autograd [4]. Для обновления параметров используется оптимизатор Adam [5]: он хранит скользящие средние градиента и его квадрата и за счёт этого подбирает величину шага отдельно для каждого параметра. Один проход по обучающей выборке называется эпохой.</w:t>
+      </w:r>
+    </w:p>
+    <w:p>
+      <w:pPr>
+        <w:snapToGrid w:val="0"/>
+        <w:spacing w:line="360" w:lineRule="auto"/>
+        <w:ind w:firstLine="709"/>
+        <w:jc w:val="both"/>
+        <w:rPr>
+          <w:rFonts w:ascii="Times New Roman" w:hAnsi="Times New Roman" w:cs="Times New Roman"/>
+          <w:sz w:val="28"/>
+          <w:szCs w:val="28"/>
+        </w:rPr>
+      </w:pPr>
+      <w:r>
+        <w:rPr>
+          <w:rFonts w:ascii="Times New Roman" w:hAnsi="Times New Roman" w:cs="Times New Roman"/>
+          <w:sz w:val="28"/>
+          <w:szCs w:val="28"/>
+        </w:rPr>
         <w:t xml:space="preserve">Главная опасность при обучении — переобучение: модель с большим числом параметров запоминает обучающие примеры, включая шум, и хуже работает на новых данных [3, 6]. Признак переобучения — разрыв между точностью на обучающей и на тестовой выборке. Поэтому выборка делится на три части: обучающую, валидационную и тестовую. Параметры подбираются на обучающей части, валидационная используется для контроля обучения, а тестовая — только для итоговой оценки. Признаки предварительно стандартизуются, причём среднее и дисперсия вычисляются только по обучающей части [7].</w:t>
       </w:r>
     </w:p>
@@ -1968,7 +3384,235 @@
           <w:sz w:val="28"/>
           <w:szCs w:val="28"/>
         </w:rPr>
-        <w:t xml:space="preserve">В работе рассматриваются два способа регуляризации. Ранняя остановка прекращает обучение, если потери на валидационной выборке не уменьшаются заданное число эпох подряд, и восстанавливает веса с наилучшей валидацией [8]. L2-регуляризация (weight decay) добавляет к функции потерь штраф λ‖θ‖², который удерживает веса вблизи нуля и делает функцию, реализуемую сетью, более гладкой [9].</w:t>
+        <w:t xml:space="preserve">В работе рассматриваются два способа регуляризации. Ранняя остановка прекращает обучение, если потери на валидационной выборке не уменьшаются заданное число эпох подряд, и восстанавливает веса с наилучшей валидацией [8]. L2-регуляризация (weight decay) добавляет к функции потерь штраф, который удерживает веса вблизи нуля и делает функцию, реализуемую сетью, более гладкой [9]:</w:t>
+      </w:r>
+    </w:p>
+    <w:p>
+      <w:pPr>
+        <w:snapToGrid w:val="0"/>
+        <w:tabs>
+          <w:tab w:val="center" w:pos="4677"/>
+          <w:tab w:val="right" w:pos="9354"/>
+        </w:tabs>
+        <w:spacing w:before="60" w:after="60" w:line="240" w:lineRule="auto"/>
+        <w:ind w:left="0" w:right="0" w:firstLine="0"/>
+        <w:jc w:val="left"/>
+        <w:rPr>
+          <w:rFonts w:ascii="Times New Roman" w:hAnsi="Times New Roman" w:cs="Times New Roman"/>
+          <w:sz w:val="28"/>
+          <w:szCs w:val="28"/>
+        </w:rPr>
+      </w:pPr>
+      <w:r>
+        <w:rPr>
+          <w:rFonts w:ascii="Times New Roman" w:hAnsi="Times New Roman" w:cs="Times New Roman"/>
+          <w:sz w:val="28"/>
+          <w:szCs w:val="28"/>
+        </w:rPr>
+        <w:tab/>
+      </w:r>
+      <m:oMath>
+        <m:box>
+          <m:e>
+            <m:sSub>
+              <m:e>
+                <m:r>
+                  <m:rPr>
+                    <m:sty m:val="i"/>
+                  </m:rPr>
+                  <w:rPr>
+                    <w:rFonts w:ascii="Cambria Math" w:hAnsi="Cambria Math"/>
+                    <w:sz w:val="28"/>
+                    <w:szCs w:val="28"/>
+                  </w:rPr>
+                  <m:t>L</m:t>
+                </m:r>
+              </m:e>
+              <m:sub>
+                <m:box>
+                  <m:e>
+                    <m:r>
+                      <m:rPr>
+                        <m:sty m:val="i"/>
+                      </m:rPr>
+                      <w:rPr>
+                        <w:rFonts w:ascii="Cambria Math" w:hAnsi="Cambria Math"/>
+                        <w:sz w:val="28"/>
+                        <w:szCs w:val="28"/>
+                      </w:rPr>
+                      <m:t>λ</m:t>
+                    </m:r>
+                  </m:e>
+                </m:box>
+              </m:sub>
+            </m:sSub>
+            <m:r>
+              <m:rPr>
+                <m:sty m:val="p"/>
+              </m:rPr>
+              <w:rPr>
+                <w:rFonts w:ascii="Cambria Math" w:hAnsi="Cambria Math"/>
+                <w:sz w:val="28"/>
+                <w:szCs w:val="28"/>
+              </w:rPr>
+              <m:t>=</m:t>
+            </m:r>
+            <m:r>
+              <m:rPr>
+                <m:sty m:val="i"/>
+              </m:rPr>
+              <w:rPr>
+                <w:rFonts w:ascii="Cambria Math" w:hAnsi="Cambria Math"/>
+                <w:sz w:val="28"/>
+                <w:szCs w:val="28"/>
+              </w:rPr>
+              <m:t>L</m:t>
+            </m:r>
+            <m:r>
+              <m:rPr>
+                <m:sty m:val="p"/>
+              </m:rPr>
+              <w:rPr>
+                <w:rFonts w:ascii="Cambria Math" w:hAnsi="Cambria Math"/>
+                <w:sz w:val="28"/>
+                <w:szCs w:val="28"/>
+              </w:rPr>
+              <m:t>+</m:t>
+            </m:r>
+            <m:r>
+              <m:rPr>
+                <m:sty m:val="i"/>
+              </m:rPr>
+              <w:rPr>
+                <w:rFonts w:ascii="Cambria Math" w:hAnsi="Cambria Math"/>
+                <w:sz w:val="28"/>
+                <w:szCs w:val="28"/>
+              </w:rPr>
+              <m:t>λ</m:t>
+            </m:r>
+            <m:sSup>
+              <m:e>
+                <m:box>
+                  <m:e>
+                    <m:d>
+                      <m:dPr>
+                        <m:begChr m:val="‖"/>
+                        <m:endChr m:val="‖"/>
+                      </m:dPr>
+                      <m:e>
+                        <m:box>
+                          <m:e>
+                            <m:r>
+                              <m:rPr>
+                                <m:sty m:val="i"/>
+                              </m:rPr>
+                              <w:rPr>
+                                <w:rFonts w:ascii="Cambria Math" w:hAnsi="Cambria Math"/>
+                                <w:sz w:val="28"/>
+                                <w:szCs w:val="28"/>
+                              </w:rPr>
+                              <m:t>θ</m:t>
+                            </m:r>
+                          </m:e>
+                        </m:box>
+                      </m:e>
+                    </m:d>
+                  </m:e>
+                </m:box>
+              </m:e>
+              <m:sup>
+                <m:box>
+                  <m:e>
+                    <m:r>
+                      <m:rPr>
+                        <m:sty m:val="p"/>
+                      </m:rPr>
+                      <w:rPr>
+                        <w:rFonts w:ascii="Cambria Math" w:hAnsi="Cambria Math"/>
+                        <w:sz w:val="28"/>
+                        <w:szCs w:val="28"/>
+                      </w:rPr>
+                      <m:t>2</m:t>
+                    </m:r>
+                  </m:e>
+                </m:box>
+              </m:sup>
+            </m:sSup>
+            <m:r>
+              <m:rPr>
+                <m:sty m:val="p"/>
+              </m:rPr>
+              <w:rPr>
+                <w:rFonts w:ascii="Cambria Math" w:hAnsi="Cambria Math"/>
+                <w:sz w:val="28"/>
+                <w:szCs w:val="28"/>
+              </w:rPr>
+              <m:t>,</m:t>
+            </m:r>
+          </m:e>
+        </m:box>
+      </m:oMath>
+      <w:r>
+        <w:rPr>
+          <w:rFonts w:ascii="Times New Roman" w:hAnsi="Times New Roman" w:cs="Times New Roman"/>
+          <w:sz w:val="28"/>
+          <w:szCs w:val="28"/>
+        </w:rPr>
+        <w:tab/>
+      </w:r>
+      <w:r>
+        <w:rPr>
+          <w:rFonts w:ascii="Times New Roman" w:hAnsi="Times New Roman" w:cs="Times New Roman"/>
+          <w:sz w:val="28"/>
+          <w:szCs w:val="28"/>
+        </w:rPr>
+        <w:t>(5)</w:t>
+      </w:r>
+    </w:p>
+    <w:p>
+      <w:pPr>
+        <w:snapToGrid w:val="0"/>
+        <w:spacing w:line="360" w:lineRule="auto"/>
+        <w:jc w:val="both"/>
+        <w:ind w:left="0" w:firstLine="0"/>
+        <w:rPr>
+          <w:rFonts w:ascii="Times New Roman" w:hAnsi="Times New Roman" w:cs="Times New Roman"/>
+          <w:sz w:val="28"/>
+          <w:szCs w:val="28"/>
+        </w:rPr>
+      </w:pPr>
+      <w:r>
+        <w:rPr>
+          <w:rFonts w:ascii="Times New Roman" w:hAnsi="Times New Roman" w:cs="Times New Roman"/>
+          <w:sz w:val="28"/>
+          <w:szCs w:val="28"/>
+        </w:rPr>
+        <w:t xml:space="preserve">где </w:t>
+      </w:r>
+      <m:oMath>
+        <m:box>
+          <m:e>
+            <m:r>
+              <m:rPr>
+                <m:sty m:val="i"/>
+              </m:rPr>
+              <w:rPr>
+                <w:rFonts w:ascii="Cambria Math" w:hAnsi="Cambria Math"/>
+                <w:sz w:val="28"/>
+                <w:szCs w:val="28"/>
+              </w:rPr>
+              <m:t>λ</m:t>
+            </m:r>
+          </m:e>
+        </m:box>
+      </m:oMath>
+      <w:r>
+        <w:rPr>
+          <w:rFonts w:ascii="Times New Roman" w:hAnsi="Times New Roman" w:cs="Times New Roman"/>
+          <w:sz w:val="28"/>
+          <w:szCs w:val="28"/>
+        </w:rPr>
+        <w:t xml:space="preserve"> — коэффициент регуляризации.</w:t>
       </w:r>
     </w:p>
     <w:p>
@@ -1989,7 +3633,7 @@
           <w:sz w:val="28"/>
           <w:szCs w:val="28"/>
         </w:rPr>
-        <w:t xml:space="preserve">Качество классификации оценивается четырьмя метриками [7, 10]. Accuracy — доля верных ответов. Precision класса — доля верных среди объектов, отнесённых моделью к этому классу, recall — доля найденных объектов класса, F1-score — их гармоническое среднее. Для многоклассовых задач precision, recall и F1 усредняются по классам с равными весами (macro-усреднение). Влияние архитектуры сети, скорости обучения, функции активации и регуляризации на эти метрики [6, 11] исследуется в разделах 4.1–4.3.</w:t>
+        <w:t xml:space="preserve">Качество классификации оценивается четырьмя метриками [7, 10]. Accuracy — доля верных ответов. Precision класса — доля верных среди объектов, отнесённых моделью к этому классу, recall — доля найденных объектов класса, F1-score — их гармоническое среднее. Для многоклассовых задач precision, recall и F1 усредняются по классам с равными весами (macro-усреднение). Влияние параметров сети и обучения на эти метрики [6, 11] исследуется в разделе 4.</w:t>
       </w:r>
     </w:p>
     <w:p>
@@ -2035,7 +3679,400 @@
           <w:sz w:val="28"/>
           <w:szCs w:val="28"/>
         </w:rPr>
-        <w:t xml:space="preserve">Состояние кубита описывается двумя амплитудами: |ψ⟩ = α|0⟩ + β|1⟩, |α|² + |β|² = 1; при измерении он даёт 0 с вероятностью |α|² и 1 с вероятностью |β|² [12, 13]. Выходом квантовой схемы служит среднее значение ⟨Z⟩ = P(0) − P(1) для каждого кубита. Схема состоит из вращений кубитов на заданные углы и вентилей CNOT, связывающих кубиты между собой. Если часть углов задаётся входными данными, а часть обучается, схема становится обучаемой функцией [14]. Современные квантовые устройства невелики и зашумлены [15], а моделирование схем на обычном компьютере требует ресурсов, экспоненциально растущих с числом кубитов.</w:t>
+        <w:t xml:space="preserve">Состояние кубита описывается двумя комплексными амплитудами </w:t>
+      </w:r>
+      <m:oMath>
+        <m:box>
+          <m:e>
+            <m:r>
+              <m:rPr>
+                <m:sty m:val="i"/>
+              </m:rPr>
+              <w:rPr>
+                <w:rFonts w:ascii="Cambria Math" w:hAnsi="Cambria Math"/>
+                <w:sz w:val="28"/>
+                <w:szCs w:val="28"/>
+              </w:rPr>
+              <m:t>α</m:t>
+            </m:r>
+          </m:e>
+        </m:box>
+      </m:oMath>
+      <w:r>
+        <w:rPr>
+          <w:rFonts w:ascii="Times New Roman" w:hAnsi="Times New Roman" w:cs="Times New Roman"/>
+          <w:sz w:val="28"/>
+          <w:szCs w:val="28"/>
+        </w:rPr>
+        <w:t xml:space="preserve"> и </w:t>
+      </w:r>
+      <m:oMath>
+        <m:box>
+          <m:e>
+            <m:r>
+              <m:rPr>
+                <m:sty m:val="i"/>
+              </m:rPr>
+              <w:rPr>
+                <w:rFonts w:ascii="Cambria Math" w:hAnsi="Cambria Math"/>
+                <w:sz w:val="28"/>
+                <w:szCs w:val="28"/>
+              </w:rPr>
+              <m:t>β</m:t>
+            </m:r>
+          </m:e>
+        </m:box>
+      </m:oMath>
+      <w:r>
+        <w:rPr>
+          <w:rFonts w:ascii="Times New Roman" w:hAnsi="Times New Roman" w:cs="Times New Roman"/>
+          <w:sz w:val="28"/>
+          <w:szCs w:val="28"/>
+        </w:rPr>
+        <w:t xml:space="preserve"> [12, 13]:</w:t>
+      </w:r>
+    </w:p>
+    <w:p>
+      <w:pPr>
+        <w:snapToGrid w:val="0"/>
+        <w:tabs>
+          <w:tab w:val="center" w:pos="4677"/>
+          <w:tab w:val="right" w:pos="9354"/>
+        </w:tabs>
+        <w:spacing w:before="60" w:after="60" w:line="240" w:lineRule="auto"/>
+        <w:ind w:left="0" w:right="0" w:firstLine="0"/>
+        <w:jc w:val="left"/>
+        <w:rPr>
+          <w:rFonts w:ascii="Times New Roman" w:hAnsi="Times New Roman" w:cs="Times New Roman"/>
+          <w:sz w:val="28"/>
+          <w:szCs w:val="28"/>
+        </w:rPr>
+      </w:pPr>
+      <w:r>
+        <w:rPr>
+          <w:rFonts w:ascii="Times New Roman" w:hAnsi="Times New Roman" w:cs="Times New Roman"/>
+          <w:sz w:val="28"/>
+          <w:szCs w:val="28"/>
+        </w:rPr>
+        <w:tab/>
+      </w:r>
+      <m:oMath>
+        <m:box>
+          <m:e>
+            <m:box>
+              <m:e>
+                <m:d>
+                  <m:dPr>
+                    <m:begChr m:val="|"/>
+                    <m:endChr m:val="⟩"/>
+                  </m:dPr>
+                  <m:e>
+                    <m:box>
+                      <m:e>
+                        <m:r>
+                          <m:rPr>
+                            <m:sty m:val="i"/>
+                          </m:rPr>
+                          <w:rPr>
+                            <w:rFonts w:ascii="Cambria Math" w:hAnsi="Cambria Math"/>
+                            <w:sz w:val="28"/>
+                            <w:szCs w:val="28"/>
+                          </w:rPr>
+                          <m:t>ψ</m:t>
+                        </m:r>
+                      </m:e>
+                    </m:box>
+                  </m:e>
+                </m:d>
+              </m:e>
+            </m:box>
+            <m:r>
+              <m:rPr>
+                <m:sty m:val="p"/>
+              </m:rPr>
+              <w:rPr>
+                <w:rFonts w:ascii="Cambria Math" w:hAnsi="Cambria Math"/>
+                <w:sz w:val="28"/>
+                <w:szCs w:val="28"/>
+              </w:rPr>
+              <m:t>=</m:t>
+            </m:r>
+            <m:r>
+              <m:rPr>
+                <m:sty m:val="i"/>
+              </m:rPr>
+              <w:rPr>
+                <w:rFonts w:ascii="Cambria Math" w:hAnsi="Cambria Math"/>
+                <w:sz w:val="28"/>
+                <w:szCs w:val="28"/>
+              </w:rPr>
+              <m:t>α</m:t>
+            </m:r>
+            <m:box>
+              <m:e>
+                <m:d>
+                  <m:dPr>
+                    <m:begChr m:val="|"/>
+                    <m:endChr m:val="⟩"/>
+                  </m:dPr>
+                  <m:e>
+                    <m:box>
+                      <m:e>
+                        <m:r>
+                          <m:rPr>
+                            <m:sty m:val="p"/>
+                          </m:rPr>
+                          <w:rPr>
+                            <w:rFonts w:ascii="Cambria Math" w:hAnsi="Cambria Math"/>
+                            <w:sz w:val="28"/>
+                            <w:szCs w:val="28"/>
+                          </w:rPr>
+                          <m:t>0</m:t>
+                        </m:r>
+                      </m:e>
+                    </m:box>
+                  </m:e>
+                </m:d>
+              </m:e>
+            </m:box>
+            <m:r>
+              <m:rPr>
+                <m:sty m:val="p"/>
+              </m:rPr>
+              <w:rPr>
+                <w:rFonts w:ascii="Cambria Math" w:hAnsi="Cambria Math"/>
+                <w:sz w:val="28"/>
+                <w:szCs w:val="28"/>
+              </w:rPr>
+              <m:t>+</m:t>
+            </m:r>
+            <m:r>
+              <m:rPr>
+                <m:sty m:val="i"/>
+              </m:rPr>
+              <w:rPr>
+                <w:rFonts w:ascii="Cambria Math" w:hAnsi="Cambria Math"/>
+                <w:sz w:val="28"/>
+                <w:szCs w:val="28"/>
+              </w:rPr>
+              <m:t>β</m:t>
+            </m:r>
+            <m:box>
+              <m:e>
+                <m:d>
+                  <m:dPr>
+                    <m:begChr m:val="|"/>
+                    <m:endChr m:val="⟩"/>
+                  </m:dPr>
+                  <m:e>
+                    <m:box>
+                      <m:e>
+                        <m:r>
+                          <m:rPr>
+                            <m:sty m:val="p"/>
+                          </m:rPr>
+                          <w:rPr>
+                            <w:rFonts w:ascii="Cambria Math" w:hAnsi="Cambria Math"/>
+                            <w:sz w:val="28"/>
+                            <w:szCs w:val="28"/>
+                          </w:rPr>
+                          <m:t>1</m:t>
+                        </m:r>
+                      </m:e>
+                    </m:box>
+                  </m:e>
+                </m:d>
+              </m:e>
+            </m:box>
+            <m:r>
+              <m:rPr>
+                <m:sty m:val="p"/>
+              </m:rPr>
+              <w:rPr>
+                <w:rFonts w:ascii="Cambria Math" w:hAnsi="Cambria Math"/>
+                <w:sz w:val="28"/>
+                <w:szCs w:val="28"/>
+              </w:rPr>
+              <m:t>,</m:t>
+            </m:r>
+            <m:r>
+              <w:rPr>
+                <w:rFonts w:ascii="Cambria Math" w:hAnsi="Cambria Math"/>
+                <w:sz w:val="28"/>
+                <w:szCs w:val="28"/>
+              </w:rPr>
+              <m:t> </m:t>
+            </m:r>
+            <m:r>
+              <m:rPr>
+                <m:sty m:val="p"/>
+              </m:rPr>
+              <w:rPr>
+                <w:rFonts w:ascii="Cambria Math" w:hAnsi="Cambria Math"/>
+                <w:sz w:val="28"/>
+                <w:szCs w:val="28"/>
+              </w:rPr>
+              <m:t>|</m:t>
+            </m:r>
+            <m:r>
+              <m:rPr>
+                <m:sty m:val="i"/>
+              </m:rPr>
+              <w:rPr>
+                <w:rFonts w:ascii="Cambria Math" w:hAnsi="Cambria Math"/>
+                <w:sz w:val="28"/>
+                <w:szCs w:val="28"/>
+              </w:rPr>
+              <m:t>α</m:t>
+            </m:r>
+            <m:sSup>
+              <m:e>
+                <m:r>
+                  <m:rPr>
+                    <m:sty m:val="p"/>
+                  </m:rPr>
+                  <w:rPr>
+                    <w:rFonts w:ascii="Cambria Math" w:hAnsi="Cambria Math"/>
+                    <w:sz w:val="28"/>
+                    <w:szCs w:val="28"/>
+                  </w:rPr>
+                  <m:t>|</m:t>
+                </m:r>
+              </m:e>
+              <m:sup>
+                <m:box>
+                  <m:e>
+                    <m:r>
+                      <m:rPr>
+                        <m:sty m:val="p"/>
+                      </m:rPr>
+                      <w:rPr>
+                        <w:rFonts w:ascii="Cambria Math" w:hAnsi="Cambria Math"/>
+                        <w:sz w:val="28"/>
+                        <w:szCs w:val="28"/>
+                      </w:rPr>
+                      <m:t>2</m:t>
+                    </m:r>
+                  </m:e>
+                </m:box>
+              </m:sup>
+            </m:sSup>
+            <m:r>
+              <m:rPr>
+                <m:sty m:val="p"/>
+              </m:rPr>
+              <w:rPr>
+                <w:rFonts w:ascii="Cambria Math" w:hAnsi="Cambria Math"/>
+                <w:sz w:val="28"/>
+                <w:szCs w:val="28"/>
+              </w:rPr>
+              <m:t>+</m:t>
+            </m:r>
+            <m:r>
+              <m:rPr>
+                <m:sty m:val="p"/>
+              </m:rPr>
+              <w:rPr>
+                <w:rFonts w:ascii="Cambria Math" w:hAnsi="Cambria Math"/>
+                <w:sz w:val="28"/>
+                <w:szCs w:val="28"/>
+              </w:rPr>
+              <m:t>|</m:t>
+            </m:r>
+            <m:r>
+              <m:rPr>
+                <m:sty m:val="i"/>
+              </m:rPr>
+              <w:rPr>
+                <w:rFonts w:ascii="Cambria Math" w:hAnsi="Cambria Math"/>
+                <w:sz w:val="28"/>
+                <w:szCs w:val="28"/>
+              </w:rPr>
+              <m:t>β</m:t>
+            </m:r>
+            <m:sSup>
+              <m:e>
+                <m:r>
+                  <m:rPr>
+                    <m:sty m:val="p"/>
+                  </m:rPr>
+                  <w:rPr>
+                    <w:rFonts w:ascii="Cambria Math" w:hAnsi="Cambria Math"/>
+                    <w:sz w:val="28"/>
+                    <w:szCs w:val="28"/>
+                  </w:rPr>
+                  <m:t>|</m:t>
+                </m:r>
+              </m:e>
+              <m:sup>
+                <m:box>
+                  <m:e>
+                    <m:r>
+                      <m:rPr>
+                        <m:sty m:val="p"/>
+                      </m:rPr>
+                      <w:rPr>
+                        <w:rFonts w:ascii="Cambria Math" w:hAnsi="Cambria Math"/>
+                        <w:sz w:val="28"/>
+                        <w:szCs w:val="28"/>
+                      </w:rPr>
+                      <m:t>2</m:t>
+                    </m:r>
+                  </m:e>
+                </m:box>
+              </m:sup>
+            </m:sSup>
+            <m:r>
+              <m:rPr>
+                <m:sty m:val="p"/>
+              </m:rPr>
+              <w:rPr>
+                <w:rFonts w:ascii="Cambria Math" w:hAnsi="Cambria Math"/>
+                <w:sz w:val="28"/>
+                <w:szCs w:val="28"/>
+              </w:rPr>
+              <m:t>=</m:t>
+            </m:r>
+            <m:r>
+              <m:rPr>
+                <m:sty m:val="p"/>
+              </m:rPr>
+              <w:rPr>
+                <w:rFonts w:ascii="Cambria Math" w:hAnsi="Cambria Math"/>
+                <w:sz w:val="28"/>
+                <w:szCs w:val="28"/>
+              </w:rPr>
+              <m:t>1</m:t>
+            </m:r>
+            <m:r>
+              <m:rPr>
+                <m:sty m:val="p"/>
+              </m:rPr>
+              <w:rPr>
+                <w:rFonts w:ascii="Cambria Math" w:hAnsi="Cambria Math"/>
+                <w:sz w:val="28"/>
+                <w:szCs w:val="28"/>
+              </w:rPr>
+              <m:t>.</m:t>
+            </m:r>
+          </m:e>
+        </m:box>
+      </m:oMath>
+      <w:r>
+        <w:rPr>
+          <w:rFonts w:ascii="Times New Roman" w:hAnsi="Times New Roman" w:cs="Times New Roman"/>
+          <w:sz w:val="28"/>
+          <w:szCs w:val="28"/>
+        </w:rPr>
+        <w:tab/>
+      </w:r>
+      <w:r>
+        <w:rPr>
+          <w:rFonts w:ascii="Times New Roman" w:hAnsi="Times New Roman" w:cs="Times New Roman"/>
+          <w:sz w:val="28"/>
+          <w:szCs w:val="28"/>
+        </w:rPr>
+        <w:t>(6)</w:t>
       </w:r>
     </w:p>
     <w:p>
@@ -2056,7 +4093,537 @@
           <w:sz w:val="28"/>
           <w:szCs w:val="28"/>
         </w:rPr>
-        <w:t xml:space="preserve">В PennyLane [1] используются стандартные шаблоны: AngleEmbedding кодирует признаки в углы вращений, по одному на кубит; StronglyEntanglingLayers — обучаемый слой вращений и вентилей CNOT; обёртка qml.qnn.TorchLayer превращает схему в модуль PyTorch. На их основе построены две модели с четырьмя кубитами и двумя слоями. Квантовая сеть (Quantum QNN) подаёт признаки в схему напрямую, а четыре значения ⟨Z⟩ линейно отображает в классы. Гибридная модель (Hybrid QNN, рисунок 1) содержит классический энкодер — линейный слой и функцию (π/2)·tanh, переводящие признаки в четыре угла, — ту же схему и выходной слой [16].</w:t>
+        <w:t xml:space="preserve">При измерении кубит даёт 0 с вероятностью </w:t>
+      </w:r>
+      <m:oMath>
+        <m:box>
+          <m:e>
+            <m:r>
+              <m:rPr>
+                <m:sty m:val="p"/>
+              </m:rPr>
+              <w:rPr>
+                <w:rFonts w:ascii="Cambria Math" w:hAnsi="Cambria Math"/>
+                <w:sz w:val="28"/>
+                <w:szCs w:val="28"/>
+              </w:rPr>
+              <m:t>|</m:t>
+            </m:r>
+            <m:r>
+              <m:rPr>
+                <m:sty m:val="i"/>
+              </m:rPr>
+              <w:rPr>
+                <w:rFonts w:ascii="Cambria Math" w:hAnsi="Cambria Math"/>
+                <w:sz w:val="28"/>
+                <w:szCs w:val="28"/>
+              </w:rPr>
+              <m:t>α</m:t>
+            </m:r>
+            <m:sSup>
+              <m:e>
+                <m:r>
+                  <m:rPr>
+                    <m:sty m:val="p"/>
+                  </m:rPr>
+                  <w:rPr>
+                    <w:rFonts w:ascii="Cambria Math" w:hAnsi="Cambria Math"/>
+                    <w:sz w:val="28"/>
+                    <w:szCs w:val="28"/>
+                  </w:rPr>
+                  <m:t>|</m:t>
+                </m:r>
+              </m:e>
+              <m:sup>
+                <m:box>
+                  <m:e>
+                    <m:r>
+                      <m:rPr>
+                        <m:sty m:val="p"/>
+                      </m:rPr>
+                      <w:rPr>
+                        <w:rFonts w:ascii="Cambria Math" w:hAnsi="Cambria Math"/>
+                        <w:sz w:val="28"/>
+                        <w:szCs w:val="28"/>
+                      </w:rPr>
+                      <m:t>2</m:t>
+                    </m:r>
+                  </m:e>
+                </m:box>
+              </m:sup>
+            </m:sSup>
+          </m:e>
+        </m:box>
+      </m:oMath>
+      <w:r>
+        <w:rPr>
+          <w:rFonts w:ascii="Times New Roman" w:hAnsi="Times New Roman" w:cs="Times New Roman"/>
+          <w:sz w:val="28"/>
+          <w:szCs w:val="28"/>
+        </w:rPr>
+        <w:t xml:space="preserve"> и 1 с вероятностью </w:t>
+      </w:r>
+      <m:oMath>
+        <m:box>
+          <m:e>
+            <m:r>
+              <m:rPr>
+                <m:sty m:val="p"/>
+              </m:rPr>
+              <w:rPr>
+                <w:rFonts w:ascii="Cambria Math" w:hAnsi="Cambria Math"/>
+                <w:sz w:val="28"/>
+                <w:szCs w:val="28"/>
+              </w:rPr>
+              <m:t>|</m:t>
+            </m:r>
+            <m:r>
+              <m:rPr>
+                <m:sty m:val="i"/>
+              </m:rPr>
+              <w:rPr>
+                <w:rFonts w:ascii="Cambria Math" w:hAnsi="Cambria Math"/>
+                <w:sz w:val="28"/>
+                <w:szCs w:val="28"/>
+              </w:rPr>
+              <m:t>β</m:t>
+            </m:r>
+            <m:sSup>
+              <m:e>
+                <m:r>
+                  <m:rPr>
+                    <m:sty m:val="p"/>
+                  </m:rPr>
+                  <w:rPr>
+                    <w:rFonts w:ascii="Cambria Math" w:hAnsi="Cambria Math"/>
+                    <w:sz w:val="28"/>
+                    <w:szCs w:val="28"/>
+                  </w:rPr>
+                  <m:t>|</m:t>
+                </m:r>
+              </m:e>
+              <m:sup>
+                <m:box>
+                  <m:e>
+                    <m:r>
+                      <m:rPr>
+                        <m:sty m:val="p"/>
+                      </m:rPr>
+                      <w:rPr>
+                        <w:rFonts w:ascii="Cambria Math" w:hAnsi="Cambria Math"/>
+                        <w:sz w:val="28"/>
+                        <w:szCs w:val="28"/>
+                      </w:rPr>
+                      <m:t>2</m:t>
+                    </m:r>
+                  </m:e>
+                </m:box>
+              </m:sup>
+            </m:sSup>
+          </m:e>
+        </m:box>
+      </m:oMath>
+      <w:r>
+        <w:rPr>
+          <w:rFonts w:ascii="Times New Roman" w:hAnsi="Times New Roman" w:cs="Times New Roman"/>
+          <w:sz w:val="28"/>
+          <w:szCs w:val="28"/>
+        </w:rPr>
+        <w:t xml:space="preserve">. Выходом квантовой схемы служит среднее значение наблюдаемой </w:t>
+      </w:r>
+      <m:oMath>
+        <m:box>
+          <m:e>
+            <m:r>
+              <m:rPr>
+                <m:sty m:val="i"/>
+              </m:rPr>
+              <w:rPr>
+                <w:rFonts w:ascii="Cambria Math" w:hAnsi="Cambria Math"/>
+                <w:sz w:val="28"/>
+                <w:szCs w:val="28"/>
+              </w:rPr>
+              <m:t>Z</m:t>
+            </m:r>
+          </m:e>
+        </m:box>
+      </m:oMath>
+      <w:r>
+        <w:rPr>
+          <w:rFonts w:ascii="Times New Roman" w:hAnsi="Times New Roman" w:cs="Times New Roman"/>
+          <w:sz w:val="28"/>
+          <w:szCs w:val="28"/>
+        </w:rPr>
+        <w:t xml:space="preserve"> для каждого кубита:</w:t>
+      </w:r>
+    </w:p>
+    <w:p>
+      <w:pPr>
+        <w:snapToGrid w:val="0"/>
+        <w:tabs>
+          <w:tab w:val="center" w:pos="4677"/>
+          <w:tab w:val="right" w:pos="9354"/>
+        </w:tabs>
+        <w:spacing w:before="60" w:after="60" w:line="240" w:lineRule="auto"/>
+        <w:ind w:left="0" w:right="0" w:firstLine="0"/>
+        <w:jc w:val="left"/>
+        <w:rPr>
+          <w:rFonts w:ascii="Times New Roman" w:hAnsi="Times New Roman" w:cs="Times New Roman"/>
+          <w:sz w:val="28"/>
+          <w:szCs w:val="28"/>
+        </w:rPr>
+      </w:pPr>
+      <w:r>
+        <w:rPr>
+          <w:rFonts w:ascii="Times New Roman" w:hAnsi="Times New Roman" w:cs="Times New Roman"/>
+          <w:sz w:val="28"/>
+          <w:szCs w:val="28"/>
+        </w:rPr>
+        <w:tab/>
+      </w:r>
+      <m:oMath>
+        <m:box>
+          <m:e>
+            <m:box>
+              <m:e>
+                <m:d>
+                  <m:dPr>
+                    <m:begChr m:val="⟨"/>
+                    <m:endChr m:val="⟩"/>
+                  </m:dPr>
+                  <m:e>
+                    <m:box>
+                      <m:e>
+                        <m:r>
+                          <m:rPr>
+                            <m:sty m:val="i"/>
+                          </m:rPr>
+                          <w:rPr>
+                            <w:rFonts w:ascii="Cambria Math" w:hAnsi="Cambria Math"/>
+                            <w:sz w:val="28"/>
+                            <w:szCs w:val="28"/>
+                          </w:rPr>
+                          <m:t>Z</m:t>
+                        </m:r>
+                      </m:e>
+                    </m:box>
+                  </m:e>
+                </m:d>
+              </m:e>
+            </m:box>
+            <m:r>
+              <m:rPr>
+                <m:sty m:val="p"/>
+              </m:rPr>
+              <w:rPr>
+                <w:rFonts w:ascii="Cambria Math" w:hAnsi="Cambria Math"/>
+                <w:sz w:val="28"/>
+                <w:szCs w:val="28"/>
+              </w:rPr>
+              <m:t>=</m:t>
+            </m:r>
+            <m:r>
+              <m:rPr>
+                <m:sty m:val="i"/>
+              </m:rPr>
+              <w:rPr>
+                <w:rFonts w:ascii="Cambria Math" w:hAnsi="Cambria Math"/>
+                <w:sz w:val="28"/>
+                <w:szCs w:val="28"/>
+              </w:rPr>
+              <m:t>P</m:t>
+            </m:r>
+            <m:r>
+              <m:rPr>
+                <m:sty m:val="p"/>
+              </m:rPr>
+              <w:rPr>
+                <w:rFonts w:ascii="Cambria Math" w:hAnsi="Cambria Math"/>
+                <w:sz w:val="28"/>
+                <w:szCs w:val="28"/>
+              </w:rPr>
+              <m:t>(</m:t>
+            </m:r>
+            <m:r>
+              <m:rPr>
+                <m:sty m:val="p"/>
+              </m:rPr>
+              <w:rPr>
+                <w:rFonts w:ascii="Cambria Math" w:hAnsi="Cambria Math"/>
+                <w:sz w:val="28"/>
+                <w:szCs w:val="28"/>
+              </w:rPr>
+              <m:t>0</m:t>
+            </m:r>
+            <m:r>
+              <m:rPr>
+                <m:sty m:val="p"/>
+              </m:rPr>
+              <w:rPr>
+                <w:rFonts w:ascii="Cambria Math" w:hAnsi="Cambria Math"/>
+                <w:sz w:val="28"/>
+                <w:szCs w:val="28"/>
+              </w:rPr>
+              <m:t>)</m:t>
+            </m:r>
+            <m:r>
+              <m:rPr>
+                <m:sty m:val="p"/>
+              </m:rPr>
+              <w:rPr>
+                <w:rFonts w:ascii="Cambria Math" w:hAnsi="Cambria Math"/>
+                <w:sz w:val="28"/>
+                <w:szCs w:val="28"/>
+              </w:rPr>
+              <m:t>−</m:t>
+            </m:r>
+            <m:r>
+              <m:rPr>
+                <m:sty m:val="i"/>
+              </m:rPr>
+              <w:rPr>
+                <w:rFonts w:ascii="Cambria Math" w:hAnsi="Cambria Math"/>
+                <w:sz w:val="28"/>
+                <w:szCs w:val="28"/>
+              </w:rPr>
+              <m:t>P</m:t>
+            </m:r>
+            <m:r>
+              <m:rPr>
+                <m:sty m:val="p"/>
+              </m:rPr>
+              <w:rPr>
+                <w:rFonts w:ascii="Cambria Math" w:hAnsi="Cambria Math"/>
+                <w:sz w:val="28"/>
+                <w:szCs w:val="28"/>
+              </w:rPr>
+              <m:t>(</m:t>
+            </m:r>
+            <m:r>
+              <m:rPr>
+                <m:sty m:val="p"/>
+              </m:rPr>
+              <w:rPr>
+                <w:rFonts w:ascii="Cambria Math" w:hAnsi="Cambria Math"/>
+                <w:sz w:val="28"/>
+                <w:szCs w:val="28"/>
+              </w:rPr>
+              <m:t>1</m:t>
+            </m:r>
+            <m:r>
+              <m:rPr>
+                <m:sty m:val="p"/>
+              </m:rPr>
+              <w:rPr>
+                <w:rFonts w:ascii="Cambria Math" w:hAnsi="Cambria Math"/>
+                <w:sz w:val="28"/>
+                <w:szCs w:val="28"/>
+              </w:rPr>
+              <m:t>)</m:t>
+            </m:r>
+            <m:r>
+              <m:rPr>
+                <m:sty m:val="p"/>
+              </m:rPr>
+              <w:rPr>
+                <w:rFonts w:ascii="Cambria Math" w:hAnsi="Cambria Math"/>
+                <w:sz w:val="28"/>
+                <w:szCs w:val="28"/>
+              </w:rPr>
+              <m:t>.</m:t>
+            </m:r>
+          </m:e>
+        </m:box>
+      </m:oMath>
+      <w:r>
+        <w:rPr>
+          <w:rFonts w:ascii="Times New Roman" w:hAnsi="Times New Roman" w:cs="Times New Roman"/>
+          <w:sz w:val="28"/>
+          <w:szCs w:val="28"/>
+        </w:rPr>
+        <w:tab/>
+      </w:r>
+      <w:r>
+        <w:rPr>
+          <w:rFonts w:ascii="Times New Roman" w:hAnsi="Times New Roman" w:cs="Times New Roman"/>
+          <w:sz w:val="28"/>
+          <w:szCs w:val="28"/>
+        </w:rPr>
+        <w:t>(7)</w:t>
+      </w:r>
+    </w:p>
+    <w:p>
+      <w:pPr>
+        <w:snapToGrid w:val="0"/>
+        <w:spacing w:line="360" w:lineRule="auto"/>
+        <w:ind w:firstLine="709"/>
+        <w:jc w:val="both"/>
+        <w:rPr>
+          <w:rFonts w:ascii="Times New Roman" w:hAnsi="Times New Roman" w:cs="Times New Roman"/>
+          <w:sz w:val="28"/>
+          <w:szCs w:val="28"/>
+        </w:rPr>
+      </w:pPr>
+      <w:r>
+        <w:rPr>
+          <w:rFonts w:ascii="Times New Roman" w:hAnsi="Times New Roman" w:cs="Times New Roman"/>
+          <w:sz w:val="28"/>
+          <w:szCs w:val="28"/>
+        </w:rPr>
+        <w:t xml:space="preserve">Схема состоит из вращений кубитов на заданные углы и вентилей CNOT, связывающих кубиты между собой. Если часть углов задаётся входными данными, а часть обучается, схема становится обучаемой функцией [14]. Современные квантовые устройства невелики и зашумлены [15], а моделирование схем на обычном компьютере экспоненциально дорожает с ростом числа кубитов.</w:t>
+      </w:r>
+    </w:p>
+    <w:p>
+      <w:pPr>
+        <w:snapToGrid w:val="0"/>
+        <w:spacing w:line="360" w:lineRule="auto"/>
+        <w:ind w:firstLine="709"/>
+        <w:jc w:val="both"/>
+        <w:rPr>
+          <w:rFonts w:ascii="Times New Roman" w:hAnsi="Times New Roman" w:cs="Times New Roman"/>
+          <w:sz w:val="28"/>
+          <w:szCs w:val="28"/>
+        </w:rPr>
+      </w:pPr>
+      <w:r>
+        <w:rPr>
+          <w:rFonts w:ascii="Times New Roman" w:hAnsi="Times New Roman" w:cs="Times New Roman"/>
+          <w:sz w:val="28"/>
+          <w:szCs w:val="28"/>
+        </w:rPr>
+        <w:t xml:space="preserve">В PennyLane [1] используются стандартные шаблоны: AngleEmbedding кодирует признаки в углы вращений, по одному на кубит; StronglyEntanglingLayers — обучаемый слой вращений и вентилей CNOT; обёртка qml.qnn.TorchLayer превращает схему в модуль PyTorch. На их основе построены две модели с четырьмя кубитами и двумя слоями. Квантовая сеть (Quantum QNN) подаёт признаки в схему напрямую, а четыре значения </w:t>
+      </w:r>
+      <m:oMath>
+        <m:box>
+          <m:e>
+            <m:box>
+              <m:e>
+                <m:d>
+                  <m:dPr>
+                    <m:begChr m:val="⟨"/>
+                    <m:endChr m:val="⟩"/>
+                  </m:dPr>
+                  <m:e>
+                    <m:box>
+                      <m:e>
+                        <m:r>
+                          <m:rPr>
+                            <m:sty m:val="i"/>
+                          </m:rPr>
+                          <w:rPr>
+                            <w:rFonts w:ascii="Cambria Math" w:hAnsi="Cambria Math"/>
+                            <w:sz w:val="28"/>
+                            <w:szCs w:val="28"/>
+                          </w:rPr>
+                          <m:t>Z</m:t>
+                        </m:r>
+                      </m:e>
+                    </m:box>
+                  </m:e>
+                </m:d>
+              </m:e>
+            </m:box>
+          </m:e>
+        </m:box>
+      </m:oMath>
+      <w:r>
+        <w:rPr>
+          <w:rFonts w:ascii="Times New Roman" w:hAnsi="Times New Roman" w:cs="Times New Roman"/>
+          <w:sz w:val="28"/>
+          <w:szCs w:val="28"/>
+        </w:rPr>
+        <w:t xml:space="preserve"> линейно отображает в классы. Гибридная модель (Hybrid QNN, рисунок 1) содержит классический энкодер — линейный слой и функцию </w:t>
+      </w:r>
+      <m:oMath>
+        <m:box>
+          <m:e>
+            <m:r>
+              <m:rPr>
+                <m:sty m:val="p"/>
+              </m:rPr>
+              <w:rPr>
+                <w:rFonts w:ascii="Cambria Math" w:hAnsi="Cambria Math"/>
+                <w:sz w:val="28"/>
+                <w:szCs w:val="28"/>
+              </w:rPr>
+              <m:t>(</m:t>
+            </m:r>
+            <m:r>
+              <m:rPr>
+                <m:sty m:val="i"/>
+              </m:rPr>
+              <w:rPr>
+                <w:rFonts w:ascii="Cambria Math" w:hAnsi="Cambria Math"/>
+                <w:sz w:val="28"/>
+                <w:szCs w:val="28"/>
+              </w:rPr>
+              <m:t>π</m:t>
+            </m:r>
+            <m:r>
+              <m:rPr>
+                <m:sty m:val="p"/>
+              </m:rPr>
+              <w:rPr>
+                <w:rFonts w:ascii="Cambria Math" w:hAnsi="Cambria Math"/>
+                <w:sz w:val="28"/>
+                <w:szCs w:val="28"/>
+              </w:rPr>
+              <m:t>/</m:t>
+            </m:r>
+            <m:r>
+              <m:rPr>
+                <m:sty m:val="p"/>
+              </m:rPr>
+              <w:rPr>
+                <w:rFonts w:ascii="Cambria Math" w:hAnsi="Cambria Math"/>
+                <w:sz w:val="28"/>
+                <w:szCs w:val="28"/>
+              </w:rPr>
+              <m:t>2</m:t>
+            </m:r>
+            <m:r>
+              <m:rPr>
+                <m:sty m:val="p"/>
+              </m:rPr>
+              <w:rPr>
+                <w:rFonts w:ascii="Cambria Math" w:hAnsi="Cambria Math"/>
+                <w:sz w:val="28"/>
+                <w:szCs w:val="28"/>
+              </w:rPr>
+              <m:t>)</m:t>
+            </m:r>
+            <m:r>
+              <m:rPr>
+                <m:sty m:val="p"/>
+              </m:rPr>
+              <w:rPr>
+                <w:rFonts w:ascii="Cambria Math" w:hAnsi="Cambria Math"/>
+                <w:sz w:val="28"/>
+                <w:szCs w:val="28"/>
+              </w:rPr>
+              <m:t>·</m:t>
+            </m:r>
+            <m:r>
+              <m:rPr>
+                <m:sty m:val="p"/>
+              </m:rPr>
+              <w:rPr>
+                <w:rFonts w:ascii="Cambria Math" w:hAnsi="Cambria Math"/>
+                <w:sz w:val="28"/>
+                <w:szCs w:val="28"/>
+              </w:rPr>
+              <m:t>tanh</m:t>
+            </m:r>
+          </m:e>
+        </m:box>
+      </m:oMath>
+      <w:r>
+        <w:rPr>
+          <w:rFonts w:ascii="Times New Roman" w:hAnsi="Times New Roman" w:cs="Times New Roman"/>
+          <w:sz w:val="28"/>
+          <w:szCs w:val="28"/>
+        </w:rPr>
+        <w:t xml:space="preserve">, переводящие признаки в четыре угла, — ту же схему и выходной слой [16].</w:t>
       </w:r>
     </w:p>
     <w:p>
@@ -2075,7 +4642,7 @@
       <w:r>
         <w:drawing>
           <wp:inline xmlns:a="http://schemas.openxmlformats.org/drawingml/2006/main" xmlns:pic="http://schemas.openxmlformats.org/drawingml/2006/picture">
-            <wp:extent cx="4860000" cy="1749600"/>
+            <wp:extent cx="3780000" cy="1360800"/>
             <wp:docPr id="1" name="Picture 1"/>
             <wp:cNvGraphicFramePr>
               <a:graphicFrameLocks noChangeAspect="1"/>
@@ -2096,7 +4663,7 @@
                   <pic:spPr>
                     <a:xfrm>
                       <a:off x="0" y="0"/>
-                      <a:ext cx="4860000" cy="1749600"/>
+                      <a:ext cx="3780000" cy="1360800"/>
                     </a:xfrm>
                     <a:prstGeom prst="rect"/>
                   </pic:spPr>
@@ -2125,7 +4692,7 @@
           <w:sz w:val="28"/>
           <w:szCs w:val="28"/>
         </w:rPr>
-        <w:t xml:space="preserve">Рисунок 1 – Гибридная модель Hybrid QNN на основе PennyLane</w:t>
+        <w:t xml:space="preserve">Рисунок 1 – Гибридная модель Hybrid QNN</w:t>
       </w:r>
     </w:p>
     <w:p>
@@ -9763,7 +12330,79 @@
           <w:sz w:val="28"/>
           <w:szCs w:val="28"/>
         </w:rPr>
-        <w:t xml:space="preserve">Гибридная модель показала качество на уровне перцептронов: на Iris и Breast Cancer немного выше (0,970 и 0,982 против 0,957 и 0,976 у перцептрона 32–16), на Wine и Moons немного ниже (0,967 и 0,905 против 0,981 и 0,930). Ни одно из этих различий не является статистически значимым (по критерию Уилкоксона p от 0,062 до 0,75). Квантовая модель без энкодера значимо уступает гибридной на Iris, Wine и Breast Cancer — на 4,3–8,7 п. п. (p = 0,002 для Breast Cancer): признаки подаются в углы напрямую, а для Wine и Breast Cancer ещё и сжимаются до четырёх, и часть информации теряется. На двумерных Moons и Circles квантовая модель работает на уровне гибридной.</w:t>
+        <w:t xml:space="preserve">Гибридная модель показала качество на уровне перцептронов: на Iris и Breast Cancer немного выше (0,970 и 0,982 против 0,957 и 0,976 у перцептрона 32–16), на Wine и Moons немного ниже (0,967 и 0,905 против 0,981 и 0,930). Ни одно из этих различий не является статистически значимым (по критерию Уилкоксона </w:t>
+      </w:r>
+      <m:oMath>
+        <m:box>
+          <m:e>
+            <m:r>
+              <m:rPr>
+                <m:sty m:val="i"/>
+              </m:rPr>
+              <w:rPr>
+                <w:rFonts w:ascii="Cambria Math" w:hAnsi="Cambria Math"/>
+                <w:sz w:val="28"/>
+                <w:szCs w:val="28"/>
+              </w:rPr>
+              <m:t>p</m:t>
+            </m:r>
+          </m:e>
+        </m:box>
+      </m:oMath>
+      <w:r>
+        <w:rPr>
+          <w:rFonts w:ascii="Times New Roman" w:hAnsi="Times New Roman" w:cs="Times New Roman"/>
+          <w:sz w:val="28"/>
+          <w:szCs w:val="28"/>
+        </w:rPr>
+        <w:t xml:space="preserve"> от 0,062 до 0,75). Квантовая модель без энкодера значимо уступает гибридной на Iris, Wine и Breast Cancer — на 4,3–8,7 п. п. (</w:t>
+      </w:r>
+      <m:oMath>
+        <m:box>
+          <m:e>
+            <m:r>
+              <m:rPr>
+                <m:sty m:val="i"/>
+              </m:rPr>
+              <w:rPr>
+                <w:rFonts w:ascii="Cambria Math" w:hAnsi="Cambria Math"/>
+                <w:sz w:val="28"/>
+                <w:szCs w:val="28"/>
+              </w:rPr>
+              <m:t>p</m:t>
+            </m:r>
+            <m:r>
+              <m:rPr>
+                <m:sty m:val="p"/>
+              </m:rPr>
+              <w:rPr>
+                <w:rFonts w:ascii="Cambria Math" w:hAnsi="Cambria Math"/>
+                <w:sz w:val="28"/>
+                <w:szCs w:val="28"/>
+              </w:rPr>
+              <m:t>=</m:t>
+            </m:r>
+            <m:r>
+              <m:rPr>
+                <m:nor/>
+              </m:rPr>
+              <w:rPr>
+                <w:rFonts w:ascii="Cambria Math" w:hAnsi="Cambria Math"/>
+                <w:sz w:val="28"/>
+                <w:szCs w:val="28"/>
+              </w:rPr>
+              <m:t>0,002</m:t>
+            </m:r>
+          </m:e>
+        </m:box>
+      </m:oMath>
+      <w:r>
+        <w:rPr>
+          <w:rFonts w:ascii="Times New Roman" w:hAnsi="Times New Roman" w:cs="Times New Roman"/>
+          <w:sz w:val="28"/>
+          <w:szCs w:val="28"/>
+        </w:rPr>
+        <w:t xml:space="preserve"> для Breast Cancer): признаки подаются в углы напрямую, а для Wine и Breast Cancer ещё и сжимаются до четырёх, и часть информации теряется. На двумерных Moons и Circles квантовая модель работает на уровне гибридной.</w:t>
       </w:r>
     </w:p>
     <w:p>
